--- a/app/compras/templates_docs/CONFERENCIA_PREGAO.docx
+++ b/app/compras/templates_docs/CONFERENCIA_PREGAO.docx
@@ -107,8 +107,8 @@
         <w:tblLook w:val="04a0" w:noHBand="0" w:noVBand="1" w:firstColumn="1" w:lastRow="0" w:lastColumn="0" w:firstRow="1"/>
       </w:tblPr>
       <w:tblGrid>
-        <w:gridCol w:w="758"/>
-        <w:gridCol w:w="292"/>
+        <w:gridCol w:w="757"/>
+        <w:gridCol w:w="293"/>
         <w:gridCol w:w="583"/>
         <w:gridCol w:w="7576"/>
         <w:gridCol w:w="1126"/>
@@ -303,7 +303,7 @@
         <w:trPr/>
         <w:tc>
           <w:tcPr>
-            <w:tcW w:w="758" w:type="dxa"/>
+            <w:tcW w:w="757" w:type="dxa"/>
             <w:vMerge w:val="restart"/>
             <w:tcBorders/>
             <w:textDirection w:val="btLr"/>
@@ -337,7 +337,7 @@
         </w:tc>
         <w:tc>
           <w:tcPr>
-            <w:tcW w:w="8451" w:type="dxa"/>
+            <w:tcW w:w="8452" w:type="dxa"/>
             <w:gridSpan w:val="3"/>
             <w:tcBorders/>
             <w:vAlign w:val="center"/>
@@ -399,7 +399,7 @@
         <w:trPr/>
         <w:tc>
           <w:tcPr>
-            <w:tcW w:w="758" w:type="dxa"/>
+            <w:tcW w:w="757" w:type="dxa"/>
             <w:vMerge w:val="continue"/>
             <w:tcBorders/>
             <w:vAlign w:val="center"/>
@@ -428,7 +428,7 @@
         </w:tc>
         <w:tc>
           <w:tcPr>
-            <w:tcW w:w="8451" w:type="dxa"/>
+            <w:tcW w:w="8452" w:type="dxa"/>
             <w:gridSpan w:val="3"/>
             <w:tcBorders/>
             <w:vAlign w:val="center"/>
@@ -490,7 +490,7 @@
         <w:trPr/>
         <w:tc>
           <w:tcPr>
-            <w:tcW w:w="758" w:type="dxa"/>
+            <w:tcW w:w="757" w:type="dxa"/>
             <w:vMerge w:val="continue"/>
             <w:tcBorders/>
             <w:vAlign w:val="center"/>
@@ -519,7 +519,7 @@
         </w:tc>
         <w:tc>
           <w:tcPr>
-            <w:tcW w:w="8451" w:type="dxa"/>
+            <w:tcW w:w="8452" w:type="dxa"/>
             <w:gridSpan w:val="3"/>
             <w:tcBorders/>
             <w:vAlign w:val="center"/>
@@ -581,7 +581,7 @@
         <w:trPr/>
         <w:tc>
           <w:tcPr>
-            <w:tcW w:w="758" w:type="dxa"/>
+            <w:tcW w:w="757" w:type="dxa"/>
             <w:vMerge w:val="continue"/>
             <w:tcBorders/>
             <w:vAlign w:val="center"/>
@@ -610,7 +610,7 @@
         </w:tc>
         <w:tc>
           <w:tcPr>
-            <w:tcW w:w="8451" w:type="dxa"/>
+            <w:tcW w:w="8452" w:type="dxa"/>
             <w:gridSpan w:val="3"/>
             <w:tcBorders/>
             <w:vAlign w:val="center"/>
@@ -672,7 +672,7 @@
         <w:trPr/>
         <w:tc>
           <w:tcPr>
-            <w:tcW w:w="758" w:type="dxa"/>
+            <w:tcW w:w="757" w:type="dxa"/>
             <w:vMerge w:val="continue"/>
             <w:tcBorders/>
             <w:vAlign w:val="center"/>
@@ -701,7 +701,7 @@
         </w:tc>
         <w:tc>
           <w:tcPr>
-            <w:tcW w:w="8451" w:type="dxa"/>
+            <w:tcW w:w="8452" w:type="dxa"/>
             <w:gridSpan w:val="3"/>
             <w:tcBorders/>
             <w:vAlign w:val="center"/>
@@ -763,7 +763,7 @@
         <w:trPr/>
         <w:tc>
           <w:tcPr>
-            <w:tcW w:w="758" w:type="dxa"/>
+            <w:tcW w:w="757" w:type="dxa"/>
             <w:vMerge w:val="continue"/>
             <w:tcBorders/>
             <w:vAlign w:val="center"/>
@@ -792,7 +792,7 @@
         </w:tc>
         <w:tc>
           <w:tcPr>
-            <w:tcW w:w="8451" w:type="dxa"/>
+            <w:tcW w:w="8452" w:type="dxa"/>
             <w:gridSpan w:val="3"/>
             <w:tcBorders/>
             <w:vAlign w:val="center"/>
@@ -854,7 +854,7 @@
         <w:trPr/>
         <w:tc>
           <w:tcPr>
-            <w:tcW w:w="758" w:type="dxa"/>
+            <w:tcW w:w="757" w:type="dxa"/>
             <w:vMerge w:val="continue"/>
             <w:tcBorders/>
             <w:vAlign w:val="center"/>
@@ -883,7 +883,7 @@
         </w:tc>
         <w:tc>
           <w:tcPr>
-            <w:tcW w:w="8451" w:type="dxa"/>
+            <w:tcW w:w="8452" w:type="dxa"/>
             <w:gridSpan w:val="3"/>
             <w:tcBorders/>
             <w:vAlign w:val="center"/>
@@ -945,7 +945,7 @@
         <w:trPr/>
         <w:tc>
           <w:tcPr>
-            <w:tcW w:w="758" w:type="dxa"/>
+            <w:tcW w:w="757" w:type="dxa"/>
             <w:vMerge w:val="continue"/>
             <w:tcBorders/>
             <w:vAlign w:val="center"/>
@@ -974,7 +974,7 @@
         </w:tc>
         <w:tc>
           <w:tcPr>
-            <w:tcW w:w="8451" w:type="dxa"/>
+            <w:tcW w:w="8452" w:type="dxa"/>
             <w:gridSpan w:val="3"/>
             <w:tcBorders/>
             <w:vAlign w:val="center"/>
@@ -1098,7 +1098,7 @@
         <w:trPr/>
         <w:tc>
           <w:tcPr>
-            <w:tcW w:w="758" w:type="dxa"/>
+            <w:tcW w:w="757" w:type="dxa"/>
             <w:vMerge w:val="restart"/>
             <w:tcBorders/>
             <w:textDirection w:val="btLr"/>
@@ -1132,7 +1132,7 @@
         </w:tc>
         <w:tc>
           <w:tcPr>
-            <w:tcW w:w="8451" w:type="dxa"/>
+            <w:tcW w:w="8452" w:type="dxa"/>
             <w:gridSpan w:val="3"/>
             <w:tcBorders/>
             <w:vAlign w:val="center"/>
@@ -1205,7 +1205,7 @@
         <w:trPr/>
         <w:tc>
           <w:tcPr>
-            <w:tcW w:w="758" w:type="dxa"/>
+            <w:tcW w:w="757" w:type="dxa"/>
             <w:vMerge w:val="continue"/>
             <w:tcBorders/>
             <w:vAlign w:val="center"/>
@@ -1234,7 +1234,7 @@
         </w:tc>
         <w:tc>
           <w:tcPr>
-            <w:tcW w:w="8451" w:type="dxa"/>
+            <w:tcW w:w="8452" w:type="dxa"/>
             <w:gridSpan w:val="3"/>
             <w:tcBorders/>
             <w:vAlign w:val="center"/>
@@ -1296,7 +1296,7 @@
         <w:trPr/>
         <w:tc>
           <w:tcPr>
-            <w:tcW w:w="758" w:type="dxa"/>
+            <w:tcW w:w="757" w:type="dxa"/>
             <w:vMerge w:val="continue"/>
             <w:tcBorders/>
             <w:vAlign w:val="center"/>
@@ -1325,7 +1325,7 @@
         </w:tc>
         <w:tc>
           <w:tcPr>
-            <w:tcW w:w="8451" w:type="dxa"/>
+            <w:tcW w:w="8452" w:type="dxa"/>
             <w:gridSpan w:val="3"/>
             <w:tcBorders/>
             <w:vAlign w:val="center"/>
@@ -1387,7 +1387,7 @@
         <w:trPr/>
         <w:tc>
           <w:tcPr>
-            <w:tcW w:w="758" w:type="dxa"/>
+            <w:tcW w:w="757" w:type="dxa"/>
             <w:vMerge w:val="continue"/>
             <w:tcBorders/>
             <w:vAlign w:val="center"/>
@@ -1416,7 +1416,7 @@
         </w:tc>
         <w:tc>
           <w:tcPr>
-            <w:tcW w:w="8451" w:type="dxa"/>
+            <w:tcW w:w="8452" w:type="dxa"/>
             <w:gridSpan w:val="3"/>
             <w:tcBorders/>
             <w:vAlign w:val="center"/>
@@ -1489,7 +1489,7 @@
         <w:trPr/>
         <w:tc>
           <w:tcPr>
-            <w:tcW w:w="758" w:type="dxa"/>
+            <w:tcW w:w="757" w:type="dxa"/>
             <w:vMerge w:val="continue"/>
             <w:tcBorders/>
             <w:vAlign w:val="center"/>
@@ -1518,7 +1518,7 @@
         </w:tc>
         <w:tc>
           <w:tcPr>
-            <w:tcW w:w="8451" w:type="dxa"/>
+            <w:tcW w:w="8452" w:type="dxa"/>
             <w:gridSpan w:val="3"/>
             <w:tcBorders/>
             <w:vAlign w:val="center"/>
@@ -1580,7 +1580,7 @@
         <w:trPr/>
         <w:tc>
           <w:tcPr>
-            <w:tcW w:w="758" w:type="dxa"/>
+            <w:tcW w:w="757" w:type="dxa"/>
             <w:vMerge w:val="continue"/>
             <w:tcBorders/>
             <w:vAlign w:val="center"/>
@@ -1609,7 +1609,7 @@
         </w:tc>
         <w:tc>
           <w:tcPr>
-            <w:tcW w:w="8451" w:type="dxa"/>
+            <w:tcW w:w="8452" w:type="dxa"/>
             <w:gridSpan w:val="3"/>
             <w:tcBorders/>
             <w:vAlign w:val="center"/>
@@ -1682,7 +1682,7 @@
         <w:trPr/>
         <w:tc>
           <w:tcPr>
-            <w:tcW w:w="758" w:type="dxa"/>
+            <w:tcW w:w="757" w:type="dxa"/>
             <w:vMerge w:val="continue"/>
             <w:tcBorders/>
             <w:vAlign w:val="center"/>
@@ -1711,7 +1711,7 @@
         </w:tc>
         <w:tc>
           <w:tcPr>
-            <w:tcW w:w="8451" w:type="dxa"/>
+            <w:tcW w:w="8452" w:type="dxa"/>
             <w:gridSpan w:val="3"/>
             <w:tcBorders/>
             <w:vAlign w:val="center"/>
@@ -1773,7 +1773,7 @@
         <w:trPr/>
         <w:tc>
           <w:tcPr>
-            <w:tcW w:w="758" w:type="dxa"/>
+            <w:tcW w:w="757" w:type="dxa"/>
             <w:vMerge w:val="continue"/>
             <w:tcBorders/>
             <w:vAlign w:val="center"/>
@@ -1802,7 +1802,7 @@
         </w:tc>
         <w:tc>
           <w:tcPr>
-            <w:tcW w:w="8451" w:type="dxa"/>
+            <w:tcW w:w="8452" w:type="dxa"/>
             <w:gridSpan w:val="3"/>
             <w:tcBorders/>
             <w:vAlign w:val="center"/>
@@ -1875,7 +1875,7 @@
         <w:trPr/>
         <w:tc>
           <w:tcPr>
-            <w:tcW w:w="758" w:type="dxa"/>
+            <w:tcW w:w="757" w:type="dxa"/>
             <w:vMerge w:val="continue"/>
             <w:tcBorders/>
             <w:vAlign w:val="center"/>
@@ -1904,7 +1904,7 @@
         </w:tc>
         <w:tc>
           <w:tcPr>
-            <w:tcW w:w="8451" w:type="dxa"/>
+            <w:tcW w:w="8452" w:type="dxa"/>
             <w:gridSpan w:val="3"/>
             <w:tcBorders/>
             <w:vAlign w:val="center"/>
@@ -1966,7 +1966,7 @@
         <w:trPr/>
         <w:tc>
           <w:tcPr>
-            <w:tcW w:w="758" w:type="dxa"/>
+            <w:tcW w:w="757" w:type="dxa"/>
             <w:vMerge w:val="continue"/>
             <w:tcBorders/>
             <w:vAlign w:val="center"/>
@@ -1995,7 +1995,7 @@
         </w:tc>
         <w:tc>
           <w:tcPr>
-            <w:tcW w:w="8451" w:type="dxa"/>
+            <w:tcW w:w="8452" w:type="dxa"/>
             <w:gridSpan w:val="3"/>
             <w:tcBorders/>
             <w:vAlign w:val="center"/>
@@ -2057,7 +2057,7 @@
         <w:trPr/>
         <w:tc>
           <w:tcPr>
-            <w:tcW w:w="758" w:type="dxa"/>
+            <w:tcW w:w="757" w:type="dxa"/>
             <w:vMerge w:val="continue"/>
             <w:tcBorders/>
             <w:vAlign w:val="center"/>
@@ -2086,7 +2086,7 @@
         </w:tc>
         <w:tc>
           <w:tcPr>
-            <w:tcW w:w="8451" w:type="dxa"/>
+            <w:tcW w:w="8452" w:type="dxa"/>
             <w:gridSpan w:val="3"/>
             <w:tcBorders/>
             <w:vAlign w:val="center"/>
@@ -2148,7 +2148,7 @@
         <w:trPr/>
         <w:tc>
           <w:tcPr>
-            <w:tcW w:w="758" w:type="dxa"/>
+            <w:tcW w:w="757" w:type="dxa"/>
             <w:vMerge w:val="continue"/>
             <w:tcBorders/>
             <w:vAlign w:val="center"/>
@@ -2177,7 +2177,7 @@
         </w:tc>
         <w:tc>
           <w:tcPr>
-            <w:tcW w:w="8451" w:type="dxa"/>
+            <w:tcW w:w="8452" w:type="dxa"/>
             <w:gridSpan w:val="3"/>
             <w:tcBorders/>
             <w:vAlign w:val="center"/>
@@ -2239,7 +2239,7 @@
         <w:trPr/>
         <w:tc>
           <w:tcPr>
-            <w:tcW w:w="758" w:type="dxa"/>
+            <w:tcW w:w="757" w:type="dxa"/>
             <w:vMerge w:val="continue"/>
             <w:tcBorders/>
             <w:vAlign w:val="center"/>
@@ -2268,7 +2268,7 @@
         </w:tc>
         <w:tc>
           <w:tcPr>
-            <w:tcW w:w="8451" w:type="dxa"/>
+            <w:tcW w:w="8452" w:type="dxa"/>
             <w:gridSpan w:val="3"/>
             <w:tcBorders/>
             <w:vAlign w:val="center"/>
@@ -2465,7 +2465,7 @@
         <w:trPr/>
         <w:tc>
           <w:tcPr>
-            <w:tcW w:w="758" w:type="dxa"/>
+            <w:tcW w:w="757" w:type="dxa"/>
             <w:vMerge w:val="restart"/>
             <w:tcBorders/>
             <w:textDirection w:val="btLr"/>
@@ -2499,7 +2499,7 @@
         </w:tc>
         <w:tc>
           <w:tcPr>
-            <w:tcW w:w="8451" w:type="dxa"/>
+            <w:tcW w:w="8452" w:type="dxa"/>
             <w:gridSpan w:val="3"/>
             <w:tcBorders/>
             <w:vAlign w:val="center"/>
@@ -2567,7 +2567,7 @@
         <w:trPr/>
         <w:tc>
           <w:tcPr>
-            <w:tcW w:w="758" w:type="dxa"/>
+            <w:tcW w:w="757" w:type="dxa"/>
             <w:vMerge w:val="continue"/>
             <w:tcBorders/>
             <w:vAlign w:val="center"/>
@@ -2596,7 +2596,7 @@
         </w:tc>
         <w:tc>
           <w:tcPr>
-            <w:tcW w:w="8451" w:type="dxa"/>
+            <w:tcW w:w="8452" w:type="dxa"/>
             <w:gridSpan w:val="3"/>
             <w:tcBorders/>
             <w:vAlign w:val="center"/>
@@ -2664,7 +2664,7 @@
         <w:trPr/>
         <w:tc>
           <w:tcPr>
-            <w:tcW w:w="758" w:type="dxa"/>
+            <w:tcW w:w="757" w:type="dxa"/>
             <w:vMerge w:val="continue"/>
             <w:tcBorders/>
             <w:vAlign w:val="center"/>
@@ -2693,7 +2693,7 @@
         </w:tc>
         <w:tc>
           <w:tcPr>
-            <w:tcW w:w="8451" w:type="dxa"/>
+            <w:tcW w:w="8452" w:type="dxa"/>
             <w:gridSpan w:val="3"/>
             <w:tcBorders/>
             <w:vAlign w:val="center"/>
@@ -2761,7 +2761,7 @@
         <w:trPr/>
         <w:tc>
           <w:tcPr>
-            <w:tcW w:w="758" w:type="dxa"/>
+            <w:tcW w:w="757" w:type="dxa"/>
             <w:vMerge w:val="continue"/>
             <w:tcBorders/>
             <w:vAlign w:val="center"/>
@@ -2790,7 +2790,7 @@
         </w:tc>
         <w:tc>
           <w:tcPr>
-            <w:tcW w:w="8451" w:type="dxa"/>
+            <w:tcW w:w="8452" w:type="dxa"/>
             <w:gridSpan w:val="3"/>
             <w:tcBorders/>
             <w:vAlign w:val="center"/>
@@ -2858,7 +2858,7 @@
         <w:trPr/>
         <w:tc>
           <w:tcPr>
-            <w:tcW w:w="758" w:type="dxa"/>
+            <w:tcW w:w="757" w:type="dxa"/>
             <w:vMerge w:val="continue"/>
             <w:tcBorders/>
             <w:vAlign w:val="center"/>
@@ -2887,7 +2887,7 @@
         </w:tc>
         <w:tc>
           <w:tcPr>
-            <w:tcW w:w="8451" w:type="dxa"/>
+            <w:tcW w:w="8452" w:type="dxa"/>
             <w:gridSpan w:val="3"/>
             <w:tcBorders/>
             <w:vAlign w:val="center"/>
@@ -2955,7 +2955,7 @@
         <w:trPr/>
         <w:tc>
           <w:tcPr>
-            <w:tcW w:w="758" w:type="dxa"/>
+            <w:tcW w:w="757" w:type="dxa"/>
             <w:vMerge w:val="continue"/>
             <w:tcBorders/>
             <w:vAlign w:val="center"/>
@@ -2984,7 +2984,7 @@
         </w:tc>
         <w:tc>
           <w:tcPr>
-            <w:tcW w:w="8451" w:type="dxa"/>
+            <w:tcW w:w="8452" w:type="dxa"/>
             <w:gridSpan w:val="3"/>
             <w:tcBorders/>
             <w:vAlign w:val="center"/>
@@ -3052,7 +3052,7 @@
         <w:trPr/>
         <w:tc>
           <w:tcPr>
-            <w:tcW w:w="758" w:type="dxa"/>
+            <w:tcW w:w="757" w:type="dxa"/>
             <w:vMerge w:val="continue"/>
             <w:tcBorders/>
             <w:vAlign w:val="center"/>
@@ -3081,7 +3081,7 @@
         </w:tc>
         <w:tc>
           <w:tcPr>
-            <w:tcW w:w="8451" w:type="dxa"/>
+            <w:tcW w:w="8452" w:type="dxa"/>
             <w:gridSpan w:val="3"/>
             <w:tcBorders/>
             <w:vAlign w:val="center"/>
@@ -3149,7 +3149,7 @@
         <w:trPr/>
         <w:tc>
           <w:tcPr>
-            <w:tcW w:w="758" w:type="dxa"/>
+            <w:tcW w:w="757" w:type="dxa"/>
             <w:vMerge w:val="continue"/>
             <w:tcBorders/>
             <w:vAlign w:val="center"/>
@@ -3178,7 +3178,7 @@
         </w:tc>
         <w:tc>
           <w:tcPr>
-            <w:tcW w:w="8451" w:type="dxa"/>
+            <w:tcW w:w="8452" w:type="dxa"/>
             <w:gridSpan w:val="3"/>
             <w:tcBorders/>
             <w:vAlign w:val="center"/>
@@ -3246,7 +3246,7 @@
         <w:trPr/>
         <w:tc>
           <w:tcPr>
-            <w:tcW w:w="758" w:type="dxa"/>
+            <w:tcW w:w="757" w:type="dxa"/>
             <w:vMerge w:val="continue"/>
             <w:tcBorders/>
             <w:vAlign w:val="center"/>
@@ -3275,7 +3275,7 @@
         </w:tc>
         <w:tc>
           <w:tcPr>
-            <w:tcW w:w="8451" w:type="dxa"/>
+            <w:tcW w:w="8452" w:type="dxa"/>
             <w:gridSpan w:val="3"/>
             <w:tcBorders/>
             <w:vAlign w:val="center"/>
@@ -3343,7 +3343,7 @@
         <w:trPr/>
         <w:tc>
           <w:tcPr>
-            <w:tcW w:w="758" w:type="dxa"/>
+            <w:tcW w:w="757" w:type="dxa"/>
             <w:vMerge w:val="continue"/>
             <w:tcBorders/>
             <w:vAlign w:val="center"/>
@@ -3372,7 +3372,7 @@
         </w:tc>
         <w:tc>
           <w:tcPr>
-            <w:tcW w:w="8451" w:type="dxa"/>
+            <w:tcW w:w="8452" w:type="dxa"/>
             <w:gridSpan w:val="3"/>
             <w:tcBorders/>
             <w:vAlign w:val="center"/>
@@ -3440,7 +3440,7 @@
         <w:trPr/>
         <w:tc>
           <w:tcPr>
-            <w:tcW w:w="758" w:type="dxa"/>
+            <w:tcW w:w="757" w:type="dxa"/>
             <w:vMerge w:val="continue"/>
             <w:tcBorders/>
             <w:vAlign w:val="center"/>
@@ -3469,7 +3469,7 @@
         </w:tc>
         <w:tc>
           <w:tcPr>
-            <w:tcW w:w="8451" w:type="dxa"/>
+            <w:tcW w:w="8452" w:type="dxa"/>
             <w:gridSpan w:val="3"/>
             <w:tcBorders/>
             <w:vAlign w:val="center"/>
@@ -4862,7 +4862,7 @@
         </w:trPr>
         <w:tc>
           <w:tcPr>
-            <w:tcW w:w="758" w:type="dxa"/>
+            <w:tcW w:w="757" w:type="dxa"/>
             <w:vMerge w:val="restart"/>
             <w:tcBorders/>
             <w:textDirection w:val="btLr"/>
@@ -4896,7 +4896,7 @@
         </w:tc>
         <w:tc>
           <w:tcPr>
-            <w:tcW w:w="8451" w:type="dxa"/>
+            <w:tcW w:w="8452" w:type="dxa"/>
             <w:gridSpan w:val="3"/>
             <w:tcBorders/>
             <w:vAlign w:val="center"/>
@@ -4961,7 +4961,7 @@
         </w:trPr>
         <w:tc>
           <w:tcPr>
-            <w:tcW w:w="758" w:type="dxa"/>
+            <w:tcW w:w="757" w:type="dxa"/>
             <w:vMerge w:val="continue"/>
             <w:tcBorders/>
             <w:textDirection w:val="btLr"/>
@@ -4992,7 +4992,7 @@
         </w:tc>
         <w:tc>
           <w:tcPr>
-            <w:tcW w:w="8451" w:type="dxa"/>
+            <w:tcW w:w="8452" w:type="dxa"/>
             <w:gridSpan w:val="3"/>
             <w:tcBorders/>
             <w:vAlign w:val="center"/>
@@ -5057,7 +5057,7 @@
         </w:trPr>
         <w:tc>
           <w:tcPr>
-            <w:tcW w:w="758" w:type="dxa"/>
+            <w:tcW w:w="757" w:type="dxa"/>
             <w:vMerge w:val="continue"/>
             <w:tcBorders/>
             <w:textDirection w:val="btLr"/>
@@ -5088,7 +5088,7 @@
         </w:tc>
         <w:tc>
           <w:tcPr>
-            <w:tcW w:w="8451" w:type="dxa"/>
+            <w:tcW w:w="8452" w:type="dxa"/>
             <w:gridSpan w:val="3"/>
             <w:tcBorders/>
             <w:vAlign w:val="center"/>
@@ -5153,7 +5153,7 @@
         </w:trPr>
         <w:tc>
           <w:tcPr>
-            <w:tcW w:w="758" w:type="dxa"/>
+            <w:tcW w:w="757" w:type="dxa"/>
             <w:vMerge w:val="continue"/>
             <w:tcBorders/>
             <w:textDirection w:val="btLr"/>
@@ -5184,7 +5184,7 @@
         </w:tc>
         <w:tc>
           <w:tcPr>
-            <w:tcW w:w="8451" w:type="dxa"/>
+            <w:tcW w:w="8452" w:type="dxa"/>
             <w:gridSpan w:val="3"/>
             <w:tcBorders/>
             <w:vAlign w:val="center"/>
@@ -5311,7 +5311,7 @@
         </w:trPr>
         <w:tc>
           <w:tcPr>
-            <w:tcW w:w="758" w:type="dxa"/>
+            <w:tcW w:w="757" w:type="dxa"/>
             <w:vMerge w:val="restart"/>
             <w:tcBorders/>
             <w:textDirection w:val="btLr"/>
@@ -5345,7 +5345,7 @@
         </w:tc>
         <w:tc>
           <w:tcPr>
-            <w:tcW w:w="8451" w:type="dxa"/>
+            <w:tcW w:w="8452" w:type="dxa"/>
             <w:gridSpan w:val="3"/>
             <w:tcBorders/>
             <w:vAlign w:val="center"/>
@@ -5410,7 +5410,7 @@
         </w:trPr>
         <w:tc>
           <w:tcPr>
-            <w:tcW w:w="758" w:type="dxa"/>
+            <w:tcW w:w="757" w:type="dxa"/>
             <w:vMerge w:val="continue"/>
             <w:tcBorders/>
             <w:textDirection w:val="btLr"/>
@@ -5441,7 +5441,7 @@
         </w:tc>
         <w:tc>
           <w:tcPr>
-            <w:tcW w:w="8451" w:type="dxa"/>
+            <w:tcW w:w="8452" w:type="dxa"/>
             <w:gridSpan w:val="3"/>
             <w:tcBorders/>
             <w:vAlign w:val="center"/>
@@ -5506,7 +5506,7 @@
         </w:trPr>
         <w:tc>
           <w:tcPr>
-            <w:tcW w:w="758" w:type="dxa"/>
+            <w:tcW w:w="757" w:type="dxa"/>
             <w:vMerge w:val="continue"/>
             <w:tcBorders/>
             <w:textDirection w:val="btLr"/>
@@ -5537,7 +5537,7 @@
         </w:tc>
         <w:tc>
           <w:tcPr>
-            <w:tcW w:w="8451" w:type="dxa"/>
+            <w:tcW w:w="8452" w:type="dxa"/>
             <w:gridSpan w:val="3"/>
             <w:tcBorders/>
             <w:vAlign w:val="center"/>
@@ -5882,7 +5882,7 @@
         <w:trPr/>
         <w:tc>
           <w:tcPr>
-            <w:tcW w:w="758" w:type="dxa"/>
+            <w:tcW w:w="757" w:type="dxa"/>
             <w:vMerge w:val="restart"/>
             <w:tcBorders/>
             <w:textDirection w:val="btLr"/>
@@ -5916,7 +5916,7 @@
         </w:tc>
         <w:tc>
           <w:tcPr>
-            <w:tcW w:w="8451" w:type="dxa"/>
+            <w:tcW w:w="8452" w:type="dxa"/>
             <w:gridSpan w:val="3"/>
             <w:tcBorders/>
             <w:vAlign w:val="center"/>
@@ -5978,7 +5978,7 @@
         <w:trPr/>
         <w:tc>
           <w:tcPr>
-            <w:tcW w:w="758" w:type="dxa"/>
+            <w:tcW w:w="757" w:type="dxa"/>
             <w:vMerge w:val="continue"/>
             <w:tcBorders/>
             <w:vAlign w:val="center"/>
@@ -6009,7 +6009,7 @@
         </w:tc>
         <w:tc>
           <w:tcPr>
-            <w:tcW w:w="8451" w:type="dxa"/>
+            <w:tcW w:w="8452" w:type="dxa"/>
             <w:gridSpan w:val="3"/>
             <w:tcBorders/>
             <w:vAlign w:val="center"/>
@@ -6071,7 +6071,7 @@
         <w:trPr/>
         <w:tc>
           <w:tcPr>
-            <w:tcW w:w="758" w:type="dxa"/>
+            <w:tcW w:w="757" w:type="dxa"/>
             <w:vMerge w:val="continue"/>
             <w:tcBorders/>
             <w:vAlign w:val="center"/>
@@ -6102,7 +6102,7 @@
         </w:tc>
         <w:tc>
           <w:tcPr>
-            <w:tcW w:w="8451" w:type="dxa"/>
+            <w:tcW w:w="8452" w:type="dxa"/>
             <w:gridSpan w:val="3"/>
             <w:tcBorders/>
             <w:vAlign w:val="center"/>
@@ -6164,7 +6164,7 @@
         <w:trPr/>
         <w:tc>
           <w:tcPr>
-            <w:tcW w:w="758" w:type="dxa"/>
+            <w:tcW w:w="757" w:type="dxa"/>
             <w:vMerge w:val="continue"/>
             <w:tcBorders/>
             <w:vAlign w:val="center"/>
@@ -6195,7 +6195,7 @@
         </w:tc>
         <w:tc>
           <w:tcPr>
-            <w:tcW w:w="8451" w:type="dxa"/>
+            <w:tcW w:w="8452" w:type="dxa"/>
             <w:gridSpan w:val="3"/>
             <w:tcBorders/>
             <w:vAlign w:val="center"/>
@@ -12895,6 +12895,25 @@
                 <w:szCs w:val="16"/>
               </w:rPr>
               <w:t>{{ modalidade }}</w:t>
+            </w:r>
+          </w:p>
+          <w:p>
+            <w:pPr>
+              <w:pStyle w:val="Contedodatabela"/>
+              <w:widowControl/>
+              <w:spacing w:lineRule="auto" w:line="331" w:before="0" w:after="0"/>
+              <w:rPr>
+                <w:color w:val="FF0000"/>
+              </w:rPr>
+            </w:pPr>
+            <w:r>
+              <w:rPr>
+                <w:rFonts w:cs="CenturyGothic,Bold" w:ascii="Arial;sans-serif" w:hAnsi="Arial;sans-serif"/>
+                <w:bCs/>
+                <w:color w:val="FF0000"/>
+                <w:szCs w:val="16"/>
+              </w:rPr>
+              <w:t>{{ tipo }}</w:t>
             </w:r>
           </w:p>
         </w:tc>
@@ -14253,9 +14272,9 @@
         <w:gridCol w:w="666"/>
         <w:gridCol w:w="1316"/>
         <w:gridCol w:w="3254"/>
-        <w:gridCol w:w="1957"/>
+        <w:gridCol w:w="1959"/>
         <w:gridCol w:w="557"/>
-        <w:gridCol w:w="258"/>
+        <w:gridCol w:w="256"/>
       </w:tblGrid>
       <w:tr>
         <w:trPr/>
@@ -14492,7 +14511,7 @@
         </w:tc>
         <w:tc>
           <w:tcPr>
-            <w:tcW w:w="1957" w:type="dxa"/>
+            <w:tcW w:w="1959" w:type="dxa"/>
             <w:tcBorders>
               <w:top w:val="single" w:sz="8" w:space="0" w:color="000000"/>
               <w:left w:val="single" w:sz="8" w:space="0" w:color="000000"/>
@@ -14568,7 +14587,7 @@
         </w:tc>
         <w:tc>
           <w:tcPr>
-            <w:tcW w:w="258" w:type="dxa"/>
+            <w:tcW w:w="256" w:type="dxa"/>
             <w:tcBorders>
               <w:top w:val="single" w:sz="8" w:space="0" w:color="000000"/>
               <w:left w:val="single" w:sz="8" w:space="0" w:color="000000"/>
@@ -14839,7 +14858,7 @@
         </w:tc>
         <w:tc>
           <w:tcPr>
-            <w:tcW w:w="1957" w:type="dxa"/>
+            <w:tcW w:w="1959" w:type="dxa"/>
             <w:tcBorders>
               <w:top w:val="single" w:sz="8" w:space="0" w:color="000000"/>
               <w:left w:val="single" w:sz="8" w:space="0" w:color="000000"/>
@@ -14898,7 +14917,7 @@
         </w:tc>
         <w:tc>
           <w:tcPr>
-            <w:tcW w:w="258" w:type="dxa"/>
+            <w:tcW w:w="256" w:type="dxa"/>
             <w:tcBorders>
               <w:top w:val="single" w:sz="8" w:space="0" w:color="000000"/>
               <w:left w:val="single" w:sz="8" w:space="0" w:color="000000"/>
@@ -15017,7 +15036,7 @@
   <w:comment w:id="0" w:author="Kleber" w:date="2024-08-14T08:02:00Z" w:initials="K">
     <w:p>
       <w:pPr>
-        <w:overflowPunct w:val="true"/>
+        <w:overflowPunct w:val="false"/>
         <w:spacing w:lineRule="auto" w:line="240" w:before="0" w:after="0"/>
         <w:rPr/>
       </w:pPr>
@@ -15035,7 +15054,7 @@
   <w:comment w:id="1" w:author="Kleber" w:date="2025-06-18T11:03:00Z" w:initials="K">
     <w:p>
       <w:pPr>
-        <w:overflowPunct w:val="true"/>
+        <w:overflowPunct w:val="false"/>
         <w:spacing w:lineRule="auto" w:line="240" w:before="0" w:after="0"/>
         <w:rPr/>
       </w:pPr>

--- a/app/compras/templates_docs/CONFERENCIA_PREGAO.docx
+++ b/app/compras/templates_docs/CONFERENCIA_PREGAO.docx
@@ -107,8 +107,8 @@
         <w:tblLook w:val="04a0" w:noHBand="0" w:noVBand="1" w:firstColumn="1" w:lastRow="0" w:lastColumn="0" w:firstRow="1"/>
       </w:tblPr>
       <w:tblGrid>
-        <w:gridCol w:w="757"/>
-        <w:gridCol w:w="293"/>
+        <w:gridCol w:w="755"/>
+        <w:gridCol w:w="295"/>
         <w:gridCol w:w="583"/>
         <w:gridCol w:w="7576"/>
         <w:gridCol w:w="1126"/>
@@ -303,7 +303,7 @@
         <w:trPr/>
         <w:tc>
           <w:tcPr>
-            <w:tcW w:w="757" w:type="dxa"/>
+            <w:tcW w:w="755" w:type="dxa"/>
             <w:vMerge w:val="restart"/>
             <w:tcBorders/>
             <w:textDirection w:val="btLr"/>
@@ -337,7 +337,7 @@
         </w:tc>
         <w:tc>
           <w:tcPr>
-            <w:tcW w:w="8452" w:type="dxa"/>
+            <w:tcW w:w="8454" w:type="dxa"/>
             <w:gridSpan w:val="3"/>
             <w:tcBorders/>
             <w:vAlign w:val="center"/>
@@ -399,7 +399,7 @@
         <w:trPr/>
         <w:tc>
           <w:tcPr>
-            <w:tcW w:w="757" w:type="dxa"/>
+            <w:tcW w:w="755" w:type="dxa"/>
             <w:vMerge w:val="continue"/>
             <w:tcBorders/>
             <w:vAlign w:val="center"/>
@@ -428,7 +428,7 @@
         </w:tc>
         <w:tc>
           <w:tcPr>
-            <w:tcW w:w="8452" w:type="dxa"/>
+            <w:tcW w:w="8454" w:type="dxa"/>
             <w:gridSpan w:val="3"/>
             <w:tcBorders/>
             <w:vAlign w:val="center"/>
@@ -490,7 +490,7 @@
         <w:trPr/>
         <w:tc>
           <w:tcPr>
-            <w:tcW w:w="757" w:type="dxa"/>
+            <w:tcW w:w="755" w:type="dxa"/>
             <w:vMerge w:val="continue"/>
             <w:tcBorders/>
             <w:vAlign w:val="center"/>
@@ -519,7 +519,7 @@
         </w:tc>
         <w:tc>
           <w:tcPr>
-            <w:tcW w:w="8452" w:type="dxa"/>
+            <w:tcW w:w="8454" w:type="dxa"/>
             <w:gridSpan w:val="3"/>
             <w:tcBorders/>
             <w:vAlign w:val="center"/>
@@ -581,7 +581,7 @@
         <w:trPr/>
         <w:tc>
           <w:tcPr>
-            <w:tcW w:w="757" w:type="dxa"/>
+            <w:tcW w:w="755" w:type="dxa"/>
             <w:vMerge w:val="continue"/>
             <w:tcBorders/>
             <w:vAlign w:val="center"/>
@@ -610,7 +610,7 @@
         </w:tc>
         <w:tc>
           <w:tcPr>
-            <w:tcW w:w="8452" w:type="dxa"/>
+            <w:tcW w:w="8454" w:type="dxa"/>
             <w:gridSpan w:val="3"/>
             <w:tcBorders/>
             <w:vAlign w:val="center"/>
@@ -672,7 +672,7 @@
         <w:trPr/>
         <w:tc>
           <w:tcPr>
-            <w:tcW w:w="757" w:type="dxa"/>
+            <w:tcW w:w="755" w:type="dxa"/>
             <w:vMerge w:val="continue"/>
             <w:tcBorders/>
             <w:vAlign w:val="center"/>
@@ -701,7 +701,7 @@
         </w:tc>
         <w:tc>
           <w:tcPr>
-            <w:tcW w:w="8452" w:type="dxa"/>
+            <w:tcW w:w="8454" w:type="dxa"/>
             <w:gridSpan w:val="3"/>
             <w:tcBorders/>
             <w:vAlign w:val="center"/>
@@ -763,7 +763,7 @@
         <w:trPr/>
         <w:tc>
           <w:tcPr>
-            <w:tcW w:w="757" w:type="dxa"/>
+            <w:tcW w:w="755" w:type="dxa"/>
             <w:vMerge w:val="continue"/>
             <w:tcBorders/>
             <w:vAlign w:val="center"/>
@@ -792,7 +792,7 @@
         </w:tc>
         <w:tc>
           <w:tcPr>
-            <w:tcW w:w="8452" w:type="dxa"/>
+            <w:tcW w:w="8454" w:type="dxa"/>
             <w:gridSpan w:val="3"/>
             <w:tcBorders/>
             <w:vAlign w:val="center"/>
@@ -854,7 +854,7 @@
         <w:trPr/>
         <w:tc>
           <w:tcPr>
-            <w:tcW w:w="757" w:type="dxa"/>
+            <w:tcW w:w="755" w:type="dxa"/>
             <w:vMerge w:val="continue"/>
             <w:tcBorders/>
             <w:vAlign w:val="center"/>
@@ -883,7 +883,7 @@
         </w:tc>
         <w:tc>
           <w:tcPr>
-            <w:tcW w:w="8452" w:type="dxa"/>
+            <w:tcW w:w="8454" w:type="dxa"/>
             <w:gridSpan w:val="3"/>
             <w:tcBorders/>
             <w:vAlign w:val="center"/>
@@ -945,7 +945,7 @@
         <w:trPr/>
         <w:tc>
           <w:tcPr>
-            <w:tcW w:w="757" w:type="dxa"/>
+            <w:tcW w:w="755" w:type="dxa"/>
             <w:vMerge w:val="continue"/>
             <w:tcBorders/>
             <w:vAlign w:val="center"/>
@@ -974,7 +974,7 @@
         </w:tc>
         <w:tc>
           <w:tcPr>
-            <w:tcW w:w="8452" w:type="dxa"/>
+            <w:tcW w:w="8454" w:type="dxa"/>
             <w:gridSpan w:val="3"/>
             <w:tcBorders/>
             <w:vAlign w:val="center"/>
@@ -1098,7 +1098,7 @@
         <w:trPr/>
         <w:tc>
           <w:tcPr>
-            <w:tcW w:w="757" w:type="dxa"/>
+            <w:tcW w:w="755" w:type="dxa"/>
             <w:vMerge w:val="restart"/>
             <w:tcBorders/>
             <w:textDirection w:val="btLr"/>
@@ -1132,7 +1132,7 @@
         </w:tc>
         <w:tc>
           <w:tcPr>
-            <w:tcW w:w="8452" w:type="dxa"/>
+            <w:tcW w:w="8454" w:type="dxa"/>
             <w:gridSpan w:val="3"/>
             <w:tcBorders/>
             <w:vAlign w:val="center"/>
@@ -1205,7 +1205,7 @@
         <w:trPr/>
         <w:tc>
           <w:tcPr>
-            <w:tcW w:w="757" w:type="dxa"/>
+            <w:tcW w:w="755" w:type="dxa"/>
             <w:vMerge w:val="continue"/>
             <w:tcBorders/>
             <w:vAlign w:val="center"/>
@@ -1234,7 +1234,7 @@
         </w:tc>
         <w:tc>
           <w:tcPr>
-            <w:tcW w:w="8452" w:type="dxa"/>
+            <w:tcW w:w="8454" w:type="dxa"/>
             <w:gridSpan w:val="3"/>
             <w:tcBorders/>
             <w:vAlign w:val="center"/>
@@ -1296,7 +1296,7 @@
         <w:trPr/>
         <w:tc>
           <w:tcPr>
-            <w:tcW w:w="757" w:type="dxa"/>
+            <w:tcW w:w="755" w:type="dxa"/>
             <w:vMerge w:val="continue"/>
             <w:tcBorders/>
             <w:vAlign w:val="center"/>
@@ -1325,7 +1325,7 @@
         </w:tc>
         <w:tc>
           <w:tcPr>
-            <w:tcW w:w="8452" w:type="dxa"/>
+            <w:tcW w:w="8454" w:type="dxa"/>
             <w:gridSpan w:val="3"/>
             <w:tcBorders/>
             <w:vAlign w:val="center"/>
@@ -1387,7 +1387,7 @@
         <w:trPr/>
         <w:tc>
           <w:tcPr>
-            <w:tcW w:w="757" w:type="dxa"/>
+            <w:tcW w:w="755" w:type="dxa"/>
             <w:vMerge w:val="continue"/>
             <w:tcBorders/>
             <w:vAlign w:val="center"/>
@@ -1416,7 +1416,7 @@
         </w:tc>
         <w:tc>
           <w:tcPr>
-            <w:tcW w:w="8452" w:type="dxa"/>
+            <w:tcW w:w="8454" w:type="dxa"/>
             <w:gridSpan w:val="3"/>
             <w:tcBorders/>
             <w:vAlign w:val="center"/>
@@ -1489,7 +1489,7 @@
         <w:trPr/>
         <w:tc>
           <w:tcPr>
-            <w:tcW w:w="757" w:type="dxa"/>
+            <w:tcW w:w="755" w:type="dxa"/>
             <w:vMerge w:val="continue"/>
             <w:tcBorders/>
             <w:vAlign w:val="center"/>
@@ -1518,7 +1518,7 @@
         </w:tc>
         <w:tc>
           <w:tcPr>
-            <w:tcW w:w="8452" w:type="dxa"/>
+            <w:tcW w:w="8454" w:type="dxa"/>
             <w:gridSpan w:val="3"/>
             <w:tcBorders/>
             <w:vAlign w:val="center"/>
@@ -1580,7 +1580,7 @@
         <w:trPr/>
         <w:tc>
           <w:tcPr>
-            <w:tcW w:w="757" w:type="dxa"/>
+            <w:tcW w:w="755" w:type="dxa"/>
             <w:vMerge w:val="continue"/>
             <w:tcBorders/>
             <w:vAlign w:val="center"/>
@@ -1609,7 +1609,7 @@
         </w:tc>
         <w:tc>
           <w:tcPr>
-            <w:tcW w:w="8452" w:type="dxa"/>
+            <w:tcW w:w="8454" w:type="dxa"/>
             <w:gridSpan w:val="3"/>
             <w:tcBorders/>
             <w:vAlign w:val="center"/>
@@ -1682,7 +1682,7 @@
         <w:trPr/>
         <w:tc>
           <w:tcPr>
-            <w:tcW w:w="757" w:type="dxa"/>
+            <w:tcW w:w="755" w:type="dxa"/>
             <w:vMerge w:val="continue"/>
             <w:tcBorders/>
             <w:vAlign w:val="center"/>
@@ -1711,7 +1711,7 @@
         </w:tc>
         <w:tc>
           <w:tcPr>
-            <w:tcW w:w="8452" w:type="dxa"/>
+            <w:tcW w:w="8454" w:type="dxa"/>
             <w:gridSpan w:val="3"/>
             <w:tcBorders/>
             <w:vAlign w:val="center"/>
@@ -1773,7 +1773,7 @@
         <w:trPr/>
         <w:tc>
           <w:tcPr>
-            <w:tcW w:w="757" w:type="dxa"/>
+            <w:tcW w:w="755" w:type="dxa"/>
             <w:vMerge w:val="continue"/>
             <w:tcBorders/>
             <w:vAlign w:val="center"/>
@@ -1802,7 +1802,7 @@
         </w:tc>
         <w:tc>
           <w:tcPr>
-            <w:tcW w:w="8452" w:type="dxa"/>
+            <w:tcW w:w="8454" w:type="dxa"/>
             <w:gridSpan w:val="3"/>
             <w:tcBorders/>
             <w:vAlign w:val="center"/>
@@ -1875,7 +1875,7 @@
         <w:trPr/>
         <w:tc>
           <w:tcPr>
-            <w:tcW w:w="757" w:type="dxa"/>
+            <w:tcW w:w="755" w:type="dxa"/>
             <w:vMerge w:val="continue"/>
             <w:tcBorders/>
             <w:vAlign w:val="center"/>
@@ -1904,7 +1904,7 @@
         </w:tc>
         <w:tc>
           <w:tcPr>
-            <w:tcW w:w="8452" w:type="dxa"/>
+            <w:tcW w:w="8454" w:type="dxa"/>
             <w:gridSpan w:val="3"/>
             <w:tcBorders/>
             <w:vAlign w:val="center"/>
@@ -1966,7 +1966,7 @@
         <w:trPr/>
         <w:tc>
           <w:tcPr>
-            <w:tcW w:w="757" w:type="dxa"/>
+            <w:tcW w:w="755" w:type="dxa"/>
             <w:vMerge w:val="continue"/>
             <w:tcBorders/>
             <w:vAlign w:val="center"/>
@@ -1995,7 +1995,7 @@
         </w:tc>
         <w:tc>
           <w:tcPr>
-            <w:tcW w:w="8452" w:type="dxa"/>
+            <w:tcW w:w="8454" w:type="dxa"/>
             <w:gridSpan w:val="3"/>
             <w:tcBorders/>
             <w:vAlign w:val="center"/>
@@ -2057,7 +2057,7 @@
         <w:trPr/>
         <w:tc>
           <w:tcPr>
-            <w:tcW w:w="757" w:type="dxa"/>
+            <w:tcW w:w="755" w:type="dxa"/>
             <w:vMerge w:val="continue"/>
             <w:tcBorders/>
             <w:vAlign w:val="center"/>
@@ -2086,7 +2086,7 @@
         </w:tc>
         <w:tc>
           <w:tcPr>
-            <w:tcW w:w="8452" w:type="dxa"/>
+            <w:tcW w:w="8454" w:type="dxa"/>
             <w:gridSpan w:val="3"/>
             <w:tcBorders/>
             <w:vAlign w:val="center"/>
@@ -2148,7 +2148,7 @@
         <w:trPr/>
         <w:tc>
           <w:tcPr>
-            <w:tcW w:w="757" w:type="dxa"/>
+            <w:tcW w:w="755" w:type="dxa"/>
             <w:vMerge w:val="continue"/>
             <w:tcBorders/>
             <w:vAlign w:val="center"/>
@@ -2177,7 +2177,7 @@
         </w:tc>
         <w:tc>
           <w:tcPr>
-            <w:tcW w:w="8452" w:type="dxa"/>
+            <w:tcW w:w="8454" w:type="dxa"/>
             <w:gridSpan w:val="3"/>
             <w:tcBorders/>
             <w:vAlign w:val="center"/>
@@ -2239,7 +2239,7 @@
         <w:trPr/>
         <w:tc>
           <w:tcPr>
-            <w:tcW w:w="757" w:type="dxa"/>
+            <w:tcW w:w="755" w:type="dxa"/>
             <w:vMerge w:val="continue"/>
             <w:tcBorders/>
             <w:vAlign w:val="center"/>
@@ -2268,7 +2268,7 @@
         </w:tc>
         <w:tc>
           <w:tcPr>
-            <w:tcW w:w="8452" w:type="dxa"/>
+            <w:tcW w:w="8454" w:type="dxa"/>
             <w:gridSpan w:val="3"/>
             <w:tcBorders/>
             <w:vAlign w:val="center"/>
@@ -2465,7 +2465,7 @@
         <w:trPr/>
         <w:tc>
           <w:tcPr>
-            <w:tcW w:w="757" w:type="dxa"/>
+            <w:tcW w:w="755" w:type="dxa"/>
             <w:vMerge w:val="restart"/>
             <w:tcBorders/>
             <w:textDirection w:val="btLr"/>
@@ -2499,7 +2499,7 @@
         </w:tc>
         <w:tc>
           <w:tcPr>
-            <w:tcW w:w="8452" w:type="dxa"/>
+            <w:tcW w:w="8454" w:type="dxa"/>
             <w:gridSpan w:val="3"/>
             <w:tcBorders/>
             <w:vAlign w:val="center"/>
@@ -2567,7 +2567,7 @@
         <w:trPr/>
         <w:tc>
           <w:tcPr>
-            <w:tcW w:w="757" w:type="dxa"/>
+            <w:tcW w:w="755" w:type="dxa"/>
             <w:vMerge w:val="continue"/>
             <w:tcBorders/>
             <w:vAlign w:val="center"/>
@@ -2596,7 +2596,7 @@
         </w:tc>
         <w:tc>
           <w:tcPr>
-            <w:tcW w:w="8452" w:type="dxa"/>
+            <w:tcW w:w="8454" w:type="dxa"/>
             <w:gridSpan w:val="3"/>
             <w:tcBorders/>
             <w:vAlign w:val="center"/>
@@ -2664,7 +2664,7 @@
         <w:trPr/>
         <w:tc>
           <w:tcPr>
-            <w:tcW w:w="757" w:type="dxa"/>
+            <w:tcW w:w="755" w:type="dxa"/>
             <w:vMerge w:val="continue"/>
             <w:tcBorders/>
             <w:vAlign w:val="center"/>
@@ -2693,7 +2693,7 @@
         </w:tc>
         <w:tc>
           <w:tcPr>
-            <w:tcW w:w="8452" w:type="dxa"/>
+            <w:tcW w:w="8454" w:type="dxa"/>
             <w:gridSpan w:val="3"/>
             <w:tcBorders/>
             <w:vAlign w:val="center"/>
@@ -2761,7 +2761,7 @@
         <w:trPr/>
         <w:tc>
           <w:tcPr>
-            <w:tcW w:w="757" w:type="dxa"/>
+            <w:tcW w:w="755" w:type="dxa"/>
             <w:vMerge w:val="continue"/>
             <w:tcBorders/>
             <w:vAlign w:val="center"/>
@@ -2790,7 +2790,7 @@
         </w:tc>
         <w:tc>
           <w:tcPr>
-            <w:tcW w:w="8452" w:type="dxa"/>
+            <w:tcW w:w="8454" w:type="dxa"/>
             <w:gridSpan w:val="3"/>
             <w:tcBorders/>
             <w:vAlign w:val="center"/>
@@ -2858,7 +2858,7 @@
         <w:trPr/>
         <w:tc>
           <w:tcPr>
-            <w:tcW w:w="757" w:type="dxa"/>
+            <w:tcW w:w="755" w:type="dxa"/>
             <w:vMerge w:val="continue"/>
             <w:tcBorders/>
             <w:vAlign w:val="center"/>
@@ -2887,7 +2887,7 @@
         </w:tc>
         <w:tc>
           <w:tcPr>
-            <w:tcW w:w="8452" w:type="dxa"/>
+            <w:tcW w:w="8454" w:type="dxa"/>
             <w:gridSpan w:val="3"/>
             <w:tcBorders/>
             <w:vAlign w:val="center"/>
@@ -2955,7 +2955,7 @@
         <w:trPr/>
         <w:tc>
           <w:tcPr>
-            <w:tcW w:w="757" w:type="dxa"/>
+            <w:tcW w:w="755" w:type="dxa"/>
             <w:vMerge w:val="continue"/>
             <w:tcBorders/>
             <w:vAlign w:val="center"/>
@@ -2984,7 +2984,7 @@
         </w:tc>
         <w:tc>
           <w:tcPr>
-            <w:tcW w:w="8452" w:type="dxa"/>
+            <w:tcW w:w="8454" w:type="dxa"/>
             <w:gridSpan w:val="3"/>
             <w:tcBorders/>
             <w:vAlign w:val="center"/>
@@ -3052,7 +3052,7 @@
         <w:trPr/>
         <w:tc>
           <w:tcPr>
-            <w:tcW w:w="757" w:type="dxa"/>
+            <w:tcW w:w="755" w:type="dxa"/>
             <w:vMerge w:val="continue"/>
             <w:tcBorders/>
             <w:vAlign w:val="center"/>
@@ -3081,7 +3081,7 @@
         </w:tc>
         <w:tc>
           <w:tcPr>
-            <w:tcW w:w="8452" w:type="dxa"/>
+            <w:tcW w:w="8454" w:type="dxa"/>
             <w:gridSpan w:val="3"/>
             <w:tcBorders/>
             <w:vAlign w:val="center"/>
@@ -3149,7 +3149,7 @@
         <w:trPr/>
         <w:tc>
           <w:tcPr>
-            <w:tcW w:w="757" w:type="dxa"/>
+            <w:tcW w:w="755" w:type="dxa"/>
             <w:vMerge w:val="continue"/>
             <w:tcBorders/>
             <w:vAlign w:val="center"/>
@@ -3178,7 +3178,7 @@
         </w:tc>
         <w:tc>
           <w:tcPr>
-            <w:tcW w:w="8452" w:type="dxa"/>
+            <w:tcW w:w="8454" w:type="dxa"/>
             <w:gridSpan w:val="3"/>
             <w:tcBorders/>
             <w:vAlign w:val="center"/>
@@ -3246,7 +3246,7 @@
         <w:trPr/>
         <w:tc>
           <w:tcPr>
-            <w:tcW w:w="757" w:type="dxa"/>
+            <w:tcW w:w="755" w:type="dxa"/>
             <w:vMerge w:val="continue"/>
             <w:tcBorders/>
             <w:vAlign w:val="center"/>
@@ -3275,7 +3275,7 @@
         </w:tc>
         <w:tc>
           <w:tcPr>
-            <w:tcW w:w="8452" w:type="dxa"/>
+            <w:tcW w:w="8454" w:type="dxa"/>
             <w:gridSpan w:val="3"/>
             <w:tcBorders/>
             <w:vAlign w:val="center"/>
@@ -3343,7 +3343,7 @@
         <w:trPr/>
         <w:tc>
           <w:tcPr>
-            <w:tcW w:w="757" w:type="dxa"/>
+            <w:tcW w:w="755" w:type="dxa"/>
             <w:vMerge w:val="continue"/>
             <w:tcBorders/>
             <w:vAlign w:val="center"/>
@@ -3372,7 +3372,7 @@
         </w:tc>
         <w:tc>
           <w:tcPr>
-            <w:tcW w:w="8452" w:type="dxa"/>
+            <w:tcW w:w="8454" w:type="dxa"/>
             <w:gridSpan w:val="3"/>
             <w:tcBorders/>
             <w:vAlign w:val="center"/>
@@ -3440,7 +3440,7 @@
         <w:trPr/>
         <w:tc>
           <w:tcPr>
-            <w:tcW w:w="757" w:type="dxa"/>
+            <w:tcW w:w="755" w:type="dxa"/>
             <w:vMerge w:val="continue"/>
             <w:tcBorders/>
             <w:vAlign w:val="center"/>
@@ -3469,7 +3469,7 @@
         </w:tc>
         <w:tc>
           <w:tcPr>
-            <w:tcW w:w="8452" w:type="dxa"/>
+            <w:tcW w:w="8454" w:type="dxa"/>
             <w:gridSpan w:val="3"/>
             <w:tcBorders/>
             <w:vAlign w:val="center"/>
@@ -4862,7 +4862,7 @@
         </w:trPr>
         <w:tc>
           <w:tcPr>
-            <w:tcW w:w="757" w:type="dxa"/>
+            <w:tcW w:w="755" w:type="dxa"/>
             <w:vMerge w:val="restart"/>
             <w:tcBorders/>
             <w:textDirection w:val="btLr"/>
@@ -4896,7 +4896,7 @@
         </w:tc>
         <w:tc>
           <w:tcPr>
-            <w:tcW w:w="8452" w:type="dxa"/>
+            <w:tcW w:w="8454" w:type="dxa"/>
             <w:gridSpan w:val="3"/>
             <w:tcBorders/>
             <w:vAlign w:val="center"/>
@@ -4961,7 +4961,7 @@
         </w:trPr>
         <w:tc>
           <w:tcPr>
-            <w:tcW w:w="757" w:type="dxa"/>
+            <w:tcW w:w="755" w:type="dxa"/>
             <w:vMerge w:val="continue"/>
             <w:tcBorders/>
             <w:textDirection w:val="btLr"/>
@@ -4992,7 +4992,7 @@
         </w:tc>
         <w:tc>
           <w:tcPr>
-            <w:tcW w:w="8452" w:type="dxa"/>
+            <w:tcW w:w="8454" w:type="dxa"/>
             <w:gridSpan w:val="3"/>
             <w:tcBorders/>
             <w:vAlign w:val="center"/>
@@ -5057,7 +5057,7 @@
         </w:trPr>
         <w:tc>
           <w:tcPr>
-            <w:tcW w:w="757" w:type="dxa"/>
+            <w:tcW w:w="755" w:type="dxa"/>
             <w:vMerge w:val="continue"/>
             <w:tcBorders/>
             <w:textDirection w:val="btLr"/>
@@ -5088,7 +5088,7 @@
         </w:tc>
         <w:tc>
           <w:tcPr>
-            <w:tcW w:w="8452" w:type="dxa"/>
+            <w:tcW w:w="8454" w:type="dxa"/>
             <w:gridSpan w:val="3"/>
             <w:tcBorders/>
             <w:vAlign w:val="center"/>
@@ -5153,7 +5153,7 @@
         </w:trPr>
         <w:tc>
           <w:tcPr>
-            <w:tcW w:w="757" w:type="dxa"/>
+            <w:tcW w:w="755" w:type="dxa"/>
             <w:vMerge w:val="continue"/>
             <w:tcBorders/>
             <w:textDirection w:val="btLr"/>
@@ -5184,7 +5184,7 @@
         </w:tc>
         <w:tc>
           <w:tcPr>
-            <w:tcW w:w="8452" w:type="dxa"/>
+            <w:tcW w:w="8454" w:type="dxa"/>
             <w:gridSpan w:val="3"/>
             <w:tcBorders/>
             <w:vAlign w:val="center"/>
@@ -5311,7 +5311,7 @@
         </w:trPr>
         <w:tc>
           <w:tcPr>
-            <w:tcW w:w="757" w:type="dxa"/>
+            <w:tcW w:w="755" w:type="dxa"/>
             <w:vMerge w:val="restart"/>
             <w:tcBorders/>
             <w:textDirection w:val="btLr"/>
@@ -5345,7 +5345,7 @@
         </w:tc>
         <w:tc>
           <w:tcPr>
-            <w:tcW w:w="8452" w:type="dxa"/>
+            <w:tcW w:w="8454" w:type="dxa"/>
             <w:gridSpan w:val="3"/>
             <w:tcBorders/>
             <w:vAlign w:val="center"/>
@@ -5410,7 +5410,7 @@
         </w:trPr>
         <w:tc>
           <w:tcPr>
-            <w:tcW w:w="757" w:type="dxa"/>
+            <w:tcW w:w="755" w:type="dxa"/>
             <w:vMerge w:val="continue"/>
             <w:tcBorders/>
             <w:textDirection w:val="btLr"/>
@@ -5441,7 +5441,7 @@
         </w:tc>
         <w:tc>
           <w:tcPr>
-            <w:tcW w:w="8452" w:type="dxa"/>
+            <w:tcW w:w="8454" w:type="dxa"/>
             <w:gridSpan w:val="3"/>
             <w:tcBorders/>
             <w:vAlign w:val="center"/>
@@ -5506,7 +5506,7 @@
         </w:trPr>
         <w:tc>
           <w:tcPr>
-            <w:tcW w:w="757" w:type="dxa"/>
+            <w:tcW w:w="755" w:type="dxa"/>
             <w:vMerge w:val="continue"/>
             <w:tcBorders/>
             <w:textDirection w:val="btLr"/>
@@ -5537,7 +5537,7 @@
         </w:tc>
         <w:tc>
           <w:tcPr>
-            <w:tcW w:w="8452" w:type="dxa"/>
+            <w:tcW w:w="8454" w:type="dxa"/>
             <w:gridSpan w:val="3"/>
             <w:tcBorders/>
             <w:vAlign w:val="center"/>
@@ -5882,7 +5882,7 @@
         <w:trPr/>
         <w:tc>
           <w:tcPr>
-            <w:tcW w:w="757" w:type="dxa"/>
+            <w:tcW w:w="755" w:type="dxa"/>
             <w:vMerge w:val="restart"/>
             <w:tcBorders/>
             <w:textDirection w:val="btLr"/>
@@ -5916,7 +5916,7 @@
         </w:tc>
         <w:tc>
           <w:tcPr>
-            <w:tcW w:w="8452" w:type="dxa"/>
+            <w:tcW w:w="8454" w:type="dxa"/>
             <w:gridSpan w:val="3"/>
             <w:tcBorders/>
             <w:vAlign w:val="center"/>
@@ -5978,7 +5978,7 @@
         <w:trPr/>
         <w:tc>
           <w:tcPr>
-            <w:tcW w:w="757" w:type="dxa"/>
+            <w:tcW w:w="755" w:type="dxa"/>
             <w:vMerge w:val="continue"/>
             <w:tcBorders/>
             <w:vAlign w:val="center"/>
@@ -6009,7 +6009,7 @@
         </w:tc>
         <w:tc>
           <w:tcPr>
-            <w:tcW w:w="8452" w:type="dxa"/>
+            <w:tcW w:w="8454" w:type="dxa"/>
             <w:gridSpan w:val="3"/>
             <w:tcBorders/>
             <w:vAlign w:val="center"/>
@@ -6071,7 +6071,7 @@
         <w:trPr/>
         <w:tc>
           <w:tcPr>
-            <w:tcW w:w="757" w:type="dxa"/>
+            <w:tcW w:w="755" w:type="dxa"/>
             <w:vMerge w:val="continue"/>
             <w:tcBorders/>
             <w:vAlign w:val="center"/>
@@ -6102,7 +6102,7 @@
         </w:tc>
         <w:tc>
           <w:tcPr>
-            <w:tcW w:w="8452" w:type="dxa"/>
+            <w:tcW w:w="8454" w:type="dxa"/>
             <w:gridSpan w:val="3"/>
             <w:tcBorders/>
             <w:vAlign w:val="center"/>
@@ -6164,7 +6164,7 @@
         <w:trPr/>
         <w:tc>
           <w:tcPr>
-            <w:tcW w:w="757" w:type="dxa"/>
+            <w:tcW w:w="755" w:type="dxa"/>
             <w:vMerge w:val="continue"/>
             <w:tcBorders/>
             <w:vAlign w:val="center"/>
@@ -6195,7 +6195,7 @@
         </w:tc>
         <w:tc>
           <w:tcPr>
-            <w:tcW w:w="8452" w:type="dxa"/>
+            <w:tcW w:w="8454" w:type="dxa"/>
             <w:gridSpan w:val="3"/>
             <w:tcBorders/>
             <w:vAlign w:val="center"/>
@@ -13986,10 +13986,878 @@
         <w:br/>
       </w:r>
     </w:p>
+    <w:tbl>
+      <w:tblPr>
+        <w:tblW w:w="11070" w:type="dxa"/>
+        <w:jc w:val="left"/>
+        <w:tblInd w:w="100" w:type="dxa"/>
+        <w:tblLayout w:type="fixed"/>
+        <w:tblCellMar>
+          <w:top w:w="100" w:type="dxa"/>
+          <w:left w:w="100" w:type="dxa"/>
+          <w:bottom w:w="100" w:type="dxa"/>
+          <w:right w:w="100" w:type="dxa"/>
+        </w:tblCellMar>
+        <w:tblLook w:val="04a0" w:noHBand="0" w:noVBand="1" w:firstColumn="1" w:lastRow="0" w:lastColumn="0" w:firstRow="1"/>
+      </w:tblPr>
+      <w:tblGrid>
+        <w:gridCol w:w="1350"/>
+        <w:gridCol w:w="1058"/>
+        <w:gridCol w:w="652"/>
+        <w:gridCol w:w="666"/>
+        <w:gridCol w:w="1316"/>
+        <w:gridCol w:w="3254"/>
+        <w:gridCol w:w="1972"/>
+        <w:gridCol w:w="560"/>
+        <w:gridCol w:w="240"/>
+      </w:tblGrid>
+      <w:tr>
+        <w:trPr/>
+        <w:tc>
+          <w:tcPr>
+            <w:tcW w:w="1350" w:type="dxa"/>
+            <w:tcBorders>
+              <w:top w:val="single" w:sz="8" w:space="0" w:color="000000"/>
+              <w:left w:val="single" w:sz="8" w:space="0" w:color="000000"/>
+              <w:bottom w:val="single" w:sz="8" w:space="0" w:color="000000"/>
+              <w:right w:val="single" w:sz="8" w:space="0" w:color="000000"/>
+            </w:tcBorders>
+            <w:vAlign w:val="center"/>
+          </w:tcPr>
+          <w:p>
+            <w:pPr>
+              <w:pStyle w:val="Contedodatabela"/>
+              <w:widowControl/>
+              <w:spacing w:lineRule="auto" w:line="288" w:before="0" w:after="0"/>
+              <w:rPr>
+                <w:sz w:val="16"/>
+                <w:szCs w:val="16"/>
+              </w:rPr>
+            </w:pPr>
+            <w:r>
+              <w:rPr>
+                <w:rFonts w:cs="CenturyGothic,Bold"/>
+                <w:b/>
+                <w:bCs/>
+                <w:color w:val="000000"/>
+                <w:sz w:val="16"/>
+                <w:szCs w:val="16"/>
+              </w:rPr>
+              <w:t>Demanda</w:t>
+            </w:r>
+          </w:p>
+        </w:tc>
+        <w:tc>
+          <w:tcPr>
+            <w:tcW w:w="1058" w:type="dxa"/>
+            <w:tcBorders>
+              <w:top w:val="single" w:sz="8" w:space="0" w:color="000000"/>
+              <w:left w:val="single" w:sz="8" w:space="0" w:color="000000"/>
+              <w:bottom w:val="single" w:sz="8" w:space="0" w:color="000000"/>
+              <w:right w:val="single" w:sz="8" w:space="0" w:color="000000"/>
+            </w:tcBorders>
+            <w:vAlign w:val="center"/>
+          </w:tcPr>
+          <w:p>
+            <w:pPr>
+              <w:pStyle w:val="Contedodatabela"/>
+              <w:widowControl/>
+              <w:spacing w:lineRule="auto" w:line="288" w:before="0" w:after="0"/>
+              <w:rPr>
+                <w:sz w:val="16"/>
+                <w:szCs w:val="16"/>
+              </w:rPr>
+            </w:pPr>
+            <w:r>
+              <w:rPr>
+                <w:rFonts w:cs="CenturyGothic,Bold"/>
+                <w:b/>
+                <w:bCs/>
+                <w:color w:val="000000"/>
+                <w:sz w:val="16"/>
+                <w:szCs w:val="16"/>
+              </w:rPr>
+              <w:t>Centro de despesa</w:t>
+              <w:br/>
+              <w:t>Grupo Orçamentário</w:t>
+            </w:r>
+          </w:p>
+        </w:tc>
+        <w:tc>
+          <w:tcPr>
+            <w:tcW w:w="652" w:type="dxa"/>
+            <w:tcBorders>
+              <w:top w:val="single" w:sz="8" w:space="0" w:color="000000"/>
+              <w:left w:val="single" w:sz="8" w:space="0" w:color="000000"/>
+              <w:bottom w:val="single" w:sz="8" w:space="0" w:color="000000"/>
+              <w:right w:val="single" w:sz="8" w:space="0" w:color="000000"/>
+            </w:tcBorders>
+            <w:vAlign w:val="center"/>
+          </w:tcPr>
+          <w:p>
+            <w:pPr>
+              <w:pStyle w:val="Contedodatabela"/>
+              <w:widowControl/>
+              <w:spacing w:lineRule="auto" w:line="288" w:before="0" w:after="0"/>
+              <w:jc w:val="center"/>
+              <w:rPr>
+                <w:sz w:val="16"/>
+                <w:szCs w:val="16"/>
+              </w:rPr>
+            </w:pPr>
+            <w:r>
+              <w:rPr>
+                <w:rFonts w:cs="CenturyGothic,Bold"/>
+                <w:b/>
+                <w:bCs/>
+                <w:color w:val="000000"/>
+                <w:sz w:val="16"/>
+                <w:szCs w:val="16"/>
+              </w:rPr>
+              <w:t>Item</w:t>
+            </w:r>
+          </w:p>
+        </w:tc>
+        <w:tc>
+          <w:tcPr>
+            <w:tcW w:w="666" w:type="dxa"/>
+            <w:tcBorders>
+              <w:top w:val="single" w:sz="8" w:space="0" w:color="000000"/>
+              <w:left w:val="single" w:sz="8" w:space="0" w:color="000000"/>
+              <w:bottom w:val="single" w:sz="8" w:space="0" w:color="000000"/>
+              <w:right w:val="single" w:sz="8" w:space="0" w:color="000000"/>
+            </w:tcBorders>
+            <w:vAlign w:val="center"/>
+          </w:tcPr>
+          <w:p>
+            <w:pPr>
+              <w:pStyle w:val="Contedodatabela"/>
+              <w:widowControl/>
+              <w:spacing w:lineRule="auto" w:line="288" w:before="0" w:after="0"/>
+              <w:jc w:val="center"/>
+              <w:rPr>
+                <w:sz w:val="16"/>
+                <w:szCs w:val="16"/>
+              </w:rPr>
+            </w:pPr>
+            <w:r>
+              <w:rPr>
+                <w:rFonts w:cs="CenturyGothic,Bold"/>
+                <w:b/>
+                <w:bCs/>
+                <w:color w:val="000000"/>
+                <w:sz w:val="16"/>
+                <w:szCs w:val="16"/>
+              </w:rPr>
+              <w:t>Qtde</w:t>
+            </w:r>
+          </w:p>
+        </w:tc>
+        <w:tc>
+          <w:tcPr>
+            <w:tcW w:w="1316" w:type="dxa"/>
+            <w:tcBorders>
+              <w:top w:val="single" w:sz="8" w:space="0" w:color="000000"/>
+              <w:left w:val="single" w:sz="8" w:space="0" w:color="000000"/>
+              <w:bottom w:val="single" w:sz="8" w:space="0" w:color="000000"/>
+              <w:right w:val="single" w:sz="8" w:space="0" w:color="000000"/>
+            </w:tcBorders>
+            <w:vAlign w:val="center"/>
+          </w:tcPr>
+          <w:p>
+            <w:pPr>
+              <w:pStyle w:val="Contedodatabela"/>
+              <w:widowControl/>
+              <w:spacing w:lineRule="auto" w:line="288" w:before="0" w:after="0"/>
+              <w:jc w:val="center"/>
+              <w:rPr>
+                <w:sz w:val="16"/>
+                <w:szCs w:val="16"/>
+              </w:rPr>
+            </w:pPr>
+            <w:r>
+              <w:rPr>
+                <w:rFonts w:cs="CenturyGothic,Bold"/>
+                <w:b/>
+                <w:bCs/>
+                <w:color w:val="000000"/>
+                <w:sz w:val="16"/>
+                <w:szCs w:val="16"/>
+              </w:rPr>
+              <w:t>Código Compras GOV</w:t>
+            </w:r>
+          </w:p>
+        </w:tc>
+        <w:tc>
+          <w:tcPr>
+            <w:tcW w:w="3254" w:type="dxa"/>
+            <w:tcBorders>
+              <w:top w:val="single" w:sz="8" w:space="0" w:color="000000"/>
+              <w:left w:val="single" w:sz="8" w:space="0" w:color="000000"/>
+              <w:bottom w:val="single" w:sz="8" w:space="0" w:color="000000"/>
+              <w:right w:val="single" w:sz="8" w:space="0" w:color="000000"/>
+            </w:tcBorders>
+            <w:vAlign w:val="center"/>
+          </w:tcPr>
+          <w:p>
+            <w:pPr>
+              <w:pStyle w:val="Contedodatabela"/>
+              <w:widowControl/>
+              <w:spacing w:lineRule="auto" w:line="288" w:before="0" w:after="0"/>
+              <w:rPr>
+                <w:sz w:val="16"/>
+                <w:szCs w:val="16"/>
+              </w:rPr>
+            </w:pPr>
+            <w:r>
+              <w:rPr>
+                <w:rFonts w:cs="CenturyGothic,Bold"/>
+                <w:b/>
+                <w:bCs/>
+                <w:color w:val="000000"/>
+                <w:sz w:val="16"/>
+                <w:szCs w:val="16"/>
+              </w:rPr>
+              <w:t>Descrição</w:t>
+            </w:r>
+          </w:p>
+        </w:tc>
+        <w:tc>
+          <w:tcPr>
+            <w:tcW w:w="1972" w:type="dxa"/>
+            <w:tcBorders>
+              <w:top w:val="single" w:sz="8" w:space="0" w:color="000000"/>
+              <w:left w:val="single" w:sz="8" w:space="0" w:color="000000"/>
+              <w:bottom w:val="single" w:sz="8" w:space="0" w:color="000000"/>
+              <w:right w:val="single" w:sz="8" w:space="0" w:color="000000"/>
+            </w:tcBorders>
+            <w:vAlign w:val="center"/>
+          </w:tcPr>
+          <w:p>
+            <w:pPr>
+              <w:pStyle w:val="Contedodatabela"/>
+              <w:widowControl/>
+              <w:spacing w:lineRule="auto" w:line="288" w:before="0" w:after="0"/>
+              <w:rPr>
+                <w:sz w:val="16"/>
+                <w:szCs w:val="16"/>
+              </w:rPr>
+            </w:pPr>
+            <w:r>
+              <w:rPr>
+                <w:rFonts w:cs="CenturyGothic,Bold"/>
+                <w:b/>
+                <w:bCs/>
+                <w:color w:val="000000"/>
+                <w:sz w:val="16"/>
+                <w:szCs w:val="16"/>
+              </w:rPr>
+              <w:t>Item de despesa</w:t>
+            </w:r>
+          </w:p>
+        </w:tc>
+        <w:tc>
+          <w:tcPr>
+            <w:tcW w:w="560" w:type="dxa"/>
+            <w:tcBorders>
+              <w:top w:val="single" w:sz="8" w:space="0" w:color="000000"/>
+              <w:left w:val="single" w:sz="8" w:space="0" w:color="000000"/>
+              <w:bottom w:val="single" w:sz="8" w:space="0" w:color="000000"/>
+              <w:right w:val="single" w:sz="8" w:space="0" w:color="000000"/>
+            </w:tcBorders>
+            <w:vAlign w:val="center"/>
+          </w:tcPr>
+          <w:p>
+            <w:pPr>
+              <w:pStyle w:val="Contedodatabela"/>
+              <w:widowControl/>
+              <w:spacing w:lineRule="auto" w:line="288" w:before="0" w:after="0"/>
+              <w:rPr>
+                <w:sz w:val="16"/>
+                <w:szCs w:val="16"/>
+              </w:rPr>
+            </w:pPr>
+            <w:r>
+              <w:rPr>
+                <w:rFonts w:cs="CenturyGothic,Bold"/>
+                <w:b/>
+                <w:bCs/>
+                <w:color w:val="000000"/>
+                <w:sz w:val="16"/>
+                <w:szCs w:val="16"/>
+              </w:rPr>
+              <w:t>TRP</w:t>
+            </w:r>
+          </w:p>
+        </w:tc>
+        <w:tc>
+          <w:tcPr>
+            <w:tcW w:w="240" w:type="dxa"/>
+            <w:tcBorders>
+              <w:top w:val="single" w:sz="8" w:space="0" w:color="000000"/>
+              <w:left w:val="single" w:sz="8" w:space="0" w:color="000000"/>
+              <w:bottom w:val="single" w:sz="8" w:space="0" w:color="000000"/>
+              <w:right w:val="single" w:sz="8" w:space="0" w:color="000000"/>
+            </w:tcBorders>
+            <w:vAlign w:val="center"/>
+          </w:tcPr>
+          <w:p>
+            <w:pPr>
+              <w:pStyle w:val="Contedodatabela"/>
+              <w:widowControl/>
+              <w:spacing w:lineRule="auto" w:line="288" w:before="0" w:after="0"/>
+              <w:rPr>
+                <w:sz w:val="16"/>
+                <w:szCs w:val="16"/>
+              </w:rPr>
+            </w:pPr>
+            <w:r>
+              <w:rPr>
+                <w:rFonts w:cs="CenturyGothic,Bold"/>
+                <w:b/>
+                <w:bCs/>
+                <w:color w:val="000000"/>
+                <w:sz w:val="16"/>
+                <w:szCs w:val="16"/>
+              </w:rPr>
+              <w:t>TR</w:t>
+            </w:r>
+          </w:p>
+        </w:tc>
+      </w:tr>
+      <w:tr>
+        <w:trPr>
+          <w:trHeight w:val="387" w:hRule="atLeast"/>
+        </w:trPr>
+        <w:tc>
+          <w:tcPr>
+            <w:tcW w:w="11068" w:type="dxa"/>
+            <w:gridSpan w:val="9"/>
+            <w:tcBorders>
+              <w:top w:val="single" w:sz="8" w:space="0" w:color="000000"/>
+              <w:left w:val="single" w:sz="8" w:space="0" w:color="000000"/>
+              <w:bottom w:val="single" w:sz="8" w:space="0" w:color="000000"/>
+              <w:right w:val="single" w:sz="8" w:space="0" w:color="000000"/>
+            </w:tcBorders>
+            <w:vAlign w:val="center"/>
+          </w:tcPr>
+          <w:p>
+            <w:pPr>
+              <w:pStyle w:val="TableContents"/>
+              <w:spacing w:before="0" w:after="200"/>
+              <w:rPr>
+                <w:rFonts w:ascii="Arial" w:hAnsi="Arial"/>
+              </w:rPr>
+            </w:pPr>
+            <w:r>
+              <w:rPr>
+                <w:color w:val="2A6099"/>
+                <w:sz w:val="12"/>
+                <w:szCs w:val="12"/>
+              </w:rPr>
+              <w:t>{%tr for item in itens %}</w:t>
+            </w:r>
+          </w:p>
+        </w:tc>
+      </w:tr>
+      <w:tr>
+        <w:trPr/>
+        <w:tc>
+          <w:tcPr>
+            <w:tcW w:w="1350" w:type="dxa"/>
+            <w:tcBorders>
+              <w:left w:val="single" w:sz="8" w:space="0" w:color="000000"/>
+              <w:bottom w:val="single" w:sz="8" w:space="0" w:color="000000"/>
+              <w:right w:val="single" w:sz="8" w:space="0" w:color="000000"/>
+            </w:tcBorders>
+            <w:vAlign w:val="center"/>
+          </w:tcPr>
+          <w:p>
+            <w:pPr>
+              <w:pStyle w:val="Contedodatabela"/>
+              <w:widowControl/>
+              <w:spacing w:lineRule="auto" w:line="288" w:before="0" w:after="0"/>
+              <w:rPr>
+                <w:rFonts w:ascii="Arial" w:hAnsi="Arial"/>
+                <w:sz w:val="16"/>
+                <w:szCs w:val="16"/>
+              </w:rPr>
+            </w:pPr>
+            <w:r>
+              <w:rPr>
+                <w:rFonts w:cs="CenturyGothic,Bold"/>
+                <w:bCs/>
+                <w:color w:val="FF0000"/>
+                <w:sz w:val="16"/>
+                <w:szCs w:val="16"/>
+              </w:rPr>
+              <w:t xml:space="preserve">{{ </w:t>
+            </w:r>
+            <w:r>
+              <w:rPr>
+                <w:rFonts w:cs="CenturyGothic,Bold"/>
+                <w:bCs/>
+                <w:color w:val="FF0000"/>
+                <w:sz w:val="16"/>
+                <w:szCs w:val="16"/>
+              </w:rPr>
+              <w:t>item.</w:t>
+            </w:r>
+            <w:r>
+              <w:rPr>
+                <w:rFonts w:cs="CenturyGothic,Bold"/>
+                <w:bCs/>
+                <w:color w:val="FF0000"/>
+                <w:sz w:val="16"/>
+                <w:szCs w:val="16"/>
+              </w:rPr>
+              <w:t>numero_demanda }}</w:t>
+            </w:r>
+          </w:p>
+        </w:tc>
+        <w:tc>
+          <w:tcPr>
+            <w:tcW w:w="1058" w:type="dxa"/>
+            <w:tcBorders>
+              <w:left w:val="single" w:sz="8" w:space="0" w:color="000000"/>
+              <w:bottom w:val="single" w:sz="8" w:space="0" w:color="000000"/>
+              <w:right w:val="single" w:sz="8" w:space="0" w:color="000000"/>
+            </w:tcBorders>
+            <w:vAlign w:val="center"/>
+          </w:tcPr>
+          <w:p>
+            <w:pPr>
+              <w:pStyle w:val="Contedodatabela"/>
+              <w:widowControl/>
+              <w:spacing w:lineRule="auto" w:line="288" w:before="0" w:after="0"/>
+              <w:rPr>
+                <w:rFonts w:ascii="Arial" w:hAnsi="Arial"/>
+              </w:rPr>
+            </w:pPr>
+            <w:r>
+              <w:rPr>
+                <w:rFonts w:cs="CenturyGothic,Bold"/>
+                <w:bCs/>
+                <w:color w:val="FF0000"/>
+                <w:sz w:val="16"/>
+                <w:szCs w:val="16"/>
+              </w:rPr>
+              <w:t xml:space="preserve">{{ </w:t>
+            </w:r>
+            <w:r>
+              <w:rPr>
+                <w:rFonts w:cs="CenturyGothic,Bold"/>
+                <w:bCs/>
+                <w:color w:val="FF0000"/>
+                <w:sz w:val="16"/>
+                <w:szCs w:val="16"/>
+              </w:rPr>
+              <w:t>item.</w:t>
+            </w:r>
+            <w:r>
+              <w:rPr>
+                <w:rFonts w:cs="CenturyGothic,Bold"/>
+                <w:bCs/>
+                <w:color w:val="FF0000"/>
+                <w:sz w:val="16"/>
+                <w:szCs w:val="16"/>
+              </w:rPr>
+              <w:t>centro_despesa }}</w:t>
+              <w:br/>
+              <w:t xml:space="preserve">{{ </w:t>
+            </w:r>
+            <w:r>
+              <w:rPr>
+                <w:rFonts w:cs="CenturyGothic,Bold"/>
+                <w:bCs/>
+                <w:color w:val="FF0000"/>
+                <w:sz w:val="16"/>
+                <w:szCs w:val="16"/>
+              </w:rPr>
+              <w:t>item.</w:t>
+            </w:r>
+            <w:r>
+              <w:rPr>
+                <w:rFonts w:cs="CenturyGothic,Bold"/>
+                <w:bCs/>
+                <w:color w:val="FF0000"/>
+                <w:sz w:val="16"/>
+                <w:szCs w:val="16"/>
+              </w:rPr>
+              <w:t>grupo_orcamentario }}</w:t>
+            </w:r>
+          </w:p>
+        </w:tc>
+        <w:tc>
+          <w:tcPr>
+            <w:tcW w:w="652" w:type="dxa"/>
+            <w:tcBorders>
+              <w:left w:val="single" w:sz="8" w:space="0" w:color="000000"/>
+              <w:bottom w:val="single" w:sz="8" w:space="0" w:color="000000"/>
+              <w:right w:val="single" w:sz="8" w:space="0" w:color="000000"/>
+            </w:tcBorders>
+            <w:vAlign w:val="center"/>
+          </w:tcPr>
+          <w:p>
+            <w:pPr>
+              <w:pStyle w:val="Contedodatabela"/>
+              <w:widowControl/>
+              <w:spacing w:lineRule="auto" w:line="288" w:before="0" w:after="0"/>
+              <w:jc w:val="center"/>
+              <w:rPr>
+                <w:rFonts w:ascii="Arial" w:hAnsi="Arial"/>
+              </w:rPr>
+            </w:pPr>
+            <w:r>
+              <w:rPr>
+                <w:rFonts w:cs="CenturyGothic,Bold"/>
+                <w:bCs/>
+                <w:color w:val="FF0000"/>
+                <w:sz w:val="20"/>
+                <w:szCs w:val="16"/>
+              </w:rPr>
+              <w:t xml:space="preserve">{{ </w:t>
+            </w:r>
+            <w:r>
+              <w:rPr>
+                <w:rFonts w:cs="CenturyGothic,Bold"/>
+                <w:bCs/>
+                <w:color w:val="FF0000"/>
+                <w:sz w:val="16"/>
+                <w:szCs w:val="16"/>
+              </w:rPr>
+              <w:t>item.</w:t>
+            </w:r>
+            <w:r>
+              <w:rPr>
+                <w:rFonts w:cs="CenturyGothic,Bold"/>
+                <w:bCs/>
+                <w:color w:val="FF0000"/>
+                <w:sz w:val="20"/>
+                <w:szCs w:val="16"/>
+              </w:rPr>
+              <w:t>numero_ordem }}</w:t>
+            </w:r>
+          </w:p>
+        </w:tc>
+        <w:tc>
+          <w:tcPr>
+            <w:tcW w:w="666" w:type="dxa"/>
+            <w:tcBorders>
+              <w:left w:val="single" w:sz="8" w:space="0" w:color="000000"/>
+              <w:bottom w:val="single" w:sz="8" w:space="0" w:color="000000"/>
+              <w:right w:val="single" w:sz="8" w:space="0" w:color="000000"/>
+            </w:tcBorders>
+            <w:vAlign w:val="center"/>
+          </w:tcPr>
+          <w:p>
+            <w:pPr>
+              <w:pStyle w:val="Normal"/>
+              <w:spacing w:lineRule="auto" w:line="240" w:before="0" w:after="0"/>
+              <w:rPr>
+                <w:rFonts w:ascii="Arial" w:hAnsi="Arial" w:cs="CenturyGothic,Bold"/>
+                <w:b w:val="false"/>
+                <w:bCs w:val="false"/>
+                <w:sz w:val="16"/>
+                <w:szCs w:val="16"/>
+              </w:rPr>
+            </w:pPr>
+            <w:r>
+              <w:rPr>
+                <w:rFonts w:cs="CenturyGothic,Bold"/>
+                <w:b w:val="false"/>
+                <w:bCs w:val="false"/>
+                <w:color w:val="FF0000"/>
+                <w:sz w:val="20"/>
+                <w:szCs w:val="16"/>
+              </w:rPr>
+              <w:t xml:space="preserve">{{ </w:t>
+            </w:r>
+            <w:r>
+              <w:rPr>
+                <w:rFonts w:cs="CenturyGothic,Bold"/>
+                <w:b w:val="false"/>
+                <w:bCs/>
+                <w:color w:val="FF0000"/>
+                <w:sz w:val="16"/>
+                <w:szCs w:val="16"/>
+              </w:rPr>
+              <w:t>item.</w:t>
+            </w:r>
+            <w:r>
+              <w:rPr>
+                <w:rFonts w:cs="CenturyGothic,Bold"/>
+                <w:b w:val="false"/>
+                <w:bCs w:val="false"/>
+                <w:color w:val="FF0000"/>
+                <w:sz w:val="20"/>
+                <w:szCs w:val="16"/>
+              </w:rPr>
+              <w:t>quantidade }}</w:t>
+            </w:r>
+          </w:p>
+        </w:tc>
+        <w:tc>
+          <w:tcPr>
+            <w:tcW w:w="1316" w:type="dxa"/>
+            <w:tcBorders>
+              <w:left w:val="single" w:sz="8" w:space="0" w:color="000000"/>
+              <w:bottom w:val="single" w:sz="8" w:space="0" w:color="000000"/>
+              <w:right w:val="single" w:sz="8" w:space="0" w:color="000000"/>
+            </w:tcBorders>
+            <w:vAlign w:val="center"/>
+          </w:tcPr>
+          <w:p>
+            <w:pPr>
+              <w:pStyle w:val="Contedodatabela"/>
+              <w:widowControl/>
+              <w:spacing w:lineRule="auto" w:line="288" w:before="0" w:after="0"/>
+              <w:jc w:val="center"/>
+              <w:rPr>
+                <w:rFonts w:ascii="Arial" w:hAnsi="Arial"/>
+              </w:rPr>
+            </w:pPr>
+            <w:r>
+              <w:rPr>
+                <w:rFonts w:cs="CenturyGothic,Bold"/>
+                <w:bCs/>
+                <w:color w:val="FF0000"/>
+                <w:sz w:val="20"/>
+                <w:szCs w:val="16"/>
+              </w:rPr>
+              <w:t xml:space="preserve">{{ </w:t>
+            </w:r>
+            <w:r>
+              <w:rPr>
+                <w:rFonts w:cs="CenturyGothic,Bold"/>
+                <w:bCs/>
+                <w:color w:val="FF0000"/>
+                <w:sz w:val="16"/>
+                <w:szCs w:val="16"/>
+              </w:rPr>
+              <w:t>item.</w:t>
+            </w:r>
+            <w:r>
+              <w:rPr>
+                <w:rFonts w:cs="CenturyGothic,Bold"/>
+                <w:bCs/>
+                <w:color w:val="FF0000"/>
+                <w:sz w:val="20"/>
+                <w:szCs w:val="16"/>
+              </w:rPr>
+              <w:t>codigo_comprasgov }}</w:t>
+            </w:r>
+          </w:p>
+        </w:tc>
+        <w:tc>
+          <w:tcPr>
+            <w:tcW w:w="3254" w:type="dxa"/>
+            <w:tcBorders>
+              <w:left w:val="single" w:sz="8" w:space="0" w:color="000000"/>
+              <w:bottom w:val="single" w:sz="8" w:space="0" w:color="000000"/>
+              <w:right w:val="single" w:sz="8" w:space="0" w:color="000000"/>
+            </w:tcBorders>
+            <w:shd w:color="auto" w:fill="FFFFFF" w:val="clear"/>
+            <w:vAlign w:val="center"/>
+          </w:tcPr>
+          <w:p>
+            <w:pPr>
+              <w:pStyle w:val="Contedodatabela"/>
+              <w:widowControl/>
+              <w:spacing w:lineRule="auto" w:line="288" w:before="0" w:after="0"/>
+              <w:rPr>
+                <w:rFonts w:ascii="Arial" w:hAnsi="Arial"/>
+              </w:rPr>
+            </w:pPr>
+            <w:r>
+              <w:rPr>
+                <w:rFonts w:cs="CenturyGothic,Bold"/>
+                <w:bCs/>
+                <w:color w:val="FF0000"/>
+                <w:sz w:val="16"/>
+                <w:szCs w:val="16"/>
+              </w:rPr>
+              <w:t xml:space="preserve"> </w:t>
+            </w:r>
+            <w:r>
+              <w:rPr>
+                <w:rFonts w:cs="CenturyGothic,Bold"/>
+                <w:bCs/>
+                <w:color w:val="FF0000"/>
+                <w:sz w:val="16"/>
+                <w:szCs w:val="16"/>
+              </w:rPr>
+              <w:t xml:space="preserve">{{ </w:t>
+            </w:r>
+            <w:r>
+              <w:rPr>
+                <w:rFonts w:cs="CenturyGothic,Bold"/>
+                <w:bCs/>
+                <w:color w:val="FF0000"/>
+                <w:sz w:val="16"/>
+                <w:szCs w:val="16"/>
+              </w:rPr>
+              <w:t>item.</w:t>
+            </w:r>
+            <w:r>
+              <w:rPr>
+                <w:rFonts w:cs="CenturyGothic,Bold"/>
+                <w:bCs/>
+                <w:color w:val="FF0000"/>
+                <w:sz w:val="16"/>
+                <w:szCs w:val="16"/>
+              </w:rPr>
+              <w:t>descricao }}</w:t>
+            </w:r>
+          </w:p>
+        </w:tc>
+        <w:tc>
+          <w:tcPr>
+            <w:tcW w:w="1972" w:type="dxa"/>
+            <w:tcBorders>
+              <w:left w:val="single" w:sz="8" w:space="0" w:color="000000"/>
+              <w:bottom w:val="single" w:sz="8" w:space="0" w:color="000000"/>
+              <w:right w:val="single" w:sz="8" w:space="0" w:color="000000"/>
+            </w:tcBorders>
+            <w:shd w:color="auto" w:fill="FFFFFF" w:val="clear"/>
+            <w:vAlign w:val="center"/>
+          </w:tcPr>
+          <w:p>
+            <w:pPr>
+              <w:pStyle w:val="Contedodatabela"/>
+              <w:widowControl/>
+              <w:spacing w:lineRule="auto" w:line="288" w:before="0" w:after="0"/>
+              <w:rPr>
+                <w:rFonts w:ascii="Arial" w:hAnsi="Arial"/>
+              </w:rPr>
+            </w:pPr>
+            <w:r>
+              <w:rPr>
+                <w:rFonts w:cs="CenturyGothic,Bold"/>
+                <w:bCs/>
+                <w:color w:val="FF0000"/>
+                <w:sz w:val="20"/>
+                <w:szCs w:val="16"/>
+              </w:rPr>
+              <w:t xml:space="preserve">{{ </w:t>
+            </w:r>
+            <w:r>
+              <w:rPr>
+                <w:rFonts w:cs="CenturyGothic,Bold"/>
+                <w:bCs/>
+                <w:color w:val="FF0000"/>
+                <w:sz w:val="16"/>
+                <w:szCs w:val="16"/>
+              </w:rPr>
+              <w:t>item.</w:t>
+            </w:r>
+            <w:r>
+              <w:rPr>
+                <w:rFonts w:cs="CenturyGothic,Bold"/>
+                <w:bCs/>
+                <w:color w:val="FF0000"/>
+                <w:sz w:val="20"/>
+                <w:szCs w:val="16"/>
+              </w:rPr>
+              <w:t>item_despesa }}</w:t>
+            </w:r>
+          </w:p>
+        </w:tc>
+        <w:tc>
+          <w:tcPr>
+            <w:tcW w:w="560" w:type="dxa"/>
+            <w:tcBorders>
+              <w:left w:val="single" w:sz="8" w:space="0" w:color="000000"/>
+              <w:bottom w:val="single" w:sz="8" w:space="0" w:color="000000"/>
+              <w:right w:val="single" w:sz="8" w:space="0" w:color="000000"/>
+            </w:tcBorders>
+            <w:vAlign w:val="center"/>
+          </w:tcPr>
+          <w:p>
+            <w:pPr>
+              <w:pStyle w:val="Contedodatabela"/>
+              <w:spacing w:before="0" w:after="200"/>
+              <w:rPr>
+                <w:rFonts w:ascii="Arial" w:hAnsi="Arial"/>
+              </w:rPr>
+            </w:pPr>
+            <w:r>
+              <w:rPr/>
+            </w:r>
+          </w:p>
+        </w:tc>
+        <w:tc>
+          <w:tcPr>
+            <w:tcW w:w="240" w:type="dxa"/>
+            <w:tcBorders>
+              <w:left w:val="single" w:sz="8" w:space="0" w:color="000000"/>
+              <w:bottom w:val="single" w:sz="8" w:space="0" w:color="000000"/>
+              <w:right w:val="single" w:sz="8" w:space="0" w:color="000000"/>
+            </w:tcBorders>
+            <w:vAlign w:val="center"/>
+          </w:tcPr>
+          <w:p>
+            <w:pPr>
+              <w:pStyle w:val="Contedodatabela"/>
+              <w:widowControl/>
+              <w:spacing w:lineRule="auto" w:line="288" w:before="0" w:after="0"/>
+              <w:rPr>
+                <w:rFonts w:ascii="Arial" w:hAnsi="Arial" w:cs="CenturyGothic,Bold"/>
+                <w:bCs/>
+                <w:color w:val="000000"/>
+                <w:sz w:val="20"/>
+                <w:szCs w:val="16"/>
+              </w:rPr>
+            </w:pPr>
+            <w:r>
+              <w:rPr>
+                <w:rFonts w:cs="CenturyGothic,Bold"/>
+                <w:bCs/>
+                <w:color w:val="000000"/>
+                <w:sz w:val="20"/>
+                <w:szCs w:val="16"/>
+              </w:rPr>
+            </w:r>
+          </w:p>
+        </w:tc>
+      </w:tr>
+      <w:tr>
+        <w:trPr/>
+        <w:tc>
+          <w:tcPr>
+            <w:tcW w:w="11068" w:type="dxa"/>
+            <w:gridSpan w:val="9"/>
+            <w:tcBorders>
+              <w:left w:val="single" w:sz="8" w:space="0" w:color="000000"/>
+              <w:bottom w:val="single" w:sz="8" w:space="0" w:color="000000"/>
+              <w:right w:val="single" w:sz="8" w:space="0" w:color="000000"/>
+            </w:tcBorders>
+            <w:vAlign w:val="center"/>
+          </w:tcPr>
+          <w:p>
+            <w:pPr>
+              <w:pStyle w:val="TableContents"/>
+              <w:spacing w:before="0" w:after="200"/>
+              <w:rPr>
+                <w:rFonts w:ascii="Arial" w:hAnsi="Arial"/>
+              </w:rPr>
+            </w:pPr>
+            <w:r>
+              <w:rPr>
+                <w:color w:val="2A6099"/>
+                <w:sz w:val="12"/>
+                <w:szCs w:val="12"/>
+              </w:rPr>
+              <w:t>{%tr endfor %}</w:t>
+            </w:r>
+          </w:p>
+        </w:tc>
+      </w:tr>
+    </w:tbl>
     <w:p>
       <w:pPr>
-        <w:pStyle w:val="BodyText"/>
-        <w:spacing w:lineRule="auto" w:line="240"/>
+        <w:pStyle w:val="Normal"/>
+        <w:spacing w:lineRule="auto" w:line="240" w:before="0" w:after="0"/>
         <w:rPr>
           <w:rFonts w:ascii="CenturyGothic,Bold" w:hAnsi="CenturyGothic,Bold" w:cs="CenturyGothic,Bold"/>
           <w:b/>
@@ -14008,950 +14876,6 @@
         </w:rPr>
       </w:r>
     </w:p>
-    <w:p>
-      <w:pPr>
-        <w:pStyle w:val="BodyText"/>
-        <w:spacing w:lineRule="auto" w:line="240"/>
-        <w:rPr>
-          <w:rFonts w:ascii="CenturyGothic,Bold" w:hAnsi="CenturyGothic,Bold" w:cs="CenturyGothic,Bold"/>
-          <w:b/>
-          <w:bCs/>
-          <w:sz w:val="16"/>
-          <w:szCs w:val="16"/>
-        </w:rPr>
-      </w:pPr>
-      <w:r>
-        <w:rPr>
-          <w:rFonts w:cs="CenturyGothic,Bold" w:ascii="CenturyGothic,Bold" w:hAnsi="CenturyGothic,Bold"/>
-          <w:b/>
-          <w:bCs/>
-          <w:sz w:val="16"/>
-          <w:szCs w:val="16"/>
-        </w:rPr>
-      </w:r>
-    </w:p>
-    <w:p>
-      <w:pPr>
-        <w:pStyle w:val="BodyText"/>
-        <w:spacing w:lineRule="auto" w:line="240"/>
-        <w:rPr>
-          <w:rFonts w:ascii="CenturyGothic,Bold" w:hAnsi="CenturyGothic,Bold" w:cs="CenturyGothic,Bold"/>
-          <w:b/>
-          <w:bCs/>
-          <w:sz w:val="16"/>
-          <w:szCs w:val="16"/>
-        </w:rPr>
-      </w:pPr>
-      <w:r>
-        <w:rPr>
-          <w:rFonts w:cs="CenturyGothic,Bold" w:ascii="CenturyGothic,Bold" w:hAnsi="CenturyGothic,Bold"/>
-          <w:b/>
-          <w:bCs/>
-          <w:sz w:val="16"/>
-          <w:szCs w:val="16"/>
-        </w:rPr>
-      </w:r>
-    </w:p>
-    <w:p>
-      <w:pPr>
-        <w:pStyle w:val="BodyText"/>
-        <w:spacing w:lineRule="auto" w:line="240"/>
-        <w:rPr>
-          <w:rFonts w:ascii="CenturyGothic,Bold" w:hAnsi="CenturyGothic,Bold" w:cs="CenturyGothic,Bold"/>
-          <w:b/>
-          <w:bCs/>
-          <w:sz w:val="16"/>
-          <w:szCs w:val="16"/>
-        </w:rPr>
-      </w:pPr>
-      <w:r>
-        <w:rPr>
-          <w:rFonts w:cs="CenturyGothic,Bold" w:ascii="CenturyGothic,Bold" w:hAnsi="CenturyGothic,Bold"/>
-          <w:b/>
-          <w:bCs/>
-          <w:sz w:val="16"/>
-          <w:szCs w:val="16"/>
-        </w:rPr>
-      </w:r>
-    </w:p>
-    <w:p>
-      <w:pPr>
-        <w:pStyle w:val="BodyText"/>
-        <w:spacing w:lineRule="auto" w:line="240"/>
-        <w:rPr>
-          <w:rFonts w:ascii="CenturyGothic,Bold" w:hAnsi="CenturyGothic,Bold" w:cs="CenturyGothic,Bold"/>
-          <w:b/>
-          <w:bCs/>
-          <w:sz w:val="16"/>
-          <w:szCs w:val="16"/>
-        </w:rPr>
-      </w:pPr>
-      <w:r>
-        <w:rPr>
-          <w:rFonts w:cs="CenturyGothic,Bold" w:ascii="CenturyGothic,Bold" w:hAnsi="CenturyGothic,Bold"/>
-          <w:b/>
-          <w:bCs/>
-          <w:sz w:val="16"/>
-          <w:szCs w:val="16"/>
-        </w:rPr>
-      </w:r>
-    </w:p>
-    <w:p>
-      <w:pPr>
-        <w:pStyle w:val="BodyText"/>
-        <w:spacing w:lineRule="auto" w:line="240"/>
-        <w:rPr>
-          <w:rFonts w:ascii="CenturyGothic,Bold" w:hAnsi="CenturyGothic,Bold" w:cs="CenturyGothic,Bold"/>
-          <w:b/>
-          <w:bCs/>
-          <w:sz w:val="16"/>
-          <w:szCs w:val="16"/>
-        </w:rPr>
-      </w:pPr>
-      <w:r>
-        <w:rPr>
-          <w:rFonts w:cs="CenturyGothic,Bold" w:ascii="CenturyGothic,Bold" w:hAnsi="CenturyGothic,Bold"/>
-          <w:b/>
-          <w:bCs/>
-          <w:sz w:val="16"/>
-          <w:szCs w:val="16"/>
-        </w:rPr>
-      </w:r>
-    </w:p>
-    <w:p>
-      <w:pPr>
-        <w:pStyle w:val="BodyText"/>
-        <w:spacing w:lineRule="auto" w:line="240"/>
-        <w:rPr>
-          <w:rFonts w:ascii="CenturyGothic,Bold" w:hAnsi="CenturyGothic,Bold" w:cs="CenturyGothic,Bold"/>
-          <w:b/>
-          <w:bCs/>
-          <w:sz w:val="16"/>
-          <w:szCs w:val="16"/>
-        </w:rPr>
-      </w:pPr>
-      <w:r>
-        <w:rPr>
-          <w:rFonts w:cs="CenturyGothic,Bold" w:ascii="CenturyGothic,Bold" w:hAnsi="CenturyGothic,Bold"/>
-          <w:b/>
-          <w:bCs/>
-          <w:sz w:val="16"/>
-          <w:szCs w:val="16"/>
-        </w:rPr>
-      </w:r>
-    </w:p>
-    <w:p>
-      <w:pPr>
-        <w:pStyle w:val="BodyText"/>
-        <w:spacing w:lineRule="auto" w:line="240"/>
-        <w:rPr>
-          <w:rFonts w:ascii="CenturyGothic,Bold" w:hAnsi="CenturyGothic,Bold" w:cs="CenturyGothic,Bold"/>
-          <w:b/>
-          <w:bCs/>
-          <w:sz w:val="16"/>
-          <w:szCs w:val="16"/>
-        </w:rPr>
-      </w:pPr>
-      <w:r>
-        <w:rPr>
-          <w:rFonts w:cs="CenturyGothic,Bold" w:ascii="CenturyGothic,Bold" w:hAnsi="CenturyGothic,Bold"/>
-          <w:b/>
-          <w:bCs/>
-          <w:sz w:val="16"/>
-          <w:szCs w:val="16"/>
-        </w:rPr>
-      </w:r>
-    </w:p>
-    <w:p>
-      <w:pPr>
-        <w:pStyle w:val="BodyText"/>
-        <w:spacing w:lineRule="auto" w:line="240"/>
-        <w:rPr>
-          <w:rFonts w:ascii="CenturyGothic,Bold" w:hAnsi="CenturyGothic,Bold" w:cs="CenturyGothic,Bold"/>
-          <w:b/>
-          <w:bCs/>
-          <w:sz w:val="16"/>
-          <w:szCs w:val="16"/>
-        </w:rPr>
-      </w:pPr>
-      <w:r>
-        <w:rPr>
-          <w:rFonts w:cs="CenturyGothic,Bold" w:ascii="CenturyGothic,Bold" w:hAnsi="CenturyGothic,Bold"/>
-          <w:b/>
-          <w:bCs/>
-          <w:sz w:val="16"/>
-          <w:szCs w:val="16"/>
-        </w:rPr>
-      </w:r>
-    </w:p>
-    <w:p>
-      <w:pPr>
-        <w:pStyle w:val="BodyText"/>
-        <w:spacing w:lineRule="auto" w:line="240"/>
-        <w:rPr>
-          <w:rFonts w:ascii="CenturyGothic,Bold" w:hAnsi="CenturyGothic,Bold" w:cs="CenturyGothic,Bold"/>
-          <w:b/>
-          <w:bCs/>
-          <w:sz w:val="16"/>
-          <w:szCs w:val="16"/>
-        </w:rPr>
-      </w:pPr>
-      <w:r>
-        <w:rPr>
-          <w:rFonts w:cs="CenturyGothic,Bold" w:ascii="CenturyGothic,Bold" w:hAnsi="CenturyGothic,Bold"/>
-          <w:b/>
-          <w:bCs/>
-          <w:sz w:val="16"/>
-          <w:szCs w:val="16"/>
-        </w:rPr>
-      </w:r>
-    </w:p>
-    <w:p>
-      <w:pPr>
-        <w:pStyle w:val="BodyText"/>
-        <w:spacing w:lineRule="auto" w:line="240"/>
-        <w:rPr>
-          <w:rFonts w:ascii="CenturyGothic,Bold" w:hAnsi="CenturyGothic,Bold" w:cs="CenturyGothic,Bold"/>
-          <w:b/>
-          <w:bCs/>
-          <w:sz w:val="16"/>
-          <w:szCs w:val="16"/>
-        </w:rPr>
-      </w:pPr>
-      <w:r>
-        <w:rPr>
-          <w:rFonts w:cs="CenturyGothic,Bold" w:ascii="CenturyGothic,Bold" w:hAnsi="CenturyGothic,Bold"/>
-          <w:b/>
-          <w:bCs/>
-          <w:sz w:val="16"/>
-          <w:szCs w:val="16"/>
-        </w:rPr>
-      </w:r>
-    </w:p>
-    <w:p>
-      <w:pPr>
-        <w:pStyle w:val="BodyText"/>
-        <w:spacing w:lineRule="auto" w:line="240"/>
-        <w:rPr>
-          <w:rFonts w:ascii="CenturyGothic,Bold" w:hAnsi="CenturyGothic,Bold" w:cs="CenturyGothic,Bold"/>
-          <w:b/>
-          <w:bCs/>
-          <w:sz w:val="16"/>
-          <w:szCs w:val="16"/>
-        </w:rPr>
-      </w:pPr>
-      <w:r>
-        <w:rPr>
-          <w:rFonts w:cs="CenturyGothic,Bold" w:ascii="CenturyGothic,Bold" w:hAnsi="CenturyGothic,Bold"/>
-          <w:b/>
-          <w:bCs/>
-          <w:sz w:val="16"/>
-          <w:szCs w:val="16"/>
-        </w:rPr>
-        <w:br/>
-      </w:r>
-    </w:p>
-    <w:tbl>
-      <w:tblPr>
-        <w:tblW w:w="11070" w:type="dxa"/>
-        <w:jc w:val="left"/>
-        <w:tblInd w:w="100" w:type="dxa"/>
-        <w:tblLayout w:type="fixed"/>
-        <w:tblCellMar>
-          <w:top w:w="100" w:type="dxa"/>
-          <w:left w:w="100" w:type="dxa"/>
-          <w:bottom w:w="100" w:type="dxa"/>
-          <w:right w:w="100" w:type="dxa"/>
-        </w:tblCellMar>
-        <w:tblLook w:val="04a0" w:noHBand="0" w:noVBand="1" w:firstColumn="1" w:lastRow="0" w:lastColumn="0" w:firstRow="1"/>
-      </w:tblPr>
-      <w:tblGrid>
-        <w:gridCol w:w="1109"/>
-        <w:gridCol w:w="1299"/>
-        <w:gridCol w:w="652"/>
-        <w:gridCol w:w="666"/>
-        <w:gridCol w:w="1316"/>
-        <w:gridCol w:w="3254"/>
-        <w:gridCol w:w="1959"/>
-        <w:gridCol w:w="557"/>
-        <w:gridCol w:w="256"/>
-      </w:tblGrid>
-      <w:tr>
-        <w:trPr/>
-        <w:tc>
-          <w:tcPr>
-            <w:tcW w:w="1109" w:type="dxa"/>
-            <w:tcBorders>
-              <w:top w:val="single" w:sz="8" w:space="0" w:color="000000"/>
-              <w:left w:val="single" w:sz="8" w:space="0" w:color="000000"/>
-              <w:bottom w:val="single" w:sz="8" w:space="0" w:color="000000"/>
-              <w:right w:val="single" w:sz="8" w:space="0" w:color="000000"/>
-            </w:tcBorders>
-            <w:vAlign w:val="center"/>
-          </w:tcPr>
-          <w:p>
-            <w:pPr>
-              <w:pStyle w:val="Contedodatabela"/>
-              <w:widowControl/>
-              <w:spacing w:lineRule="auto" w:line="288" w:before="0" w:after="0"/>
-              <w:rPr>
-                <w:rFonts w:ascii="Arial;sans-serif" w:hAnsi="Arial;sans-serif" w:cs="CenturyGothic,Bold"/>
-                <w:b/>
-                <w:bCs/>
-                <w:color w:val="000000"/>
-                <w:sz w:val="18"/>
-                <w:szCs w:val="16"/>
-              </w:rPr>
-            </w:pPr>
-            <w:r>
-              <w:rPr>
-                <w:rFonts w:cs="CenturyGothic,Bold" w:ascii="Arial;sans-serif" w:hAnsi="Arial;sans-serif"/>
-                <w:b/>
-                <w:bCs/>
-                <w:color w:val="000000"/>
-                <w:sz w:val="18"/>
-                <w:szCs w:val="16"/>
-              </w:rPr>
-              <w:t>Demanda</w:t>
-            </w:r>
-          </w:p>
-        </w:tc>
-        <w:tc>
-          <w:tcPr>
-            <w:tcW w:w="1299" w:type="dxa"/>
-            <w:tcBorders>
-              <w:top w:val="single" w:sz="8" w:space="0" w:color="000000"/>
-              <w:left w:val="single" w:sz="8" w:space="0" w:color="000000"/>
-              <w:bottom w:val="single" w:sz="8" w:space="0" w:color="000000"/>
-              <w:right w:val="single" w:sz="8" w:space="0" w:color="000000"/>
-            </w:tcBorders>
-            <w:vAlign w:val="center"/>
-          </w:tcPr>
-          <w:p>
-            <w:pPr>
-              <w:pStyle w:val="Contedodatabela"/>
-              <w:widowControl/>
-              <w:spacing w:lineRule="auto" w:line="288" w:before="0" w:after="0"/>
-              <w:rPr>
-                <w:rFonts w:ascii="Arial;sans-serif" w:hAnsi="Arial;sans-serif" w:cs="CenturyGothic,Bold"/>
-                <w:b/>
-                <w:bCs/>
-                <w:color w:val="000000"/>
-                <w:sz w:val="18"/>
-                <w:szCs w:val="16"/>
-              </w:rPr>
-            </w:pPr>
-            <w:r>
-              <w:rPr>
-                <w:rFonts w:cs="CenturyGothic,Bold" w:ascii="Arial;sans-serif" w:hAnsi="Arial;sans-serif"/>
-                <w:b/>
-                <w:bCs/>
-                <w:color w:val="000000"/>
-                <w:sz w:val="18"/>
-                <w:szCs w:val="16"/>
-              </w:rPr>
-              <w:t>Centro de despesa</w:t>
-            </w:r>
-          </w:p>
-        </w:tc>
-        <w:tc>
-          <w:tcPr>
-            <w:tcW w:w="652" w:type="dxa"/>
-            <w:tcBorders>
-              <w:top w:val="single" w:sz="8" w:space="0" w:color="000000"/>
-              <w:left w:val="single" w:sz="8" w:space="0" w:color="000000"/>
-              <w:bottom w:val="single" w:sz="8" w:space="0" w:color="000000"/>
-              <w:right w:val="single" w:sz="8" w:space="0" w:color="000000"/>
-            </w:tcBorders>
-            <w:vAlign w:val="center"/>
-          </w:tcPr>
-          <w:p>
-            <w:pPr>
-              <w:pStyle w:val="Contedodatabela"/>
-              <w:widowControl/>
-              <w:spacing w:lineRule="auto" w:line="288" w:before="0" w:after="0"/>
-              <w:jc w:val="center"/>
-              <w:rPr>
-                <w:rFonts w:ascii="Arial;sans-serif" w:hAnsi="Arial;sans-serif" w:cs="CenturyGothic,Bold"/>
-                <w:b/>
-                <w:bCs/>
-                <w:color w:val="000000"/>
-                <w:sz w:val="18"/>
-                <w:szCs w:val="16"/>
-              </w:rPr>
-            </w:pPr>
-            <w:r>
-              <w:rPr>
-                <w:rFonts w:cs="CenturyGothic,Bold" w:ascii="Arial;sans-serif" w:hAnsi="Arial;sans-serif"/>
-                <w:b/>
-                <w:bCs/>
-                <w:color w:val="000000"/>
-                <w:sz w:val="18"/>
-                <w:szCs w:val="16"/>
-              </w:rPr>
-              <w:t>Item</w:t>
-            </w:r>
-          </w:p>
-        </w:tc>
-        <w:tc>
-          <w:tcPr>
-            <w:tcW w:w="666" w:type="dxa"/>
-            <w:tcBorders>
-              <w:top w:val="single" w:sz="8" w:space="0" w:color="000000"/>
-              <w:left w:val="single" w:sz="8" w:space="0" w:color="000000"/>
-              <w:bottom w:val="single" w:sz="8" w:space="0" w:color="000000"/>
-              <w:right w:val="single" w:sz="8" w:space="0" w:color="000000"/>
-            </w:tcBorders>
-            <w:vAlign w:val="center"/>
-          </w:tcPr>
-          <w:p>
-            <w:pPr>
-              <w:pStyle w:val="Contedodatabela"/>
-              <w:widowControl/>
-              <w:spacing w:lineRule="auto" w:line="288" w:before="0" w:after="0"/>
-              <w:jc w:val="center"/>
-              <w:rPr>
-                <w:rFonts w:ascii="Arial;sans-serif" w:hAnsi="Arial;sans-serif" w:cs="CenturyGothic,Bold"/>
-                <w:b/>
-                <w:bCs/>
-                <w:color w:val="000000"/>
-                <w:sz w:val="18"/>
-                <w:szCs w:val="16"/>
-              </w:rPr>
-            </w:pPr>
-            <w:r>
-              <w:rPr>
-                <w:rFonts w:cs="CenturyGothic,Bold" w:ascii="Arial;sans-serif" w:hAnsi="Arial;sans-serif"/>
-                <w:b/>
-                <w:bCs/>
-                <w:color w:val="000000"/>
-                <w:sz w:val="18"/>
-                <w:szCs w:val="16"/>
-              </w:rPr>
-              <w:t>Qtde</w:t>
-            </w:r>
-          </w:p>
-        </w:tc>
-        <w:tc>
-          <w:tcPr>
-            <w:tcW w:w="1316" w:type="dxa"/>
-            <w:tcBorders>
-              <w:top w:val="single" w:sz="8" w:space="0" w:color="000000"/>
-              <w:left w:val="single" w:sz="8" w:space="0" w:color="000000"/>
-              <w:bottom w:val="single" w:sz="8" w:space="0" w:color="000000"/>
-              <w:right w:val="single" w:sz="8" w:space="0" w:color="000000"/>
-            </w:tcBorders>
-            <w:vAlign w:val="center"/>
-          </w:tcPr>
-          <w:p>
-            <w:pPr>
-              <w:pStyle w:val="Contedodatabela"/>
-              <w:widowControl/>
-              <w:spacing w:lineRule="auto" w:line="288" w:before="0" w:after="0"/>
-              <w:jc w:val="center"/>
-              <w:rPr>
-                <w:rFonts w:ascii="Arial;sans-serif" w:hAnsi="Arial;sans-serif" w:cs="CenturyGothic,Bold"/>
-                <w:b/>
-                <w:bCs/>
-                <w:color w:val="000000"/>
-                <w:sz w:val="18"/>
-                <w:szCs w:val="16"/>
-              </w:rPr>
-            </w:pPr>
-            <w:r>
-              <w:rPr>
-                <w:rFonts w:cs="CenturyGothic,Bold" w:ascii="Arial;sans-serif" w:hAnsi="Arial;sans-serif"/>
-                <w:b/>
-                <w:bCs/>
-                <w:color w:val="000000"/>
-                <w:sz w:val="18"/>
-                <w:szCs w:val="16"/>
-              </w:rPr>
-              <w:t>Código Compras GOV</w:t>
-            </w:r>
-          </w:p>
-        </w:tc>
-        <w:tc>
-          <w:tcPr>
-            <w:tcW w:w="3254" w:type="dxa"/>
-            <w:tcBorders>
-              <w:top w:val="single" w:sz="8" w:space="0" w:color="000000"/>
-              <w:left w:val="single" w:sz="8" w:space="0" w:color="000000"/>
-              <w:bottom w:val="single" w:sz="8" w:space="0" w:color="000000"/>
-              <w:right w:val="single" w:sz="8" w:space="0" w:color="000000"/>
-            </w:tcBorders>
-            <w:vAlign w:val="center"/>
-          </w:tcPr>
-          <w:p>
-            <w:pPr>
-              <w:pStyle w:val="Contedodatabela"/>
-              <w:widowControl/>
-              <w:spacing w:lineRule="auto" w:line="288" w:before="0" w:after="0"/>
-              <w:rPr>
-                <w:rFonts w:ascii="Arial;sans-serif" w:hAnsi="Arial;sans-serif" w:cs="CenturyGothic,Bold"/>
-                <w:b/>
-                <w:bCs/>
-                <w:color w:val="000000"/>
-                <w:sz w:val="18"/>
-                <w:szCs w:val="16"/>
-              </w:rPr>
-            </w:pPr>
-            <w:r>
-              <w:rPr>
-                <w:rFonts w:cs="CenturyGothic,Bold" w:ascii="Arial;sans-serif" w:hAnsi="Arial;sans-serif"/>
-                <w:b/>
-                <w:bCs/>
-                <w:color w:val="000000"/>
-                <w:sz w:val="18"/>
-                <w:szCs w:val="16"/>
-              </w:rPr>
-              <w:t>Descrição</w:t>
-            </w:r>
-          </w:p>
-        </w:tc>
-        <w:tc>
-          <w:tcPr>
-            <w:tcW w:w="1959" w:type="dxa"/>
-            <w:tcBorders>
-              <w:top w:val="single" w:sz="8" w:space="0" w:color="000000"/>
-              <w:left w:val="single" w:sz="8" w:space="0" w:color="000000"/>
-              <w:bottom w:val="single" w:sz="8" w:space="0" w:color="000000"/>
-              <w:right w:val="single" w:sz="8" w:space="0" w:color="000000"/>
-            </w:tcBorders>
-            <w:vAlign w:val="center"/>
-          </w:tcPr>
-          <w:p>
-            <w:pPr>
-              <w:pStyle w:val="Contedodatabela"/>
-              <w:widowControl/>
-              <w:spacing w:lineRule="auto" w:line="288" w:before="0" w:after="0"/>
-              <w:rPr>
-                <w:rFonts w:ascii="Arial;sans-serif" w:hAnsi="Arial;sans-serif" w:cs="CenturyGothic,Bold"/>
-                <w:b/>
-                <w:bCs/>
-                <w:color w:val="000000"/>
-                <w:sz w:val="18"/>
-                <w:szCs w:val="16"/>
-              </w:rPr>
-            </w:pPr>
-            <w:r>
-              <w:rPr>
-                <w:rFonts w:cs="CenturyGothic,Bold" w:ascii="Arial;sans-serif" w:hAnsi="Arial;sans-serif"/>
-                <w:b/>
-                <w:bCs/>
-                <w:color w:val="000000"/>
-                <w:sz w:val="18"/>
-                <w:szCs w:val="16"/>
-              </w:rPr>
-              <w:t>Item de despesa</w:t>
-            </w:r>
-          </w:p>
-        </w:tc>
-        <w:tc>
-          <w:tcPr>
-            <w:tcW w:w="557" w:type="dxa"/>
-            <w:tcBorders>
-              <w:top w:val="single" w:sz="8" w:space="0" w:color="000000"/>
-              <w:left w:val="single" w:sz="8" w:space="0" w:color="000000"/>
-              <w:bottom w:val="single" w:sz="8" w:space="0" w:color="000000"/>
-              <w:right w:val="single" w:sz="8" w:space="0" w:color="000000"/>
-            </w:tcBorders>
-            <w:vAlign w:val="center"/>
-          </w:tcPr>
-          <w:p>
-            <w:pPr>
-              <w:pStyle w:val="Contedodatabela"/>
-              <w:widowControl/>
-              <w:spacing w:lineRule="auto" w:line="288" w:before="0" w:after="0"/>
-              <w:rPr>
-                <w:rFonts w:ascii="Arial;sans-serif" w:hAnsi="Arial;sans-serif" w:cs="CenturyGothic,Bold"/>
-                <w:b/>
-                <w:bCs/>
-                <w:color w:val="000000"/>
-                <w:sz w:val="18"/>
-                <w:szCs w:val="16"/>
-              </w:rPr>
-            </w:pPr>
-            <w:r>
-              <w:rPr>
-                <w:rFonts w:cs="CenturyGothic,Bold" w:ascii="Arial;sans-serif" w:hAnsi="Arial;sans-serif"/>
-                <w:b/>
-                <w:bCs/>
-                <w:color w:val="000000"/>
-                <w:sz w:val="18"/>
-                <w:szCs w:val="16"/>
-              </w:rPr>
-              <w:t>TRP</w:t>
-            </w:r>
-          </w:p>
-        </w:tc>
-        <w:tc>
-          <w:tcPr>
-            <w:tcW w:w="256" w:type="dxa"/>
-            <w:tcBorders>
-              <w:top w:val="single" w:sz="8" w:space="0" w:color="000000"/>
-              <w:left w:val="single" w:sz="8" w:space="0" w:color="000000"/>
-              <w:bottom w:val="single" w:sz="8" w:space="0" w:color="000000"/>
-              <w:right w:val="single" w:sz="8" w:space="0" w:color="000000"/>
-            </w:tcBorders>
-            <w:vAlign w:val="center"/>
-          </w:tcPr>
-          <w:p>
-            <w:pPr>
-              <w:pStyle w:val="Contedodatabela"/>
-              <w:widowControl/>
-              <w:spacing w:lineRule="auto" w:line="288" w:before="0" w:after="0"/>
-              <w:rPr>
-                <w:rFonts w:ascii="Arial;sans-serif" w:hAnsi="Arial;sans-serif" w:cs="CenturyGothic,Bold"/>
-                <w:b/>
-                <w:bCs/>
-                <w:color w:val="000000"/>
-                <w:sz w:val="18"/>
-                <w:szCs w:val="16"/>
-              </w:rPr>
-            </w:pPr>
-            <w:r>
-              <w:rPr>
-                <w:rFonts w:cs="CenturyGothic,Bold" w:ascii="Arial;sans-serif" w:hAnsi="Arial;sans-serif"/>
-                <w:b/>
-                <w:bCs/>
-                <w:color w:val="000000"/>
-                <w:sz w:val="18"/>
-                <w:szCs w:val="16"/>
-              </w:rPr>
-              <w:t>TR</w:t>
-            </w:r>
-          </w:p>
-        </w:tc>
-      </w:tr>
-      <w:tr>
-        <w:trPr/>
-        <w:tc>
-          <w:tcPr>
-            <w:tcW w:w="1109" w:type="dxa"/>
-            <w:tcBorders>
-              <w:top w:val="single" w:sz="8" w:space="0" w:color="000000"/>
-              <w:left w:val="single" w:sz="8" w:space="0" w:color="000000"/>
-              <w:bottom w:val="single" w:sz="8" w:space="0" w:color="000000"/>
-              <w:right w:val="single" w:sz="8" w:space="0" w:color="000000"/>
-            </w:tcBorders>
-            <w:vAlign w:val="center"/>
-          </w:tcPr>
-          <w:p>
-            <w:pPr>
-              <w:pStyle w:val="Contedodatabela"/>
-              <w:widowControl/>
-              <w:spacing w:lineRule="auto" w:line="288" w:before="0" w:after="0"/>
-              <w:rPr>
-                <w:rFonts w:ascii="Arial;sans-serif" w:hAnsi="Arial;sans-serif" w:cs="CenturyGothic,Bold"/>
-                <w:bCs/>
-                <w:color w:val="000000"/>
-                <w:sz w:val="20"/>
-                <w:szCs w:val="16"/>
-              </w:rPr>
-            </w:pPr>
-            <w:r>
-              <w:rPr>
-                <w:rFonts w:cs="CenturyGothic,Bold" w:ascii="Arial;sans-serif" w:hAnsi="Arial;sans-serif"/>
-                <w:bCs/>
-                <w:color w:val="000000"/>
-                <w:sz w:val="20"/>
-                <w:szCs w:val="16"/>
-              </w:rPr>
-              <w:t>{{ numero_demanda }}</w:t>
-            </w:r>
-          </w:p>
-        </w:tc>
-        <w:tc>
-          <w:tcPr>
-            <w:tcW w:w="1299" w:type="dxa"/>
-            <w:tcBorders>
-              <w:top w:val="single" w:sz="8" w:space="0" w:color="000000"/>
-              <w:left w:val="single" w:sz="8" w:space="0" w:color="000000"/>
-              <w:bottom w:val="single" w:sz="8" w:space="0" w:color="000000"/>
-              <w:right w:val="single" w:sz="8" w:space="0" w:color="000000"/>
-            </w:tcBorders>
-            <w:vAlign w:val="center"/>
-          </w:tcPr>
-          <w:p>
-            <w:pPr>
-              <w:pStyle w:val="Contedodatabela"/>
-              <w:widowControl/>
-              <w:spacing w:lineRule="auto" w:line="288" w:before="0" w:after="0"/>
-              <w:rPr>
-                <w:rFonts w:ascii="Arial;sans-serif" w:hAnsi="Arial;sans-serif" w:cs="CenturyGothic,Bold"/>
-                <w:bCs/>
-                <w:color w:val="000000"/>
-                <w:sz w:val="16"/>
-                <w:szCs w:val="16"/>
-              </w:rPr>
-            </w:pPr>
-            <w:r>
-              <w:rPr>
-                <w:rFonts w:cs="CenturyGothic,Bold" w:ascii="Arial;sans-serif" w:hAnsi="Arial;sans-serif"/>
-                <w:bCs/>
-                <w:color w:val="000000"/>
-                <w:sz w:val="16"/>
-                <w:szCs w:val="16"/>
-              </w:rPr>
-              <w:t>{{ centro_despesa }}</w:t>
-            </w:r>
-          </w:p>
-        </w:tc>
-        <w:tc>
-          <w:tcPr>
-            <w:tcW w:w="652" w:type="dxa"/>
-            <w:tcBorders>
-              <w:top w:val="single" w:sz="8" w:space="0" w:color="000000"/>
-              <w:left w:val="single" w:sz="8" w:space="0" w:color="000000"/>
-              <w:bottom w:val="single" w:sz="8" w:space="0" w:color="000000"/>
-              <w:right w:val="single" w:sz="8" w:space="0" w:color="000000"/>
-            </w:tcBorders>
-            <w:vAlign w:val="center"/>
-          </w:tcPr>
-          <w:p>
-            <w:pPr>
-              <w:pStyle w:val="Contedodatabela"/>
-              <w:widowControl/>
-              <w:spacing w:lineRule="auto" w:line="288" w:before="0" w:after="0"/>
-              <w:jc w:val="center"/>
-              <w:rPr>
-                <w:rFonts w:ascii="Arial;sans-serif" w:hAnsi="Arial;sans-serif" w:cs="CenturyGothic,Bold"/>
-                <w:bCs/>
-                <w:color w:val="000000"/>
-                <w:sz w:val="20"/>
-                <w:szCs w:val="16"/>
-              </w:rPr>
-            </w:pPr>
-            <w:r>
-              <w:rPr>
-                <w:rFonts w:cs="CenturyGothic,Bold" w:ascii="Arial;sans-serif" w:hAnsi="Arial;sans-serif"/>
-                <w:bCs/>
-                <w:color w:val="000000"/>
-                <w:sz w:val="20"/>
-                <w:szCs w:val="16"/>
-              </w:rPr>
-              <w:t>{{ item }}</w:t>
-            </w:r>
-          </w:p>
-        </w:tc>
-        <w:tc>
-          <w:tcPr>
-            <w:tcW w:w="666" w:type="dxa"/>
-            <w:tcBorders>
-              <w:top w:val="single" w:sz="8" w:space="0" w:color="000000"/>
-              <w:left w:val="single" w:sz="8" w:space="0" w:color="000000"/>
-              <w:bottom w:val="single" w:sz="8" w:space="0" w:color="000000"/>
-              <w:right w:val="single" w:sz="8" w:space="0" w:color="000000"/>
-            </w:tcBorders>
-            <w:vAlign w:val="center"/>
-          </w:tcPr>
-          <w:p>
-            <w:pPr>
-              <w:pStyle w:val="Contedodatabela"/>
-              <w:widowControl/>
-              <w:spacing w:lineRule="auto" w:line="288" w:before="0" w:after="0"/>
-              <w:jc w:val="center"/>
-              <w:rPr>
-                <w:rFonts w:ascii="Arial;sans-serif" w:hAnsi="Arial;sans-serif" w:cs="CenturyGothic,Bold"/>
-                <w:bCs/>
-                <w:color w:val="000000"/>
-                <w:sz w:val="20"/>
-                <w:szCs w:val="16"/>
-              </w:rPr>
-            </w:pPr>
-            <w:r>
-              <w:rPr>
-                <w:rFonts w:cs="CenturyGothic,Bold" w:ascii="Arial;sans-serif" w:hAnsi="Arial;sans-serif"/>
-                <w:bCs/>
-                <w:color w:val="000000"/>
-                <w:sz w:val="20"/>
-                <w:szCs w:val="16"/>
-              </w:rPr>
-              <w:t>{{ qtde }}</w:t>
-            </w:r>
-          </w:p>
-        </w:tc>
-        <w:tc>
-          <w:tcPr>
-            <w:tcW w:w="1316" w:type="dxa"/>
-            <w:tcBorders>
-              <w:top w:val="single" w:sz="8" w:space="0" w:color="000000"/>
-              <w:left w:val="single" w:sz="8" w:space="0" w:color="000000"/>
-              <w:bottom w:val="single" w:sz="8" w:space="0" w:color="000000"/>
-              <w:right w:val="single" w:sz="8" w:space="0" w:color="000000"/>
-            </w:tcBorders>
-            <w:vAlign w:val="center"/>
-          </w:tcPr>
-          <w:p>
-            <w:pPr>
-              <w:pStyle w:val="Contedodatabela"/>
-              <w:widowControl/>
-              <w:spacing w:lineRule="auto" w:line="288" w:before="0" w:after="0"/>
-              <w:jc w:val="center"/>
-              <w:rPr>
-                <w:rFonts w:ascii="Arial;sans-serif" w:hAnsi="Arial;sans-serif" w:cs="CenturyGothic,Bold"/>
-                <w:bCs/>
-                <w:color w:val="000000"/>
-                <w:sz w:val="20"/>
-                <w:szCs w:val="16"/>
-              </w:rPr>
-            </w:pPr>
-            <w:r>
-              <w:rPr>
-                <w:rFonts w:cs="CenturyGothic,Bold" w:ascii="Arial;sans-serif" w:hAnsi="Arial;sans-serif"/>
-                <w:bCs/>
-                <w:color w:val="000000"/>
-                <w:sz w:val="20"/>
-                <w:szCs w:val="16"/>
-              </w:rPr>
-              <w:t>{{ codigo_comprasgov }}</w:t>
-            </w:r>
-          </w:p>
-        </w:tc>
-        <w:tc>
-          <w:tcPr>
-            <w:tcW w:w="3254" w:type="dxa"/>
-            <w:tcBorders>
-              <w:top w:val="single" w:sz="8" w:space="0" w:color="000000"/>
-              <w:left w:val="single" w:sz="8" w:space="0" w:color="000000"/>
-              <w:bottom w:val="single" w:sz="8" w:space="0" w:color="000000"/>
-              <w:right w:val="single" w:sz="8" w:space="0" w:color="000000"/>
-            </w:tcBorders>
-            <w:shd w:color="auto" w:fill="FFFFFF" w:val="clear"/>
-            <w:vAlign w:val="center"/>
-          </w:tcPr>
-          <w:p>
-            <w:pPr>
-              <w:pStyle w:val="Contedodatabela"/>
-              <w:widowControl/>
-              <w:spacing w:lineRule="auto" w:line="288" w:before="0" w:after="0"/>
-              <w:rPr>
-                <w:rFonts w:ascii="Arial;sans-serif" w:hAnsi="Arial;sans-serif" w:cs="CenturyGothic,Bold"/>
-                <w:bCs/>
-                <w:color w:val="000000"/>
-                <w:sz w:val="16"/>
-                <w:szCs w:val="16"/>
-              </w:rPr>
-            </w:pPr>
-            <w:r>
-              <w:rPr>
-                <w:rFonts w:cs="CenturyGothic,Bold" w:ascii="Arial;sans-serif" w:hAnsi="Arial;sans-serif"/>
-                <w:bCs/>
-                <w:color w:val="000000"/>
-                <w:sz w:val="16"/>
-                <w:szCs w:val="16"/>
-              </w:rPr>
-              <w:t xml:space="preserve"> </w:t>
-            </w:r>
-            <w:r>
-              <w:rPr>
-                <w:rFonts w:cs="CenturyGothic,Bold" w:ascii="Arial;sans-serif" w:hAnsi="Arial;sans-serif"/>
-                <w:bCs/>
-                <w:color w:val="000000"/>
-                <w:sz w:val="16"/>
-                <w:szCs w:val="16"/>
-              </w:rPr>
-              <w:t>{{ descricao }}</w:t>
-            </w:r>
-          </w:p>
-        </w:tc>
-        <w:tc>
-          <w:tcPr>
-            <w:tcW w:w="1959" w:type="dxa"/>
-            <w:tcBorders>
-              <w:top w:val="single" w:sz="8" w:space="0" w:color="000000"/>
-              <w:left w:val="single" w:sz="8" w:space="0" w:color="000000"/>
-              <w:bottom w:val="single" w:sz="8" w:space="0" w:color="000000"/>
-              <w:right w:val="single" w:sz="8" w:space="0" w:color="000000"/>
-            </w:tcBorders>
-            <w:shd w:color="auto" w:fill="FFFFFF" w:val="clear"/>
-            <w:vAlign w:val="center"/>
-          </w:tcPr>
-          <w:p>
-            <w:pPr>
-              <w:pStyle w:val="Contedodatabela"/>
-              <w:widowControl/>
-              <w:spacing w:lineRule="auto" w:line="288" w:before="0" w:after="0"/>
-              <w:rPr>
-                <w:rFonts w:ascii="Arial;sans-serif" w:hAnsi="Arial;sans-serif" w:cs="CenturyGothic,Bold"/>
-                <w:bCs/>
-                <w:color w:val="000000"/>
-                <w:sz w:val="20"/>
-                <w:szCs w:val="16"/>
-              </w:rPr>
-            </w:pPr>
-            <w:r>
-              <w:rPr>
-                <w:rFonts w:cs="CenturyGothic,Bold" w:ascii="Arial;sans-serif" w:hAnsi="Arial;sans-serif"/>
-                <w:bCs/>
-                <w:color w:val="000000"/>
-                <w:sz w:val="20"/>
-                <w:szCs w:val="16"/>
-              </w:rPr>
-              <w:t>{{ item_despesa }}</w:t>
-            </w:r>
-          </w:p>
-        </w:tc>
-        <w:tc>
-          <w:tcPr>
-            <w:tcW w:w="557" w:type="dxa"/>
-            <w:tcBorders>
-              <w:top w:val="single" w:sz="8" w:space="0" w:color="000000"/>
-              <w:left w:val="single" w:sz="8" w:space="0" w:color="000000"/>
-              <w:bottom w:val="single" w:sz="8" w:space="0" w:color="000000"/>
-              <w:right w:val="single" w:sz="8" w:space="0" w:color="000000"/>
-            </w:tcBorders>
-            <w:vAlign w:val="center"/>
-          </w:tcPr>
-          <w:p>
-            <w:pPr>
-              <w:pStyle w:val="Contedodatabela"/>
-              <w:spacing w:before="0" w:after="200"/>
-              <w:rPr/>
-            </w:pPr>
-            <w:r>
-              <w:rPr/>
-            </w:r>
-          </w:p>
-        </w:tc>
-        <w:tc>
-          <w:tcPr>
-            <w:tcW w:w="256" w:type="dxa"/>
-            <w:tcBorders>
-              <w:top w:val="single" w:sz="8" w:space="0" w:color="000000"/>
-              <w:left w:val="single" w:sz="8" w:space="0" w:color="000000"/>
-              <w:bottom w:val="single" w:sz="8" w:space="0" w:color="000000"/>
-              <w:right w:val="single" w:sz="8" w:space="0" w:color="000000"/>
-            </w:tcBorders>
-            <w:vAlign w:val="center"/>
-          </w:tcPr>
-          <w:p>
-            <w:pPr>
-              <w:pStyle w:val="Contedodatabela"/>
-              <w:widowControl/>
-              <w:spacing w:lineRule="auto" w:line="288" w:before="0" w:after="0"/>
-              <w:rPr>
-                <w:rFonts w:ascii="Arial;sans-serif" w:hAnsi="Arial;sans-serif" w:cs="CenturyGothic,Bold"/>
-                <w:bCs/>
-                <w:color w:val="000000"/>
-                <w:sz w:val="20"/>
-                <w:szCs w:val="16"/>
-              </w:rPr>
-            </w:pPr>
-            <w:r>
-              <w:rPr>
-                <w:rFonts w:cs="CenturyGothic,Bold" w:ascii="Arial;sans-serif" w:hAnsi="Arial;sans-serif"/>
-                <w:bCs/>
-                <w:color w:val="000000"/>
-                <w:sz w:val="20"/>
-                <w:szCs w:val="16"/>
-              </w:rPr>
-            </w:r>
-          </w:p>
-        </w:tc>
-      </w:tr>
-    </w:tbl>
     <w:p>
       <w:pPr>
         <w:pStyle w:val="Normal"/>
@@ -15021,7 +14945,7 @@
     <w:sectPr>
       <w:type w:val="nextPage"/>
       <w:pgSz w:w="11906" w:h="16838"/>
-      <w:pgMar w:left="284" w:right="284" w:gutter="0" w:header="0" w:top="567" w:footer="0" w:bottom="851"/>
+      <w:pgMar w:left="284" w:right="1722" w:gutter="0" w:header="0" w:top="567" w:footer="0" w:bottom="851"/>
       <w:pgNumType w:fmt="decimal"/>
       <w:formProt w:val="false"/>
       <w:textDirection w:val="lrTb"/>
@@ -15036,7 +14960,7 @@
   <w:comment w:id="0" w:author="Kleber" w:date="2024-08-14T08:02:00Z" w:initials="K">
     <w:p>
       <w:pPr>
-        <w:overflowPunct w:val="false"/>
+        <w:overflowPunct w:val="true"/>
         <w:spacing w:lineRule="auto" w:line="240" w:before="0" w:after="0"/>
         <w:rPr/>
       </w:pPr>
@@ -15054,7 +14978,7 @@
   <w:comment w:id="1" w:author="Kleber" w:date="2025-06-18T11:03:00Z" w:initials="K">
     <w:p>
       <w:pPr>
-        <w:overflowPunct w:val="false"/>
+        <w:overflowPunct w:val="true"/>
         <w:spacing w:lineRule="auto" w:line="240" w:before="0" w:after="0"/>
         <w:rPr/>
       </w:pPr>

--- a/app/compras/templates_docs/CONFERENCIA_PREGAO.docx
+++ b/app/compras/templates_docs/CONFERENCIA_PREGAO.docx
@@ -23,7 +23,6 @@
         </w:rPr>
         <w:t xml:space="preserve">PREGÃO ELETRÔNICO Nº ___/______, Processo SEI nº </w:t>
       </w:r>
-      <w:proofErr w:type="gramStart"/>
       <w:r>
         <w:rPr>
           <w:rFonts w:ascii="CenturyGothic,Bold" w:hAnsi="CenturyGothic,Bold" w:cs="CenturyGothic,Bold"/>
@@ -45,19 +44,7 @@
           <w:sz w:val="20"/>
           <w:szCs w:val="20"/>
         </w:rPr>
-        <w:t>numero</w:t>
-      </w:r>
-      <w:proofErr w:type="gramEnd"/>
-      <w:r>
-        <w:rPr>
-          <w:rFonts w:ascii="CenturyGothic,Bold" w:hAnsi="CenturyGothic,Bold" w:cs="CenturyGothic,Bold"/>
-          <w:b/>
-          <w:bCs/>
-          <w:color w:val="FF0000"/>
-          <w:sz w:val="20"/>
-          <w:szCs w:val="20"/>
-        </w:rPr>
-        <w:t>_sei</w:t>
+        <w:t>numero_sei</w:t>
       </w:r>
       <w:proofErr w:type="spellEnd"/>
       <w:r>
@@ -93,7 +80,6 @@
         </w:rPr>
         <w:t xml:space="preserve">COMPRA n. </w:t>
       </w:r>
-      <w:proofErr w:type="gramStart"/>
       <w:r>
         <w:rPr>
           <w:rFonts w:ascii="CenturyGothic,Bold" w:hAnsi="CenturyGothic,Bold" w:cs="CenturyGothic,Bold"/>
@@ -115,19 +101,7 @@
           <w:sz w:val="20"/>
           <w:szCs w:val="20"/>
         </w:rPr>
-        <w:t>numero</w:t>
-      </w:r>
-      <w:proofErr w:type="gramEnd"/>
-      <w:r>
-        <w:rPr>
-          <w:rFonts w:ascii="CenturyGothic,Bold" w:hAnsi="CenturyGothic,Bold" w:cs="CenturyGothic,Bold"/>
-          <w:b/>
-          <w:bCs/>
-          <w:color w:val="FF0000"/>
-          <w:sz w:val="20"/>
-          <w:szCs w:val="20"/>
-        </w:rPr>
-        <w:t>_compra</w:t>
+        <w:t>numero_compra</w:t>
       </w:r>
       <w:proofErr w:type="spellEnd"/>
       <w:r>
@@ -353,25 +327,7 @@
                 <w:sz w:val="20"/>
                 <w:szCs w:val="20"/>
               </w:rPr>
-              <w:t xml:space="preserve">I – </w:t>
-            </w:r>
-            <w:proofErr w:type="gramStart"/>
-            <w:r>
-              <w:rPr>
-                <w:rFonts w:ascii="CenturyGothic" w:eastAsia="Calibri" w:hAnsi="CenturyGothic" w:cs="CenturyGothic"/>
-                <w:sz w:val="20"/>
-                <w:szCs w:val="20"/>
-              </w:rPr>
-              <w:t>justificativa</w:t>
-            </w:r>
-            <w:proofErr w:type="gramEnd"/>
-            <w:r>
-              <w:rPr>
-                <w:rFonts w:ascii="CenturyGothic" w:eastAsia="Calibri" w:hAnsi="CenturyGothic" w:cs="CenturyGothic"/>
-                <w:sz w:val="20"/>
-                <w:szCs w:val="20"/>
-              </w:rPr>
-              <w:t xml:space="preserve"> da necessidade da contratação</w:t>
+              <w:t>I – justificativa da necessidade da contratação</w:t>
             </w:r>
           </w:p>
         </w:tc>
@@ -430,25 +386,7 @@
                 <w:sz w:val="20"/>
                 <w:szCs w:val="20"/>
               </w:rPr>
-              <w:t xml:space="preserve">II – </w:t>
-            </w:r>
-            <w:proofErr w:type="gramStart"/>
-            <w:r>
-              <w:rPr>
-                <w:rFonts w:ascii="CenturyGothic" w:eastAsia="Calibri" w:hAnsi="CenturyGothic" w:cs="CenturyGothic"/>
-                <w:sz w:val="20"/>
-                <w:szCs w:val="20"/>
-              </w:rPr>
-              <w:t>descrição</w:t>
-            </w:r>
-            <w:proofErr w:type="gramEnd"/>
-            <w:r>
-              <w:rPr>
-                <w:rFonts w:ascii="CenturyGothic" w:eastAsia="Calibri" w:hAnsi="CenturyGothic" w:cs="CenturyGothic"/>
-                <w:sz w:val="20"/>
-                <w:szCs w:val="20"/>
-              </w:rPr>
-              <w:t xml:space="preserve"> sucinta do objeto</w:t>
+              <w:t>II – descrição sucinta do objeto</w:t>
             </w:r>
           </w:p>
         </w:tc>
@@ -566,25 +504,7 @@
                 <w:sz w:val="20"/>
                 <w:szCs w:val="20"/>
               </w:rPr>
-              <w:t xml:space="preserve">IV – </w:t>
-            </w:r>
-            <w:proofErr w:type="gramStart"/>
-            <w:r>
-              <w:rPr>
-                <w:rFonts w:ascii="CenturyGothic" w:eastAsia="Calibri" w:hAnsi="CenturyGothic" w:cs="CenturyGothic"/>
-                <w:sz w:val="20"/>
-                <w:szCs w:val="20"/>
-              </w:rPr>
-              <w:t>estimativa</w:t>
-            </w:r>
-            <w:proofErr w:type="gramEnd"/>
-            <w:r>
-              <w:rPr>
-                <w:rFonts w:ascii="CenturyGothic" w:eastAsia="Calibri" w:hAnsi="CenturyGothic" w:cs="CenturyGothic"/>
-                <w:sz w:val="20"/>
-                <w:szCs w:val="20"/>
-              </w:rPr>
-              <w:t xml:space="preserve"> preliminar do valor da contratação</w:t>
+              <w:t>IV – estimativa preliminar do valor da contratação</w:t>
             </w:r>
           </w:p>
         </w:tc>
@@ -643,25 +563,7 @@
                 <w:sz w:val="20"/>
                 <w:szCs w:val="20"/>
               </w:rPr>
-              <w:t xml:space="preserve">V – </w:t>
-            </w:r>
-            <w:proofErr w:type="gramStart"/>
-            <w:r>
-              <w:rPr>
-                <w:rFonts w:ascii="CenturyGothic" w:eastAsia="Calibri" w:hAnsi="CenturyGothic" w:cs="CenturyGothic"/>
-                <w:sz w:val="20"/>
-                <w:szCs w:val="20"/>
-              </w:rPr>
-              <w:t>data</w:t>
-            </w:r>
-            <w:proofErr w:type="gramEnd"/>
-            <w:r>
-              <w:rPr>
-                <w:rFonts w:ascii="CenturyGothic" w:eastAsia="Calibri" w:hAnsi="CenturyGothic" w:cs="CenturyGothic"/>
-                <w:sz w:val="20"/>
-                <w:szCs w:val="20"/>
-              </w:rPr>
-              <w:t xml:space="preserve"> pretendida para a conclusão da contratação</w:t>
+              <w:t>V – data pretendida para a conclusão da contratação</w:t>
             </w:r>
           </w:p>
         </w:tc>
@@ -720,25 +622,7 @@
                 <w:sz w:val="20"/>
                 <w:szCs w:val="20"/>
               </w:rPr>
-              <w:t xml:space="preserve">VI – </w:t>
-            </w:r>
-            <w:proofErr w:type="gramStart"/>
-            <w:r>
-              <w:rPr>
-                <w:rFonts w:ascii="CenturyGothic" w:eastAsia="Calibri" w:hAnsi="CenturyGothic" w:cs="CenturyGothic"/>
-                <w:sz w:val="20"/>
-                <w:szCs w:val="20"/>
-              </w:rPr>
-              <w:t>grau</w:t>
-            </w:r>
-            <w:proofErr w:type="gramEnd"/>
-            <w:r>
-              <w:rPr>
-                <w:rFonts w:ascii="CenturyGothic" w:eastAsia="Calibri" w:hAnsi="CenturyGothic" w:cs="CenturyGothic"/>
-                <w:sz w:val="20"/>
-                <w:szCs w:val="20"/>
-              </w:rPr>
-              <w:t xml:space="preserve"> de prioridade</w:t>
+              <w:t>VI – grau de prioridade</w:t>
             </w:r>
           </w:p>
         </w:tc>
@@ -968,25 +852,7 @@
                 <w:sz w:val="20"/>
                 <w:szCs w:val="20"/>
               </w:rPr>
-              <w:t xml:space="preserve">I – </w:t>
-            </w:r>
-            <w:proofErr w:type="gramStart"/>
-            <w:r>
-              <w:rPr>
-                <w:rFonts w:ascii="CenturyGothic" w:eastAsia="Calibri" w:hAnsi="CenturyGothic" w:cs="CenturyGothic"/>
-                <w:sz w:val="20"/>
-                <w:szCs w:val="20"/>
-              </w:rPr>
-              <w:t>descrição</w:t>
-            </w:r>
-            <w:proofErr w:type="gramEnd"/>
-            <w:r>
-              <w:rPr>
-                <w:rFonts w:ascii="CenturyGothic" w:eastAsia="Calibri" w:hAnsi="CenturyGothic" w:cs="CenturyGothic"/>
-                <w:sz w:val="20"/>
-                <w:szCs w:val="20"/>
-              </w:rPr>
-              <w:t xml:space="preserve"> da necessidade da contratação </w:t>
+              <w:t xml:space="preserve">I – descrição da necessidade da contratação </w:t>
             </w:r>
             <w:r>
               <w:rPr>
@@ -1054,25 +920,7 @@
                 <w:sz w:val="20"/>
                 <w:szCs w:val="20"/>
               </w:rPr>
-              <w:t xml:space="preserve">II – </w:t>
-            </w:r>
-            <w:proofErr w:type="gramStart"/>
-            <w:r>
-              <w:rPr>
-                <w:rFonts w:ascii="CenturyGothic" w:eastAsia="Calibri" w:hAnsi="CenturyGothic" w:cs="CenturyGothic"/>
-                <w:sz w:val="20"/>
-                <w:szCs w:val="20"/>
-              </w:rPr>
-              <w:t>previsão</w:t>
-            </w:r>
-            <w:proofErr w:type="gramEnd"/>
-            <w:r>
-              <w:rPr>
-                <w:rFonts w:ascii="CenturyGothic" w:eastAsia="Calibri" w:hAnsi="CenturyGothic" w:cs="CenturyGothic"/>
-                <w:sz w:val="20"/>
-                <w:szCs w:val="20"/>
-              </w:rPr>
-              <w:t xml:space="preserve"> da contratação no PCA</w:t>
+              <w:t>II – previsão da contratação no PCA</w:t>
             </w:r>
           </w:p>
         </w:tc>
@@ -1190,25 +1038,7 @@
                 <w:sz w:val="20"/>
                 <w:szCs w:val="20"/>
               </w:rPr>
-              <w:t xml:space="preserve">IV – </w:t>
-            </w:r>
-            <w:proofErr w:type="gramStart"/>
-            <w:r>
-              <w:rPr>
-                <w:rFonts w:ascii="CenturyGothic" w:eastAsia="Calibri" w:hAnsi="CenturyGothic" w:cs="CenturyGothic"/>
-                <w:sz w:val="20"/>
-                <w:szCs w:val="20"/>
-              </w:rPr>
-              <w:t>estimativas</w:t>
-            </w:r>
-            <w:proofErr w:type="gramEnd"/>
-            <w:r>
-              <w:rPr>
-                <w:rFonts w:ascii="CenturyGothic" w:eastAsia="Calibri" w:hAnsi="CenturyGothic" w:cs="CenturyGothic"/>
-                <w:sz w:val="20"/>
-                <w:szCs w:val="20"/>
-              </w:rPr>
-              <w:t xml:space="preserve"> das quantidades para contratação (memórias de cálculo) </w:t>
+              <w:t xml:space="preserve">IV – estimativas das quantidades para contratação (memórias de cálculo) </w:t>
             </w:r>
             <w:r>
               <w:rPr>
@@ -1276,25 +1106,7 @@
                 <w:sz w:val="20"/>
                 <w:szCs w:val="20"/>
               </w:rPr>
-              <w:t xml:space="preserve">V – </w:t>
-            </w:r>
-            <w:proofErr w:type="gramStart"/>
-            <w:r>
-              <w:rPr>
-                <w:rFonts w:ascii="CenturyGothic" w:eastAsia="Calibri" w:hAnsi="CenturyGothic" w:cs="CenturyGothic"/>
-                <w:sz w:val="20"/>
-                <w:szCs w:val="20"/>
-              </w:rPr>
-              <w:t>levantamento</w:t>
-            </w:r>
-            <w:proofErr w:type="gramEnd"/>
-            <w:r>
-              <w:rPr>
-                <w:rFonts w:ascii="CenturyGothic" w:eastAsia="Calibri" w:hAnsi="CenturyGothic" w:cs="CenturyGothic"/>
-                <w:sz w:val="20"/>
-                <w:szCs w:val="20"/>
-              </w:rPr>
-              <w:t xml:space="preserve"> de mercado (análise das alternativas e justificativa técnica e econômica da escolha)</w:t>
+              <w:t>V – levantamento de mercado (análise das alternativas e justificativa técnica e econômica da escolha)</w:t>
             </w:r>
           </w:p>
         </w:tc>
@@ -1353,25 +1165,7 @@
                 <w:sz w:val="20"/>
                 <w:szCs w:val="20"/>
               </w:rPr>
-              <w:t xml:space="preserve">VI – </w:t>
-            </w:r>
-            <w:proofErr w:type="gramStart"/>
-            <w:r>
-              <w:rPr>
-                <w:rFonts w:ascii="CenturyGothic" w:eastAsia="Calibri" w:hAnsi="CenturyGothic" w:cs="CenturyGothic"/>
-                <w:sz w:val="20"/>
-                <w:szCs w:val="20"/>
-              </w:rPr>
-              <w:t>estimativa</w:t>
-            </w:r>
-            <w:proofErr w:type="gramEnd"/>
-            <w:r>
-              <w:rPr>
-                <w:rFonts w:ascii="CenturyGothic" w:eastAsia="Calibri" w:hAnsi="CenturyGothic" w:cs="CenturyGothic"/>
-                <w:sz w:val="20"/>
-                <w:szCs w:val="20"/>
-              </w:rPr>
-              <w:t xml:space="preserve"> do valor da contratação (preços unitários, memórias de cálculos, opção pelo sigilo ou não até a conclusão da licitação) </w:t>
+              <w:t xml:space="preserve">VI – estimativa do valor da contratação (preços unitários, memórias de cálculos, opção pelo sigilo ou não até a conclusão da licitação) </w:t>
             </w:r>
             <w:r>
               <w:rPr>
@@ -1584,25 +1378,7 @@
                 <w:sz w:val="20"/>
                 <w:szCs w:val="20"/>
               </w:rPr>
-              <w:t xml:space="preserve">IX – </w:t>
-            </w:r>
-            <w:proofErr w:type="gramStart"/>
-            <w:r>
-              <w:rPr>
-                <w:rFonts w:ascii="CenturyGothic" w:eastAsia="Calibri" w:hAnsi="CenturyGothic" w:cs="CenturyGothic"/>
-                <w:sz w:val="20"/>
-                <w:szCs w:val="20"/>
-              </w:rPr>
-              <w:t>demonstrativo</w:t>
-            </w:r>
-            <w:proofErr w:type="gramEnd"/>
-            <w:r>
-              <w:rPr>
-                <w:rFonts w:ascii="CenturyGothic" w:eastAsia="Calibri" w:hAnsi="CenturyGothic" w:cs="CenturyGothic"/>
-                <w:sz w:val="20"/>
-                <w:szCs w:val="20"/>
-              </w:rPr>
-              <w:t xml:space="preserve"> dos resultados pretendidos</w:t>
+              <w:t>IX – demonstrativo dos resultados pretendidos</w:t>
             </w:r>
           </w:p>
         </w:tc>
@@ -1661,25 +1437,7 @@
                 <w:sz w:val="20"/>
                 <w:szCs w:val="20"/>
               </w:rPr>
-              <w:t xml:space="preserve">X – </w:t>
-            </w:r>
-            <w:proofErr w:type="gramStart"/>
-            <w:r>
-              <w:rPr>
-                <w:rFonts w:ascii="CenturyGothic" w:eastAsia="Calibri" w:hAnsi="CenturyGothic" w:cs="CenturyGothic"/>
-                <w:sz w:val="20"/>
-                <w:szCs w:val="20"/>
-              </w:rPr>
-              <w:t>providências</w:t>
-            </w:r>
-            <w:proofErr w:type="gramEnd"/>
-            <w:r>
-              <w:rPr>
-                <w:rFonts w:ascii="CenturyGothic" w:eastAsia="Calibri" w:hAnsi="CenturyGothic" w:cs="CenturyGothic"/>
-                <w:sz w:val="20"/>
-                <w:szCs w:val="20"/>
-              </w:rPr>
-              <w:t xml:space="preserve"> prévias à contratação</w:t>
+              <w:t>X – providências prévias à contratação</w:t>
             </w:r>
           </w:p>
         </w:tc>
@@ -3319,25 +3077,7 @@
                 <w:sz w:val="20"/>
                 <w:szCs w:val="20"/>
               </w:rPr>
-              <w:t xml:space="preserve">16- Encaminhar ao DFEI (DF) para inspeção se valor da compra acima de R$ 650mil (art. </w:t>
-            </w:r>
-            <w:proofErr w:type="gramStart"/>
-            <w:r>
-              <w:rPr>
-                <w:rFonts w:ascii="CenturyGothic" w:eastAsia="Calibri" w:hAnsi="CenturyGothic" w:cs="CenturyGothic"/>
-                <w:sz w:val="20"/>
-                <w:szCs w:val="20"/>
-              </w:rPr>
-              <w:t>1º.,inciso</w:t>
-            </w:r>
-            <w:proofErr w:type="gramEnd"/>
-            <w:r>
-              <w:rPr>
-                <w:rFonts w:ascii="CenturyGothic" w:eastAsia="Calibri" w:hAnsi="CenturyGothic" w:cs="CenturyGothic"/>
-                <w:sz w:val="20"/>
-                <w:szCs w:val="20"/>
-              </w:rPr>
-              <w:t xml:space="preserve"> I, item a da Portaria GR.8.321/2024)</w:t>
+              <w:t>16- Encaminhar ao DFEI (DF) para inspeção se valor da compra acima de R$ 650mil (art. 1º.,inciso I, item a da Portaria GR.8.321/2024)</w:t>
             </w:r>
           </w:p>
         </w:tc>
@@ -3379,25 +3119,7 @@
                 <w:sz w:val="20"/>
                 <w:szCs w:val="20"/>
               </w:rPr>
-              <w:t xml:space="preserve">17- </w:t>
-            </w:r>
-            <w:proofErr w:type="gramStart"/>
-            <w:r>
-              <w:rPr>
-                <w:rFonts w:ascii="CenturyGothic" w:eastAsia="Calibri" w:hAnsi="CenturyGothic" w:cs="CenturyGothic"/>
-                <w:sz w:val="20"/>
-                <w:szCs w:val="20"/>
-              </w:rPr>
-              <w:t>despacho</w:t>
-            </w:r>
-            <w:proofErr w:type="gramEnd"/>
-            <w:r>
-              <w:rPr>
-                <w:rFonts w:ascii="CenturyGothic" w:eastAsia="Calibri" w:hAnsi="CenturyGothic" w:cs="CenturyGothic"/>
-                <w:sz w:val="20"/>
-                <w:szCs w:val="20"/>
-              </w:rPr>
-              <w:t xml:space="preserve"> da Autoridade Competente autorizando a despesa (Art. 1º., inciso II, item h da Portaria GR 8.321/2024) e determinando a divulgação do edital no PNCP (Art. 53, §3º. da lei 14.133/2021)</w:t>
+              <w:t>17- despacho da Autoridade Competente autorizando a despesa (Art. 1º., inciso II, item h da Portaria GR 8.321/2024) e determinando a divulgação do edital no PNCP (Art. 53, §3º. da lei 14.133/2021)</w:t>
             </w:r>
           </w:p>
         </w:tc>
@@ -3945,25 +3667,7 @@
                 <w:sz w:val="20"/>
                 <w:szCs w:val="20"/>
               </w:rPr>
-              <w:t xml:space="preserve">23- </w:t>
-            </w:r>
-            <w:proofErr w:type="gramStart"/>
-            <w:r>
-              <w:rPr>
-                <w:rFonts w:ascii="CenturyGothic" w:eastAsia="Calibri" w:hAnsi="CenturyGothic" w:cs="CenturyGothic"/>
-                <w:sz w:val="20"/>
-                <w:szCs w:val="20"/>
-              </w:rPr>
-              <w:t>pedidos</w:t>
-            </w:r>
-            <w:proofErr w:type="gramEnd"/>
-            <w:r>
-              <w:rPr>
-                <w:rFonts w:ascii="CenturyGothic" w:eastAsia="Calibri" w:hAnsi="CenturyGothic" w:cs="CenturyGothic"/>
-                <w:sz w:val="20"/>
-                <w:szCs w:val="20"/>
-              </w:rPr>
-              <w:t xml:space="preserve"> de esclarecimento</w:t>
+              <w:t>23- pedidos de esclarecimento</w:t>
             </w:r>
           </w:p>
         </w:tc>
@@ -4211,35 +3915,16 @@
                 <w:sz w:val="20"/>
                 <w:szCs w:val="20"/>
               </w:rPr>
-              <w:t xml:space="preserve">24- Julgamento da </w:t>
-            </w:r>
-            <w:proofErr w:type="gramStart"/>
+              <w:t xml:space="preserve">24- Julgamento da proposta  </w:t>
+            </w:r>
             <w:r>
               <w:rPr>
                 <w:rFonts w:ascii="CenturyGothic" w:eastAsia="Calibri" w:hAnsi="CenturyGothic" w:cs="CenturyGothic"/>
-                <w:sz w:val="20"/>
-                <w:szCs w:val="20"/>
-              </w:rPr>
-              <w:t xml:space="preserve">proposta  </w:t>
-            </w:r>
-            <w:r>
-              <w:rPr>
-                <w:rFonts w:ascii="CenturyGothic" w:eastAsia="Calibri" w:hAnsi="CenturyGothic" w:cs="CenturyGothic"/>
-                <w:b/>
-                <w:sz w:val="20"/>
-                <w:szCs w:val="20"/>
-              </w:rPr>
-              <w:t>(</w:t>
-            </w:r>
-            <w:proofErr w:type="gramEnd"/>
-            <w:r>
-              <w:rPr>
-                <w:rFonts w:ascii="CenturyGothic" w:eastAsia="Calibri" w:hAnsi="CenturyGothic" w:cs="CenturyGothic"/>
-                <w:b/>
-                <w:sz w:val="20"/>
-                <w:szCs w:val="20"/>
-              </w:rPr>
-              <w:t>edital – ver quadro seguinte)</w:t>
+                <w:b/>
+                <w:sz w:val="20"/>
+                <w:szCs w:val="20"/>
+              </w:rPr>
+              <w:t>(edital – ver quadro seguinte)</w:t>
             </w:r>
           </w:p>
         </w:tc>
@@ -8741,7 +8426,6 @@
               <w:widowControl/>
               <w:spacing w:after="0" w:line="331" w:lineRule="auto"/>
             </w:pPr>
-            <w:proofErr w:type="gramStart"/>
             <w:r>
               <w:rPr>
                 <w:rFonts w:ascii="Arial;sans-serif" w:hAnsi="Arial;sans-serif" w:cs="CenturyGothic,Bold"/>
@@ -8760,17 +8444,7 @@
                 <w:sz w:val="32"/>
                 <w:szCs w:val="16"/>
               </w:rPr>
-              <w:t>numero</w:t>
-            </w:r>
-            <w:proofErr w:type="gramEnd"/>
-            <w:r>
-              <w:rPr>
-                <w:rFonts w:ascii="Arial;sans-serif" w:hAnsi="Arial;sans-serif" w:cs="CenturyGothic,Bold"/>
-                <w:bCs/>
-                <w:sz w:val="32"/>
-                <w:szCs w:val="16"/>
-              </w:rPr>
-              <w:t>_sei</w:t>
+              <w:t>numero_sei</w:t>
             </w:r>
             <w:proofErr w:type="spellEnd"/>
             <w:r>
@@ -8801,7 +8475,6 @@
               <w:widowControl/>
               <w:spacing w:after="0" w:line="331" w:lineRule="auto"/>
             </w:pPr>
-            <w:proofErr w:type="gramStart"/>
             <w:r>
               <w:rPr>
                 <w:rFonts w:ascii="Arial;sans-serif" w:hAnsi="Arial;sans-serif" w:cs="CenturyGothic,Bold"/>
@@ -8819,17 +8492,7 @@
                 <w:sz w:val="32"/>
                 <w:szCs w:val="16"/>
               </w:rPr>
-              <w:t>numero</w:t>
-            </w:r>
-            <w:proofErr w:type="gramEnd"/>
-            <w:r>
-              <w:rPr>
-                <w:rFonts w:ascii="Arial;sans-serif" w:hAnsi="Arial;sans-serif" w:cs="CenturyGothic,Bold"/>
-                <w:bCs/>
-                <w:sz w:val="32"/>
-                <w:szCs w:val="16"/>
-              </w:rPr>
-              <w:t>_compra</w:t>
+              <w:t>numero_compra</w:t>
             </w:r>
             <w:proofErr w:type="spellEnd"/>
             <w:r>
@@ -8861,7 +8524,6 @@
               <w:spacing w:after="0" w:line="288" w:lineRule="auto"/>
               <w:jc w:val="center"/>
             </w:pPr>
-            <w:proofErr w:type="gramStart"/>
             <w:r>
               <w:rPr>
                 <w:rFonts w:ascii="Arial;sans-serif" w:hAnsi="Arial;sans-serif" w:cs="CenturyGothic,Bold"/>
@@ -8877,16 +8539,7 @@
                 <w:bCs/>
                 <w:szCs w:val="16"/>
               </w:rPr>
-              <w:t>nome</w:t>
-            </w:r>
-            <w:proofErr w:type="gramEnd"/>
-            <w:r>
-              <w:rPr>
-                <w:rFonts w:ascii="Arial;sans-serif" w:hAnsi="Arial;sans-serif" w:cs="CenturyGothic,Bold"/>
-                <w:bCs/>
-                <w:szCs w:val="16"/>
-              </w:rPr>
-              <w:t>_agente_contratacao</w:t>
+              <w:t>nome_agente_contratacao</w:t>
             </w:r>
             <w:proofErr w:type="spellEnd"/>
             <w:r>
@@ -8918,23 +8571,13 @@
               <w:widowControl/>
               <w:spacing w:after="0" w:line="331" w:lineRule="auto"/>
             </w:pPr>
-            <w:proofErr w:type="gramStart"/>
             <w:r>
               <w:rPr>
                 <w:rFonts w:ascii="Arial;sans-serif" w:hAnsi="Arial;sans-serif" w:cs="CenturyGothic,Bold"/>
                 <w:bCs/>
                 <w:szCs w:val="16"/>
               </w:rPr>
-              <w:t>{{ modalidade</w:t>
-            </w:r>
-            <w:proofErr w:type="gramEnd"/>
-            <w:r>
-              <w:rPr>
-                <w:rFonts w:ascii="Arial;sans-serif" w:hAnsi="Arial;sans-serif" w:cs="CenturyGothic,Bold"/>
-                <w:bCs/>
-                <w:szCs w:val="16"/>
-              </w:rPr>
-              <w:t xml:space="preserve"> }}</w:t>
+              <w:t>{{ modalidade }}</w:t>
             </w:r>
           </w:p>
           <w:p>
@@ -8943,23 +8586,13 @@
               <w:widowControl/>
               <w:spacing w:after="0" w:line="331" w:lineRule="auto"/>
             </w:pPr>
-            <w:proofErr w:type="gramStart"/>
             <w:r>
               <w:rPr>
                 <w:rFonts w:ascii="Arial;sans-serif" w:hAnsi="Arial;sans-serif" w:cs="CenturyGothic,Bold"/>
                 <w:bCs/>
                 <w:szCs w:val="16"/>
               </w:rPr>
-              <w:t>{{ tipo</w:t>
-            </w:r>
-            <w:proofErr w:type="gramEnd"/>
-            <w:r>
-              <w:rPr>
-                <w:rFonts w:ascii="Arial;sans-serif" w:hAnsi="Arial;sans-serif" w:cs="CenturyGothic,Bold"/>
-                <w:bCs/>
-                <w:szCs w:val="16"/>
-              </w:rPr>
-              <w:t xml:space="preserve"> }}</w:t>
+              <w:t>{{ tipo }}</w:t>
             </w:r>
           </w:p>
         </w:tc>
@@ -9016,21 +8649,12 @@
               <w:widowControl/>
               <w:spacing w:after="0" w:line="331" w:lineRule="auto"/>
             </w:pPr>
-            <w:proofErr w:type="gramStart"/>
             <w:r>
               <w:rPr>
                 <w:rFonts w:ascii="Arial;sans-serif" w:hAnsi="Arial;sans-serif" w:cs="CenturyGothic,Bold"/>
                 <w:bCs/>
               </w:rPr>
-              <w:t>{{ objeto</w:t>
-            </w:r>
-            <w:proofErr w:type="gramEnd"/>
-            <w:r>
-              <w:rPr>
-                <w:rFonts w:ascii="Arial;sans-serif" w:hAnsi="Arial;sans-serif" w:cs="CenturyGothic,Bold"/>
-                <w:bCs/>
-              </w:rPr>
-              <w:t xml:space="preserve"> }}</w:t>
+              <w:t>{{ objeto }}</w:t>
             </w:r>
           </w:p>
         </w:tc>
@@ -9068,7 +8692,6 @@
               <w:widowControl/>
               <w:spacing w:after="0" w:line="288" w:lineRule="auto"/>
             </w:pPr>
-            <w:proofErr w:type="gramStart"/>
             <w:r>
               <w:rPr>
                 <w:rFonts w:ascii="Arial;sans-serif" w:hAnsi="Arial;sans-serif" w:cs="CenturyGothic,Bold"/>
@@ -9086,17 +8709,7 @@
                 <w:sz w:val="20"/>
                 <w:szCs w:val="16"/>
               </w:rPr>
-              <w:t>valor</w:t>
-            </w:r>
-            <w:proofErr w:type="gramEnd"/>
-            <w:r>
-              <w:rPr>
-                <w:rFonts w:ascii="Arial;sans-serif" w:hAnsi="Arial;sans-serif" w:cs="CenturyGothic,Bold"/>
-                <w:bCs/>
-                <w:sz w:val="20"/>
-                <w:szCs w:val="16"/>
-              </w:rPr>
-              <w:t>_total_previsto</w:t>
+              <w:t>valor_total_previsto</w:t>
             </w:r>
             <w:proofErr w:type="spellEnd"/>
             <w:r>
@@ -9801,7 +9414,7 @@
                 <w:sz w:val="16"/>
                 <w:szCs w:val="16"/>
               </w:rPr>
-              <w:t>Centro de despesa</w:t>
+              <w:t>Centro</w:t>
             </w:r>
             <w:r>
               <w:rPr>
@@ -9812,7 +9425,28 @@
                 <w:sz w:val="16"/>
                 <w:szCs w:val="16"/>
               </w:rPr>
+              <w:t xml:space="preserve"> Gerencial</w:t>
+            </w:r>
+            <w:r>
+              <w:rPr>
+                <w:rFonts w:cs="CenturyGothic,Bold"/>
+                <w:b/>
+                <w:bCs/>
+                <w:color w:val="000000"/>
+                <w:sz w:val="16"/>
+                <w:szCs w:val="16"/>
+              </w:rPr>
               <w:br/>
+            </w:r>
+            <w:r>
+              <w:rPr>
+                <w:rFonts w:cs="CenturyGothic,Bold"/>
+                <w:b/>
+                <w:bCs/>
+                <w:color w:val="000000"/>
+                <w:sz w:val="16"/>
+                <w:szCs w:val="16"/>
+              </w:rPr>
               <w:t>Grupo Orçamentário</w:t>
             </w:r>
           </w:p>
@@ -10141,7 +9775,6 @@
                 <w:szCs w:val="16"/>
               </w:rPr>
             </w:pPr>
-            <w:proofErr w:type="gramStart"/>
             <w:r>
               <w:rPr>
                 <w:rFonts w:cs="CenturyGothic,Bold"/>
@@ -10159,17 +9792,7 @@
                 <w:sz w:val="16"/>
                 <w:szCs w:val="16"/>
               </w:rPr>
-              <w:t>item</w:t>
-            </w:r>
-            <w:proofErr w:type="gramEnd"/>
-            <w:r>
-              <w:rPr>
-                <w:rFonts w:cs="CenturyGothic,Bold"/>
-                <w:bCs/>
-                <w:sz w:val="16"/>
-                <w:szCs w:val="16"/>
-              </w:rPr>
-              <w:t>.numero_demanda</w:t>
+              <w:t>item.numero_demanda</w:t>
             </w:r>
             <w:proofErr w:type="spellEnd"/>
             <w:r>
@@ -10204,7 +9827,6 @@
                 <w:szCs w:val="16"/>
               </w:rPr>
             </w:pPr>
-            <w:proofErr w:type="gramStart"/>
             <w:r>
               <w:rPr>
                 <w:rFonts w:cs="CenturyGothic,Bold"/>
@@ -10222,9 +9844,8 @@
                 <w:sz w:val="16"/>
                 <w:szCs w:val="16"/>
               </w:rPr>
-              <w:t>item</w:t>
-            </w:r>
-            <w:proofErr w:type="gramEnd"/>
+              <w:t>item.centro_</w:t>
+            </w:r>
             <w:r>
               <w:rPr>
                 <w:rFonts w:cs="CenturyGothic,Bold"/>
@@ -10232,7 +9853,7 @@
                 <w:sz w:val="16"/>
                 <w:szCs w:val="16"/>
               </w:rPr>
-              <w:t>.centro_despesa</w:t>
+              <w:t>gerencial</w:t>
             </w:r>
             <w:proofErr w:type="spellEnd"/>
             <w:r>
@@ -10297,7 +9918,6 @@
                 <w:szCs w:val="16"/>
               </w:rPr>
             </w:pPr>
-            <w:proofErr w:type="gramStart"/>
             <w:r>
               <w:rPr>
                 <w:rFonts w:cs="CenturyGothic,Bold"/>
@@ -10315,17 +9935,7 @@
                 <w:sz w:val="16"/>
                 <w:szCs w:val="16"/>
               </w:rPr>
-              <w:t>item</w:t>
-            </w:r>
-            <w:proofErr w:type="gramEnd"/>
-            <w:r>
-              <w:rPr>
-                <w:rFonts w:cs="CenturyGothic,Bold"/>
-                <w:bCs/>
-                <w:sz w:val="16"/>
-                <w:szCs w:val="16"/>
-              </w:rPr>
-              <w:t>.numero_ordem</w:t>
+              <w:t>item.numero_ordem</w:t>
             </w:r>
             <w:proofErr w:type="spellEnd"/>
             <w:r>
@@ -10358,7 +9968,6 @@
                 <w:szCs w:val="16"/>
               </w:rPr>
             </w:pPr>
-            <w:proofErr w:type="gramStart"/>
             <w:r>
               <w:rPr>
                 <w:rFonts w:cs="CenturyGothic,Bold"/>
@@ -10375,17 +9984,7 @@
                 <w:sz w:val="16"/>
                 <w:szCs w:val="16"/>
               </w:rPr>
-              <w:t>item</w:t>
-            </w:r>
-            <w:proofErr w:type="gramEnd"/>
-            <w:r>
-              <w:rPr>
-                <w:rFonts w:cs="CenturyGothic,Bold"/>
-                <w:bCs/>
-                <w:sz w:val="16"/>
-                <w:szCs w:val="16"/>
-              </w:rPr>
-              <w:t>.</w:t>
+              <w:t>item.</w:t>
             </w:r>
             <w:r>
               <w:rPr>
@@ -10427,7 +10026,6 @@
                 <w:szCs w:val="16"/>
               </w:rPr>
             </w:pPr>
-            <w:proofErr w:type="gramStart"/>
             <w:r>
               <w:rPr>
                 <w:rFonts w:cs="CenturyGothic,Bold"/>
@@ -10445,17 +10043,7 @@
                 <w:sz w:val="16"/>
                 <w:szCs w:val="16"/>
               </w:rPr>
-              <w:t>item</w:t>
-            </w:r>
-            <w:proofErr w:type="gramEnd"/>
-            <w:r>
-              <w:rPr>
-                <w:rFonts w:cs="CenturyGothic,Bold"/>
-                <w:bCs/>
-                <w:sz w:val="16"/>
-                <w:szCs w:val="16"/>
-              </w:rPr>
-              <w:t>.codigo_comprasgov</w:t>
+              <w:t>item.codigo_comprasgov</w:t>
             </w:r>
             <w:proofErr w:type="spellEnd"/>
             <w:r>
@@ -10497,9 +10085,9 @@
                 <w:sz w:val="16"/>
                 <w:szCs w:val="16"/>
               </w:rPr>
-              <w:t xml:space="preserve"> </w:t>
-            </w:r>
-            <w:proofErr w:type="gramStart"/>
+              <w:t xml:space="preserve"> {{ </w:t>
+            </w:r>
+            <w:proofErr w:type="spellStart"/>
             <w:r>
               <w:rPr>
                 <w:rFonts w:cs="CenturyGothic,Bold"/>
@@ -10507,27 +10095,7 @@
                 <w:sz w:val="16"/>
                 <w:szCs w:val="16"/>
               </w:rPr>
-              <w:t xml:space="preserve">{{ </w:t>
-            </w:r>
-            <w:proofErr w:type="spellStart"/>
-            <w:r>
-              <w:rPr>
-                <w:rFonts w:cs="CenturyGothic,Bold"/>
-                <w:bCs/>
-                <w:sz w:val="16"/>
-                <w:szCs w:val="16"/>
-              </w:rPr>
-              <w:t>item</w:t>
-            </w:r>
-            <w:proofErr w:type="gramEnd"/>
-            <w:r>
-              <w:rPr>
-                <w:rFonts w:cs="CenturyGothic,Bold"/>
-                <w:bCs/>
-                <w:sz w:val="16"/>
-                <w:szCs w:val="16"/>
-              </w:rPr>
-              <w:t>.descricao</w:t>
+              <w:t>item.descricao</w:t>
             </w:r>
             <w:proofErr w:type="spellEnd"/>
             <w:r>
@@ -10563,7 +10131,6 @@
                 <w:szCs w:val="16"/>
               </w:rPr>
             </w:pPr>
-            <w:proofErr w:type="gramStart"/>
             <w:r>
               <w:rPr>
                 <w:rFonts w:cs="CenturyGothic,Bold"/>
@@ -10581,17 +10148,7 @@
                 <w:sz w:val="16"/>
                 <w:szCs w:val="16"/>
               </w:rPr>
-              <w:t>item</w:t>
-            </w:r>
-            <w:proofErr w:type="gramEnd"/>
-            <w:r>
-              <w:rPr>
-                <w:rFonts w:cs="CenturyGothic,Bold"/>
-                <w:bCs/>
-                <w:sz w:val="16"/>
-                <w:szCs w:val="16"/>
-              </w:rPr>
-              <w:t>.item_despesa</w:t>
+              <w:t>item.item_despesa</w:t>
             </w:r>
             <w:proofErr w:type="spellEnd"/>
             <w:r>

--- a/app/compras/templates_docs/CONFERENCIA_PREGAO.docx
+++ b/app/compras/templates_docs/CONFERENCIA_PREGAO.docx
@@ -167,11 +167,9 @@
             </w:pPr>
             <w:r>
               <w:rPr>
-                <w:rFonts w:eastAsia="Calibri" w:cs="CenturyGothic" w:ascii="CenturyGothic" w:hAnsi="CenturyGothic"/>
-                <w:kern w:val="0"/>
-                <w:sz w:val="20"/>
-                <w:szCs w:val="20"/>
-                <w:lang w:val="pt-BR" w:eastAsia="en-US" w:bidi="ar-SA"/>
+                <w:rFonts w:cs="CenturyGothic" w:ascii="CenturyGothic" w:hAnsi="CenturyGothic"/>
+                <w:sz w:val="20"/>
+                <w:szCs w:val="20"/>
               </w:rPr>
             </w:r>
           </w:p>
@@ -231,11 +229,9 @@
             </w:pPr>
             <w:r>
               <w:rPr>
-                <w:rFonts w:eastAsia="Calibri" w:cs="CenturyGothic" w:ascii="CenturyGothic" w:hAnsi="CenturyGothic"/>
-                <w:kern w:val="0"/>
-                <w:sz w:val="20"/>
-                <w:szCs w:val="20"/>
-                <w:lang w:val="pt-BR" w:eastAsia="en-US" w:bidi="ar-SA"/>
+                <w:rFonts w:cs="CenturyGothic" w:ascii="CenturyGothic" w:hAnsi="CenturyGothic"/>
+                <w:sz w:val="20"/>
+                <w:szCs w:val="20"/>
               </w:rPr>
             </w:r>
           </w:p>
@@ -295,11 +291,9 @@
             </w:pPr>
             <w:r>
               <w:rPr>
-                <w:rFonts w:eastAsia="Calibri" w:cs="CenturyGothic" w:ascii="CenturyGothic" w:hAnsi="CenturyGothic"/>
-                <w:kern w:val="0"/>
-                <w:sz w:val="20"/>
-                <w:szCs w:val="20"/>
-                <w:lang w:val="pt-BR" w:eastAsia="en-US" w:bidi="ar-SA"/>
+                <w:rFonts w:cs="CenturyGothic" w:ascii="CenturyGothic" w:hAnsi="CenturyGothic"/>
+                <w:sz w:val="20"/>
+                <w:szCs w:val="20"/>
               </w:rPr>
             </w:r>
           </w:p>
@@ -393,11 +387,9 @@
             </w:pPr>
             <w:r>
               <w:rPr>
-                <w:rFonts w:eastAsia="Calibri" w:cs="CenturyGothic" w:ascii="CenturyGothic" w:hAnsi="CenturyGothic"/>
-                <w:kern w:val="0"/>
-                <w:sz w:val="20"/>
-                <w:szCs w:val="20"/>
-                <w:lang w:val="pt-BR" w:eastAsia="en-US" w:bidi="ar-SA"/>
+                <w:rFonts w:cs="CenturyGothic" w:ascii="CenturyGothic" w:hAnsi="CenturyGothic"/>
+                <w:sz w:val="20"/>
+                <w:szCs w:val="20"/>
               </w:rPr>
             </w:r>
           </w:p>
@@ -427,43 +419,41 @@
             </w:pPr>
             <w:r>
               <w:rPr>
+                <w:rFonts w:cs="CenturyGothic" w:ascii="CenturyGothic" w:hAnsi="CenturyGothic"/>
+                <w:sz w:val="20"/>
+                <w:szCs w:val="20"/>
+              </w:rPr>
+            </w:r>
+          </w:p>
+        </w:tc>
+        <w:tc>
+          <w:tcPr>
+            <w:tcW w:w="8456" w:type="dxa"/>
+            <w:gridSpan w:val="3"/>
+            <w:tcBorders/>
+            <w:vAlign w:val="center"/>
+          </w:tcPr>
+          <w:p>
+            <w:pPr>
+              <w:pStyle w:val="Normal"/>
+              <w:widowControl/>
+              <w:suppressAutoHyphens w:val="true"/>
+              <w:spacing w:lineRule="auto" w:line="240" w:before="0" w:after="60"/>
+              <w:jc w:val="left"/>
+              <w:rPr>
+                <w:rFonts w:ascii="CenturyGothic" w:hAnsi="CenturyGothic" w:cs="CenturyGothic"/>
+                <w:sz w:val="20"/>
+                <w:szCs w:val="20"/>
+              </w:rPr>
+            </w:pPr>
+            <w:r>
+              <w:rPr>
                 <w:rFonts w:eastAsia="Calibri" w:cs="CenturyGothic" w:ascii="CenturyGothic" w:hAnsi="CenturyGothic"/>
                 <w:kern w:val="0"/>
                 <w:sz w:val="20"/>
                 <w:szCs w:val="20"/>
                 <w:lang w:val="pt-BR" w:eastAsia="en-US" w:bidi="ar-SA"/>
               </w:rPr>
-            </w:r>
-          </w:p>
-        </w:tc>
-        <w:tc>
-          <w:tcPr>
-            <w:tcW w:w="8456" w:type="dxa"/>
-            <w:gridSpan w:val="3"/>
-            <w:tcBorders/>
-            <w:vAlign w:val="center"/>
-          </w:tcPr>
-          <w:p>
-            <w:pPr>
-              <w:pStyle w:val="Normal"/>
-              <w:widowControl/>
-              <w:suppressAutoHyphens w:val="true"/>
-              <w:spacing w:lineRule="auto" w:line="240" w:before="0" w:after="60"/>
-              <w:jc w:val="left"/>
-              <w:rPr>
-                <w:rFonts w:ascii="CenturyGothic" w:hAnsi="CenturyGothic" w:cs="CenturyGothic"/>
-                <w:sz w:val="20"/>
-                <w:szCs w:val="20"/>
-              </w:rPr>
-            </w:pPr>
-            <w:r>
-              <w:rPr>
-                <w:rFonts w:eastAsia="Calibri" w:cs="CenturyGothic" w:ascii="CenturyGothic" w:hAnsi="CenturyGothic"/>
-                <w:kern w:val="0"/>
-                <w:sz w:val="20"/>
-                <w:szCs w:val="20"/>
-                <w:lang w:val="pt-BR" w:eastAsia="en-US" w:bidi="ar-SA"/>
-              </w:rPr>
               <w:t>II – descrição sucinta do objeto</w:t>
             </w:r>
           </w:p>
@@ -488,11 +478,9 @@
             </w:pPr>
             <w:r>
               <w:rPr>
-                <w:rFonts w:eastAsia="Calibri" w:cs="CenturyGothic" w:ascii="CenturyGothic" w:hAnsi="CenturyGothic"/>
-                <w:kern w:val="0"/>
-                <w:sz w:val="20"/>
-                <w:szCs w:val="20"/>
-                <w:lang w:val="pt-BR" w:eastAsia="en-US" w:bidi="ar-SA"/>
+                <w:rFonts w:cs="CenturyGothic" w:ascii="CenturyGothic" w:hAnsi="CenturyGothic"/>
+                <w:sz w:val="20"/>
+                <w:szCs w:val="20"/>
               </w:rPr>
             </w:r>
           </w:p>
@@ -522,43 +510,41 @@
             </w:pPr>
             <w:r>
               <w:rPr>
+                <w:rFonts w:cs="CenturyGothic" w:ascii="CenturyGothic" w:hAnsi="CenturyGothic"/>
+                <w:sz w:val="20"/>
+                <w:szCs w:val="20"/>
+              </w:rPr>
+            </w:r>
+          </w:p>
+        </w:tc>
+        <w:tc>
+          <w:tcPr>
+            <w:tcW w:w="8456" w:type="dxa"/>
+            <w:gridSpan w:val="3"/>
+            <w:tcBorders/>
+            <w:vAlign w:val="center"/>
+          </w:tcPr>
+          <w:p>
+            <w:pPr>
+              <w:pStyle w:val="Normal"/>
+              <w:widowControl/>
+              <w:suppressAutoHyphens w:val="true"/>
+              <w:spacing w:lineRule="auto" w:line="240" w:before="0" w:after="60"/>
+              <w:jc w:val="left"/>
+              <w:rPr>
+                <w:rFonts w:ascii="CenturyGothic" w:hAnsi="CenturyGothic" w:cs="CenturyGothic"/>
+                <w:sz w:val="20"/>
+                <w:szCs w:val="20"/>
+              </w:rPr>
+            </w:pPr>
+            <w:r>
+              <w:rPr>
                 <w:rFonts w:eastAsia="Calibri" w:cs="CenturyGothic" w:ascii="CenturyGothic" w:hAnsi="CenturyGothic"/>
                 <w:kern w:val="0"/>
                 <w:sz w:val="20"/>
                 <w:szCs w:val="20"/>
                 <w:lang w:val="pt-BR" w:eastAsia="en-US" w:bidi="ar-SA"/>
               </w:rPr>
-            </w:r>
-          </w:p>
-        </w:tc>
-        <w:tc>
-          <w:tcPr>
-            <w:tcW w:w="8456" w:type="dxa"/>
-            <w:gridSpan w:val="3"/>
-            <w:tcBorders/>
-            <w:vAlign w:val="center"/>
-          </w:tcPr>
-          <w:p>
-            <w:pPr>
-              <w:pStyle w:val="Normal"/>
-              <w:widowControl/>
-              <w:suppressAutoHyphens w:val="true"/>
-              <w:spacing w:lineRule="auto" w:line="240" w:before="0" w:after="60"/>
-              <w:jc w:val="left"/>
-              <w:rPr>
-                <w:rFonts w:ascii="CenturyGothic" w:hAnsi="CenturyGothic" w:cs="CenturyGothic"/>
-                <w:sz w:val="20"/>
-                <w:szCs w:val="20"/>
-              </w:rPr>
-            </w:pPr>
-            <w:r>
-              <w:rPr>
-                <w:rFonts w:eastAsia="Calibri" w:cs="CenturyGothic" w:ascii="CenturyGothic" w:hAnsi="CenturyGothic"/>
-                <w:kern w:val="0"/>
-                <w:sz w:val="20"/>
-                <w:szCs w:val="20"/>
-                <w:lang w:val="pt-BR" w:eastAsia="en-US" w:bidi="ar-SA"/>
-              </w:rPr>
               <w:t>III – quantidade a ser contratada (consumo anual)</w:t>
             </w:r>
           </w:p>
@@ -583,11 +569,9 @@
             </w:pPr>
             <w:r>
               <w:rPr>
-                <w:rFonts w:eastAsia="Calibri" w:cs="CenturyGothic" w:ascii="CenturyGothic" w:hAnsi="CenturyGothic"/>
-                <w:kern w:val="0"/>
-                <w:sz w:val="20"/>
-                <w:szCs w:val="20"/>
-                <w:lang w:val="pt-BR" w:eastAsia="en-US" w:bidi="ar-SA"/>
+                <w:rFonts w:cs="CenturyGothic" w:ascii="CenturyGothic" w:hAnsi="CenturyGothic"/>
+                <w:sz w:val="20"/>
+                <w:szCs w:val="20"/>
               </w:rPr>
             </w:r>
           </w:p>
@@ -617,43 +601,41 @@
             </w:pPr>
             <w:r>
               <w:rPr>
+                <w:rFonts w:cs="CenturyGothic" w:ascii="CenturyGothic" w:hAnsi="CenturyGothic"/>
+                <w:sz w:val="20"/>
+                <w:szCs w:val="20"/>
+              </w:rPr>
+            </w:r>
+          </w:p>
+        </w:tc>
+        <w:tc>
+          <w:tcPr>
+            <w:tcW w:w="8456" w:type="dxa"/>
+            <w:gridSpan w:val="3"/>
+            <w:tcBorders/>
+            <w:vAlign w:val="center"/>
+          </w:tcPr>
+          <w:p>
+            <w:pPr>
+              <w:pStyle w:val="Normal"/>
+              <w:widowControl/>
+              <w:suppressAutoHyphens w:val="true"/>
+              <w:spacing w:lineRule="auto" w:line="240" w:before="0" w:after="60"/>
+              <w:jc w:val="left"/>
+              <w:rPr>
+                <w:rFonts w:ascii="CenturyGothic" w:hAnsi="CenturyGothic" w:cs="CenturyGothic"/>
+                <w:sz w:val="20"/>
+                <w:szCs w:val="20"/>
+              </w:rPr>
+            </w:pPr>
+            <w:r>
+              <w:rPr>
                 <w:rFonts w:eastAsia="Calibri" w:cs="CenturyGothic" w:ascii="CenturyGothic" w:hAnsi="CenturyGothic"/>
                 <w:kern w:val="0"/>
                 <w:sz w:val="20"/>
                 <w:szCs w:val="20"/>
                 <w:lang w:val="pt-BR" w:eastAsia="en-US" w:bidi="ar-SA"/>
               </w:rPr>
-            </w:r>
-          </w:p>
-        </w:tc>
-        <w:tc>
-          <w:tcPr>
-            <w:tcW w:w="8456" w:type="dxa"/>
-            <w:gridSpan w:val="3"/>
-            <w:tcBorders/>
-            <w:vAlign w:val="center"/>
-          </w:tcPr>
-          <w:p>
-            <w:pPr>
-              <w:pStyle w:val="Normal"/>
-              <w:widowControl/>
-              <w:suppressAutoHyphens w:val="true"/>
-              <w:spacing w:lineRule="auto" w:line="240" w:before="0" w:after="60"/>
-              <w:jc w:val="left"/>
-              <w:rPr>
-                <w:rFonts w:ascii="CenturyGothic" w:hAnsi="CenturyGothic" w:cs="CenturyGothic"/>
-                <w:sz w:val="20"/>
-                <w:szCs w:val="20"/>
-              </w:rPr>
-            </w:pPr>
-            <w:r>
-              <w:rPr>
-                <w:rFonts w:eastAsia="Calibri" w:cs="CenturyGothic" w:ascii="CenturyGothic" w:hAnsi="CenturyGothic"/>
-                <w:kern w:val="0"/>
-                <w:sz w:val="20"/>
-                <w:szCs w:val="20"/>
-                <w:lang w:val="pt-BR" w:eastAsia="en-US" w:bidi="ar-SA"/>
-              </w:rPr>
               <w:t>IV – estimativa preliminar do valor da contratação</w:t>
             </w:r>
           </w:p>
@@ -678,11 +660,9 @@
             </w:pPr>
             <w:r>
               <w:rPr>
-                <w:rFonts w:eastAsia="Calibri" w:cs="CenturyGothic" w:ascii="CenturyGothic" w:hAnsi="CenturyGothic"/>
-                <w:kern w:val="0"/>
-                <w:sz w:val="20"/>
-                <w:szCs w:val="20"/>
-                <w:lang w:val="pt-BR" w:eastAsia="en-US" w:bidi="ar-SA"/>
+                <w:rFonts w:cs="CenturyGothic" w:ascii="CenturyGothic" w:hAnsi="CenturyGothic"/>
+                <w:sz w:val="20"/>
+                <w:szCs w:val="20"/>
               </w:rPr>
             </w:r>
           </w:p>
@@ -712,43 +692,41 @@
             </w:pPr>
             <w:r>
               <w:rPr>
+                <w:rFonts w:cs="CenturyGothic" w:ascii="CenturyGothic" w:hAnsi="CenturyGothic"/>
+                <w:sz w:val="20"/>
+                <w:szCs w:val="20"/>
+              </w:rPr>
+            </w:r>
+          </w:p>
+        </w:tc>
+        <w:tc>
+          <w:tcPr>
+            <w:tcW w:w="8456" w:type="dxa"/>
+            <w:gridSpan w:val="3"/>
+            <w:tcBorders/>
+            <w:vAlign w:val="center"/>
+          </w:tcPr>
+          <w:p>
+            <w:pPr>
+              <w:pStyle w:val="Normal"/>
+              <w:widowControl/>
+              <w:suppressAutoHyphens w:val="true"/>
+              <w:spacing w:lineRule="auto" w:line="240" w:before="0" w:after="60"/>
+              <w:jc w:val="left"/>
+              <w:rPr>
+                <w:rFonts w:ascii="CenturyGothic" w:hAnsi="CenturyGothic" w:cs="CenturyGothic"/>
+                <w:sz w:val="20"/>
+                <w:szCs w:val="20"/>
+              </w:rPr>
+            </w:pPr>
+            <w:r>
+              <w:rPr>
                 <w:rFonts w:eastAsia="Calibri" w:cs="CenturyGothic" w:ascii="CenturyGothic" w:hAnsi="CenturyGothic"/>
                 <w:kern w:val="0"/>
                 <w:sz w:val="20"/>
                 <w:szCs w:val="20"/>
                 <w:lang w:val="pt-BR" w:eastAsia="en-US" w:bidi="ar-SA"/>
               </w:rPr>
-            </w:r>
-          </w:p>
-        </w:tc>
-        <w:tc>
-          <w:tcPr>
-            <w:tcW w:w="8456" w:type="dxa"/>
-            <w:gridSpan w:val="3"/>
-            <w:tcBorders/>
-            <w:vAlign w:val="center"/>
-          </w:tcPr>
-          <w:p>
-            <w:pPr>
-              <w:pStyle w:val="Normal"/>
-              <w:widowControl/>
-              <w:suppressAutoHyphens w:val="true"/>
-              <w:spacing w:lineRule="auto" w:line="240" w:before="0" w:after="60"/>
-              <w:jc w:val="left"/>
-              <w:rPr>
-                <w:rFonts w:ascii="CenturyGothic" w:hAnsi="CenturyGothic" w:cs="CenturyGothic"/>
-                <w:sz w:val="20"/>
-                <w:szCs w:val="20"/>
-              </w:rPr>
-            </w:pPr>
-            <w:r>
-              <w:rPr>
-                <w:rFonts w:eastAsia="Calibri" w:cs="CenturyGothic" w:ascii="CenturyGothic" w:hAnsi="CenturyGothic"/>
-                <w:kern w:val="0"/>
-                <w:sz w:val="20"/>
-                <w:szCs w:val="20"/>
-                <w:lang w:val="pt-BR" w:eastAsia="en-US" w:bidi="ar-SA"/>
-              </w:rPr>
               <w:t>V – data pretendida para a conclusão da contratação</w:t>
             </w:r>
           </w:p>
@@ -773,11 +751,9 @@
             </w:pPr>
             <w:r>
               <w:rPr>
-                <w:rFonts w:eastAsia="Calibri" w:cs="CenturyGothic" w:ascii="CenturyGothic" w:hAnsi="CenturyGothic"/>
-                <w:kern w:val="0"/>
-                <w:sz w:val="20"/>
-                <w:szCs w:val="20"/>
-                <w:lang w:val="pt-BR" w:eastAsia="en-US" w:bidi="ar-SA"/>
+                <w:rFonts w:cs="CenturyGothic" w:ascii="CenturyGothic" w:hAnsi="CenturyGothic"/>
+                <w:sz w:val="20"/>
+                <w:szCs w:val="20"/>
               </w:rPr>
             </w:r>
           </w:p>
@@ -807,43 +783,41 @@
             </w:pPr>
             <w:r>
               <w:rPr>
+                <w:rFonts w:cs="CenturyGothic" w:ascii="CenturyGothic" w:hAnsi="CenturyGothic"/>
+                <w:sz w:val="20"/>
+                <w:szCs w:val="20"/>
+              </w:rPr>
+            </w:r>
+          </w:p>
+        </w:tc>
+        <w:tc>
+          <w:tcPr>
+            <w:tcW w:w="8456" w:type="dxa"/>
+            <w:gridSpan w:val="3"/>
+            <w:tcBorders/>
+            <w:vAlign w:val="center"/>
+          </w:tcPr>
+          <w:p>
+            <w:pPr>
+              <w:pStyle w:val="Normal"/>
+              <w:widowControl/>
+              <w:suppressAutoHyphens w:val="true"/>
+              <w:spacing w:lineRule="auto" w:line="240" w:before="0" w:after="60"/>
+              <w:jc w:val="left"/>
+              <w:rPr>
+                <w:rFonts w:ascii="CenturyGothic" w:hAnsi="CenturyGothic" w:cs="CenturyGothic"/>
+                <w:sz w:val="20"/>
+                <w:szCs w:val="20"/>
+              </w:rPr>
+            </w:pPr>
+            <w:r>
+              <w:rPr>
                 <w:rFonts w:eastAsia="Calibri" w:cs="CenturyGothic" w:ascii="CenturyGothic" w:hAnsi="CenturyGothic"/>
                 <w:kern w:val="0"/>
                 <w:sz w:val="20"/>
                 <w:szCs w:val="20"/>
                 <w:lang w:val="pt-BR" w:eastAsia="en-US" w:bidi="ar-SA"/>
               </w:rPr>
-            </w:r>
-          </w:p>
-        </w:tc>
-        <w:tc>
-          <w:tcPr>
-            <w:tcW w:w="8456" w:type="dxa"/>
-            <w:gridSpan w:val="3"/>
-            <w:tcBorders/>
-            <w:vAlign w:val="center"/>
-          </w:tcPr>
-          <w:p>
-            <w:pPr>
-              <w:pStyle w:val="Normal"/>
-              <w:widowControl/>
-              <w:suppressAutoHyphens w:val="true"/>
-              <w:spacing w:lineRule="auto" w:line="240" w:before="0" w:after="60"/>
-              <w:jc w:val="left"/>
-              <w:rPr>
-                <w:rFonts w:ascii="CenturyGothic" w:hAnsi="CenturyGothic" w:cs="CenturyGothic"/>
-                <w:sz w:val="20"/>
-                <w:szCs w:val="20"/>
-              </w:rPr>
-            </w:pPr>
-            <w:r>
-              <w:rPr>
-                <w:rFonts w:eastAsia="Calibri" w:cs="CenturyGothic" w:ascii="CenturyGothic" w:hAnsi="CenturyGothic"/>
-                <w:kern w:val="0"/>
-                <w:sz w:val="20"/>
-                <w:szCs w:val="20"/>
-                <w:lang w:val="pt-BR" w:eastAsia="en-US" w:bidi="ar-SA"/>
-              </w:rPr>
               <w:t>VI – grau de prioridade</w:t>
             </w:r>
           </w:p>
@@ -868,11 +842,9 @@
             </w:pPr>
             <w:r>
               <w:rPr>
-                <w:rFonts w:eastAsia="Calibri" w:cs="CenturyGothic" w:ascii="CenturyGothic" w:hAnsi="CenturyGothic"/>
-                <w:kern w:val="0"/>
-                <w:sz w:val="20"/>
-                <w:szCs w:val="20"/>
-                <w:lang w:val="pt-BR" w:eastAsia="en-US" w:bidi="ar-SA"/>
+                <w:rFonts w:cs="CenturyGothic" w:ascii="CenturyGothic" w:hAnsi="CenturyGothic"/>
+                <w:sz w:val="20"/>
+                <w:szCs w:val="20"/>
               </w:rPr>
             </w:r>
           </w:p>
@@ -902,43 +874,41 @@
             </w:pPr>
             <w:r>
               <w:rPr>
+                <w:rFonts w:cs="CenturyGothic" w:ascii="CenturyGothic" w:hAnsi="CenturyGothic"/>
+                <w:sz w:val="20"/>
+                <w:szCs w:val="20"/>
+              </w:rPr>
+            </w:r>
+          </w:p>
+        </w:tc>
+        <w:tc>
+          <w:tcPr>
+            <w:tcW w:w="8456" w:type="dxa"/>
+            <w:gridSpan w:val="3"/>
+            <w:tcBorders/>
+            <w:vAlign w:val="center"/>
+          </w:tcPr>
+          <w:p>
+            <w:pPr>
+              <w:pStyle w:val="Normal"/>
+              <w:widowControl/>
+              <w:suppressAutoHyphens w:val="true"/>
+              <w:spacing w:lineRule="auto" w:line="240" w:before="0" w:after="60"/>
+              <w:jc w:val="left"/>
+              <w:rPr>
+                <w:rFonts w:ascii="CenturyGothic" w:hAnsi="CenturyGothic" w:cs="CenturyGothic"/>
+                <w:sz w:val="20"/>
+                <w:szCs w:val="20"/>
+              </w:rPr>
+            </w:pPr>
+            <w:r>
+              <w:rPr>
                 <w:rFonts w:eastAsia="Calibri" w:cs="CenturyGothic" w:ascii="CenturyGothic" w:hAnsi="CenturyGothic"/>
                 <w:kern w:val="0"/>
                 <w:sz w:val="20"/>
                 <w:szCs w:val="20"/>
                 <w:lang w:val="pt-BR" w:eastAsia="en-US" w:bidi="ar-SA"/>
               </w:rPr>
-            </w:r>
-          </w:p>
-        </w:tc>
-        <w:tc>
-          <w:tcPr>
-            <w:tcW w:w="8456" w:type="dxa"/>
-            <w:gridSpan w:val="3"/>
-            <w:tcBorders/>
-            <w:vAlign w:val="center"/>
-          </w:tcPr>
-          <w:p>
-            <w:pPr>
-              <w:pStyle w:val="Normal"/>
-              <w:widowControl/>
-              <w:suppressAutoHyphens w:val="true"/>
-              <w:spacing w:lineRule="auto" w:line="240" w:before="0" w:after="60"/>
-              <w:jc w:val="left"/>
-              <w:rPr>
-                <w:rFonts w:ascii="CenturyGothic" w:hAnsi="CenturyGothic" w:cs="CenturyGothic"/>
-                <w:sz w:val="20"/>
-                <w:szCs w:val="20"/>
-              </w:rPr>
-            </w:pPr>
-            <w:r>
-              <w:rPr>
-                <w:rFonts w:eastAsia="Calibri" w:cs="CenturyGothic" w:ascii="CenturyGothic" w:hAnsi="CenturyGothic"/>
-                <w:kern w:val="0"/>
-                <w:sz w:val="20"/>
-                <w:szCs w:val="20"/>
-                <w:lang w:val="pt-BR" w:eastAsia="en-US" w:bidi="ar-SA"/>
-              </w:rPr>
               <w:t>VII – vinculação a outro DFD?</w:t>
             </w:r>
           </w:p>
@@ -963,11 +933,9 @@
             </w:pPr>
             <w:r>
               <w:rPr>
-                <w:rFonts w:eastAsia="Calibri" w:cs="CenturyGothic" w:ascii="CenturyGothic" w:hAnsi="CenturyGothic"/>
-                <w:kern w:val="0"/>
-                <w:sz w:val="20"/>
-                <w:szCs w:val="20"/>
-                <w:lang w:val="pt-BR" w:eastAsia="en-US" w:bidi="ar-SA"/>
+                <w:rFonts w:cs="CenturyGothic" w:ascii="CenturyGothic" w:hAnsi="CenturyGothic"/>
+                <w:sz w:val="20"/>
+                <w:szCs w:val="20"/>
               </w:rPr>
             </w:r>
           </w:p>
@@ -997,43 +965,41 @@
             </w:pPr>
             <w:r>
               <w:rPr>
+                <w:rFonts w:cs="CenturyGothic" w:ascii="CenturyGothic" w:hAnsi="CenturyGothic"/>
+                <w:sz w:val="20"/>
+                <w:szCs w:val="20"/>
+              </w:rPr>
+            </w:r>
+          </w:p>
+        </w:tc>
+        <w:tc>
+          <w:tcPr>
+            <w:tcW w:w="8456" w:type="dxa"/>
+            <w:gridSpan w:val="3"/>
+            <w:tcBorders/>
+            <w:vAlign w:val="center"/>
+          </w:tcPr>
+          <w:p>
+            <w:pPr>
+              <w:pStyle w:val="Normal"/>
+              <w:widowControl/>
+              <w:suppressAutoHyphens w:val="true"/>
+              <w:spacing w:lineRule="auto" w:line="240" w:before="0" w:after="60"/>
+              <w:jc w:val="left"/>
+              <w:rPr>
+                <w:rFonts w:ascii="CenturyGothic" w:hAnsi="CenturyGothic" w:cs="CenturyGothic"/>
+                <w:sz w:val="20"/>
+                <w:szCs w:val="20"/>
+              </w:rPr>
+            </w:pPr>
+            <w:r>
+              <w:rPr>
                 <w:rFonts w:eastAsia="Calibri" w:cs="CenturyGothic" w:ascii="CenturyGothic" w:hAnsi="CenturyGothic"/>
                 <w:kern w:val="0"/>
                 <w:sz w:val="20"/>
                 <w:szCs w:val="20"/>
                 <w:lang w:val="pt-BR" w:eastAsia="en-US" w:bidi="ar-SA"/>
               </w:rPr>
-            </w:r>
-          </w:p>
-        </w:tc>
-        <w:tc>
-          <w:tcPr>
-            <w:tcW w:w="8456" w:type="dxa"/>
-            <w:gridSpan w:val="3"/>
-            <w:tcBorders/>
-            <w:vAlign w:val="center"/>
-          </w:tcPr>
-          <w:p>
-            <w:pPr>
-              <w:pStyle w:val="Normal"/>
-              <w:widowControl/>
-              <w:suppressAutoHyphens w:val="true"/>
-              <w:spacing w:lineRule="auto" w:line="240" w:before="0" w:after="60"/>
-              <w:jc w:val="left"/>
-              <w:rPr>
-                <w:rFonts w:ascii="CenturyGothic" w:hAnsi="CenturyGothic" w:cs="CenturyGothic"/>
-                <w:sz w:val="20"/>
-                <w:szCs w:val="20"/>
-              </w:rPr>
-            </w:pPr>
-            <w:r>
-              <w:rPr>
-                <w:rFonts w:eastAsia="Calibri" w:cs="CenturyGothic" w:ascii="CenturyGothic" w:hAnsi="CenturyGothic"/>
-                <w:kern w:val="0"/>
-                <w:sz w:val="20"/>
-                <w:szCs w:val="20"/>
-                <w:lang w:val="pt-BR" w:eastAsia="en-US" w:bidi="ar-SA"/>
-              </w:rPr>
               <w:t>VIII – nome da área requisitante ou técnica e identificação do responsável</w:t>
             </w:r>
           </w:p>
@@ -1058,11 +1024,9 @@
             </w:pPr>
             <w:r>
               <w:rPr>
-                <w:rFonts w:eastAsia="Calibri" w:cs="CenturyGothic" w:ascii="CenturyGothic" w:hAnsi="CenturyGothic"/>
-                <w:kern w:val="0"/>
-                <w:sz w:val="20"/>
-                <w:szCs w:val="20"/>
-                <w:lang w:val="pt-BR" w:eastAsia="en-US" w:bidi="ar-SA"/>
+                <w:rFonts w:cs="CenturyGothic" w:ascii="CenturyGothic" w:hAnsi="CenturyGothic"/>
+                <w:sz w:val="20"/>
+                <w:szCs w:val="20"/>
               </w:rPr>
             </w:r>
           </w:p>
@@ -1122,11 +1086,9 @@
             </w:pPr>
             <w:r>
               <w:rPr>
-                <w:rFonts w:eastAsia="Calibri" w:cs="CenturyGothic" w:ascii="CenturyGothic" w:hAnsi="CenturyGothic"/>
-                <w:kern w:val="0"/>
-                <w:sz w:val="20"/>
-                <w:szCs w:val="20"/>
-                <w:lang w:val="pt-BR" w:eastAsia="en-US" w:bidi="ar-SA"/>
+                <w:rFonts w:cs="CenturyGothic" w:ascii="CenturyGothic" w:hAnsi="CenturyGothic"/>
+                <w:sz w:val="20"/>
+                <w:szCs w:val="20"/>
               </w:rPr>
             </w:r>
           </w:p>
@@ -1231,11 +1193,9 @@
             </w:pPr>
             <w:r>
               <w:rPr>
-                <w:rFonts w:eastAsia="Calibri" w:cs="CenturyGothic" w:ascii="CenturyGothic" w:hAnsi="CenturyGothic"/>
-                <w:kern w:val="0"/>
-                <w:sz w:val="20"/>
-                <w:szCs w:val="20"/>
-                <w:lang w:val="pt-BR" w:eastAsia="en-US" w:bidi="ar-SA"/>
+                <w:rFonts w:cs="CenturyGothic" w:ascii="CenturyGothic" w:hAnsi="CenturyGothic"/>
+                <w:sz w:val="20"/>
+                <w:szCs w:val="20"/>
               </w:rPr>
             </w:r>
           </w:p>
@@ -1265,43 +1225,41 @@
             </w:pPr>
             <w:r>
               <w:rPr>
+                <w:rFonts w:cs="CenturyGothic" w:ascii="CenturyGothic" w:hAnsi="CenturyGothic"/>
+                <w:sz w:val="20"/>
+                <w:szCs w:val="20"/>
+              </w:rPr>
+            </w:r>
+          </w:p>
+        </w:tc>
+        <w:tc>
+          <w:tcPr>
+            <w:tcW w:w="8456" w:type="dxa"/>
+            <w:gridSpan w:val="3"/>
+            <w:tcBorders/>
+            <w:vAlign w:val="center"/>
+          </w:tcPr>
+          <w:p>
+            <w:pPr>
+              <w:pStyle w:val="Normal"/>
+              <w:widowControl/>
+              <w:suppressAutoHyphens w:val="true"/>
+              <w:spacing w:lineRule="auto" w:line="240" w:before="0" w:after="60"/>
+              <w:jc w:val="left"/>
+              <w:rPr>
+                <w:rFonts w:ascii="CenturyGothic" w:hAnsi="CenturyGothic" w:cs="CenturyGothic"/>
+                <w:sz w:val="20"/>
+                <w:szCs w:val="20"/>
+              </w:rPr>
+            </w:pPr>
+            <w:r>
+              <w:rPr>
                 <w:rFonts w:eastAsia="Calibri" w:cs="CenturyGothic" w:ascii="CenturyGothic" w:hAnsi="CenturyGothic"/>
                 <w:kern w:val="0"/>
                 <w:sz w:val="20"/>
                 <w:szCs w:val="20"/>
                 <w:lang w:val="pt-BR" w:eastAsia="en-US" w:bidi="ar-SA"/>
               </w:rPr>
-            </w:r>
-          </w:p>
-        </w:tc>
-        <w:tc>
-          <w:tcPr>
-            <w:tcW w:w="8456" w:type="dxa"/>
-            <w:gridSpan w:val="3"/>
-            <w:tcBorders/>
-            <w:vAlign w:val="center"/>
-          </w:tcPr>
-          <w:p>
-            <w:pPr>
-              <w:pStyle w:val="Normal"/>
-              <w:widowControl/>
-              <w:suppressAutoHyphens w:val="true"/>
-              <w:spacing w:lineRule="auto" w:line="240" w:before="0" w:after="60"/>
-              <w:jc w:val="left"/>
-              <w:rPr>
-                <w:rFonts w:ascii="CenturyGothic" w:hAnsi="CenturyGothic" w:cs="CenturyGothic"/>
-                <w:sz w:val="20"/>
-                <w:szCs w:val="20"/>
-              </w:rPr>
-            </w:pPr>
-            <w:r>
-              <w:rPr>
-                <w:rFonts w:eastAsia="Calibri" w:cs="CenturyGothic" w:ascii="CenturyGothic" w:hAnsi="CenturyGothic"/>
-                <w:kern w:val="0"/>
-                <w:sz w:val="20"/>
-                <w:szCs w:val="20"/>
-                <w:lang w:val="pt-BR" w:eastAsia="en-US" w:bidi="ar-SA"/>
-              </w:rPr>
               <w:t>II – previsão da contratação no PCA</w:t>
             </w:r>
           </w:p>
@@ -1326,11 +1284,9 @@
             </w:pPr>
             <w:r>
               <w:rPr>
-                <w:rFonts w:eastAsia="Calibri" w:cs="CenturyGothic" w:ascii="CenturyGothic" w:hAnsi="CenturyGothic"/>
-                <w:kern w:val="0"/>
-                <w:sz w:val="20"/>
-                <w:szCs w:val="20"/>
-                <w:lang w:val="pt-BR" w:eastAsia="en-US" w:bidi="ar-SA"/>
+                <w:rFonts w:cs="CenturyGothic" w:ascii="CenturyGothic" w:hAnsi="CenturyGothic"/>
+                <w:sz w:val="20"/>
+                <w:szCs w:val="20"/>
               </w:rPr>
             </w:r>
           </w:p>
@@ -1360,43 +1316,41 @@
             </w:pPr>
             <w:r>
               <w:rPr>
+                <w:rFonts w:cs="CenturyGothic" w:ascii="CenturyGothic" w:hAnsi="CenturyGothic"/>
+                <w:sz w:val="20"/>
+                <w:szCs w:val="20"/>
+              </w:rPr>
+            </w:r>
+          </w:p>
+        </w:tc>
+        <w:tc>
+          <w:tcPr>
+            <w:tcW w:w="8456" w:type="dxa"/>
+            <w:gridSpan w:val="3"/>
+            <w:tcBorders/>
+            <w:vAlign w:val="center"/>
+          </w:tcPr>
+          <w:p>
+            <w:pPr>
+              <w:pStyle w:val="Normal"/>
+              <w:widowControl/>
+              <w:suppressAutoHyphens w:val="true"/>
+              <w:spacing w:lineRule="auto" w:line="240" w:before="0" w:after="60"/>
+              <w:jc w:val="left"/>
+              <w:rPr>
+                <w:rFonts w:ascii="CenturyGothic" w:hAnsi="CenturyGothic" w:cs="CenturyGothic"/>
+                <w:sz w:val="20"/>
+                <w:szCs w:val="20"/>
+              </w:rPr>
+            </w:pPr>
+            <w:r>
+              <w:rPr>
                 <w:rFonts w:eastAsia="Calibri" w:cs="CenturyGothic" w:ascii="CenturyGothic" w:hAnsi="CenturyGothic"/>
                 <w:kern w:val="0"/>
                 <w:sz w:val="20"/>
                 <w:szCs w:val="20"/>
                 <w:lang w:val="pt-BR" w:eastAsia="en-US" w:bidi="ar-SA"/>
               </w:rPr>
-            </w:r>
-          </w:p>
-        </w:tc>
-        <w:tc>
-          <w:tcPr>
-            <w:tcW w:w="8456" w:type="dxa"/>
-            <w:gridSpan w:val="3"/>
-            <w:tcBorders/>
-            <w:vAlign w:val="center"/>
-          </w:tcPr>
-          <w:p>
-            <w:pPr>
-              <w:pStyle w:val="Normal"/>
-              <w:widowControl/>
-              <w:suppressAutoHyphens w:val="true"/>
-              <w:spacing w:lineRule="auto" w:line="240" w:before="0" w:after="60"/>
-              <w:jc w:val="left"/>
-              <w:rPr>
-                <w:rFonts w:ascii="CenturyGothic" w:hAnsi="CenturyGothic" w:cs="CenturyGothic"/>
-                <w:sz w:val="20"/>
-                <w:szCs w:val="20"/>
-              </w:rPr>
-            </w:pPr>
-            <w:r>
-              <w:rPr>
-                <w:rFonts w:eastAsia="Calibri" w:cs="CenturyGothic" w:ascii="CenturyGothic" w:hAnsi="CenturyGothic"/>
-                <w:kern w:val="0"/>
-                <w:sz w:val="20"/>
-                <w:szCs w:val="20"/>
-                <w:lang w:val="pt-BR" w:eastAsia="en-US" w:bidi="ar-SA"/>
-              </w:rPr>
               <w:t>III – requisitos da contratação</w:t>
             </w:r>
           </w:p>
@@ -1421,11 +1375,9 @@
             </w:pPr>
             <w:r>
               <w:rPr>
-                <w:rFonts w:eastAsia="Calibri" w:cs="CenturyGothic" w:ascii="CenturyGothic" w:hAnsi="CenturyGothic"/>
-                <w:kern w:val="0"/>
-                <w:sz w:val="20"/>
-                <w:szCs w:val="20"/>
-                <w:lang w:val="pt-BR" w:eastAsia="en-US" w:bidi="ar-SA"/>
+                <w:rFonts w:cs="CenturyGothic" w:ascii="CenturyGothic" w:hAnsi="CenturyGothic"/>
+                <w:sz w:val="20"/>
+                <w:szCs w:val="20"/>
               </w:rPr>
             </w:r>
           </w:p>
@@ -1455,54 +1407,52 @@
             </w:pPr>
             <w:r>
               <w:rPr>
+                <w:rFonts w:cs="CenturyGothic" w:ascii="CenturyGothic" w:hAnsi="CenturyGothic"/>
+                <w:sz w:val="20"/>
+                <w:szCs w:val="20"/>
+              </w:rPr>
+            </w:r>
+          </w:p>
+        </w:tc>
+        <w:tc>
+          <w:tcPr>
+            <w:tcW w:w="8456" w:type="dxa"/>
+            <w:gridSpan w:val="3"/>
+            <w:tcBorders/>
+            <w:vAlign w:val="center"/>
+          </w:tcPr>
+          <w:p>
+            <w:pPr>
+              <w:pStyle w:val="Normal"/>
+              <w:widowControl/>
+              <w:suppressAutoHyphens w:val="true"/>
+              <w:spacing w:lineRule="auto" w:line="240" w:before="0" w:after="60"/>
+              <w:jc w:val="left"/>
+              <w:rPr>
+                <w:rFonts w:ascii="CenturyGothic" w:hAnsi="CenturyGothic" w:cs="CenturyGothic"/>
+                <w:sz w:val="20"/>
+                <w:szCs w:val="20"/>
+              </w:rPr>
+            </w:pPr>
+            <w:r>
+              <w:rPr>
                 <w:rFonts w:eastAsia="Calibri" w:cs="CenturyGothic" w:ascii="CenturyGothic" w:hAnsi="CenturyGothic"/>
                 <w:kern w:val="0"/>
                 <w:sz w:val="20"/>
                 <w:szCs w:val="20"/>
                 <w:lang w:val="pt-BR" w:eastAsia="en-US" w:bidi="ar-SA"/>
               </w:rPr>
-            </w:r>
-          </w:p>
-        </w:tc>
-        <w:tc>
-          <w:tcPr>
-            <w:tcW w:w="8456" w:type="dxa"/>
-            <w:gridSpan w:val="3"/>
-            <w:tcBorders/>
-            <w:vAlign w:val="center"/>
-          </w:tcPr>
-          <w:p>
-            <w:pPr>
-              <w:pStyle w:val="Normal"/>
-              <w:widowControl/>
-              <w:suppressAutoHyphens w:val="true"/>
-              <w:spacing w:lineRule="auto" w:line="240" w:before="0" w:after="60"/>
-              <w:jc w:val="left"/>
-              <w:rPr>
-                <w:rFonts w:ascii="CenturyGothic" w:hAnsi="CenturyGothic" w:cs="CenturyGothic"/>
-                <w:sz w:val="20"/>
-                <w:szCs w:val="20"/>
-              </w:rPr>
-            </w:pPr>
+              <w:t xml:space="preserve">IV – estimativas das quantidades para contratação (memórias de cálculo) </w:t>
+            </w:r>
             <w:r>
               <w:rPr>
                 <w:rFonts w:eastAsia="Calibri" w:cs="CenturyGothic" w:ascii="CenturyGothic" w:hAnsi="CenturyGothic"/>
+                <w:b/>
                 <w:kern w:val="0"/>
                 <w:sz w:val="20"/>
                 <w:szCs w:val="20"/>
                 <w:lang w:val="pt-BR" w:eastAsia="en-US" w:bidi="ar-SA"/>
               </w:rPr>
-              <w:t xml:space="preserve">IV – estimativas das quantidades para contratação (memórias de cálculo) </w:t>
-            </w:r>
-            <w:r>
-              <w:rPr>
-                <w:rFonts w:eastAsia="Calibri" w:cs="CenturyGothic" w:ascii="CenturyGothic" w:hAnsi="CenturyGothic"/>
-                <w:b/>
-                <w:kern w:val="0"/>
-                <w:sz w:val="20"/>
-                <w:szCs w:val="20"/>
-                <w:lang w:val="pt-BR" w:eastAsia="en-US" w:bidi="ar-SA"/>
-              </w:rPr>
               <w:t>(OBRIGATÓRIO)</w:t>
             </w:r>
           </w:p>
@@ -1527,11 +1477,9 @@
             </w:pPr>
             <w:r>
               <w:rPr>
-                <w:rFonts w:eastAsia="Calibri" w:cs="CenturyGothic" w:ascii="CenturyGothic" w:hAnsi="CenturyGothic"/>
-                <w:kern w:val="0"/>
-                <w:sz w:val="20"/>
-                <w:szCs w:val="20"/>
-                <w:lang w:val="pt-BR" w:eastAsia="en-US" w:bidi="ar-SA"/>
+                <w:rFonts w:cs="CenturyGothic" w:ascii="CenturyGothic" w:hAnsi="CenturyGothic"/>
+                <w:sz w:val="20"/>
+                <w:szCs w:val="20"/>
               </w:rPr>
             </w:r>
           </w:p>
@@ -1561,43 +1509,41 @@
             </w:pPr>
             <w:r>
               <w:rPr>
+                <w:rFonts w:cs="CenturyGothic" w:ascii="CenturyGothic" w:hAnsi="CenturyGothic"/>
+                <w:sz w:val="20"/>
+                <w:szCs w:val="20"/>
+              </w:rPr>
+            </w:r>
+          </w:p>
+        </w:tc>
+        <w:tc>
+          <w:tcPr>
+            <w:tcW w:w="8456" w:type="dxa"/>
+            <w:gridSpan w:val="3"/>
+            <w:tcBorders/>
+            <w:vAlign w:val="center"/>
+          </w:tcPr>
+          <w:p>
+            <w:pPr>
+              <w:pStyle w:val="Normal"/>
+              <w:widowControl/>
+              <w:suppressAutoHyphens w:val="true"/>
+              <w:spacing w:lineRule="auto" w:line="240" w:before="0" w:after="60"/>
+              <w:jc w:val="left"/>
+              <w:rPr>
+                <w:rFonts w:ascii="CenturyGothic" w:hAnsi="CenturyGothic" w:cs="CenturyGothic"/>
+                <w:sz w:val="20"/>
+                <w:szCs w:val="20"/>
+              </w:rPr>
+            </w:pPr>
+            <w:r>
+              <w:rPr>
                 <w:rFonts w:eastAsia="Calibri" w:cs="CenturyGothic" w:ascii="CenturyGothic" w:hAnsi="CenturyGothic"/>
                 <w:kern w:val="0"/>
                 <w:sz w:val="20"/>
                 <w:szCs w:val="20"/>
                 <w:lang w:val="pt-BR" w:eastAsia="en-US" w:bidi="ar-SA"/>
               </w:rPr>
-            </w:r>
-          </w:p>
-        </w:tc>
-        <w:tc>
-          <w:tcPr>
-            <w:tcW w:w="8456" w:type="dxa"/>
-            <w:gridSpan w:val="3"/>
-            <w:tcBorders/>
-            <w:vAlign w:val="center"/>
-          </w:tcPr>
-          <w:p>
-            <w:pPr>
-              <w:pStyle w:val="Normal"/>
-              <w:widowControl/>
-              <w:suppressAutoHyphens w:val="true"/>
-              <w:spacing w:lineRule="auto" w:line="240" w:before="0" w:after="60"/>
-              <w:jc w:val="left"/>
-              <w:rPr>
-                <w:rFonts w:ascii="CenturyGothic" w:hAnsi="CenturyGothic" w:cs="CenturyGothic"/>
-                <w:sz w:val="20"/>
-                <w:szCs w:val="20"/>
-              </w:rPr>
-            </w:pPr>
-            <w:r>
-              <w:rPr>
-                <w:rFonts w:eastAsia="Calibri" w:cs="CenturyGothic" w:ascii="CenturyGothic" w:hAnsi="CenturyGothic"/>
-                <w:kern w:val="0"/>
-                <w:sz w:val="20"/>
-                <w:szCs w:val="20"/>
-                <w:lang w:val="pt-BR" w:eastAsia="en-US" w:bidi="ar-SA"/>
-              </w:rPr>
               <w:t>V – levantamento de mercado (análise das alternativas e justificativa técnica e econômica da escolha)</w:t>
             </w:r>
           </w:p>
@@ -1622,11 +1568,9 @@
             </w:pPr>
             <w:r>
               <w:rPr>
-                <w:rFonts w:eastAsia="Calibri" w:cs="CenturyGothic" w:ascii="CenturyGothic" w:hAnsi="CenturyGothic"/>
-                <w:kern w:val="0"/>
-                <w:sz w:val="20"/>
-                <w:szCs w:val="20"/>
-                <w:lang w:val="pt-BR" w:eastAsia="en-US" w:bidi="ar-SA"/>
+                <w:rFonts w:cs="CenturyGothic" w:ascii="CenturyGothic" w:hAnsi="CenturyGothic"/>
+                <w:sz w:val="20"/>
+                <w:szCs w:val="20"/>
               </w:rPr>
             </w:r>
           </w:p>
@@ -1656,54 +1600,52 @@
             </w:pPr>
             <w:r>
               <w:rPr>
+                <w:rFonts w:cs="CenturyGothic" w:ascii="CenturyGothic" w:hAnsi="CenturyGothic"/>
+                <w:sz w:val="20"/>
+                <w:szCs w:val="20"/>
+              </w:rPr>
+            </w:r>
+          </w:p>
+        </w:tc>
+        <w:tc>
+          <w:tcPr>
+            <w:tcW w:w="8456" w:type="dxa"/>
+            <w:gridSpan w:val="3"/>
+            <w:tcBorders/>
+            <w:vAlign w:val="center"/>
+          </w:tcPr>
+          <w:p>
+            <w:pPr>
+              <w:pStyle w:val="Normal"/>
+              <w:widowControl/>
+              <w:suppressAutoHyphens w:val="true"/>
+              <w:spacing w:lineRule="auto" w:line="240" w:before="0" w:after="60"/>
+              <w:jc w:val="left"/>
+              <w:rPr>
+                <w:rFonts w:ascii="CenturyGothic" w:hAnsi="CenturyGothic" w:cs="CenturyGothic"/>
+                <w:sz w:val="20"/>
+                <w:szCs w:val="20"/>
+              </w:rPr>
+            </w:pPr>
+            <w:r>
+              <w:rPr>
                 <w:rFonts w:eastAsia="Calibri" w:cs="CenturyGothic" w:ascii="CenturyGothic" w:hAnsi="CenturyGothic"/>
                 <w:kern w:val="0"/>
                 <w:sz w:val="20"/>
                 <w:szCs w:val="20"/>
                 <w:lang w:val="pt-BR" w:eastAsia="en-US" w:bidi="ar-SA"/>
               </w:rPr>
-            </w:r>
-          </w:p>
-        </w:tc>
-        <w:tc>
-          <w:tcPr>
-            <w:tcW w:w="8456" w:type="dxa"/>
-            <w:gridSpan w:val="3"/>
-            <w:tcBorders/>
-            <w:vAlign w:val="center"/>
-          </w:tcPr>
-          <w:p>
-            <w:pPr>
-              <w:pStyle w:val="Normal"/>
-              <w:widowControl/>
-              <w:suppressAutoHyphens w:val="true"/>
-              <w:spacing w:lineRule="auto" w:line="240" w:before="0" w:after="60"/>
-              <w:jc w:val="left"/>
-              <w:rPr>
-                <w:rFonts w:ascii="CenturyGothic" w:hAnsi="CenturyGothic" w:cs="CenturyGothic"/>
-                <w:sz w:val="20"/>
-                <w:szCs w:val="20"/>
-              </w:rPr>
-            </w:pPr>
+              <w:t xml:space="preserve">VI – estimativa do valor da contratação (preços unitários, memórias de cálculos, opção pelo sigilo ou não até a conclusão da licitação) </w:t>
+            </w:r>
             <w:r>
               <w:rPr>
                 <w:rFonts w:eastAsia="Calibri" w:cs="CenturyGothic" w:ascii="CenturyGothic" w:hAnsi="CenturyGothic"/>
+                <w:b/>
                 <w:kern w:val="0"/>
                 <w:sz w:val="20"/>
                 <w:szCs w:val="20"/>
                 <w:lang w:val="pt-BR" w:eastAsia="en-US" w:bidi="ar-SA"/>
               </w:rPr>
-              <w:t xml:space="preserve">VI – estimativa do valor da contratação (preços unitários, memórias de cálculos, opção pelo sigilo ou não até a conclusão da licitação) </w:t>
-            </w:r>
-            <w:r>
-              <w:rPr>
-                <w:rFonts w:eastAsia="Calibri" w:cs="CenturyGothic" w:ascii="CenturyGothic" w:hAnsi="CenturyGothic"/>
-                <w:b/>
-                <w:kern w:val="0"/>
-                <w:sz w:val="20"/>
-                <w:szCs w:val="20"/>
-                <w:lang w:val="pt-BR" w:eastAsia="en-US" w:bidi="ar-SA"/>
-              </w:rPr>
               <w:t>(OBRIGATÓRIO)</w:t>
             </w:r>
           </w:p>
@@ -1728,11 +1670,9 @@
             </w:pPr>
             <w:r>
               <w:rPr>
-                <w:rFonts w:eastAsia="Calibri" w:cs="CenturyGothic" w:ascii="CenturyGothic" w:hAnsi="CenturyGothic"/>
-                <w:kern w:val="0"/>
-                <w:sz w:val="20"/>
-                <w:szCs w:val="20"/>
-                <w:lang w:val="pt-BR" w:eastAsia="en-US" w:bidi="ar-SA"/>
+                <w:rFonts w:cs="CenturyGothic" w:ascii="CenturyGothic" w:hAnsi="CenturyGothic"/>
+                <w:sz w:val="20"/>
+                <w:szCs w:val="20"/>
               </w:rPr>
             </w:r>
           </w:p>
@@ -1762,43 +1702,41 @@
             </w:pPr>
             <w:r>
               <w:rPr>
+                <w:rFonts w:cs="CenturyGothic" w:ascii="CenturyGothic" w:hAnsi="CenturyGothic"/>
+                <w:sz w:val="20"/>
+                <w:szCs w:val="20"/>
+              </w:rPr>
+            </w:r>
+          </w:p>
+        </w:tc>
+        <w:tc>
+          <w:tcPr>
+            <w:tcW w:w="8456" w:type="dxa"/>
+            <w:gridSpan w:val="3"/>
+            <w:tcBorders/>
+            <w:vAlign w:val="center"/>
+          </w:tcPr>
+          <w:p>
+            <w:pPr>
+              <w:pStyle w:val="Normal"/>
+              <w:widowControl/>
+              <w:suppressAutoHyphens w:val="true"/>
+              <w:spacing w:lineRule="auto" w:line="240" w:before="0" w:after="60"/>
+              <w:jc w:val="left"/>
+              <w:rPr>
+                <w:rFonts w:ascii="CenturyGothic" w:hAnsi="CenturyGothic" w:cs="CenturyGothic"/>
+                <w:sz w:val="20"/>
+                <w:szCs w:val="20"/>
+              </w:rPr>
+            </w:pPr>
+            <w:r>
+              <w:rPr>
                 <w:rFonts w:eastAsia="Calibri" w:cs="CenturyGothic" w:ascii="CenturyGothic" w:hAnsi="CenturyGothic"/>
                 <w:kern w:val="0"/>
                 <w:sz w:val="20"/>
                 <w:szCs w:val="20"/>
                 <w:lang w:val="pt-BR" w:eastAsia="en-US" w:bidi="ar-SA"/>
               </w:rPr>
-            </w:r>
-          </w:p>
-        </w:tc>
-        <w:tc>
-          <w:tcPr>
-            <w:tcW w:w="8456" w:type="dxa"/>
-            <w:gridSpan w:val="3"/>
-            <w:tcBorders/>
-            <w:vAlign w:val="center"/>
-          </w:tcPr>
-          <w:p>
-            <w:pPr>
-              <w:pStyle w:val="Normal"/>
-              <w:widowControl/>
-              <w:suppressAutoHyphens w:val="true"/>
-              <w:spacing w:lineRule="auto" w:line="240" w:before="0" w:after="60"/>
-              <w:jc w:val="left"/>
-              <w:rPr>
-                <w:rFonts w:ascii="CenturyGothic" w:hAnsi="CenturyGothic" w:cs="CenturyGothic"/>
-                <w:sz w:val="20"/>
-                <w:szCs w:val="20"/>
-              </w:rPr>
-            </w:pPr>
-            <w:r>
-              <w:rPr>
-                <w:rFonts w:eastAsia="Calibri" w:cs="CenturyGothic" w:ascii="CenturyGothic" w:hAnsi="CenturyGothic"/>
-                <w:kern w:val="0"/>
-                <w:sz w:val="20"/>
-                <w:szCs w:val="20"/>
-                <w:lang w:val="pt-BR" w:eastAsia="en-US" w:bidi="ar-SA"/>
-              </w:rPr>
               <w:t>VII – descrição da solução (exigências de manutenção e assistência técnica, se for o caso)</w:t>
             </w:r>
           </w:p>
@@ -1823,11 +1761,9 @@
             </w:pPr>
             <w:r>
               <w:rPr>
-                <w:rFonts w:eastAsia="Calibri" w:cs="CenturyGothic" w:ascii="CenturyGothic" w:hAnsi="CenturyGothic"/>
-                <w:kern w:val="0"/>
-                <w:sz w:val="20"/>
-                <w:szCs w:val="20"/>
-                <w:lang w:val="pt-BR" w:eastAsia="en-US" w:bidi="ar-SA"/>
+                <w:rFonts w:cs="CenturyGothic" w:ascii="CenturyGothic" w:hAnsi="CenturyGothic"/>
+                <w:sz w:val="20"/>
+                <w:szCs w:val="20"/>
               </w:rPr>
             </w:r>
           </w:p>
@@ -1857,54 +1793,52 @@
             </w:pPr>
             <w:r>
               <w:rPr>
+                <w:rFonts w:cs="CenturyGothic" w:ascii="CenturyGothic" w:hAnsi="CenturyGothic"/>
+                <w:sz w:val="20"/>
+                <w:szCs w:val="20"/>
+              </w:rPr>
+            </w:r>
+          </w:p>
+        </w:tc>
+        <w:tc>
+          <w:tcPr>
+            <w:tcW w:w="8456" w:type="dxa"/>
+            <w:gridSpan w:val="3"/>
+            <w:tcBorders/>
+            <w:vAlign w:val="center"/>
+          </w:tcPr>
+          <w:p>
+            <w:pPr>
+              <w:pStyle w:val="Normal"/>
+              <w:widowControl/>
+              <w:suppressAutoHyphens w:val="true"/>
+              <w:spacing w:lineRule="auto" w:line="240" w:before="0" w:after="60"/>
+              <w:jc w:val="left"/>
+              <w:rPr>
+                <w:rFonts w:ascii="CenturyGothic" w:hAnsi="CenturyGothic" w:cs="CenturyGothic"/>
+                <w:sz w:val="20"/>
+                <w:szCs w:val="20"/>
+              </w:rPr>
+            </w:pPr>
+            <w:r>
+              <w:rPr>
                 <w:rFonts w:eastAsia="Calibri" w:cs="CenturyGothic" w:ascii="CenturyGothic" w:hAnsi="CenturyGothic"/>
                 <w:kern w:val="0"/>
                 <w:sz w:val="20"/>
                 <w:szCs w:val="20"/>
                 <w:lang w:val="pt-BR" w:eastAsia="en-US" w:bidi="ar-SA"/>
               </w:rPr>
-            </w:r>
-          </w:p>
-        </w:tc>
-        <w:tc>
-          <w:tcPr>
-            <w:tcW w:w="8456" w:type="dxa"/>
-            <w:gridSpan w:val="3"/>
-            <w:tcBorders/>
-            <w:vAlign w:val="center"/>
-          </w:tcPr>
-          <w:p>
-            <w:pPr>
-              <w:pStyle w:val="Normal"/>
-              <w:widowControl/>
-              <w:suppressAutoHyphens w:val="true"/>
-              <w:spacing w:lineRule="auto" w:line="240" w:before="0" w:after="60"/>
-              <w:jc w:val="left"/>
-              <w:rPr>
-                <w:rFonts w:ascii="CenturyGothic" w:hAnsi="CenturyGothic" w:cs="CenturyGothic"/>
-                <w:sz w:val="20"/>
-                <w:szCs w:val="20"/>
-              </w:rPr>
-            </w:pPr>
+              <w:t xml:space="preserve">VIII – justificativa para parcelamento ou não do objeto (art, 9º, VII da IN SEGES 58/2022) </w:t>
+            </w:r>
             <w:r>
               <w:rPr>
                 <w:rFonts w:eastAsia="Calibri" w:cs="CenturyGothic" w:ascii="CenturyGothic" w:hAnsi="CenturyGothic"/>
+                <w:b/>
                 <w:kern w:val="0"/>
                 <w:sz w:val="20"/>
                 <w:szCs w:val="20"/>
                 <w:lang w:val="pt-BR" w:eastAsia="en-US" w:bidi="ar-SA"/>
               </w:rPr>
-              <w:t xml:space="preserve">VIII – justificativa para parcelamento ou não do objeto (art, 9º, VII da IN SEGES 58/2022) </w:t>
-            </w:r>
-            <w:r>
-              <w:rPr>
-                <w:rFonts w:eastAsia="Calibri" w:cs="CenturyGothic" w:ascii="CenturyGothic" w:hAnsi="CenturyGothic"/>
-                <w:b/>
-                <w:kern w:val="0"/>
-                <w:sz w:val="20"/>
-                <w:szCs w:val="20"/>
-                <w:lang w:val="pt-BR" w:eastAsia="en-US" w:bidi="ar-SA"/>
-              </w:rPr>
               <w:t>(OBRIGATÓRIO)</w:t>
             </w:r>
           </w:p>
@@ -1929,11 +1863,9 @@
             </w:pPr>
             <w:r>
               <w:rPr>
-                <w:rFonts w:eastAsia="Calibri" w:cs="CenturyGothic" w:ascii="CenturyGothic" w:hAnsi="CenturyGothic"/>
-                <w:kern w:val="0"/>
-                <w:sz w:val="20"/>
-                <w:szCs w:val="20"/>
-                <w:lang w:val="pt-BR" w:eastAsia="en-US" w:bidi="ar-SA"/>
+                <w:rFonts w:cs="CenturyGothic" w:ascii="CenturyGothic" w:hAnsi="CenturyGothic"/>
+                <w:sz w:val="20"/>
+                <w:szCs w:val="20"/>
               </w:rPr>
             </w:r>
           </w:p>
@@ -1963,43 +1895,41 @@
             </w:pPr>
             <w:r>
               <w:rPr>
+                <w:rFonts w:cs="CenturyGothic" w:ascii="CenturyGothic" w:hAnsi="CenturyGothic"/>
+                <w:sz w:val="20"/>
+                <w:szCs w:val="20"/>
+              </w:rPr>
+            </w:r>
+          </w:p>
+        </w:tc>
+        <w:tc>
+          <w:tcPr>
+            <w:tcW w:w="8456" w:type="dxa"/>
+            <w:gridSpan w:val="3"/>
+            <w:tcBorders/>
+            <w:vAlign w:val="center"/>
+          </w:tcPr>
+          <w:p>
+            <w:pPr>
+              <w:pStyle w:val="Normal"/>
+              <w:widowControl/>
+              <w:suppressAutoHyphens w:val="true"/>
+              <w:spacing w:lineRule="auto" w:line="240" w:before="0" w:after="60"/>
+              <w:jc w:val="left"/>
+              <w:rPr>
+                <w:rFonts w:ascii="CenturyGothic" w:hAnsi="CenturyGothic" w:cs="CenturyGothic"/>
+                <w:sz w:val="20"/>
+                <w:szCs w:val="20"/>
+              </w:rPr>
+            </w:pPr>
+            <w:r>
+              <w:rPr>
                 <w:rFonts w:eastAsia="Calibri" w:cs="CenturyGothic" w:ascii="CenturyGothic" w:hAnsi="CenturyGothic"/>
                 <w:kern w:val="0"/>
                 <w:sz w:val="20"/>
                 <w:szCs w:val="20"/>
                 <w:lang w:val="pt-BR" w:eastAsia="en-US" w:bidi="ar-SA"/>
               </w:rPr>
-            </w:r>
-          </w:p>
-        </w:tc>
-        <w:tc>
-          <w:tcPr>
-            <w:tcW w:w="8456" w:type="dxa"/>
-            <w:gridSpan w:val="3"/>
-            <w:tcBorders/>
-            <w:vAlign w:val="center"/>
-          </w:tcPr>
-          <w:p>
-            <w:pPr>
-              <w:pStyle w:val="Normal"/>
-              <w:widowControl/>
-              <w:suppressAutoHyphens w:val="true"/>
-              <w:spacing w:lineRule="auto" w:line="240" w:before="0" w:after="60"/>
-              <w:jc w:val="left"/>
-              <w:rPr>
-                <w:rFonts w:ascii="CenturyGothic" w:hAnsi="CenturyGothic" w:cs="CenturyGothic"/>
-                <w:sz w:val="20"/>
-                <w:szCs w:val="20"/>
-              </w:rPr>
-            </w:pPr>
-            <w:r>
-              <w:rPr>
-                <w:rFonts w:eastAsia="Calibri" w:cs="CenturyGothic" w:ascii="CenturyGothic" w:hAnsi="CenturyGothic"/>
-                <w:kern w:val="0"/>
-                <w:sz w:val="20"/>
-                <w:szCs w:val="20"/>
-                <w:lang w:val="pt-BR" w:eastAsia="en-US" w:bidi="ar-SA"/>
-              </w:rPr>
               <w:t>IX – demonstrativo dos resultados pretendidos</w:t>
             </w:r>
           </w:p>
@@ -2024,11 +1954,9 @@
             </w:pPr>
             <w:r>
               <w:rPr>
-                <w:rFonts w:eastAsia="Calibri" w:cs="CenturyGothic" w:ascii="CenturyGothic" w:hAnsi="CenturyGothic"/>
-                <w:kern w:val="0"/>
-                <w:sz w:val="20"/>
-                <w:szCs w:val="20"/>
-                <w:lang w:val="pt-BR" w:eastAsia="en-US" w:bidi="ar-SA"/>
+                <w:rFonts w:cs="CenturyGothic" w:ascii="CenturyGothic" w:hAnsi="CenturyGothic"/>
+                <w:sz w:val="20"/>
+                <w:szCs w:val="20"/>
               </w:rPr>
             </w:r>
           </w:p>
@@ -2058,43 +1986,41 @@
             </w:pPr>
             <w:r>
               <w:rPr>
+                <w:rFonts w:cs="CenturyGothic" w:ascii="CenturyGothic" w:hAnsi="CenturyGothic"/>
+                <w:sz w:val="20"/>
+                <w:szCs w:val="20"/>
+              </w:rPr>
+            </w:r>
+          </w:p>
+        </w:tc>
+        <w:tc>
+          <w:tcPr>
+            <w:tcW w:w="8456" w:type="dxa"/>
+            <w:gridSpan w:val="3"/>
+            <w:tcBorders/>
+            <w:vAlign w:val="center"/>
+          </w:tcPr>
+          <w:p>
+            <w:pPr>
+              <w:pStyle w:val="Normal"/>
+              <w:widowControl/>
+              <w:suppressAutoHyphens w:val="true"/>
+              <w:spacing w:lineRule="auto" w:line="240" w:before="0" w:after="60"/>
+              <w:jc w:val="left"/>
+              <w:rPr>
+                <w:rFonts w:ascii="CenturyGothic" w:hAnsi="CenturyGothic" w:cs="CenturyGothic"/>
+                <w:sz w:val="20"/>
+                <w:szCs w:val="20"/>
+              </w:rPr>
+            </w:pPr>
+            <w:r>
+              <w:rPr>
                 <w:rFonts w:eastAsia="Calibri" w:cs="CenturyGothic" w:ascii="CenturyGothic" w:hAnsi="CenturyGothic"/>
                 <w:kern w:val="0"/>
                 <w:sz w:val="20"/>
                 <w:szCs w:val="20"/>
                 <w:lang w:val="pt-BR" w:eastAsia="en-US" w:bidi="ar-SA"/>
               </w:rPr>
-            </w:r>
-          </w:p>
-        </w:tc>
-        <w:tc>
-          <w:tcPr>
-            <w:tcW w:w="8456" w:type="dxa"/>
-            <w:gridSpan w:val="3"/>
-            <w:tcBorders/>
-            <w:vAlign w:val="center"/>
-          </w:tcPr>
-          <w:p>
-            <w:pPr>
-              <w:pStyle w:val="Normal"/>
-              <w:widowControl/>
-              <w:suppressAutoHyphens w:val="true"/>
-              <w:spacing w:lineRule="auto" w:line="240" w:before="0" w:after="60"/>
-              <w:jc w:val="left"/>
-              <w:rPr>
-                <w:rFonts w:ascii="CenturyGothic" w:hAnsi="CenturyGothic" w:cs="CenturyGothic"/>
-                <w:sz w:val="20"/>
-                <w:szCs w:val="20"/>
-              </w:rPr>
-            </w:pPr>
-            <w:r>
-              <w:rPr>
-                <w:rFonts w:eastAsia="Calibri" w:cs="CenturyGothic" w:ascii="CenturyGothic" w:hAnsi="CenturyGothic"/>
-                <w:kern w:val="0"/>
-                <w:sz w:val="20"/>
-                <w:szCs w:val="20"/>
-                <w:lang w:val="pt-BR" w:eastAsia="en-US" w:bidi="ar-SA"/>
-              </w:rPr>
               <w:t>X – providências prévias à contratação</w:t>
             </w:r>
           </w:p>
@@ -2119,11 +2045,9 @@
             </w:pPr>
             <w:r>
               <w:rPr>
-                <w:rFonts w:eastAsia="Calibri" w:cs="CenturyGothic" w:ascii="CenturyGothic" w:hAnsi="CenturyGothic"/>
-                <w:kern w:val="0"/>
-                <w:sz w:val="20"/>
-                <w:szCs w:val="20"/>
-                <w:lang w:val="pt-BR" w:eastAsia="en-US" w:bidi="ar-SA"/>
+                <w:rFonts w:cs="CenturyGothic" w:ascii="CenturyGothic" w:hAnsi="CenturyGothic"/>
+                <w:sz w:val="20"/>
+                <w:szCs w:val="20"/>
               </w:rPr>
             </w:r>
           </w:p>
@@ -2153,43 +2077,41 @@
             </w:pPr>
             <w:r>
               <w:rPr>
+                <w:rFonts w:cs="CenturyGothic" w:ascii="CenturyGothic" w:hAnsi="CenturyGothic"/>
+                <w:sz w:val="20"/>
+                <w:szCs w:val="20"/>
+              </w:rPr>
+            </w:r>
+          </w:p>
+        </w:tc>
+        <w:tc>
+          <w:tcPr>
+            <w:tcW w:w="8456" w:type="dxa"/>
+            <w:gridSpan w:val="3"/>
+            <w:tcBorders/>
+            <w:vAlign w:val="center"/>
+          </w:tcPr>
+          <w:p>
+            <w:pPr>
+              <w:pStyle w:val="Normal"/>
+              <w:widowControl/>
+              <w:suppressAutoHyphens w:val="true"/>
+              <w:spacing w:lineRule="auto" w:line="240" w:before="0" w:after="60"/>
+              <w:jc w:val="left"/>
+              <w:rPr>
+                <w:rFonts w:ascii="CenturyGothic" w:hAnsi="CenturyGothic" w:cs="CenturyGothic"/>
+                <w:sz w:val="20"/>
+                <w:szCs w:val="20"/>
+              </w:rPr>
+            </w:pPr>
+            <w:r>
+              <w:rPr>
                 <w:rFonts w:eastAsia="Calibri" w:cs="CenturyGothic" w:ascii="CenturyGothic" w:hAnsi="CenturyGothic"/>
                 <w:kern w:val="0"/>
                 <w:sz w:val="20"/>
                 <w:szCs w:val="20"/>
                 <w:lang w:val="pt-BR" w:eastAsia="en-US" w:bidi="ar-SA"/>
               </w:rPr>
-            </w:r>
-          </w:p>
-        </w:tc>
-        <w:tc>
-          <w:tcPr>
-            <w:tcW w:w="8456" w:type="dxa"/>
-            <w:gridSpan w:val="3"/>
-            <w:tcBorders/>
-            <w:vAlign w:val="center"/>
-          </w:tcPr>
-          <w:p>
-            <w:pPr>
-              <w:pStyle w:val="Normal"/>
-              <w:widowControl/>
-              <w:suppressAutoHyphens w:val="true"/>
-              <w:spacing w:lineRule="auto" w:line="240" w:before="0" w:after="60"/>
-              <w:jc w:val="left"/>
-              <w:rPr>
-                <w:rFonts w:ascii="CenturyGothic" w:hAnsi="CenturyGothic" w:cs="CenturyGothic"/>
-                <w:sz w:val="20"/>
-                <w:szCs w:val="20"/>
-              </w:rPr>
-            </w:pPr>
-            <w:r>
-              <w:rPr>
-                <w:rFonts w:eastAsia="Calibri" w:cs="CenturyGothic" w:ascii="CenturyGothic" w:hAnsi="CenturyGothic"/>
-                <w:kern w:val="0"/>
-                <w:sz w:val="20"/>
-                <w:szCs w:val="20"/>
-                <w:lang w:val="pt-BR" w:eastAsia="en-US" w:bidi="ar-SA"/>
-              </w:rPr>
               <w:t>XI – contratações correlatas ou interdependentes</w:t>
             </w:r>
           </w:p>
@@ -2214,11 +2136,9 @@
             </w:pPr>
             <w:r>
               <w:rPr>
-                <w:rFonts w:eastAsia="Calibri" w:cs="CenturyGothic" w:ascii="CenturyGothic" w:hAnsi="CenturyGothic"/>
-                <w:kern w:val="0"/>
-                <w:sz w:val="20"/>
-                <w:szCs w:val="20"/>
-                <w:lang w:val="pt-BR" w:eastAsia="en-US" w:bidi="ar-SA"/>
+                <w:rFonts w:cs="CenturyGothic" w:ascii="CenturyGothic" w:hAnsi="CenturyGothic"/>
+                <w:sz w:val="20"/>
+                <w:szCs w:val="20"/>
               </w:rPr>
             </w:r>
           </w:p>
@@ -2248,43 +2168,41 @@
             </w:pPr>
             <w:r>
               <w:rPr>
+                <w:rFonts w:cs="CenturyGothic" w:ascii="CenturyGothic" w:hAnsi="CenturyGothic"/>
+                <w:sz w:val="20"/>
+                <w:szCs w:val="20"/>
+              </w:rPr>
+            </w:r>
+          </w:p>
+        </w:tc>
+        <w:tc>
+          <w:tcPr>
+            <w:tcW w:w="8456" w:type="dxa"/>
+            <w:gridSpan w:val="3"/>
+            <w:tcBorders/>
+            <w:vAlign w:val="center"/>
+          </w:tcPr>
+          <w:p>
+            <w:pPr>
+              <w:pStyle w:val="Normal"/>
+              <w:widowControl/>
+              <w:suppressAutoHyphens w:val="true"/>
+              <w:spacing w:lineRule="auto" w:line="240" w:before="0" w:after="60"/>
+              <w:jc w:val="left"/>
+              <w:rPr>
+                <w:rFonts w:ascii="CenturyGothic" w:hAnsi="CenturyGothic" w:cs="CenturyGothic"/>
+                <w:sz w:val="20"/>
+                <w:szCs w:val="20"/>
+              </w:rPr>
+            </w:pPr>
+            <w:r>
+              <w:rPr>
                 <w:rFonts w:eastAsia="Calibri" w:cs="CenturyGothic" w:ascii="CenturyGothic" w:hAnsi="CenturyGothic"/>
                 <w:kern w:val="0"/>
                 <w:sz w:val="20"/>
                 <w:szCs w:val="20"/>
                 <w:lang w:val="pt-BR" w:eastAsia="en-US" w:bidi="ar-SA"/>
               </w:rPr>
-            </w:r>
-          </w:p>
-        </w:tc>
-        <w:tc>
-          <w:tcPr>
-            <w:tcW w:w="8456" w:type="dxa"/>
-            <w:gridSpan w:val="3"/>
-            <w:tcBorders/>
-            <w:vAlign w:val="center"/>
-          </w:tcPr>
-          <w:p>
-            <w:pPr>
-              <w:pStyle w:val="Normal"/>
-              <w:widowControl/>
-              <w:suppressAutoHyphens w:val="true"/>
-              <w:spacing w:lineRule="auto" w:line="240" w:before="0" w:after="60"/>
-              <w:jc w:val="left"/>
-              <w:rPr>
-                <w:rFonts w:ascii="CenturyGothic" w:hAnsi="CenturyGothic" w:cs="CenturyGothic"/>
-                <w:sz w:val="20"/>
-                <w:szCs w:val="20"/>
-              </w:rPr>
-            </w:pPr>
-            <w:r>
-              <w:rPr>
-                <w:rFonts w:eastAsia="Calibri" w:cs="CenturyGothic" w:ascii="CenturyGothic" w:hAnsi="CenturyGothic"/>
-                <w:kern w:val="0"/>
-                <w:sz w:val="20"/>
-                <w:szCs w:val="20"/>
-                <w:lang w:val="pt-BR" w:eastAsia="en-US" w:bidi="ar-SA"/>
-              </w:rPr>
               <w:t>XII – descrição de impactos ambientais e medidas mitigadoras</w:t>
             </w:r>
           </w:p>
@@ -2309,11 +2227,9 @@
             </w:pPr>
             <w:r>
               <w:rPr>
-                <w:rFonts w:eastAsia="Calibri" w:cs="CenturyGothic" w:ascii="CenturyGothic" w:hAnsi="CenturyGothic"/>
-                <w:kern w:val="0"/>
-                <w:sz w:val="20"/>
-                <w:szCs w:val="20"/>
-                <w:lang w:val="pt-BR" w:eastAsia="en-US" w:bidi="ar-SA"/>
+                <w:rFonts w:cs="CenturyGothic" w:ascii="CenturyGothic" w:hAnsi="CenturyGothic"/>
+                <w:sz w:val="20"/>
+                <w:szCs w:val="20"/>
               </w:rPr>
             </w:r>
           </w:p>
@@ -2343,54 +2259,52 @@
             </w:pPr>
             <w:r>
               <w:rPr>
+                <w:rFonts w:cs="CenturyGothic" w:ascii="CenturyGothic" w:hAnsi="CenturyGothic"/>
+                <w:sz w:val="20"/>
+                <w:szCs w:val="20"/>
+              </w:rPr>
+            </w:r>
+          </w:p>
+        </w:tc>
+        <w:tc>
+          <w:tcPr>
+            <w:tcW w:w="8456" w:type="dxa"/>
+            <w:gridSpan w:val="3"/>
+            <w:tcBorders/>
+            <w:vAlign w:val="center"/>
+          </w:tcPr>
+          <w:p>
+            <w:pPr>
+              <w:pStyle w:val="Normal"/>
+              <w:widowControl/>
+              <w:suppressAutoHyphens w:val="true"/>
+              <w:spacing w:lineRule="auto" w:line="240" w:before="0" w:after="60"/>
+              <w:jc w:val="left"/>
+              <w:rPr>
+                <w:rFonts w:ascii="CenturyGothic" w:hAnsi="CenturyGothic" w:cs="CenturyGothic"/>
+                <w:sz w:val="20"/>
+                <w:szCs w:val="20"/>
+              </w:rPr>
+            </w:pPr>
+            <w:r>
+              <w:rPr>
                 <w:rFonts w:eastAsia="Calibri" w:cs="CenturyGothic" w:ascii="CenturyGothic" w:hAnsi="CenturyGothic"/>
                 <w:kern w:val="0"/>
                 <w:sz w:val="20"/>
                 <w:szCs w:val="20"/>
                 <w:lang w:val="pt-BR" w:eastAsia="en-US" w:bidi="ar-SA"/>
               </w:rPr>
-            </w:r>
-          </w:p>
-        </w:tc>
-        <w:tc>
-          <w:tcPr>
-            <w:tcW w:w="8456" w:type="dxa"/>
-            <w:gridSpan w:val="3"/>
-            <w:tcBorders/>
-            <w:vAlign w:val="center"/>
-          </w:tcPr>
-          <w:p>
-            <w:pPr>
-              <w:pStyle w:val="Normal"/>
-              <w:widowControl/>
-              <w:suppressAutoHyphens w:val="true"/>
-              <w:spacing w:lineRule="auto" w:line="240" w:before="0" w:after="60"/>
-              <w:jc w:val="left"/>
-              <w:rPr>
-                <w:rFonts w:ascii="CenturyGothic" w:hAnsi="CenturyGothic" w:cs="CenturyGothic"/>
-                <w:sz w:val="20"/>
-                <w:szCs w:val="20"/>
-              </w:rPr>
-            </w:pPr>
+              <w:t xml:space="preserve">XIII – posicionamento conclusivo sobre a contratação </w:t>
+            </w:r>
             <w:r>
               <w:rPr>
                 <w:rFonts w:eastAsia="Calibri" w:cs="CenturyGothic" w:ascii="CenturyGothic" w:hAnsi="CenturyGothic"/>
+                <w:b/>
                 <w:kern w:val="0"/>
                 <w:sz w:val="20"/>
                 <w:szCs w:val="20"/>
                 <w:lang w:val="pt-BR" w:eastAsia="en-US" w:bidi="ar-SA"/>
               </w:rPr>
-              <w:t xml:space="preserve">XIII – posicionamento conclusivo sobre a contratação </w:t>
-            </w:r>
-            <w:r>
-              <w:rPr>
-                <w:rFonts w:eastAsia="Calibri" w:cs="CenturyGothic" w:ascii="CenturyGothic" w:hAnsi="CenturyGothic"/>
-                <w:b/>
-                <w:kern w:val="0"/>
-                <w:sz w:val="20"/>
-                <w:szCs w:val="20"/>
-                <w:lang w:val="pt-BR" w:eastAsia="en-US" w:bidi="ar-SA"/>
-              </w:rPr>
               <w:t>(OBRIGATÓRIO)</w:t>
             </w:r>
           </w:p>
@@ -2415,11 +2329,9 @@
             </w:pPr>
             <w:r>
               <w:rPr>
-                <w:rFonts w:eastAsia="Calibri" w:cs="CenturyGothic" w:ascii="CenturyGothic" w:hAnsi="CenturyGothic"/>
-                <w:kern w:val="0"/>
-                <w:sz w:val="20"/>
-                <w:szCs w:val="20"/>
-                <w:lang w:val="pt-BR" w:eastAsia="en-US" w:bidi="ar-SA"/>
+                <w:rFonts w:cs="CenturyGothic" w:ascii="CenturyGothic" w:hAnsi="CenturyGothic"/>
+                <w:sz w:val="20"/>
+                <w:szCs w:val="20"/>
               </w:rPr>
             </w:r>
           </w:p>
@@ -2479,11 +2391,9 @@
             </w:pPr>
             <w:r>
               <w:rPr>
-                <w:rFonts w:eastAsia="Calibri" w:cs="CenturyGothic" w:ascii="CenturyGothic" w:hAnsi="CenturyGothic"/>
-                <w:kern w:val="0"/>
-                <w:sz w:val="20"/>
-                <w:szCs w:val="20"/>
-                <w:lang w:val="pt-BR" w:eastAsia="en-US" w:bidi="ar-SA"/>
+                <w:rFonts w:cs="CenturyGothic" w:ascii="CenturyGothic" w:hAnsi="CenturyGothic"/>
+                <w:sz w:val="20"/>
+                <w:szCs w:val="20"/>
               </w:rPr>
             </w:r>
           </w:p>
@@ -2543,11 +2453,9 @@
             </w:pPr>
             <w:r>
               <w:rPr>
-                <w:rFonts w:eastAsia="Calibri" w:cs="CenturyGothic" w:ascii="CenturyGothic" w:hAnsi="CenturyGothic"/>
-                <w:kern w:val="0"/>
-                <w:sz w:val="20"/>
-                <w:szCs w:val="20"/>
-                <w:lang w:val="pt-BR" w:eastAsia="en-US" w:bidi="ar-SA"/>
+                <w:rFonts w:cs="CenturyGothic" w:ascii="CenturyGothic" w:hAnsi="CenturyGothic"/>
+                <w:sz w:val="20"/>
+                <w:szCs w:val="20"/>
               </w:rPr>
             </w:r>
           </w:p>
@@ -2647,11 +2555,9 @@
             </w:pPr>
             <w:r>
               <w:rPr>
-                <w:rFonts w:eastAsia="Calibri" w:cs="CenturyGothic" w:ascii="CenturyGothic" w:hAnsi="CenturyGothic"/>
-                <w:kern w:val="0"/>
-                <w:sz w:val="20"/>
-                <w:szCs w:val="20"/>
-                <w:lang w:val="pt-BR" w:eastAsia="en-US" w:bidi="ar-SA"/>
+                <w:rFonts w:cs="CenturyGothic" w:ascii="CenturyGothic" w:hAnsi="CenturyGothic"/>
+                <w:sz w:val="20"/>
+                <w:szCs w:val="20"/>
               </w:rPr>
             </w:r>
           </w:p>
@@ -2681,11 +2587,9 @@
             </w:pPr>
             <w:r>
               <w:rPr>
-                <w:rFonts w:eastAsia="Calibri" w:cs="CenturyGothic" w:ascii="CenturyGothic" w:hAnsi="CenturyGothic"/>
-                <w:kern w:val="0"/>
-                <w:sz w:val="20"/>
-                <w:szCs w:val="20"/>
-                <w:lang w:val="pt-BR" w:eastAsia="en-US" w:bidi="ar-SA"/>
+                <w:rFonts w:cs="CenturyGothic" w:ascii="CenturyGothic" w:hAnsi="CenturyGothic"/>
+                <w:sz w:val="20"/>
+                <w:szCs w:val="20"/>
               </w:rPr>
             </w:r>
           </w:p>
@@ -2748,11 +2652,9 @@
             </w:pPr>
             <w:r>
               <w:rPr>
-                <w:rFonts w:eastAsia="Calibri" w:cs="CenturyGothic" w:ascii="CenturyGothic" w:hAnsi="CenturyGothic"/>
-                <w:kern w:val="0"/>
-                <w:sz w:val="20"/>
-                <w:szCs w:val="20"/>
-                <w:lang w:val="pt-BR" w:eastAsia="en-US" w:bidi="ar-SA"/>
+                <w:rFonts w:cs="CenturyGothic" w:ascii="CenturyGothic" w:hAnsi="CenturyGothic"/>
+                <w:sz w:val="20"/>
+                <w:szCs w:val="20"/>
               </w:rPr>
             </w:r>
           </w:p>
@@ -2782,11 +2684,9 @@
             </w:pPr>
             <w:r>
               <w:rPr>
-                <w:rFonts w:eastAsia="Calibri" w:cs="CenturyGothic" w:ascii="CenturyGothic" w:hAnsi="CenturyGothic"/>
-                <w:kern w:val="0"/>
-                <w:sz w:val="20"/>
-                <w:szCs w:val="20"/>
-                <w:lang w:val="pt-BR" w:eastAsia="en-US" w:bidi="ar-SA"/>
+                <w:rFonts w:cs="CenturyGothic" w:ascii="CenturyGothic" w:hAnsi="CenturyGothic"/>
+                <w:sz w:val="20"/>
+                <w:szCs w:val="20"/>
               </w:rPr>
             </w:r>
           </w:p>
@@ -2849,11 +2749,9 @@
             </w:pPr>
             <w:r>
               <w:rPr>
-                <w:rFonts w:eastAsia="Calibri" w:cs="CenturyGothic" w:ascii="CenturyGothic" w:hAnsi="CenturyGothic"/>
-                <w:kern w:val="0"/>
-                <w:sz w:val="20"/>
-                <w:szCs w:val="20"/>
-                <w:lang w:val="pt-BR" w:eastAsia="en-US" w:bidi="ar-SA"/>
+                <w:rFonts w:cs="CenturyGothic" w:ascii="CenturyGothic" w:hAnsi="CenturyGothic"/>
+                <w:sz w:val="20"/>
+                <w:szCs w:val="20"/>
               </w:rPr>
             </w:r>
           </w:p>
@@ -2883,11 +2781,9 @@
             </w:pPr>
             <w:r>
               <w:rPr>
-                <w:rFonts w:eastAsia="Calibri" w:cs="CenturyGothic" w:ascii="CenturyGothic" w:hAnsi="CenturyGothic"/>
-                <w:kern w:val="0"/>
-                <w:sz w:val="20"/>
-                <w:szCs w:val="20"/>
-                <w:lang w:val="pt-BR" w:eastAsia="en-US" w:bidi="ar-SA"/>
+                <w:rFonts w:cs="CenturyGothic" w:ascii="CenturyGothic" w:hAnsi="CenturyGothic"/>
+                <w:sz w:val="20"/>
+                <w:szCs w:val="20"/>
               </w:rPr>
             </w:r>
           </w:p>
@@ -2950,11 +2846,9 @@
             </w:pPr>
             <w:r>
               <w:rPr>
-                <w:rFonts w:eastAsia="Calibri" w:cs="CenturyGothic" w:ascii="CenturyGothic" w:hAnsi="CenturyGothic"/>
-                <w:kern w:val="0"/>
-                <w:sz w:val="20"/>
-                <w:szCs w:val="20"/>
-                <w:lang w:val="pt-BR" w:eastAsia="en-US" w:bidi="ar-SA"/>
+                <w:rFonts w:cs="CenturyGothic" w:ascii="CenturyGothic" w:hAnsi="CenturyGothic"/>
+                <w:sz w:val="20"/>
+                <w:szCs w:val="20"/>
               </w:rPr>
             </w:r>
           </w:p>
@@ -2984,11 +2878,9 @@
             </w:pPr>
             <w:r>
               <w:rPr>
-                <w:rFonts w:eastAsia="Calibri" w:cs="CenturyGothic" w:ascii="CenturyGothic" w:hAnsi="CenturyGothic"/>
-                <w:kern w:val="0"/>
-                <w:sz w:val="20"/>
-                <w:szCs w:val="20"/>
-                <w:lang w:val="pt-BR" w:eastAsia="en-US" w:bidi="ar-SA"/>
+                <w:rFonts w:cs="CenturyGothic" w:ascii="CenturyGothic" w:hAnsi="CenturyGothic"/>
+                <w:sz w:val="20"/>
+                <w:szCs w:val="20"/>
               </w:rPr>
             </w:r>
           </w:p>
@@ -3051,11 +2943,9 @@
             </w:pPr>
             <w:r>
               <w:rPr>
-                <w:rFonts w:eastAsia="Calibri" w:cs="CenturyGothic" w:ascii="CenturyGothic" w:hAnsi="CenturyGothic"/>
-                <w:kern w:val="0"/>
-                <w:sz w:val="20"/>
-                <w:szCs w:val="20"/>
-                <w:lang w:val="pt-BR" w:eastAsia="en-US" w:bidi="ar-SA"/>
+                <w:rFonts w:cs="CenturyGothic" w:ascii="CenturyGothic" w:hAnsi="CenturyGothic"/>
+                <w:sz w:val="20"/>
+                <w:szCs w:val="20"/>
               </w:rPr>
             </w:r>
           </w:p>
@@ -3085,11 +2975,9 @@
             </w:pPr>
             <w:r>
               <w:rPr>
-                <w:rFonts w:eastAsia="Calibri" w:cs="CenturyGothic" w:ascii="CenturyGothic" w:hAnsi="CenturyGothic"/>
-                <w:kern w:val="0"/>
-                <w:sz w:val="20"/>
-                <w:szCs w:val="20"/>
-                <w:lang w:val="pt-BR" w:eastAsia="en-US" w:bidi="ar-SA"/>
+                <w:rFonts w:cs="CenturyGothic" w:ascii="CenturyGothic" w:hAnsi="CenturyGothic"/>
+                <w:sz w:val="20"/>
+                <w:szCs w:val="20"/>
               </w:rPr>
             </w:r>
           </w:p>
@@ -3152,11 +3040,9 @@
             </w:pPr>
             <w:r>
               <w:rPr>
-                <w:rFonts w:eastAsia="Calibri" w:cs="CenturyGothic" w:ascii="CenturyGothic" w:hAnsi="CenturyGothic"/>
-                <w:kern w:val="0"/>
-                <w:sz w:val="20"/>
-                <w:szCs w:val="20"/>
-                <w:lang w:val="pt-BR" w:eastAsia="en-US" w:bidi="ar-SA"/>
+                <w:rFonts w:cs="CenturyGothic" w:ascii="CenturyGothic" w:hAnsi="CenturyGothic"/>
+                <w:sz w:val="20"/>
+                <w:szCs w:val="20"/>
               </w:rPr>
             </w:r>
           </w:p>
@@ -3186,11 +3072,9 @@
             </w:pPr>
             <w:r>
               <w:rPr>
-                <w:rFonts w:eastAsia="Calibri" w:cs="CenturyGothic" w:ascii="CenturyGothic" w:hAnsi="CenturyGothic"/>
-                <w:kern w:val="0"/>
-                <w:sz w:val="20"/>
-                <w:szCs w:val="20"/>
-                <w:lang w:val="pt-BR" w:eastAsia="en-US" w:bidi="ar-SA"/>
+                <w:rFonts w:cs="CenturyGothic" w:ascii="CenturyGothic" w:hAnsi="CenturyGothic"/>
+                <w:sz w:val="20"/>
+                <w:szCs w:val="20"/>
               </w:rPr>
             </w:r>
           </w:p>
@@ -3253,11 +3137,9 @@
             </w:pPr>
             <w:r>
               <w:rPr>
-                <w:rFonts w:eastAsia="Calibri" w:cs="CenturyGothic" w:ascii="CenturyGothic" w:hAnsi="CenturyGothic"/>
-                <w:kern w:val="0"/>
-                <w:sz w:val="20"/>
-                <w:szCs w:val="20"/>
-                <w:lang w:val="pt-BR" w:eastAsia="en-US" w:bidi="ar-SA"/>
+                <w:rFonts w:cs="CenturyGothic" w:ascii="CenturyGothic" w:hAnsi="CenturyGothic"/>
+                <w:sz w:val="20"/>
+                <w:szCs w:val="20"/>
               </w:rPr>
             </w:r>
           </w:p>
@@ -3287,11 +3169,9 @@
             </w:pPr>
             <w:r>
               <w:rPr>
-                <w:rFonts w:eastAsia="Calibri" w:cs="CenturyGothic" w:ascii="CenturyGothic" w:hAnsi="CenturyGothic"/>
-                <w:kern w:val="0"/>
-                <w:sz w:val="20"/>
-                <w:szCs w:val="20"/>
-                <w:lang w:val="pt-BR" w:eastAsia="en-US" w:bidi="ar-SA"/>
+                <w:rFonts w:cs="CenturyGothic" w:ascii="CenturyGothic" w:hAnsi="CenturyGothic"/>
+                <w:sz w:val="20"/>
+                <w:szCs w:val="20"/>
               </w:rPr>
             </w:r>
           </w:p>
@@ -3354,11 +3234,9 @@
             </w:pPr>
             <w:r>
               <w:rPr>
-                <w:rFonts w:eastAsia="Calibri" w:cs="CenturyGothic" w:ascii="CenturyGothic" w:hAnsi="CenturyGothic"/>
-                <w:kern w:val="0"/>
-                <w:sz w:val="20"/>
-                <w:szCs w:val="20"/>
-                <w:lang w:val="pt-BR" w:eastAsia="en-US" w:bidi="ar-SA"/>
+                <w:rFonts w:cs="CenturyGothic" w:ascii="CenturyGothic" w:hAnsi="CenturyGothic"/>
+                <w:sz w:val="20"/>
+                <w:szCs w:val="20"/>
               </w:rPr>
             </w:r>
           </w:p>
@@ -3388,11 +3266,9 @@
             </w:pPr>
             <w:r>
               <w:rPr>
-                <w:rFonts w:eastAsia="Calibri" w:cs="CenturyGothic" w:ascii="CenturyGothic" w:hAnsi="CenturyGothic"/>
-                <w:kern w:val="0"/>
-                <w:sz w:val="20"/>
-                <w:szCs w:val="20"/>
-                <w:lang w:val="pt-BR" w:eastAsia="en-US" w:bidi="ar-SA"/>
+                <w:rFonts w:cs="CenturyGothic" w:ascii="CenturyGothic" w:hAnsi="CenturyGothic"/>
+                <w:sz w:val="20"/>
+                <w:szCs w:val="20"/>
               </w:rPr>
             </w:r>
           </w:p>
@@ -3455,11 +3331,9 @@
             </w:pPr>
             <w:r>
               <w:rPr>
-                <w:rFonts w:eastAsia="Calibri" w:cs="CenturyGothic" w:ascii="CenturyGothic" w:hAnsi="CenturyGothic"/>
-                <w:kern w:val="0"/>
-                <w:sz w:val="20"/>
-                <w:szCs w:val="20"/>
-                <w:lang w:val="pt-BR" w:eastAsia="en-US" w:bidi="ar-SA"/>
+                <w:rFonts w:cs="CenturyGothic" w:ascii="CenturyGothic" w:hAnsi="CenturyGothic"/>
+                <w:sz w:val="20"/>
+                <w:szCs w:val="20"/>
               </w:rPr>
             </w:r>
           </w:p>
@@ -3489,11 +3363,9 @@
             </w:pPr>
             <w:r>
               <w:rPr>
-                <w:rFonts w:eastAsia="Calibri" w:cs="CenturyGothic" w:ascii="CenturyGothic" w:hAnsi="CenturyGothic"/>
-                <w:kern w:val="0"/>
-                <w:sz w:val="20"/>
-                <w:szCs w:val="20"/>
-                <w:lang w:val="pt-BR" w:eastAsia="en-US" w:bidi="ar-SA"/>
+                <w:rFonts w:cs="CenturyGothic" w:ascii="CenturyGothic" w:hAnsi="CenturyGothic"/>
+                <w:sz w:val="20"/>
+                <w:szCs w:val="20"/>
               </w:rPr>
             </w:r>
           </w:p>
@@ -3556,11 +3428,9 @@
             </w:pPr>
             <w:r>
               <w:rPr>
-                <w:rFonts w:eastAsia="Calibri" w:cs="CenturyGothic" w:ascii="CenturyGothic" w:hAnsi="CenturyGothic"/>
-                <w:kern w:val="0"/>
-                <w:sz w:val="20"/>
-                <w:szCs w:val="20"/>
-                <w:lang w:val="pt-BR" w:eastAsia="en-US" w:bidi="ar-SA"/>
+                <w:rFonts w:cs="CenturyGothic" w:ascii="CenturyGothic" w:hAnsi="CenturyGothic"/>
+                <w:sz w:val="20"/>
+                <w:szCs w:val="20"/>
               </w:rPr>
             </w:r>
           </w:p>
@@ -3590,43 +3460,41 @@
             </w:pPr>
             <w:r>
               <w:rPr>
+                <w:rFonts w:cs="CenturyGothic" w:ascii="CenturyGothic" w:hAnsi="CenturyGothic"/>
+                <w:sz w:val="20"/>
+                <w:szCs w:val="20"/>
+              </w:rPr>
+            </w:r>
+          </w:p>
+        </w:tc>
+        <w:tc>
+          <w:tcPr>
+            <w:tcW w:w="8456" w:type="dxa"/>
+            <w:gridSpan w:val="3"/>
+            <w:tcBorders/>
+            <w:vAlign w:val="center"/>
+          </w:tcPr>
+          <w:p>
+            <w:pPr>
+              <w:pStyle w:val="Normal"/>
+              <w:widowControl/>
+              <w:suppressAutoHyphens w:val="true"/>
+              <w:spacing w:lineRule="auto" w:line="240" w:before="0" w:after="60"/>
+              <w:jc w:val="left"/>
+              <w:rPr>
+                <w:rFonts w:ascii="CenturyGothic" w:hAnsi="CenturyGothic" w:cs="CenturyGothic"/>
+                <w:sz w:val="20"/>
+                <w:szCs w:val="20"/>
+              </w:rPr>
+            </w:pPr>
+            <w:r>
+              <w:rPr>
                 <w:rFonts w:eastAsia="Calibri" w:cs="CenturyGothic" w:ascii="CenturyGothic" w:hAnsi="CenturyGothic"/>
                 <w:kern w:val="0"/>
                 <w:sz w:val="20"/>
                 <w:szCs w:val="20"/>
                 <w:lang w:val="pt-BR" w:eastAsia="en-US" w:bidi="ar-SA"/>
               </w:rPr>
-            </w:r>
-          </w:p>
-        </w:tc>
-        <w:tc>
-          <w:tcPr>
-            <w:tcW w:w="8456" w:type="dxa"/>
-            <w:gridSpan w:val="3"/>
-            <w:tcBorders/>
-            <w:vAlign w:val="center"/>
-          </w:tcPr>
-          <w:p>
-            <w:pPr>
-              <w:pStyle w:val="Normal"/>
-              <w:widowControl/>
-              <w:suppressAutoHyphens w:val="true"/>
-              <w:spacing w:lineRule="auto" w:line="240" w:before="0" w:after="60"/>
-              <w:jc w:val="left"/>
-              <w:rPr>
-                <w:rFonts w:ascii="CenturyGothic" w:hAnsi="CenturyGothic" w:cs="CenturyGothic"/>
-                <w:sz w:val="20"/>
-                <w:szCs w:val="20"/>
-              </w:rPr>
-            </w:pPr>
-            <w:r>
-              <w:rPr>
-                <w:rFonts w:eastAsia="Calibri" w:cs="CenturyGothic" w:ascii="CenturyGothic" w:hAnsi="CenturyGothic"/>
-                <w:kern w:val="0"/>
-                <w:sz w:val="20"/>
-                <w:szCs w:val="20"/>
-                <w:lang w:val="pt-BR" w:eastAsia="en-US" w:bidi="ar-SA"/>
-              </w:rPr>
               <w:t>Utilizou modelo padronizado? (Decreto Estadual 68.185/2023)</w:t>
             </w:r>
           </w:p>
@@ -3651,11 +3519,9 @@
             </w:pPr>
             <w:r>
               <w:rPr>
-                <w:rFonts w:eastAsia="Calibri" w:cs="CenturyGothic" w:ascii="CenturyGothic" w:hAnsi="CenturyGothic"/>
-                <w:kern w:val="0"/>
-                <w:sz w:val="20"/>
-                <w:szCs w:val="20"/>
-                <w:lang w:val="pt-BR" w:eastAsia="en-US" w:bidi="ar-SA"/>
+                <w:rFonts w:cs="CenturyGothic" w:ascii="CenturyGothic" w:hAnsi="CenturyGothic"/>
+                <w:sz w:val="20"/>
+                <w:szCs w:val="20"/>
               </w:rPr>
             </w:r>
           </w:p>
@@ -3715,11 +3581,9 @@
             </w:pPr>
             <w:r>
               <w:rPr>
-                <w:rFonts w:eastAsia="Calibri" w:cs="CenturyGothic" w:ascii="CenturyGothic" w:hAnsi="CenturyGothic"/>
-                <w:kern w:val="0"/>
-                <w:sz w:val="20"/>
-                <w:szCs w:val="20"/>
-                <w:lang w:val="pt-BR" w:eastAsia="en-US" w:bidi="ar-SA"/>
+                <w:rFonts w:cs="CenturyGothic" w:ascii="CenturyGothic" w:hAnsi="CenturyGothic"/>
+                <w:sz w:val="20"/>
+                <w:szCs w:val="20"/>
               </w:rPr>
             </w:r>
           </w:p>
@@ -3779,11 +3643,9 @@
             </w:pPr>
             <w:r>
               <w:rPr>
-                <w:rFonts w:eastAsia="Calibri" w:cs="CenturyGothic" w:ascii="CenturyGothic" w:hAnsi="CenturyGothic"/>
-                <w:kern w:val="0"/>
-                <w:sz w:val="20"/>
-                <w:szCs w:val="20"/>
-                <w:lang w:val="pt-BR" w:eastAsia="en-US" w:bidi="ar-SA"/>
+                <w:rFonts w:cs="CenturyGothic" w:ascii="CenturyGothic" w:hAnsi="CenturyGothic"/>
+                <w:sz w:val="20"/>
+                <w:szCs w:val="20"/>
               </w:rPr>
             </w:r>
           </w:p>
@@ -3843,11 +3705,9 @@
             </w:pPr>
             <w:r>
               <w:rPr>
-                <w:rFonts w:eastAsia="Calibri" w:cs="CenturyGothic" w:ascii="CenturyGothic" w:hAnsi="CenturyGothic"/>
-                <w:kern w:val="0"/>
-                <w:sz w:val="20"/>
-                <w:szCs w:val="20"/>
-                <w:lang w:val="pt-BR" w:eastAsia="en-US" w:bidi="ar-SA"/>
+                <w:rFonts w:cs="CenturyGothic" w:ascii="CenturyGothic" w:hAnsi="CenturyGothic"/>
+                <w:sz w:val="20"/>
+                <w:szCs w:val="20"/>
               </w:rPr>
             </w:r>
           </w:p>
@@ -3907,11 +3767,9 @@
             </w:pPr>
             <w:r>
               <w:rPr>
-                <w:rFonts w:eastAsia="Calibri" w:cs="CenturyGothic" w:ascii="CenturyGothic" w:hAnsi="CenturyGothic"/>
-                <w:kern w:val="0"/>
-                <w:sz w:val="20"/>
-                <w:szCs w:val="20"/>
-                <w:lang w:val="pt-BR" w:eastAsia="en-US" w:bidi="ar-SA"/>
+                <w:rFonts w:cs="CenturyGothic" w:ascii="CenturyGothic" w:hAnsi="CenturyGothic"/>
+                <w:sz w:val="20"/>
+                <w:szCs w:val="20"/>
               </w:rPr>
             </w:r>
           </w:p>
@@ -3971,11 +3829,9 @@
             </w:pPr>
             <w:r>
               <w:rPr>
-                <w:rFonts w:eastAsia="Calibri" w:cs="CenturyGothic" w:ascii="CenturyGothic" w:hAnsi="CenturyGothic"/>
-                <w:kern w:val="0"/>
-                <w:sz w:val="20"/>
-                <w:szCs w:val="20"/>
-                <w:lang w:val="pt-BR" w:eastAsia="en-US" w:bidi="ar-SA"/>
+                <w:rFonts w:cs="CenturyGothic" w:ascii="CenturyGothic" w:hAnsi="CenturyGothic"/>
+                <w:sz w:val="20"/>
+                <w:szCs w:val="20"/>
               </w:rPr>
             </w:r>
           </w:p>
@@ -4035,11 +3891,9 @@
             </w:pPr>
             <w:r>
               <w:rPr>
-                <w:rFonts w:eastAsia="Calibri" w:cs="CenturyGothic" w:ascii="CenturyGothic" w:hAnsi="CenturyGothic"/>
-                <w:kern w:val="0"/>
-                <w:sz w:val="20"/>
-                <w:szCs w:val="20"/>
-                <w:lang w:val="pt-BR" w:eastAsia="en-US" w:bidi="ar-SA"/>
+                <w:rFonts w:cs="CenturyGothic" w:ascii="CenturyGothic" w:hAnsi="CenturyGothic"/>
+                <w:sz w:val="20"/>
+                <w:szCs w:val="20"/>
               </w:rPr>
             </w:r>
           </w:p>
@@ -4099,11 +3953,9 @@
             </w:pPr>
             <w:r>
               <w:rPr>
-                <w:rFonts w:eastAsia="Calibri" w:cs="CenturyGothic" w:ascii="CenturyGothic" w:hAnsi="CenturyGothic"/>
-                <w:kern w:val="0"/>
-                <w:sz w:val="20"/>
-                <w:szCs w:val="20"/>
-                <w:lang w:val="pt-BR" w:eastAsia="en-US" w:bidi="ar-SA"/>
+                <w:rFonts w:cs="CenturyGothic" w:ascii="CenturyGothic" w:hAnsi="CenturyGothic"/>
+                <w:sz w:val="20"/>
+                <w:szCs w:val="20"/>
               </w:rPr>
             </w:r>
           </w:p>
@@ -4163,11 +4015,9 @@
             </w:pPr>
             <w:r>
               <w:rPr>
-                <w:rFonts w:eastAsia="Calibri" w:cs="CenturyGothic" w:ascii="CenturyGothic" w:hAnsi="CenturyGothic"/>
-                <w:kern w:val="0"/>
-                <w:sz w:val="20"/>
-                <w:szCs w:val="20"/>
-                <w:lang w:val="pt-BR" w:eastAsia="en-US" w:bidi="ar-SA"/>
+                <w:rFonts w:cs="CenturyGothic" w:ascii="CenturyGothic" w:hAnsi="CenturyGothic"/>
+                <w:sz w:val="20"/>
+                <w:szCs w:val="20"/>
               </w:rPr>
             </w:r>
           </w:p>
@@ -4291,11 +4141,9 @@
             </w:pPr>
             <w:r>
               <w:rPr>
-                <w:rFonts w:eastAsia="Calibri" w:cs="CenturyGothic" w:ascii="CenturyGothic" w:hAnsi="CenturyGothic"/>
-                <w:kern w:val="0"/>
-                <w:sz w:val="20"/>
-                <w:szCs w:val="20"/>
-                <w:lang w:val="pt-BR" w:eastAsia="en-US" w:bidi="ar-SA"/>
+                <w:rFonts w:cs="CenturyGothic" w:ascii="CenturyGothic" w:hAnsi="CenturyGothic"/>
+                <w:sz w:val="20"/>
+                <w:szCs w:val="20"/>
               </w:rPr>
             </w:r>
           </w:p>
@@ -4326,73 +4174,69 @@
             </w:pPr>
             <w:r>
               <w:rPr>
+                <w:rFonts w:cs="CenturyGothic" w:ascii="CenturyGothic" w:hAnsi="CenturyGothic"/>
+                <w:sz w:val="20"/>
+                <w:szCs w:val="20"/>
+              </w:rPr>
+            </w:r>
+          </w:p>
+        </w:tc>
+        <w:tc>
+          <w:tcPr>
+            <w:tcW w:w="583" w:type="dxa"/>
+            <w:vMerge w:val="continue"/>
+            <w:tcBorders/>
+            <w:vAlign w:val="center"/>
+          </w:tcPr>
+          <w:p>
+            <w:pPr>
+              <w:pStyle w:val="Normal"/>
+              <w:widowControl/>
+              <w:suppressAutoHyphens w:val="true"/>
+              <w:spacing w:lineRule="auto" w:line="240" w:before="0" w:after="60"/>
+              <w:jc w:val="left"/>
+              <w:rPr>
+                <w:rFonts w:ascii="CenturyGothic" w:hAnsi="CenturyGothic" w:cs="CenturyGothic"/>
+                <w:sz w:val="20"/>
+                <w:szCs w:val="20"/>
+              </w:rPr>
+            </w:pPr>
+            <w:r>
+              <w:rPr>
+                <w:rFonts w:cs="CenturyGothic" w:ascii="CenturyGothic" w:hAnsi="CenturyGothic"/>
+                <w:sz w:val="20"/>
+                <w:szCs w:val="20"/>
+              </w:rPr>
+            </w:r>
+          </w:p>
+        </w:tc>
+        <w:tc>
+          <w:tcPr>
+            <w:tcW w:w="7577" w:type="dxa"/>
+            <w:tcBorders/>
+            <w:vAlign w:val="center"/>
+          </w:tcPr>
+          <w:p>
+            <w:pPr>
+              <w:pStyle w:val="Normal"/>
+              <w:widowControl/>
+              <w:suppressAutoHyphens w:val="true"/>
+              <w:spacing w:lineRule="auto" w:line="240" w:before="0" w:after="60"/>
+              <w:jc w:val="left"/>
+              <w:rPr>
+                <w:rFonts w:ascii="CenturyGothic" w:hAnsi="CenturyGothic" w:cs="CenturyGothic"/>
+                <w:sz w:val="20"/>
+                <w:szCs w:val="20"/>
+              </w:rPr>
+            </w:pPr>
+            <w:r>
+              <w:rPr>
                 <w:rFonts w:eastAsia="Calibri" w:cs="CenturyGothic" w:ascii="CenturyGothic" w:hAnsi="CenturyGothic"/>
                 <w:kern w:val="0"/>
                 <w:sz w:val="20"/>
                 <w:szCs w:val="20"/>
                 <w:lang w:val="pt-BR" w:eastAsia="en-US" w:bidi="ar-SA"/>
               </w:rPr>
-            </w:r>
-          </w:p>
-        </w:tc>
-        <w:tc>
-          <w:tcPr>
-            <w:tcW w:w="583" w:type="dxa"/>
-            <w:vMerge w:val="continue"/>
-            <w:tcBorders/>
-            <w:vAlign w:val="center"/>
-          </w:tcPr>
-          <w:p>
-            <w:pPr>
-              <w:pStyle w:val="Normal"/>
-              <w:widowControl/>
-              <w:suppressAutoHyphens w:val="true"/>
-              <w:spacing w:lineRule="auto" w:line="240" w:before="0" w:after="60"/>
-              <w:jc w:val="left"/>
-              <w:rPr>
-                <w:rFonts w:ascii="CenturyGothic" w:hAnsi="CenturyGothic" w:cs="CenturyGothic"/>
-                <w:sz w:val="20"/>
-                <w:szCs w:val="20"/>
-              </w:rPr>
-            </w:pPr>
-            <w:r>
-              <w:rPr>
-                <w:rFonts w:eastAsia="Calibri" w:cs="CenturyGothic" w:ascii="CenturyGothic" w:hAnsi="CenturyGothic"/>
-                <w:kern w:val="0"/>
-                <w:sz w:val="20"/>
-                <w:szCs w:val="20"/>
-                <w:lang w:val="pt-BR" w:eastAsia="en-US" w:bidi="ar-SA"/>
-              </w:rPr>
-            </w:r>
-          </w:p>
-        </w:tc>
-        <w:tc>
-          <w:tcPr>
-            <w:tcW w:w="7577" w:type="dxa"/>
-            <w:tcBorders/>
-            <w:vAlign w:val="center"/>
-          </w:tcPr>
-          <w:p>
-            <w:pPr>
-              <w:pStyle w:val="Normal"/>
-              <w:widowControl/>
-              <w:suppressAutoHyphens w:val="true"/>
-              <w:spacing w:lineRule="auto" w:line="240" w:before="0" w:after="60"/>
-              <w:jc w:val="left"/>
-              <w:rPr>
-                <w:rFonts w:ascii="CenturyGothic" w:hAnsi="CenturyGothic" w:cs="CenturyGothic"/>
-                <w:sz w:val="20"/>
-                <w:szCs w:val="20"/>
-              </w:rPr>
-            </w:pPr>
-            <w:r>
-              <w:rPr>
-                <w:rFonts w:eastAsia="Calibri" w:cs="CenturyGothic" w:ascii="CenturyGothic" w:hAnsi="CenturyGothic"/>
-                <w:kern w:val="0"/>
-                <w:sz w:val="20"/>
-                <w:szCs w:val="20"/>
-                <w:lang w:val="pt-BR" w:eastAsia="en-US" w:bidi="ar-SA"/>
-              </w:rPr>
               <w:t>Parecer da Procuradoria Geral (Art, 53 da Lei 14.133/2021)</w:t>
             </w:r>
           </w:p>
@@ -4417,11 +4261,9 @@
             </w:pPr>
             <w:r>
               <w:rPr>
-                <w:rFonts w:eastAsia="Calibri" w:cs="CenturyGothic" w:ascii="CenturyGothic" w:hAnsi="CenturyGothic"/>
-                <w:kern w:val="0"/>
-                <w:sz w:val="20"/>
-                <w:szCs w:val="20"/>
-                <w:lang w:val="pt-BR" w:eastAsia="en-US" w:bidi="ar-SA"/>
+                <w:rFonts w:cs="CenturyGothic" w:ascii="CenturyGothic" w:hAnsi="CenturyGothic"/>
+                <w:sz w:val="20"/>
+                <w:szCs w:val="20"/>
               </w:rPr>
             </w:r>
           </w:p>
@@ -4452,18 +4294,47 @@
             </w:pPr>
             <w:r>
               <w:rPr>
+                <w:rFonts w:cs="CenturyGothic" w:ascii="CenturyGothic" w:hAnsi="CenturyGothic"/>
+                <w:sz w:val="20"/>
+                <w:szCs w:val="20"/>
+              </w:rPr>
+            </w:r>
+          </w:p>
+        </w:tc>
+        <w:tc>
+          <w:tcPr>
+            <w:tcW w:w="583" w:type="dxa"/>
+            <w:tcBorders/>
+            <w:vAlign w:val="center"/>
+          </w:tcPr>
+          <w:p>
+            <w:pPr>
+              <w:pStyle w:val="Normal"/>
+              <w:widowControl/>
+              <w:suppressAutoHyphens w:val="true"/>
+              <w:spacing w:lineRule="auto" w:line="240" w:before="0" w:after="60"/>
+              <w:jc w:val="left"/>
+              <w:rPr>
+                <w:rFonts w:ascii="CenturyGothic" w:hAnsi="CenturyGothic" w:cs="CenturyGothic"/>
+                <w:sz w:val="20"/>
+                <w:szCs w:val="20"/>
+              </w:rPr>
+            </w:pPr>
+            <w:r>
+              <w:rPr>
                 <w:rFonts w:eastAsia="Calibri" w:cs="CenturyGothic" w:ascii="CenturyGothic" w:hAnsi="CenturyGothic"/>
                 <w:kern w:val="0"/>
                 <w:sz w:val="20"/>
                 <w:szCs w:val="20"/>
                 <w:lang w:val="pt-BR" w:eastAsia="en-US" w:bidi="ar-SA"/>
               </w:rPr>
-            </w:r>
-          </w:p>
-        </w:tc>
-        <w:tc>
-          <w:tcPr>
-            <w:tcW w:w="583" w:type="dxa"/>
+              <w:t>SIm</w:t>
+            </w:r>
+          </w:p>
+        </w:tc>
+        <w:tc>
+          <w:tcPr>
+            <w:tcW w:w="7577" w:type="dxa"/>
             <w:tcBorders/>
             <w:vAlign w:val="center"/>
           </w:tcPr>
@@ -4488,37 +4359,6 @@
                 <w:szCs w:val="20"/>
                 <w:lang w:val="pt-BR" w:eastAsia="en-US" w:bidi="ar-SA"/>
               </w:rPr>
-              <w:t>SIm</w:t>
-            </w:r>
-          </w:p>
-        </w:tc>
-        <w:tc>
-          <w:tcPr>
-            <w:tcW w:w="7577" w:type="dxa"/>
-            <w:tcBorders/>
-            <w:vAlign w:val="center"/>
-          </w:tcPr>
-          <w:p>
-            <w:pPr>
-              <w:pStyle w:val="Normal"/>
-              <w:widowControl/>
-              <w:suppressAutoHyphens w:val="true"/>
-              <w:spacing w:lineRule="auto" w:line="240" w:before="0" w:after="60"/>
-              <w:jc w:val="left"/>
-              <w:rPr>
-                <w:rFonts w:ascii="CenturyGothic" w:hAnsi="CenturyGothic" w:cs="CenturyGothic"/>
-                <w:sz w:val="20"/>
-                <w:szCs w:val="20"/>
-              </w:rPr>
-            </w:pPr>
-            <w:r>
-              <w:rPr>
-                <w:rFonts w:eastAsia="Calibri" w:cs="CenturyGothic" w:ascii="CenturyGothic" w:hAnsi="CenturyGothic"/>
-                <w:kern w:val="0"/>
-                <w:sz w:val="20"/>
-                <w:szCs w:val="20"/>
-                <w:lang w:val="pt-BR" w:eastAsia="en-US" w:bidi="ar-SA"/>
-              </w:rPr>
               <w:t>Relatório de verificação (Portaria PG 12/2024) – utilização de minutas pré-aprovadas pelo órgão jurídico (art. 53, §5º. da lei 14.133/2021)</w:t>
             </w:r>
           </w:p>
@@ -4543,11 +4383,9 @@
             </w:pPr>
             <w:r>
               <w:rPr>
-                <w:rFonts w:eastAsia="Calibri" w:cs="CenturyGothic" w:ascii="CenturyGothic" w:hAnsi="CenturyGothic"/>
-                <w:kern w:val="0"/>
-                <w:sz w:val="20"/>
-                <w:szCs w:val="20"/>
-                <w:lang w:val="pt-BR" w:eastAsia="en-US" w:bidi="ar-SA"/>
+                <w:rFonts w:cs="CenturyGothic" w:ascii="CenturyGothic" w:hAnsi="CenturyGothic"/>
+                <w:sz w:val="20"/>
+                <w:szCs w:val="20"/>
               </w:rPr>
             </w:r>
           </w:p>
@@ -4607,11 +4445,9 @@
             </w:pPr>
             <w:r>
               <w:rPr>
-                <w:rFonts w:eastAsia="Calibri" w:cs="CenturyGothic" w:ascii="CenturyGothic" w:hAnsi="CenturyGothic"/>
-                <w:kern w:val="0"/>
-                <w:sz w:val="20"/>
-                <w:szCs w:val="20"/>
-                <w:lang w:val="pt-BR" w:eastAsia="en-US" w:bidi="ar-SA"/>
+                <w:rFonts w:cs="CenturyGothic" w:ascii="CenturyGothic" w:hAnsi="CenturyGothic"/>
+                <w:sz w:val="20"/>
+                <w:szCs w:val="20"/>
               </w:rPr>
             </w:r>
           </w:p>
@@ -4671,11 +4507,9 @@
             </w:pPr>
             <w:r>
               <w:rPr>
-                <w:rFonts w:eastAsia="Calibri" w:cs="CenturyGothic" w:ascii="CenturyGothic" w:hAnsi="CenturyGothic"/>
-                <w:kern w:val="0"/>
-                <w:sz w:val="20"/>
-                <w:szCs w:val="20"/>
-                <w:lang w:val="pt-BR" w:eastAsia="en-US" w:bidi="ar-SA"/>
+                <w:rFonts w:cs="CenturyGothic" w:ascii="CenturyGothic" w:hAnsi="CenturyGothic"/>
+                <w:sz w:val="20"/>
+                <w:szCs w:val="20"/>
               </w:rPr>
             </w:r>
           </w:p>
@@ -4735,11 +4569,9 @@
             </w:pPr>
             <w:r>
               <w:rPr>
-                <w:rFonts w:eastAsia="Calibri" w:cs="CenturyGothic" w:ascii="CenturyGothic" w:hAnsi="CenturyGothic"/>
-                <w:kern w:val="0"/>
-                <w:sz w:val="20"/>
-                <w:szCs w:val="20"/>
-                <w:lang w:val="pt-BR" w:eastAsia="en-US" w:bidi="ar-SA"/>
+                <w:rFonts w:cs="CenturyGothic" w:ascii="CenturyGothic" w:hAnsi="CenturyGothic"/>
+                <w:sz w:val="20"/>
+                <w:szCs w:val="20"/>
               </w:rPr>
             </w:r>
           </w:p>
@@ -4799,11 +4631,9 @@
             </w:pPr>
             <w:r>
               <w:rPr>
-                <w:rFonts w:eastAsia="Calibri" w:cs="CenturyGothic" w:ascii="CenturyGothic" w:hAnsi="CenturyGothic"/>
-                <w:kern w:val="0"/>
-                <w:sz w:val="20"/>
-                <w:szCs w:val="20"/>
-                <w:lang w:val="pt-BR" w:eastAsia="en-US" w:bidi="ar-SA"/>
+                <w:rFonts w:cs="CenturyGothic" w:ascii="CenturyGothic" w:hAnsi="CenturyGothic"/>
+                <w:sz w:val="20"/>
+                <w:szCs w:val="20"/>
               </w:rPr>
             </w:r>
           </w:p>
@@ -4865,12 +4695,10 @@
             </w:pPr>
             <w:r>
               <w:rPr>
-                <w:rFonts w:eastAsia="Calibri" w:cs="CenturyGothic" w:ascii="CenturyGothic" w:hAnsi="CenturyGothic"/>
-                <w:kern w:val="0"/>
-                <w:sz w:val="20"/>
-                <w:szCs w:val="20"/>
-                <w:highlight w:val="yellow"/>
-                <w:lang w:val="pt-BR" w:eastAsia="en-US" w:bidi="ar-SA"/>
+                <w:rFonts w:cs="CenturyGothic" w:ascii="CenturyGothic" w:hAnsi="CenturyGothic"/>
+                <w:sz w:val="20"/>
+                <w:szCs w:val="20"/>
+                <w:highlight w:val="yellow"/>
               </w:rPr>
             </w:r>
           </w:p>
@@ -4956,12 +4784,10 @@
             </w:pPr>
             <w:r>
               <w:rPr>
-                <w:rFonts w:eastAsia="Calibri" w:cs="CenturyGothic" w:ascii="CenturyGothic" w:hAnsi="CenturyGothic"/>
-                <w:kern w:val="0"/>
-                <w:sz w:val="20"/>
-                <w:szCs w:val="20"/>
-                <w:highlight w:val="yellow"/>
-                <w:lang w:val="pt-BR" w:eastAsia="en-US" w:bidi="ar-SA"/>
+                <w:rFonts w:cs="CenturyGothic" w:ascii="CenturyGothic" w:hAnsi="CenturyGothic"/>
+                <w:sz w:val="20"/>
+                <w:szCs w:val="20"/>
+                <w:highlight w:val="yellow"/>
               </w:rPr>
             </w:r>
           </w:p>
@@ -5021,11 +4847,9 @@
             </w:pPr>
             <w:r>
               <w:rPr>
-                <w:rFonts w:eastAsia="Calibri" w:cs="CenturyGothic" w:ascii="CenturyGothic" w:hAnsi="CenturyGothic"/>
-                <w:kern w:val="0"/>
-                <w:sz w:val="20"/>
-                <w:szCs w:val="20"/>
-                <w:lang w:val="pt-BR" w:eastAsia="en-US" w:bidi="ar-SA"/>
+                <w:rFonts w:cs="CenturyGothic" w:ascii="CenturyGothic" w:hAnsi="CenturyGothic"/>
+                <w:sz w:val="20"/>
+                <w:szCs w:val="20"/>
               </w:rPr>
             </w:r>
           </w:p>
@@ -5122,11 +4946,9 @@
             </w:pPr>
             <w:r>
               <w:rPr>
-                <w:rFonts w:eastAsia="Calibri" w:cs="CenturyGothic" w:ascii="CenturyGothic" w:hAnsi="CenturyGothic"/>
-                <w:kern w:val="0"/>
-                <w:sz w:val="20"/>
-                <w:szCs w:val="20"/>
-                <w:lang w:val="pt-BR" w:eastAsia="en-US" w:bidi="ar-SA"/>
+                <w:rFonts w:cs="CenturyGothic" w:ascii="CenturyGothic" w:hAnsi="CenturyGothic"/>
+                <w:sz w:val="20"/>
+                <w:szCs w:val="20"/>
               </w:rPr>
             </w:r>
           </w:p>
@@ -5161,43 +4983,41 @@
             </w:pPr>
             <w:r>
               <w:rPr>
+                <w:rFonts w:cs="CenturyGothic" w:ascii="CenturyGothic" w:hAnsi="CenturyGothic"/>
+                <w:sz w:val="20"/>
+                <w:szCs w:val="20"/>
+              </w:rPr>
+            </w:r>
+          </w:p>
+        </w:tc>
+        <w:tc>
+          <w:tcPr>
+            <w:tcW w:w="8456" w:type="dxa"/>
+            <w:gridSpan w:val="3"/>
+            <w:tcBorders/>
+            <w:vAlign w:val="center"/>
+          </w:tcPr>
+          <w:p>
+            <w:pPr>
+              <w:pStyle w:val="Normal"/>
+              <w:widowControl/>
+              <w:suppressAutoHyphens w:val="true"/>
+              <w:spacing w:lineRule="auto" w:line="240" w:before="0" w:after="60"/>
+              <w:jc w:val="left"/>
+              <w:rPr>
+                <w:rFonts w:ascii="CenturyGothic" w:hAnsi="CenturyGothic" w:cs="CenturyGothic"/>
+                <w:sz w:val="20"/>
+                <w:szCs w:val="20"/>
+              </w:rPr>
+            </w:pPr>
+            <w:r>
+              <w:rPr>
                 <w:rFonts w:eastAsia="Calibri" w:cs="CenturyGothic" w:ascii="CenturyGothic" w:hAnsi="CenturyGothic"/>
                 <w:kern w:val="0"/>
                 <w:sz w:val="20"/>
                 <w:szCs w:val="20"/>
                 <w:lang w:val="pt-BR" w:eastAsia="en-US" w:bidi="ar-SA"/>
               </w:rPr>
-            </w:r>
-          </w:p>
-        </w:tc>
-        <w:tc>
-          <w:tcPr>
-            <w:tcW w:w="8456" w:type="dxa"/>
-            <w:gridSpan w:val="3"/>
-            <w:tcBorders/>
-            <w:vAlign w:val="center"/>
-          </w:tcPr>
-          <w:p>
-            <w:pPr>
-              <w:pStyle w:val="Normal"/>
-              <w:widowControl/>
-              <w:suppressAutoHyphens w:val="true"/>
-              <w:spacing w:lineRule="auto" w:line="240" w:before="0" w:after="60"/>
-              <w:jc w:val="left"/>
-              <w:rPr>
-                <w:rFonts w:ascii="CenturyGothic" w:hAnsi="CenturyGothic" w:cs="CenturyGothic"/>
-                <w:sz w:val="20"/>
-                <w:szCs w:val="20"/>
-              </w:rPr>
-            </w:pPr>
-            <w:r>
-              <w:rPr>
-                <w:rFonts w:eastAsia="Calibri" w:cs="CenturyGothic" w:ascii="CenturyGothic" w:hAnsi="CenturyGothic"/>
-                <w:kern w:val="0"/>
-                <w:sz w:val="20"/>
-                <w:szCs w:val="20"/>
-                <w:lang w:val="pt-BR" w:eastAsia="en-US" w:bidi="ar-SA"/>
-              </w:rPr>
               <w:t>22b- Parecer do pregoeiro e da equipe de apoio sobre a impugnação (em até 3 dias úteis após o pedido de impugnação, limitado ao dia útil anterior à data de abertura – art. 164, parágrafo único da Lei 14.133/2021)</w:t>
             </w:r>
           </w:p>
@@ -5222,11 +5042,9 @@
             </w:pPr>
             <w:r>
               <w:rPr>
-                <w:rFonts w:eastAsia="Calibri" w:cs="CenturyGothic" w:ascii="CenturyGothic" w:hAnsi="CenturyGothic"/>
-                <w:kern w:val="0"/>
-                <w:sz w:val="20"/>
-                <w:szCs w:val="20"/>
-                <w:lang w:val="pt-BR" w:eastAsia="en-US" w:bidi="ar-SA"/>
+                <w:rFonts w:cs="CenturyGothic" w:ascii="CenturyGothic" w:hAnsi="CenturyGothic"/>
+                <w:sz w:val="20"/>
+                <w:szCs w:val="20"/>
               </w:rPr>
             </w:r>
           </w:p>
@@ -5261,43 +5079,41 @@
             </w:pPr>
             <w:r>
               <w:rPr>
+                <w:rFonts w:cs="CenturyGothic" w:ascii="CenturyGothic" w:hAnsi="CenturyGothic"/>
+                <w:sz w:val="20"/>
+                <w:szCs w:val="20"/>
+              </w:rPr>
+            </w:r>
+          </w:p>
+        </w:tc>
+        <w:tc>
+          <w:tcPr>
+            <w:tcW w:w="8456" w:type="dxa"/>
+            <w:gridSpan w:val="3"/>
+            <w:tcBorders/>
+            <w:vAlign w:val="center"/>
+          </w:tcPr>
+          <w:p>
+            <w:pPr>
+              <w:pStyle w:val="Normal"/>
+              <w:widowControl/>
+              <w:suppressAutoHyphens w:val="true"/>
+              <w:spacing w:lineRule="auto" w:line="240" w:before="0" w:after="60"/>
+              <w:jc w:val="left"/>
+              <w:rPr>
+                <w:rFonts w:ascii="CenturyGothic" w:hAnsi="CenturyGothic" w:cs="CenturyGothic"/>
+                <w:sz w:val="20"/>
+                <w:szCs w:val="20"/>
+              </w:rPr>
+            </w:pPr>
+            <w:r>
+              <w:rPr>
                 <w:rFonts w:eastAsia="Calibri" w:cs="CenturyGothic" w:ascii="CenturyGothic" w:hAnsi="CenturyGothic"/>
                 <w:kern w:val="0"/>
                 <w:sz w:val="20"/>
                 <w:szCs w:val="20"/>
                 <w:lang w:val="pt-BR" w:eastAsia="en-US" w:bidi="ar-SA"/>
               </w:rPr>
-            </w:r>
-          </w:p>
-        </w:tc>
-        <w:tc>
-          <w:tcPr>
-            <w:tcW w:w="8456" w:type="dxa"/>
-            <w:gridSpan w:val="3"/>
-            <w:tcBorders/>
-            <w:vAlign w:val="center"/>
-          </w:tcPr>
-          <w:p>
-            <w:pPr>
-              <w:pStyle w:val="Normal"/>
-              <w:widowControl/>
-              <w:suppressAutoHyphens w:val="true"/>
-              <w:spacing w:lineRule="auto" w:line="240" w:before="0" w:after="60"/>
-              <w:jc w:val="left"/>
-              <w:rPr>
-                <w:rFonts w:ascii="CenturyGothic" w:hAnsi="CenturyGothic" w:cs="CenturyGothic"/>
-                <w:sz w:val="20"/>
-                <w:szCs w:val="20"/>
-              </w:rPr>
-            </w:pPr>
-            <w:r>
-              <w:rPr>
-                <w:rFonts w:eastAsia="Calibri" w:cs="CenturyGothic" w:ascii="CenturyGothic" w:hAnsi="CenturyGothic"/>
-                <w:kern w:val="0"/>
-                <w:sz w:val="20"/>
-                <w:szCs w:val="20"/>
-                <w:lang w:val="pt-BR" w:eastAsia="en-US" w:bidi="ar-SA"/>
-              </w:rPr>
               <w:t>22c- Documento compras.gov.br demonstrando o cadastro da impugnação e a respectiva resposta, assim como divulgação em sítio eletrônico oficial (art. 164, parágrafo único da Lei 14.133/2021)</w:t>
             </w:r>
           </w:p>
@@ -5322,11 +5138,9 @@
             </w:pPr>
             <w:r>
               <w:rPr>
-                <w:rFonts w:eastAsia="Calibri" w:cs="CenturyGothic" w:ascii="CenturyGothic" w:hAnsi="CenturyGothic"/>
-                <w:kern w:val="0"/>
-                <w:sz w:val="20"/>
-                <w:szCs w:val="20"/>
-                <w:lang w:val="pt-BR" w:eastAsia="en-US" w:bidi="ar-SA"/>
+                <w:rFonts w:cs="CenturyGothic" w:ascii="CenturyGothic" w:hAnsi="CenturyGothic"/>
+                <w:sz w:val="20"/>
+                <w:szCs w:val="20"/>
               </w:rPr>
             </w:r>
           </w:p>
@@ -5361,43 +5175,41 @@
             </w:pPr>
             <w:r>
               <w:rPr>
+                <w:rFonts w:cs="CenturyGothic" w:ascii="CenturyGothic" w:hAnsi="CenturyGothic"/>
+                <w:sz w:val="20"/>
+                <w:szCs w:val="20"/>
+              </w:rPr>
+            </w:r>
+          </w:p>
+        </w:tc>
+        <w:tc>
+          <w:tcPr>
+            <w:tcW w:w="8456" w:type="dxa"/>
+            <w:gridSpan w:val="3"/>
+            <w:tcBorders/>
+            <w:vAlign w:val="center"/>
+          </w:tcPr>
+          <w:p>
+            <w:pPr>
+              <w:pStyle w:val="Normal"/>
+              <w:widowControl/>
+              <w:suppressAutoHyphens w:val="true"/>
+              <w:spacing w:lineRule="auto" w:line="240" w:before="0" w:after="60"/>
+              <w:jc w:val="left"/>
+              <w:rPr>
+                <w:rFonts w:ascii="CenturyGothic" w:hAnsi="CenturyGothic" w:cs="CenturyGothic"/>
+                <w:sz w:val="20"/>
+                <w:szCs w:val="20"/>
+              </w:rPr>
+            </w:pPr>
+            <w:r>
+              <w:rPr>
                 <w:rFonts w:eastAsia="Calibri" w:cs="CenturyGothic" w:ascii="CenturyGothic" w:hAnsi="CenturyGothic"/>
                 <w:kern w:val="0"/>
                 <w:sz w:val="20"/>
                 <w:szCs w:val="20"/>
                 <w:lang w:val="pt-BR" w:eastAsia="en-US" w:bidi="ar-SA"/>
               </w:rPr>
-            </w:r>
-          </w:p>
-        </w:tc>
-        <w:tc>
-          <w:tcPr>
-            <w:tcW w:w="8456" w:type="dxa"/>
-            <w:gridSpan w:val="3"/>
-            <w:tcBorders/>
-            <w:vAlign w:val="center"/>
-          </w:tcPr>
-          <w:p>
-            <w:pPr>
-              <w:pStyle w:val="Normal"/>
-              <w:widowControl/>
-              <w:suppressAutoHyphens w:val="true"/>
-              <w:spacing w:lineRule="auto" w:line="240" w:before="0" w:after="60"/>
-              <w:jc w:val="left"/>
-              <w:rPr>
-                <w:rFonts w:ascii="CenturyGothic" w:hAnsi="CenturyGothic" w:cs="CenturyGothic"/>
-                <w:sz w:val="20"/>
-                <w:szCs w:val="20"/>
-              </w:rPr>
-            </w:pPr>
-            <w:r>
-              <w:rPr>
-                <w:rFonts w:eastAsia="Calibri" w:cs="CenturyGothic" w:ascii="CenturyGothic" w:hAnsi="CenturyGothic"/>
-                <w:kern w:val="0"/>
-                <w:sz w:val="20"/>
-                <w:szCs w:val="20"/>
-                <w:lang w:val="pt-BR" w:eastAsia="en-US" w:bidi="ar-SA"/>
-              </w:rPr>
               <w:t>22d- Se a impugnação for acolhida, será definida e publicada nova data para realização do certame (retornar ao item 18 para registrar a alteração)</w:t>
             </w:r>
           </w:p>
@@ -5422,11 +5234,9 @@
             </w:pPr>
             <w:r>
               <w:rPr>
-                <w:rFonts w:eastAsia="Calibri" w:cs="CenturyGothic" w:ascii="CenturyGothic" w:hAnsi="CenturyGothic"/>
-                <w:kern w:val="0"/>
-                <w:sz w:val="20"/>
-                <w:szCs w:val="20"/>
-                <w:lang w:val="pt-BR" w:eastAsia="en-US" w:bidi="ar-SA"/>
+                <w:rFonts w:cs="CenturyGothic" w:ascii="CenturyGothic" w:hAnsi="CenturyGothic"/>
+                <w:sz w:val="20"/>
+                <w:szCs w:val="20"/>
               </w:rPr>
             </w:r>
           </w:p>
@@ -5486,11 +5296,9 @@
             </w:pPr>
             <w:r>
               <w:rPr>
-                <w:rFonts w:eastAsia="Calibri" w:cs="CenturyGothic" w:ascii="CenturyGothic" w:hAnsi="CenturyGothic"/>
-                <w:kern w:val="0"/>
-                <w:sz w:val="20"/>
-                <w:szCs w:val="20"/>
-                <w:lang w:val="pt-BR" w:eastAsia="en-US" w:bidi="ar-SA"/>
+                <w:rFonts w:cs="CenturyGothic" w:ascii="CenturyGothic" w:hAnsi="CenturyGothic"/>
+                <w:sz w:val="20"/>
+                <w:szCs w:val="20"/>
               </w:rPr>
             </w:r>
           </w:p>
@@ -5587,11 +5395,9 @@
             </w:pPr>
             <w:r>
               <w:rPr>
-                <w:rFonts w:eastAsia="Calibri" w:cs="CenturyGothic" w:ascii="CenturyGothic" w:hAnsi="CenturyGothic"/>
-                <w:kern w:val="0"/>
-                <w:sz w:val="20"/>
-                <w:szCs w:val="20"/>
-                <w:lang w:val="pt-BR" w:eastAsia="en-US" w:bidi="ar-SA"/>
+                <w:rFonts w:cs="CenturyGothic" w:ascii="CenturyGothic" w:hAnsi="CenturyGothic"/>
+                <w:sz w:val="20"/>
+                <w:szCs w:val="20"/>
               </w:rPr>
             </w:r>
           </w:p>
@@ -5626,43 +5432,41 @@
             </w:pPr>
             <w:r>
               <w:rPr>
+                <w:rFonts w:cs="CenturyGothic" w:ascii="CenturyGothic" w:hAnsi="CenturyGothic"/>
+                <w:sz w:val="20"/>
+                <w:szCs w:val="20"/>
+              </w:rPr>
+            </w:r>
+          </w:p>
+        </w:tc>
+        <w:tc>
+          <w:tcPr>
+            <w:tcW w:w="8456" w:type="dxa"/>
+            <w:gridSpan w:val="3"/>
+            <w:tcBorders/>
+            <w:vAlign w:val="center"/>
+          </w:tcPr>
+          <w:p>
+            <w:pPr>
+              <w:pStyle w:val="Normal"/>
+              <w:widowControl/>
+              <w:suppressAutoHyphens w:val="true"/>
+              <w:spacing w:lineRule="auto" w:line="240" w:before="0" w:after="60"/>
+              <w:jc w:val="left"/>
+              <w:rPr>
+                <w:rFonts w:ascii="CenturyGothic" w:hAnsi="CenturyGothic" w:cs="CenturyGothic"/>
+                <w:sz w:val="20"/>
+                <w:szCs w:val="20"/>
+              </w:rPr>
+            </w:pPr>
+            <w:r>
+              <w:rPr>
                 <w:rFonts w:eastAsia="Calibri" w:cs="CenturyGothic" w:ascii="CenturyGothic" w:hAnsi="CenturyGothic"/>
                 <w:kern w:val="0"/>
                 <w:sz w:val="20"/>
                 <w:szCs w:val="20"/>
                 <w:lang w:val="pt-BR" w:eastAsia="en-US" w:bidi="ar-SA"/>
               </w:rPr>
-            </w:r>
-          </w:p>
-        </w:tc>
-        <w:tc>
-          <w:tcPr>
-            <w:tcW w:w="8456" w:type="dxa"/>
-            <w:gridSpan w:val="3"/>
-            <w:tcBorders/>
-            <w:vAlign w:val="center"/>
-          </w:tcPr>
-          <w:p>
-            <w:pPr>
-              <w:pStyle w:val="Normal"/>
-              <w:widowControl/>
-              <w:suppressAutoHyphens w:val="true"/>
-              <w:spacing w:lineRule="auto" w:line="240" w:before="0" w:after="60"/>
-              <w:jc w:val="left"/>
-              <w:rPr>
-                <w:rFonts w:ascii="CenturyGothic" w:hAnsi="CenturyGothic" w:cs="CenturyGothic"/>
-                <w:sz w:val="20"/>
-                <w:szCs w:val="20"/>
-              </w:rPr>
-            </w:pPr>
-            <w:r>
-              <w:rPr>
-                <w:rFonts w:eastAsia="Calibri" w:cs="CenturyGothic" w:ascii="CenturyGothic" w:hAnsi="CenturyGothic"/>
-                <w:kern w:val="0"/>
-                <w:sz w:val="20"/>
-                <w:szCs w:val="20"/>
-                <w:lang w:val="pt-BR" w:eastAsia="en-US" w:bidi="ar-SA"/>
-              </w:rPr>
               <w:t>23b- Resposta do pregoeiro e da equipe de apoio (em até 3 dias úteis após o pedido de esclarecimento, limitado ao dia útil anterior à data de abertura – art. 164, parágrafo único da Lei 14.133/2021)</w:t>
             </w:r>
           </w:p>
@@ -5687,11 +5491,9 @@
             </w:pPr>
             <w:r>
               <w:rPr>
-                <w:rFonts w:eastAsia="Calibri" w:cs="CenturyGothic" w:ascii="CenturyGothic" w:hAnsi="CenturyGothic"/>
-                <w:kern w:val="0"/>
-                <w:sz w:val="20"/>
-                <w:szCs w:val="20"/>
-                <w:lang w:val="pt-BR" w:eastAsia="en-US" w:bidi="ar-SA"/>
+                <w:rFonts w:cs="CenturyGothic" w:ascii="CenturyGothic" w:hAnsi="CenturyGothic"/>
+                <w:sz w:val="20"/>
+                <w:szCs w:val="20"/>
               </w:rPr>
             </w:r>
           </w:p>
@@ -5726,43 +5528,41 @@
             </w:pPr>
             <w:r>
               <w:rPr>
+                <w:rFonts w:cs="CenturyGothic" w:ascii="CenturyGothic" w:hAnsi="CenturyGothic"/>
+                <w:sz w:val="20"/>
+                <w:szCs w:val="20"/>
+              </w:rPr>
+            </w:r>
+          </w:p>
+        </w:tc>
+        <w:tc>
+          <w:tcPr>
+            <w:tcW w:w="8456" w:type="dxa"/>
+            <w:gridSpan w:val="3"/>
+            <w:tcBorders/>
+            <w:vAlign w:val="center"/>
+          </w:tcPr>
+          <w:p>
+            <w:pPr>
+              <w:pStyle w:val="Normal"/>
+              <w:widowControl/>
+              <w:suppressAutoHyphens w:val="true"/>
+              <w:spacing w:lineRule="auto" w:line="240" w:before="0" w:after="60"/>
+              <w:jc w:val="left"/>
+              <w:rPr>
+                <w:rFonts w:ascii="CenturyGothic" w:hAnsi="CenturyGothic" w:cs="CenturyGothic"/>
+                <w:sz w:val="20"/>
+                <w:szCs w:val="20"/>
+              </w:rPr>
+            </w:pPr>
+            <w:r>
+              <w:rPr>
                 <w:rFonts w:eastAsia="Calibri" w:cs="CenturyGothic" w:ascii="CenturyGothic" w:hAnsi="CenturyGothic"/>
                 <w:kern w:val="0"/>
                 <w:sz w:val="20"/>
                 <w:szCs w:val="20"/>
                 <w:lang w:val="pt-BR" w:eastAsia="en-US" w:bidi="ar-SA"/>
               </w:rPr>
-            </w:r>
-          </w:p>
-        </w:tc>
-        <w:tc>
-          <w:tcPr>
-            <w:tcW w:w="8456" w:type="dxa"/>
-            <w:gridSpan w:val="3"/>
-            <w:tcBorders/>
-            <w:vAlign w:val="center"/>
-          </w:tcPr>
-          <w:p>
-            <w:pPr>
-              <w:pStyle w:val="Normal"/>
-              <w:widowControl/>
-              <w:suppressAutoHyphens w:val="true"/>
-              <w:spacing w:lineRule="auto" w:line="240" w:before="0" w:after="60"/>
-              <w:jc w:val="left"/>
-              <w:rPr>
-                <w:rFonts w:ascii="CenturyGothic" w:hAnsi="CenturyGothic" w:cs="CenturyGothic"/>
-                <w:sz w:val="20"/>
-                <w:szCs w:val="20"/>
-              </w:rPr>
-            </w:pPr>
-            <w:r>
-              <w:rPr>
-                <w:rFonts w:eastAsia="Calibri" w:cs="CenturyGothic" w:ascii="CenturyGothic" w:hAnsi="CenturyGothic"/>
-                <w:kern w:val="0"/>
-                <w:sz w:val="20"/>
-                <w:szCs w:val="20"/>
-                <w:lang w:val="pt-BR" w:eastAsia="en-US" w:bidi="ar-SA"/>
-              </w:rPr>
               <w:t>23c- Documento compras.gov.br demonstrando o cadastro do esclarecimento e a respectiva resposta, assim como divulgação em sítio eletrônico oficial (art. 164, parágrafo único da Lei 14.133/2021)</w:t>
             </w:r>
           </w:p>
@@ -5787,11 +5587,9 @@
             </w:pPr>
             <w:r>
               <w:rPr>
-                <w:rFonts w:eastAsia="Calibri" w:cs="CenturyGothic" w:ascii="CenturyGothic" w:hAnsi="CenturyGothic"/>
-                <w:kern w:val="0"/>
-                <w:sz w:val="20"/>
-                <w:szCs w:val="20"/>
-                <w:lang w:val="pt-BR" w:eastAsia="en-US" w:bidi="ar-SA"/>
+                <w:rFonts w:cs="CenturyGothic" w:ascii="CenturyGothic" w:hAnsi="CenturyGothic"/>
+                <w:sz w:val="20"/>
+                <w:szCs w:val="20"/>
               </w:rPr>
             </w:r>
           </w:p>
@@ -5862,11 +5660,9 @@
             </w:pPr>
             <w:r>
               <w:rPr>
-                <w:rFonts w:eastAsia="Calibri" w:cs="CenturyGothic" w:ascii="CenturyGothic" w:hAnsi="CenturyGothic"/>
-                <w:kern w:val="0"/>
-                <w:sz w:val="20"/>
-                <w:szCs w:val="20"/>
-                <w:lang w:val="pt-BR" w:eastAsia="en-US" w:bidi="ar-SA"/>
+                <w:rFonts w:cs="CenturyGothic" w:ascii="CenturyGothic" w:hAnsi="CenturyGothic"/>
+                <w:sz w:val="20"/>
+                <w:szCs w:val="20"/>
               </w:rPr>
             </w:r>
           </w:p>
@@ -5938,12 +5734,10 @@
             </w:pPr>
             <w:r>
               <w:rPr>
-                <w:rFonts w:eastAsia="Calibri" w:cs="CenturyGothic" w:ascii="CenturyGothic" w:hAnsi="CenturyGothic"/>
-                <w:kern w:val="0"/>
-                <w:sz w:val="20"/>
-                <w:szCs w:val="20"/>
-                <w:highlight w:val="yellow"/>
-                <w:lang w:val="pt-BR" w:eastAsia="en-US" w:bidi="ar-SA"/>
+                <w:rFonts w:cs="CenturyGothic" w:ascii="CenturyGothic" w:hAnsi="CenturyGothic"/>
+                <w:sz w:val="20"/>
+                <w:szCs w:val="20"/>
+                <w:highlight w:val="yellow"/>
               </w:rPr>
             </w:r>
           </w:p>
@@ -6014,11 +5808,9 @@
             </w:pPr>
             <w:r>
               <w:rPr>
-                <w:rFonts w:eastAsia="Calibri" w:cs="CenturyGothic" w:ascii="CenturyGothic" w:hAnsi="CenturyGothic"/>
-                <w:kern w:val="0"/>
-                <w:sz w:val="20"/>
-                <w:szCs w:val="20"/>
-                <w:lang w:val="pt-BR" w:eastAsia="en-US" w:bidi="ar-SA"/>
+                <w:rFonts w:cs="CenturyGothic" w:ascii="CenturyGothic" w:hAnsi="CenturyGothic"/>
+                <w:sz w:val="20"/>
+                <w:szCs w:val="20"/>
               </w:rPr>
             </w:r>
           </w:p>
@@ -6078,11 +5870,9 @@
             </w:pPr>
             <w:r>
               <w:rPr>
-                <w:rFonts w:eastAsia="Calibri" w:cs="CenturyGothic" w:ascii="CenturyGothic" w:hAnsi="CenturyGothic"/>
-                <w:kern w:val="0"/>
-                <w:sz w:val="20"/>
-                <w:szCs w:val="20"/>
-                <w:lang w:val="pt-BR" w:eastAsia="en-US" w:bidi="ar-SA"/>
+                <w:rFonts w:cs="CenturyGothic" w:ascii="CenturyGothic" w:hAnsi="CenturyGothic"/>
+                <w:sz w:val="20"/>
+                <w:szCs w:val="20"/>
               </w:rPr>
             </w:r>
           </w:p>
@@ -6176,11 +5966,9 @@
             </w:pPr>
             <w:r>
               <w:rPr>
-                <w:rFonts w:eastAsia="Calibri" w:cs="CenturyGothic" w:ascii="CenturyGothic" w:hAnsi="CenturyGothic"/>
-                <w:kern w:val="0"/>
-                <w:sz w:val="20"/>
-                <w:szCs w:val="20"/>
-                <w:lang w:val="pt-BR" w:eastAsia="en-US" w:bidi="ar-SA"/>
+                <w:rFonts w:cs="CenturyGothic" w:ascii="CenturyGothic" w:hAnsi="CenturyGothic"/>
+                <w:sz w:val="20"/>
+                <w:szCs w:val="20"/>
               </w:rPr>
             </w:r>
           </w:p>
@@ -6211,12 +5999,10 @@
             </w:pPr>
             <w:r>
               <w:rPr>
-                <w:rFonts w:eastAsia="Calibri" w:cs="CenturyGothic" w:ascii="CenturyGothic" w:hAnsi="CenturyGothic"/>
-                <w:b/>
-                <w:kern w:val="0"/>
-                <w:sz w:val="20"/>
-                <w:szCs w:val="20"/>
-                <w:lang w:val="pt-BR" w:eastAsia="en-US" w:bidi="ar-SA"/>
+                <w:rFonts w:cs="CenturyGothic" w:ascii="CenturyGothic" w:hAnsi="CenturyGothic"/>
+                <w:b/>
+                <w:sz w:val="20"/>
+                <w:szCs w:val="20"/>
               </w:rPr>
             </w:r>
           </w:p>
@@ -6273,11 +6059,9 @@
             </w:pPr>
             <w:r>
               <w:rPr>
-                <w:rFonts w:eastAsia="Calibri" w:cs="CenturyGothic" w:ascii="CenturyGothic" w:hAnsi="CenturyGothic"/>
-                <w:kern w:val="0"/>
-                <w:sz w:val="20"/>
-                <w:szCs w:val="20"/>
-                <w:lang w:val="pt-BR" w:eastAsia="en-US" w:bidi="ar-SA"/>
+                <w:rFonts w:cs="CenturyGothic" w:ascii="CenturyGothic" w:hAnsi="CenturyGothic"/>
+                <w:sz w:val="20"/>
+                <w:szCs w:val="20"/>
               </w:rPr>
             </w:r>
           </w:p>
@@ -6308,12 +6092,10 @@
             </w:pPr>
             <w:r>
               <w:rPr>
-                <w:rFonts w:eastAsia="Calibri" w:cs="CenturyGothic" w:ascii="CenturyGothic" w:hAnsi="CenturyGothic"/>
-                <w:b/>
-                <w:kern w:val="0"/>
-                <w:sz w:val="20"/>
-                <w:szCs w:val="20"/>
-                <w:lang w:val="pt-BR" w:eastAsia="en-US" w:bidi="ar-SA"/>
+                <w:rFonts w:cs="CenturyGothic" w:ascii="CenturyGothic" w:hAnsi="CenturyGothic"/>
+                <w:b/>
+                <w:sz w:val="20"/>
+                <w:szCs w:val="20"/>
               </w:rPr>
             </w:r>
           </w:p>
@@ -6370,11 +6152,9 @@
             </w:pPr>
             <w:r>
               <w:rPr>
-                <w:rFonts w:eastAsia="Calibri" w:cs="CenturyGothic" w:ascii="CenturyGothic" w:hAnsi="CenturyGothic"/>
-                <w:kern w:val="0"/>
-                <w:sz w:val="20"/>
-                <w:szCs w:val="20"/>
-                <w:lang w:val="pt-BR" w:eastAsia="en-US" w:bidi="ar-SA"/>
+                <w:rFonts w:cs="CenturyGothic" w:ascii="CenturyGothic" w:hAnsi="CenturyGothic"/>
+                <w:sz w:val="20"/>
+                <w:szCs w:val="20"/>
               </w:rPr>
             </w:r>
           </w:p>
@@ -6405,12 +6185,10 @@
             </w:pPr>
             <w:r>
               <w:rPr>
-                <w:rFonts w:eastAsia="Calibri" w:cs="CenturyGothic" w:ascii="CenturyGothic" w:hAnsi="CenturyGothic"/>
-                <w:b/>
-                <w:kern w:val="0"/>
-                <w:sz w:val="20"/>
-                <w:szCs w:val="20"/>
-                <w:lang w:val="pt-BR" w:eastAsia="en-US" w:bidi="ar-SA"/>
+                <w:rFonts w:cs="CenturyGothic" w:ascii="CenturyGothic" w:hAnsi="CenturyGothic"/>
+                <w:b/>
+                <w:sz w:val="20"/>
+                <w:szCs w:val="20"/>
               </w:rPr>
             </w:r>
           </w:p>
@@ -6467,11 +6245,9 @@
             </w:pPr>
             <w:r>
               <w:rPr>
-                <w:rFonts w:eastAsia="Calibri" w:cs="CenturyGothic" w:ascii="CenturyGothic" w:hAnsi="CenturyGothic"/>
-                <w:kern w:val="0"/>
-                <w:sz w:val="20"/>
-                <w:szCs w:val="20"/>
-                <w:lang w:val="pt-BR" w:eastAsia="en-US" w:bidi="ar-SA"/>
+                <w:rFonts w:cs="CenturyGothic" w:ascii="CenturyGothic" w:hAnsi="CenturyGothic"/>
+                <w:sz w:val="20"/>
+                <w:szCs w:val="20"/>
               </w:rPr>
             </w:r>
           </w:p>
@@ -6542,11 +6318,9 @@
             </w:pPr>
             <w:r>
               <w:rPr>
-                <w:rFonts w:eastAsia="Calibri" w:cs="CenturyGothic" w:ascii="CenturyGothic" w:hAnsi="CenturyGothic"/>
-                <w:kern w:val="0"/>
-                <w:sz w:val="20"/>
-                <w:szCs w:val="20"/>
-                <w:lang w:val="pt-BR" w:eastAsia="en-US" w:bidi="ar-SA"/>
+                <w:rFonts w:cs="CenturyGothic" w:ascii="CenturyGothic" w:hAnsi="CenturyGothic"/>
+                <w:sz w:val="20"/>
+                <w:szCs w:val="20"/>
               </w:rPr>
             </w:r>
           </w:p>
@@ -6617,11 +6391,9 @@
             </w:pPr>
             <w:r>
               <w:rPr>
-                <w:rFonts w:eastAsia="Calibri" w:cs="CenturyGothic" w:ascii="CenturyGothic" w:hAnsi="CenturyGothic"/>
-                <w:kern w:val="0"/>
-                <w:sz w:val="20"/>
-                <w:szCs w:val="20"/>
-                <w:lang w:val="pt-BR" w:eastAsia="en-US" w:bidi="ar-SA"/>
+                <w:rFonts w:cs="CenturyGothic" w:ascii="CenturyGothic" w:hAnsi="CenturyGothic"/>
+                <w:sz w:val="20"/>
+                <w:szCs w:val="20"/>
               </w:rPr>
             </w:r>
           </w:p>
@@ -6683,11 +6455,9 @@
             </w:pPr>
             <w:r>
               <w:rPr>
-                <w:rFonts w:eastAsia="Calibri" w:cs="CenturyGothic" w:ascii="CenturyGothic" w:hAnsi="CenturyGothic"/>
-                <w:kern w:val="0"/>
-                <w:sz w:val="20"/>
-                <w:szCs w:val="20"/>
-                <w:lang w:val="pt-BR" w:eastAsia="en-US" w:bidi="ar-SA"/>
+                <w:rFonts w:cs="CenturyGothic" w:ascii="CenturyGothic" w:hAnsi="CenturyGothic"/>
+                <w:sz w:val="20"/>
+                <w:szCs w:val="20"/>
               </w:rPr>
             </w:r>
           </w:p>
@@ -6747,11 +6517,9 @@
             </w:pPr>
             <w:r>
               <w:rPr>
-                <w:rFonts w:eastAsia="Calibri" w:cs="CenturyGothic" w:ascii="CenturyGothic" w:hAnsi="CenturyGothic"/>
-                <w:kern w:val="0"/>
-                <w:sz w:val="20"/>
-                <w:szCs w:val="20"/>
-                <w:lang w:val="pt-BR" w:eastAsia="en-US" w:bidi="ar-SA"/>
+                <w:rFonts w:cs="CenturyGothic" w:ascii="CenturyGothic" w:hAnsi="CenturyGothic"/>
+                <w:sz w:val="20"/>
+                <w:szCs w:val="20"/>
               </w:rPr>
             </w:r>
           </w:p>
@@ -6811,11 +6579,9 @@
             </w:pPr>
             <w:r>
               <w:rPr>
-                <w:rFonts w:eastAsia="Calibri" w:cs="CenturyGothic" w:ascii="CenturyGothic" w:hAnsi="CenturyGothic"/>
-                <w:kern w:val="0"/>
-                <w:sz w:val="20"/>
-                <w:szCs w:val="20"/>
-                <w:lang w:val="pt-BR" w:eastAsia="en-US" w:bidi="ar-SA"/>
+                <w:rFonts w:cs="CenturyGothic" w:ascii="CenturyGothic" w:hAnsi="CenturyGothic"/>
+                <w:sz w:val="20"/>
+                <w:szCs w:val="20"/>
               </w:rPr>
             </w:r>
           </w:p>
@@ -6875,11 +6641,9 @@
             </w:pPr>
             <w:r>
               <w:rPr>
-                <w:rFonts w:eastAsia="Calibri" w:cs="CenturyGothic" w:ascii="CenturyGothic" w:hAnsi="CenturyGothic"/>
-                <w:kern w:val="0"/>
-                <w:sz w:val="20"/>
-                <w:szCs w:val="20"/>
-                <w:lang w:val="pt-BR" w:eastAsia="en-US" w:bidi="ar-SA"/>
+                <w:rFonts w:cs="CenturyGothic" w:ascii="CenturyGothic" w:hAnsi="CenturyGothic"/>
+                <w:sz w:val="20"/>
+                <w:szCs w:val="20"/>
               </w:rPr>
             </w:r>
           </w:p>
@@ -6939,11 +6703,9 @@
             </w:pPr>
             <w:r>
               <w:rPr>
-                <w:rFonts w:eastAsia="Calibri" w:cs="CenturyGothic" w:ascii="CenturyGothic" w:hAnsi="CenturyGothic"/>
-                <w:kern w:val="0"/>
-                <w:sz w:val="20"/>
-                <w:szCs w:val="20"/>
-                <w:lang w:val="pt-BR" w:eastAsia="en-US" w:bidi="ar-SA"/>
+                <w:rFonts w:cs="CenturyGothic" w:ascii="CenturyGothic" w:hAnsi="CenturyGothic"/>
+                <w:sz w:val="20"/>
+                <w:szCs w:val="20"/>
               </w:rPr>
             </w:r>
           </w:p>
@@ -7003,11 +6765,9 @@
             </w:pPr>
             <w:r>
               <w:rPr>
-                <w:rFonts w:eastAsia="Calibri" w:cs="CenturyGothic" w:ascii="CenturyGothic" w:hAnsi="CenturyGothic"/>
-                <w:kern w:val="0"/>
-                <w:sz w:val="20"/>
-                <w:szCs w:val="20"/>
-                <w:lang w:val="pt-BR" w:eastAsia="en-US" w:bidi="ar-SA"/>
+                <w:rFonts w:cs="CenturyGothic" w:ascii="CenturyGothic" w:hAnsi="CenturyGothic"/>
+                <w:sz w:val="20"/>
+                <w:szCs w:val="20"/>
               </w:rPr>
             </w:r>
           </w:p>
@@ -7067,11 +6827,9 @@
             </w:pPr>
             <w:r>
               <w:rPr>
-                <w:rFonts w:eastAsia="Calibri" w:cs="CenturyGothic" w:ascii="CenturyGothic" w:hAnsi="CenturyGothic"/>
-                <w:kern w:val="0"/>
-                <w:sz w:val="20"/>
-                <w:szCs w:val="20"/>
-                <w:lang w:val="pt-BR" w:eastAsia="en-US" w:bidi="ar-SA"/>
+                <w:rFonts w:cs="CenturyGothic" w:ascii="CenturyGothic" w:hAnsi="CenturyGothic"/>
+                <w:sz w:val="20"/>
+                <w:szCs w:val="20"/>
               </w:rPr>
             </w:r>
           </w:p>
@@ -7131,11 +6889,9 @@
             </w:pPr>
             <w:r>
               <w:rPr>
-                <w:rFonts w:eastAsia="Calibri" w:cs="CenturyGothic" w:ascii="CenturyGothic" w:hAnsi="CenturyGothic"/>
-                <w:kern w:val="0"/>
-                <w:sz w:val="20"/>
-                <w:szCs w:val="20"/>
-                <w:lang w:val="pt-BR" w:eastAsia="en-US" w:bidi="ar-SA"/>
+                <w:rFonts w:cs="CenturyGothic" w:ascii="CenturyGothic" w:hAnsi="CenturyGothic"/>
+                <w:sz w:val="20"/>
+                <w:szCs w:val="20"/>
               </w:rPr>
             </w:r>
           </w:p>
@@ -7195,11 +6951,9 @@
             </w:pPr>
             <w:r>
               <w:rPr>
-                <w:rFonts w:eastAsia="Calibri" w:cs="CenturyGothic" w:ascii="CenturyGothic" w:hAnsi="CenturyGothic"/>
-                <w:kern w:val="0"/>
-                <w:sz w:val="20"/>
-                <w:szCs w:val="20"/>
-                <w:lang w:val="pt-BR" w:eastAsia="en-US" w:bidi="ar-SA"/>
+                <w:rFonts w:cs="CenturyGothic" w:ascii="CenturyGothic" w:hAnsi="CenturyGothic"/>
+                <w:sz w:val="20"/>
+                <w:szCs w:val="20"/>
               </w:rPr>
             </w:r>
           </w:p>
@@ -7259,11 +7013,9 @@
             </w:pPr>
             <w:r>
               <w:rPr>
-                <w:rFonts w:eastAsia="Calibri" w:cs="CenturyGothic" w:ascii="CenturyGothic" w:hAnsi="CenturyGothic"/>
-                <w:kern w:val="0"/>
-                <w:sz w:val="20"/>
-                <w:szCs w:val="20"/>
-                <w:lang w:val="pt-BR" w:eastAsia="en-US" w:bidi="ar-SA"/>
+                <w:rFonts w:cs="CenturyGothic" w:ascii="CenturyGothic" w:hAnsi="CenturyGothic"/>
+                <w:sz w:val="20"/>
+                <w:szCs w:val="20"/>
               </w:rPr>
             </w:r>
           </w:p>
@@ -7405,14 +7157,12 @@
             </w:pPr>
             <w:r>
               <w:rPr>
-                <w:rFonts w:eastAsia="Calibri" w:cs="CenturyGothic,Bold" w:ascii="CenturyGothic,Bold" w:hAnsi="CenturyGothic,Bold"/>
-                <w:b/>
-                <w:bCs/>
-                <w:kern w:val="0"/>
-                <w:sz w:val="20"/>
-                <w:szCs w:val="20"/>
-                <w:highlight w:val="yellow"/>
-                <w:lang w:val="pt-BR" w:eastAsia="en-US" w:bidi="ar-SA"/>
+                <w:rFonts w:cs="CenturyGothic,Bold" w:ascii="CenturyGothic,Bold" w:hAnsi="CenturyGothic,Bold"/>
+                <w:b/>
+                <w:bCs/>
+                <w:sz w:val="20"/>
+                <w:szCs w:val="20"/>
+                <w:highlight w:val="yellow"/>
               </w:rPr>
             </w:r>
           </w:p>
@@ -7441,14 +7191,12 @@
             </w:pPr>
             <w:r>
               <w:rPr>
-                <w:rFonts w:eastAsia="Calibri" w:cs="CenturyGothic,Bold" w:ascii="CenturyGothic,Bold" w:hAnsi="CenturyGothic,Bold"/>
-                <w:b/>
-                <w:bCs/>
-                <w:kern w:val="0"/>
-                <w:sz w:val="20"/>
-                <w:szCs w:val="20"/>
-                <w:highlight w:val="yellow"/>
-                <w:lang w:val="pt-BR" w:eastAsia="en-US" w:bidi="ar-SA"/>
+                <w:rFonts w:cs="CenturyGothic,Bold" w:ascii="CenturyGothic,Bold" w:hAnsi="CenturyGothic,Bold"/>
+                <w:b/>
+                <w:bCs/>
+                <w:sz w:val="20"/>
+                <w:szCs w:val="20"/>
+                <w:highlight w:val="yellow"/>
               </w:rPr>
             </w:r>
           </w:p>
@@ -7476,14 +7224,12 @@
             </w:pPr>
             <w:r>
               <w:rPr>
-                <w:rFonts w:eastAsia="Calibri" w:cs="CenturyGothic,Bold" w:ascii="CenturyGothic,Bold" w:hAnsi="CenturyGothic,Bold"/>
-                <w:b/>
-                <w:bCs/>
-                <w:kern w:val="0"/>
-                <w:sz w:val="20"/>
-                <w:szCs w:val="20"/>
-                <w:highlight w:val="yellow"/>
-                <w:lang w:val="pt-BR" w:eastAsia="en-US" w:bidi="ar-SA"/>
+                <w:rFonts w:cs="CenturyGothic,Bold" w:ascii="CenturyGothic,Bold" w:hAnsi="CenturyGothic,Bold"/>
+                <w:b/>
+                <w:bCs/>
+                <w:sz w:val="20"/>
+                <w:szCs w:val="20"/>
+                <w:highlight w:val="yellow"/>
               </w:rPr>
             </w:r>
           </w:p>
@@ -7511,14 +7257,12 @@
             </w:pPr>
             <w:r>
               <w:rPr>
-                <w:rFonts w:eastAsia="Calibri" w:cs="CenturyGothic,Bold" w:ascii="CenturyGothic,Bold" w:hAnsi="CenturyGothic,Bold"/>
-                <w:b/>
-                <w:bCs/>
-                <w:kern w:val="0"/>
-                <w:sz w:val="20"/>
-                <w:szCs w:val="20"/>
-                <w:highlight w:val="yellow"/>
-                <w:lang w:val="pt-BR" w:eastAsia="en-US" w:bidi="ar-SA"/>
+                <w:rFonts w:cs="CenturyGothic,Bold" w:ascii="CenturyGothic,Bold" w:hAnsi="CenturyGothic,Bold"/>
+                <w:b/>
+                <w:bCs/>
+                <w:sz w:val="20"/>
+                <w:szCs w:val="20"/>
+                <w:highlight w:val="yellow"/>
               </w:rPr>
             </w:r>
           </w:p>
@@ -7666,14 +7410,12 @@
             </w:pPr>
             <w:r>
               <w:rPr>
-                <w:rFonts w:eastAsia="Calibri" w:cs="CenturyGothic,Bold" w:ascii="CenturyGothic,Bold" w:hAnsi="CenturyGothic,Bold"/>
-                <w:b/>
-                <w:bCs/>
-                <w:kern w:val="0"/>
-                <w:sz w:val="20"/>
-                <w:szCs w:val="20"/>
-                <w:highlight w:val="yellow"/>
-                <w:lang w:val="pt-BR" w:eastAsia="en-US" w:bidi="ar-SA"/>
+                <w:rFonts w:cs="CenturyGothic,Bold" w:ascii="CenturyGothic,Bold" w:hAnsi="CenturyGothic,Bold"/>
+                <w:b/>
+                <w:bCs/>
+                <w:sz w:val="20"/>
+                <w:szCs w:val="20"/>
+                <w:highlight w:val="yellow"/>
               </w:rPr>
             </w:r>
           </w:p>
@@ -7701,14 +7443,12 @@
             </w:pPr>
             <w:r>
               <w:rPr>
-                <w:rFonts w:eastAsia="Calibri" w:cs="CenturyGothic,Bold" w:ascii="CenturyGothic,Bold" w:hAnsi="CenturyGothic,Bold"/>
-                <w:b/>
-                <w:bCs/>
-                <w:kern w:val="0"/>
-                <w:sz w:val="20"/>
-                <w:szCs w:val="20"/>
-                <w:highlight w:val="yellow"/>
-                <w:lang w:val="pt-BR" w:eastAsia="en-US" w:bidi="ar-SA"/>
+                <w:rFonts w:cs="CenturyGothic,Bold" w:ascii="CenturyGothic,Bold" w:hAnsi="CenturyGothic,Bold"/>
+                <w:b/>
+                <w:bCs/>
+                <w:sz w:val="20"/>
+                <w:szCs w:val="20"/>
+                <w:highlight w:val="yellow"/>
               </w:rPr>
             </w:r>
           </w:p>
@@ -7736,14 +7476,12 @@
             </w:pPr>
             <w:r>
               <w:rPr>
-                <w:rFonts w:eastAsia="Calibri" w:cs="CenturyGothic,Bold" w:ascii="CenturyGothic,Bold" w:hAnsi="CenturyGothic,Bold"/>
-                <w:b/>
-                <w:bCs/>
-                <w:kern w:val="0"/>
-                <w:sz w:val="20"/>
-                <w:szCs w:val="20"/>
-                <w:highlight w:val="yellow"/>
-                <w:lang w:val="pt-BR" w:eastAsia="en-US" w:bidi="ar-SA"/>
+                <w:rFonts w:cs="CenturyGothic,Bold" w:ascii="CenturyGothic,Bold" w:hAnsi="CenturyGothic,Bold"/>
+                <w:b/>
+                <w:bCs/>
+                <w:sz w:val="20"/>
+                <w:szCs w:val="20"/>
+                <w:highlight w:val="yellow"/>
               </w:rPr>
             </w:r>
           </w:p>
@@ -7772,14 +7510,12 @@
             </w:pPr>
             <w:r>
               <w:rPr>
-                <w:rFonts w:eastAsia="Calibri" w:cs="CenturyGothic,Bold" w:ascii="CenturyGothic,Bold" w:hAnsi="CenturyGothic,Bold"/>
-                <w:b/>
-                <w:bCs/>
-                <w:kern w:val="0"/>
-                <w:sz w:val="20"/>
-                <w:szCs w:val="20"/>
-                <w:highlight w:val="yellow"/>
-                <w:lang w:val="pt-BR" w:eastAsia="en-US" w:bidi="ar-SA"/>
+                <w:rFonts w:cs="CenturyGothic,Bold" w:ascii="CenturyGothic,Bold" w:hAnsi="CenturyGothic,Bold"/>
+                <w:b/>
+                <w:bCs/>
+                <w:sz w:val="20"/>
+                <w:szCs w:val="20"/>
+                <w:highlight w:val="yellow"/>
               </w:rPr>
             </w:r>
           </w:p>
@@ -7812,6 +7548,38 @@
             </w:pPr>
             <w:r>
               <w:rPr>
+                <w:rFonts w:cs="CenturyGothic,Bold" w:ascii="CenturyGothic,Bold" w:hAnsi="CenturyGothic,Bold"/>
+                <w:b/>
+                <w:bCs/>
+                <w:sz w:val="20"/>
+                <w:szCs w:val="20"/>
+              </w:rPr>
+            </w:r>
+          </w:p>
+        </w:tc>
+        <w:tc>
+          <w:tcPr>
+            <w:tcW w:w="6343" w:type="dxa"/>
+            <w:tcBorders/>
+            <w:vAlign w:val="center"/>
+          </w:tcPr>
+          <w:p>
+            <w:pPr>
+              <w:pStyle w:val="Normal"/>
+              <w:widowControl/>
+              <w:suppressAutoHyphens w:val="true"/>
+              <w:spacing w:lineRule="auto" w:line="240" w:before="0" w:after="0"/>
+              <w:jc w:val="left"/>
+              <w:rPr>
+                <w:rFonts w:ascii="CenturyGothic,Bold" w:hAnsi="CenturyGothic,Bold" w:cs="CenturyGothic,Bold"/>
+                <w:b/>
+                <w:bCs/>
+                <w:sz w:val="20"/>
+                <w:szCs w:val="20"/>
+              </w:rPr>
+            </w:pPr>
+            <w:r>
+              <w:rPr>
                 <w:rFonts w:eastAsia="Calibri" w:cs="CenturyGothic,Bold" w:ascii="CenturyGothic,Bold" w:hAnsi="CenturyGothic,Bold"/>
                 <w:b/>
                 <w:bCs/>
@@ -7820,40 +7588,6 @@
                 <w:szCs w:val="20"/>
                 <w:lang w:val="pt-BR" w:eastAsia="en-US" w:bidi="ar-SA"/>
               </w:rPr>
-            </w:r>
-          </w:p>
-        </w:tc>
-        <w:tc>
-          <w:tcPr>
-            <w:tcW w:w="6343" w:type="dxa"/>
-            <w:tcBorders/>
-            <w:vAlign w:val="center"/>
-          </w:tcPr>
-          <w:p>
-            <w:pPr>
-              <w:pStyle w:val="Normal"/>
-              <w:widowControl/>
-              <w:suppressAutoHyphens w:val="true"/>
-              <w:spacing w:lineRule="auto" w:line="240" w:before="0" w:after="0"/>
-              <w:jc w:val="left"/>
-              <w:rPr>
-                <w:rFonts w:ascii="CenturyGothic,Bold" w:hAnsi="CenturyGothic,Bold" w:cs="CenturyGothic,Bold"/>
-                <w:b/>
-                <w:bCs/>
-                <w:sz w:val="20"/>
-                <w:szCs w:val="20"/>
-              </w:rPr>
-            </w:pPr>
-            <w:r>
-              <w:rPr>
-                <w:rFonts w:eastAsia="Calibri" w:cs="CenturyGothic,Bold" w:ascii="CenturyGothic,Bold" w:hAnsi="CenturyGothic,Bold"/>
-                <w:b/>
-                <w:bCs/>
-                <w:kern w:val="0"/>
-                <w:sz w:val="20"/>
-                <w:szCs w:val="20"/>
-                <w:lang w:val="pt-BR" w:eastAsia="en-US" w:bidi="ar-SA"/>
-              </w:rPr>
               <w:t>CEIS (edital)</w:t>
             </w:r>
           </w:p>
@@ -7881,14 +7615,12 @@
             </w:pPr>
             <w:r>
               <w:rPr>
-                <w:rFonts w:eastAsia="Calibri" w:cs="CenturyGothic,Bold" w:ascii="CenturyGothic,Bold" w:hAnsi="CenturyGothic,Bold"/>
-                <w:b/>
-                <w:bCs/>
-                <w:kern w:val="0"/>
-                <w:sz w:val="20"/>
-                <w:szCs w:val="20"/>
-                <w:highlight w:val="yellow"/>
-                <w:lang w:val="pt-BR" w:eastAsia="en-US" w:bidi="ar-SA"/>
+                <w:rFonts w:cs="CenturyGothic,Bold" w:ascii="CenturyGothic,Bold" w:hAnsi="CenturyGothic,Bold"/>
+                <w:b/>
+                <w:bCs/>
+                <w:sz w:val="20"/>
+                <w:szCs w:val="20"/>
+                <w:highlight w:val="yellow"/>
               </w:rPr>
             </w:r>
           </w:p>
@@ -7916,14 +7648,12 @@
             </w:pPr>
             <w:r>
               <w:rPr>
-                <w:rFonts w:eastAsia="Calibri" w:cs="CenturyGothic,Bold" w:ascii="CenturyGothic,Bold" w:hAnsi="CenturyGothic,Bold"/>
-                <w:b/>
-                <w:bCs/>
-                <w:kern w:val="0"/>
-                <w:sz w:val="20"/>
-                <w:szCs w:val="20"/>
-                <w:highlight w:val="yellow"/>
-                <w:lang w:val="pt-BR" w:eastAsia="en-US" w:bidi="ar-SA"/>
+                <w:rFonts w:cs="CenturyGothic,Bold" w:ascii="CenturyGothic,Bold" w:hAnsi="CenturyGothic,Bold"/>
+                <w:b/>
+                <w:bCs/>
+                <w:sz w:val="20"/>
+                <w:szCs w:val="20"/>
+                <w:highlight w:val="yellow"/>
               </w:rPr>
             </w:r>
           </w:p>
@@ -7951,14 +7681,12 @@
             </w:pPr>
             <w:r>
               <w:rPr>
-                <w:rFonts w:eastAsia="Calibri" w:cs="CenturyGothic,Bold" w:ascii="CenturyGothic,Bold" w:hAnsi="CenturyGothic,Bold"/>
-                <w:b/>
-                <w:bCs/>
-                <w:kern w:val="0"/>
-                <w:sz w:val="20"/>
-                <w:szCs w:val="20"/>
-                <w:highlight w:val="yellow"/>
-                <w:lang w:val="pt-BR" w:eastAsia="en-US" w:bidi="ar-SA"/>
+                <w:rFonts w:cs="CenturyGothic,Bold" w:ascii="CenturyGothic,Bold" w:hAnsi="CenturyGothic,Bold"/>
+                <w:b/>
+                <w:bCs/>
+                <w:sz w:val="20"/>
+                <w:szCs w:val="20"/>
+                <w:highlight w:val="yellow"/>
               </w:rPr>
             </w:r>
           </w:p>
@@ -7986,14 +7714,12 @@
             </w:pPr>
             <w:r>
               <w:rPr>
-                <w:rFonts w:eastAsia="Calibri" w:cs="CenturyGothic,Bold" w:ascii="CenturyGothic,Bold" w:hAnsi="CenturyGothic,Bold"/>
-                <w:b/>
-                <w:bCs/>
-                <w:kern w:val="0"/>
-                <w:sz w:val="20"/>
-                <w:szCs w:val="20"/>
-                <w:highlight w:val="yellow"/>
-                <w:lang w:val="pt-BR" w:eastAsia="en-US" w:bidi="ar-SA"/>
+                <w:rFonts w:cs="CenturyGothic,Bold" w:ascii="CenturyGothic,Bold" w:hAnsi="CenturyGothic,Bold"/>
+                <w:b/>
+                <w:bCs/>
+                <w:sz w:val="20"/>
+                <w:szCs w:val="20"/>
+                <w:highlight w:val="yellow"/>
               </w:rPr>
             </w:r>
           </w:p>
@@ -8026,6 +7752,38 @@
             </w:pPr>
             <w:r>
               <w:rPr>
+                <w:rFonts w:cs="CenturyGothic,Bold" w:ascii="CenturyGothic,Bold" w:hAnsi="CenturyGothic,Bold"/>
+                <w:b/>
+                <w:bCs/>
+                <w:sz w:val="20"/>
+                <w:szCs w:val="20"/>
+              </w:rPr>
+            </w:r>
+          </w:p>
+        </w:tc>
+        <w:tc>
+          <w:tcPr>
+            <w:tcW w:w="6343" w:type="dxa"/>
+            <w:tcBorders/>
+            <w:vAlign w:val="center"/>
+          </w:tcPr>
+          <w:p>
+            <w:pPr>
+              <w:pStyle w:val="Normal"/>
+              <w:widowControl/>
+              <w:suppressAutoHyphens w:val="true"/>
+              <w:spacing w:lineRule="auto" w:line="240" w:before="0" w:after="0"/>
+              <w:jc w:val="left"/>
+              <w:rPr>
+                <w:rFonts w:ascii="CenturyGothic,Bold" w:hAnsi="CenturyGothic,Bold" w:cs="CenturyGothic,Bold"/>
+                <w:b/>
+                <w:bCs/>
+                <w:sz w:val="20"/>
+                <w:szCs w:val="20"/>
+              </w:rPr>
+            </w:pPr>
+            <w:r>
+              <w:rPr>
                 <w:rFonts w:eastAsia="Calibri" w:cs="CenturyGothic,Bold" w:ascii="CenturyGothic,Bold" w:hAnsi="CenturyGothic,Bold"/>
                 <w:b/>
                 <w:bCs/>
@@ -8034,40 +7792,6 @@
                 <w:szCs w:val="20"/>
                 <w:lang w:val="pt-BR" w:eastAsia="en-US" w:bidi="ar-SA"/>
               </w:rPr>
-            </w:r>
-          </w:p>
-        </w:tc>
-        <w:tc>
-          <w:tcPr>
-            <w:tcW w:w="6343" w:type="dxa"/>
-            <w:tcBorders/>
-            <w:vAlign w:val="center"/>
-          </w:tcPr>
-          <w:p>
-            <w:pPr>
-              <w:pStyle w:val="Normal"/>
-              <w:widowControl/>
-              <w:suppressAutoHyphens w:val="true"/>
-              <w:spacing w:lineRule="auto" w:line="240" w:before="0" w:after="0"/>
-              <w:jc w:val="left"/>
-              <w:rPr>
-                <w:rFonts w:ascii="CenturyGothic,Bold" w:hAnsi="CenturyGothic,Bold" w:cs="CenturyGothic,Bold"/>
-                <w:b/>
-                <w:bCs/>
-                <w:sz w:val="20"/>
-                <w:szCs w:val="20"/>
-              </w:rPr>
-            </w:pPr>
-            <w:r>
-              <w:rPr>
-                <w:rFonts w:eastAsia="Calibri" w:cs="CenturyGothic,Bold" w:ascii="CenturyGothic,Bold" w:hAnsi="CenturyGothic,Bold"/>
-                <w:b/>
-                <w:bCs/>
-                <w:kern w:val="0"/>
-                <w:sz w:val="20"/>
-                <w:szCs w:val="20"/>
-                <w:lang w:val="pt-BR" w:eastAsia="en-US" w:bidi="ar-SA"/>
-              </w:rPr>
               <w:t>CNEP (edital)</w:t>
             </w:r>
           </w:p>
@@ -8095,14 +7819,12 @@
             </w:pPr>
             <w:r>
               <w:rPr>
-                <w:rFonts w:eastAsia="Calibri" w:cs="CenturyGothic,Bold" w:ascii="CenturyGothic,Bold" w:hAnsi="CenturyGothic,Bold"/>
-                <w:b/>
-                <w:bCs/>
-                <w:kern w:val="0"/>
-                <w:sz w:val="20"/>
-                <w:szCs w:val="20"/>
-                <w:highlight w:val="yellow"/>
-                <w:lang w:val="pt-BR" w:eastAsia="en-US" w:bidi="ar-SA"/>
+                <w:rFonts w:cs="CenturyGothic,Bold" w:ascii="CenturyGothic,Bold" w:hAnsi="CenturyGothic,Bold"/>
+                <w:b/>
+                <w:bCs/>
+                <w:sz w:val="20"/>
+                <w:szCs w:val="20"/>
+                <w:highlight w:val="yellow"/>
               </w:rPr>
             </w:r>
           </w:p>
@@ -8130,14 +7852,12 @@
             </w:pPr>
             <w:r>
               <w:rPr>
-                <w:rFonts w:eastAsia="Calibri" w:cs="CenturyGothic,Bold" w:ascii="CenturyGothic,Bold" w:hAnsi="CenturyGothic,Bold"/>
-                <w:b/>
-                <w:bCs/>
-                <w:kern w:val="0"/>
-                <w:sz w:val="20"/>
-                <w:szCs w:val="20"/>
-                <w:highlight w:val="yellow"/>
-                <w:lang w:val="pt-BR" w:eastAsia="en-US" w:bidi="ar-SA"/>
+                <w:rFonts w:cs="CenturyGothic,Bold" w:ascii="CenturyGothic,Bold" w:hAnsi="CenturyGothic,Bold"/>
+                <w:b/>
+                <w:bCs/>
+                <w:sz w:val="20"/>
+                <w:szCs w:val="20"/>
+                <w:highlight w:val="yellow"/>
               </w:rPr>
             </w:r>
           </w:p>
@@ -8165,14 +7885,12 @@
             </w:pPr>
             <w:r>
               <w:rPr>
-                <w:rFonts w:eastAsia="Calibri" w:cs="CenturyGothic,Bold" w:ascii="CenturyGothic,Bold" w:hAnsi="CenturyGothic,Bold"/>
-                <w:b/>
-                <w:bCs/>
-                <w:kern w:val="0"/>
-                <w:sz w:val="20"/>
-                <w:szCs w:val="20"/>
-                <w:highlight w:val="yellow"/>
-                <w:lang w:val="pt-BR" w:eastAsia="en-US" w:bidi="ar-SA"/>
+                <w:rFonts w:cs="CenturyGothic,Bold" w:ascii="CenturyGothic,Bold" w:hAnsi="CenturyGothic,Bold"/>
+                <w:b/>
+                <w:bCs/>
+                <w:sz w:val="20"/>
+                <w:szCs w:val="20"/>
+                <w:highlight w:val="yellow"/>
               </w:rPr>
             </w:r>
           </w:p>
@@ -8200,14 +7918,12 @@
             </w:pPr>
             <w:r>
               <w:rPr>
-                <w:rFonts w:eastAsia="Calibri" w:cs="CenturyGothic,Bold" w:ascii="CenturyGothic,Bold" w:hAnsi="CenturyGothic,Bold"/>
-                <w:b/>
-                <w:bCs/>
-                <w:kern w:val="0"/>
-                <w:sz w:val="20"/>
-                <w:szCs w:val="20"/>
-                <w:highlight w:val="yellow"/>
-                <w:lang w:val="pt-BR" w:eastAsia="en-US" w:bidi="ar-SA"/>
+                <w:rFonts w:cs="CenturyGothic,Bold" w:ascii="CenturyGothic,Bold" w:hAnsi="CenturyGothic,Bold"/>
+                <w:b/>
+                <w:bCs/>
+                <w:sz w:val="20"/>
+                <w:szCs w:val="20"/>
+                <w:highlight w:val="yellow"/>
               </w:rPr>
             </w:r>
           </w:p>
@@ -8240,6 +7956,39 @@
             </w:pPr>
             <w:r>
               <w:rPr>
+                <w:rFonts w:cs="CenturyGothic,Bold" w:ascii="CenturyGothic,Bold" w:hAnsi="CenturyGothic,Bold"/>
+                <w:b/>
+                <w:bCs/>
+                <w:sz w:val="20"/>
+                <w:szCs w:val="20"/>
+              </w:rPr>
+            </w:r>
+          </w:p>
+        </w:tc>
+        <w:tc>
+          <w:tcPr>
+            <w:tcW w:w="6343" w:type="dxa"/>
+            <w:tcBorders/>
+            <w:vAlign w:val="center"/>
+          </w:tcPr>
+          <w:p>
+            <w:pPr>
+              <w:pStyle w:val="Normal"/>
+              <w:widowControl/>
+              <w:suppressAutoHyphens w:val="true"/>
+              <w:spacing w:lineRule="auto" w:line="240" w:before="0" w:after="0"/>
+              <w:jc w:val="left"/>
+              <w:rPr>
+                <w:rFonts w:ascii="CenturyGothic,Bold" w:hAnsi="CenturyGothic,Bold" w:cs="CenturyGothic,Bold"/>
+                <w:b/>
+                <w:bCs/>
+                <w:sz w:val="20"/>
+                <w:szCs w:val="20"/>
+              </w:rPr>
+            </w:pPr>
+            <w:commentRangeStart w:id="1"/>
+            <w:r>
+              <w:rPr>
                 <w:rFonts w:eastAsia="Calibri" w:cs="CenturyGothic,Bold" w:ascii="CenturyGothic,Bold" w:hAnsi="CenturyGothic,Bold"/>
                 <w:b/>
                 <w:bCs/>
@@ -8248,31 +7997,12 @@
                 <w:szCs w:val="20"/>
                 <w:lang w:val="pt-BR" w:eastAsia="en-US" w:bidi="ar-SA"/>
               </w:rPr>
-            </w:r>
-          </w:p>
-        </w:tc>
-        <w:tc>
-          <w:tcPr>
-            <w:tcW w:w="6343" w:type="dxa"/>
-            <w:tcBorders/>
-            <w:vAlign w:val="center"/>
-          </w:tcPr>
-          <w:p>
-            <w:pPr>
-              <w:pStyle w:val="Normal"/>
-              <w:widowControl/>
-              <w:suppressAutoHyphens w:val="true"/>
-              <w:spacing w:lineRule="auto" w:line="240" w:before="0" w:after="0"/>
-              <w:jc w:val="left"/>
-              <w:rPr>
-                <w:rFonts w:ascii="CenturyGothic,Bold" w:hAnsi="CenturyGothic,Bold" w:cs="CenturyGothic,Bold"/>
-                <w:b/>
-                <w:bCs/>
-                <w:sz w:val="20"/>
-                <w:szCs w:val="20"/>
-              </w:rPr>
-            </w:pPr>
-            <w:commentRangeStart w:id="1"/>
+              <w:t>CNCIAI (licitante e sócio) (edital)</w:t>
+            </w:r>
+            <w:commentRangeEnd w:id="1"/>
+            <w:r>
+              <w:commentReference w:id="1"/>
+            </w:r>
             <w:r>
               <w:rPr>
                 <w:rFonts w:eastAsia="Calibri" w:cs="CenturyGothic,Bold" w:ascii="CenturyGothic,Bold" w:hAnsi="CenturyGothic,Bold"/>
@@ -8283,22 +8013,6 @@
                 <w:szCs w:val="20"/>
                 <w:lang w:val="pt-BR" w:eastAsia="en-US" w:bidi="ar-SA"/>
               </w:rPr>
-              <w:t>CNCIAI (licitante e sócio) (edital)</w:t>
-            </w:r>
-            <w:commentRangeEnd w:id="1"/>
-            <w:r>
-              <w:commentReference w:id="1"/>
-            </w:r>
-            <w:r>
-              <w:rPr>
-                <w:rFonts w:eastAsia="Calibri" w:cs="CenturyGothic,Bold" w:ascii="CenturyGothic,Bold" w:hAnsi="CenturyGothic,Bold"/>
-                <w:b/>
-                <w:bCs/>
-                <w:kern w:val="0"/>
-                <w:sz w:val="20"/>
-                <w:szCs w:val="20"/>
-                <w:lang w:val="pt-BR" w:eastAsia="en-US" w:bidi="ar-SA"/>
-              </w:rPr>
             </w:r>
           </w:p>
         </w:tc>
@@ -8325,14 +8039,12 @@
             </w:pPr>
             <w:r>
               <w:rPr>
-                <w:rFonts w:eastAsia="Calibri" w:cs="CenturyGothic,Bold" w:ascii="CenturyGothic,Bold" w:hAnsi="CenturyGothic,Bold"/>
-                <w:b/>
-                <w:bCs/>
-                <w:kern w:val="0"/>
-                <w:sz w:val="20"/>
-                <w:szCs w:val="20"/>
-                <w:highlight w:val="yellow"/>
-                <w:lang w:val="pt-BR" w:eastAsia="en-US" w:bidi="ar-SA"/>
+                <w:rFonts w:cs="CenturyGothic,Bold" w:ascii="CenturyGothic,Bold" w:hAnsi="CenturyGothic,Bold"/>
+                <w:b/>
+                <w:bCs/>
+                <w:sz w:val="20"/>
+                <w:szCs w:val="20"/>
+                <w:highlight w:val="yellow"/>
               </w:rPr>
             </w:r>
           </w:p>
@@ -8360,14 +8072,12 @@
             </w:pPr>
             <w:r>
               <w:rPr>
-                <w:rFonts w:eastAsia="Calibri" w:cs="CenturyGothic,Bold" w:ascii="CenturyGothic,Bold" w:hAnsi="CenturyGothic,Bold"/>
-                <w:b/>
-                <w:bCs/>
-                <w:kern w:val="0"/>
-                <w:sz w:val="20"/>
-                <w:szCs w:val="20"/>
-                <w:highlight w:val="yellow"/>
-                <w:lang w:val="pt-BR" w:eastAsia="en-US" w:bidi="ar-SA"/>
+                <w:rFonts w:cs="CenturyGothic,Bold" w:ascii="CenturyGothic,Bold" w:hAnsi="CenturyGothic,Bold"/>
+                <w:b/>
+                <w:bCs/>
+                <w:sz w:val="20"/>
+                <w:szCs w:val="20"/>
+                <w:highlight w:val="yellow"/>
               </w:rPr>
             </w:r>
           </w:p>
@@ -8395,14 +8105,12 @@
             </w:pPr>
             <w:r>
               <w:rPr>
-                <w:rFonts w:eastAsia="Calibri" w:cs="CenturyGothic,Bold" w:ascii="CenturyGothic,Bold" w:hAnsi="CenturyGothic,Bold"/>
-                <w:b/>
-                <w:bCs/>
-                <w:kern w:val="0"/>
-                <w:sz w:val="20"/>
-                <w:szCs w:val="20"/>
-                <w:highlight w:val="yellow"/>
-                <w:lang w:val="pt-BR" w:eastAsia="en-US" w:bidi="ar-SA"/>
+                <w:rFonts w:cs="CenturyGothic,Bold" w:ascii="CenturyGothic,Bold" w:hAnsi="CenturyGothic,Bold"/>
+                <w:b/>
+                <w:bCs/>
+                <w:sz w:val="20"/>
+                <w:szCs w:val="20"/>
+                <w:highlight w:val="yellow"/>
               </w:rPr>
             </w:r>
           </w:p>
@@ -8430,14 +8138,12 @@
             </w:pPr>
             <w:r>
               <w:rPr>
-                <w:rFonts w:eastAsia="Calibri" w:cs="CenturyGothic,Bold" w:ascii="CenturyGothic,Bold" w:hAnsi="CenturyGothic,Bold"/>
-                <w:b/>
-                <w:bCs/>
-                <w:kern w:val="0"/>
-                <w:sz w:val="20"/>
-                <w:szCs w:val="20"/>
-                <w:highlight w:val="yellow"/>
-                <w:lang w:val="pt-BR" w:eastAsia="en-US" w:bidi="ar-SA"/>
+                <w:rFonts w:cs="CenturyGothic,Bold" w:ascii="CenturyGothic,Bold" w:hAnsi="CenturyGothic,Bold"/>
+                <w:b/>
+                <w:bCs/>
+                <w:sz w:val="20"/>
+                <w:szCs w:val="20"/>
+                <w:highlight w:val="yellow"/>
               </w:rPr>
             </w:r>
           </w:p>
@@ -8470,6 +8176,38 @@
             </w:pPr>
             <w:r>
               <w:rPr>
+                <w:rFonts w:cs="CenturyGothic,Bold" w:ascii="CenturyGothic,Bold" w:hAnsi="CenturyGothic,Bold"/>
+                <w:b/>
+                <w:bCs/>
+                <w:sz w:val="20"/>
+                <w:szCs w:val="20"/>
+              </w:rPr>
+            </w:r>
+          </w:p>
+        </w:tc>
+        <w:tc>
+          <w:tcPr>
+            <w:tcW w:w="6343" w:type="dxa"/>
+            <w:tcBorders/>
+            <w:vAlign w:val="center"/>
+          </w:tcPr>
+          <w:p>
+            <w:pPr>
+              <w:pStyle w:val="Normal"/>
+              <w:widowControl/>
+              <w:suppressAutoHyphens w:val="true"/>
+              <w:spacing w:lineRule="auto" w:line="240" w:before="0" w:after="0"/>
+              <w:jc w:val="left"/>
+              <w:rPr>
+                <w:rFonts w:ascii="CenturyGothic,Bold" w:hAnsi="CenturyGothic,Bold" w:cs="CenturyGothic,Bold"/>
+                <w:b/>
+                <w:bCs/>
+                <w:sz w:val="20"/>
+                <w:szCs w:val="20"/>
+              </w:rPr>
+            </w:pPr>
+            <w:r>
+              <w:rPr>
                 <w:rFonts w:eastAsia="Calibri" w:cs="CenturyGothic,Bold" w:ascii="CenturyGothic,Bold" w:hAnsi="CenturyGothic,Bold"/>
                 <w:b/>
                 <w:bCs/>
@@ -8478,40 +8216,6 @@
                 <w:szCs w:val="20"/>
                 <w:lang w:val="pt-BR" w:eastAsia="en-US" w:bidi="ar-SA"/>
               </w:rPr>
-            </w:r>
-          </w:p>
-        </w:tc>
-        <w:tc>
-          <w:tcPr>
-            <w:tcW w:w="6343" w:type="dxa"/>
-            <w:tcBorders/>
-            <w:vAlign w:val="center"/>
-          </w:tcPr>
-          <w:p>
-            <w:pPr>
-              <w:pStyle w:val="Normal"/>
-              <w:widowControl/>
-              <w:suppressAutoHyphens w:val="true"/>
-              <w:spacing w:lineRule="auto" w:line="240" w:before="0" w:after="0"/>
-              <w:jc w:val="left"/>
-              <w:rPr>
-                <w:rFonts w:ascii="CenturyGothic,Bold" w:hAnsi="CenturyGothic,Bold" w:cs="CenturyGothic,Bold"/>
-                <w:b/>
-                <w:bCs/>
-                <w:sz w:val="20"/>
-                <w:szCs w:val="20"/>
-              </w:rPr>
-            </w:pPr>
-            <w:r>
-              <w:rPr>
-                <w:rFonts w:eastAsia="Calibri" w:cs="CenturyGothic,Bold" w:ascii="CenturyGothic,Bold" w:hAnsi="CenturyGothic,Bold"/>
-                <w:b/>
-                <w:bCs/>
-                <w:kern w:val="0"/>
-                <w:sz w:val="20"/>
-                <w:szCs w:val="20"/>
-                <w:lang w:val="pt-BR" w:eastAsia="en-US" w:bidi="ar-SA"/>
-              </w:rPr>
               <w:t>e-Sanções (edital)</w:t>
             </w:r>
           </w:p>
@@ -8539,14 +8243,12 @@
             </w:pPr>
             <w:r>
               <w:rPr>
-                <w:rFonts w:eastAsia="Calibri" w:cs="CenturyGothic,Bold" w:ascii="CenturyGothic,Bold" w:hAnsi="CenturyGothic,Bold"/>
-                <w:b/>
-                <w:bCs/>
-                <w:kern w:val="0"/>
-                <w:sz w:val="20"/>
-                <w:szCs w:val="20"/>
-                <w:highlight w:val="yellow"/>
-                <w:lang w:val="pt-BR" w:eastAsia="en-US" w:bidi="ar-SA"/>
+                <w:rFonts w:cs="CenturyGothic,Bold" w:ascii="CenturyGothic,Bold" w:hAnsi="CenturyGothic,Bold"/>
+                <w:b/>
+                <w:bCs/>
+                <w:sz w:val="20"/>
+                <w:szCs w:val="20"/>
+                <w:highlight w:val="yellow"/>
               </w:rPr>
             </w:r>
           </w:p>
@@ -8574,14 +8276,12 @@
             </w:pPr>
             <w:r>
               <w:rPr>
-                <w:rFonts w:eastAsia="Calibri" w:cs="CenturyGothic,Bold" w:ascii="CenturyGothic,Bold" w:hAnsi="CenturyGothic,Bold"/>
-                <w:b/>
-                <w:bCs/>
-                <w:kern w:val="0"/>
-                <w:sz w:val="20"/>
-                <w:szCs w:val="20"/>
-                <w:highlight w:val="yellow"/>
-                <w:lang w:val="pt-BR" w:eastAsia="en-US" w:bidi="ar-SA"/>
+                <w:rFonts w:cs="CenturyGothic,Bold" w:ascii="CenturyGothic,Bold" w:hAnsi="CenturyGothic,Bold"/>
+                <w:b/>
+                <w:bCs/>
+                <w:sz w:val="20"/>
+                <w:szCs w:val="20"/>
+                <w:highlight w:val="yellow"/>
               </w:rPr>
             </w:r>
           </w:p>
@@ -8609,14 +8309,12 @@
             </w:pPr>
             <w:r>
               <w:rPr>
-                <w:rFonts w:eastAsia="Calibri" w:cs="CenturyGothic,Bold" w:ascii="CenturyGothic,Bold" w:hAnsi="CenturyGothic,Bold"/>
-                <w:b/>
-                <w:bCs/>
-                <w:kern w:val="0"/>
-                <w:sz w:val="20"/>
-                <w:szCs w:val="20"/>
-                <w:highlight w:val="yellow"/>
-                <w:lang w:val="pt-BR" w:eastAsia="en-US" w:bidi="ar-SA"/>
+                <w:rFonts w:cs="CenturyGothic,Bold" w:ascii="CenturyGothic,Bold" w:hAnsi="CenturyGothic,Bold"/>
+                <w:b/>
+                <w:bCs/>
+                <w:sz w:val="20"/>
+                <w:szCs w:val="20"/>
+                <w:highlight w:val="yellow"/>
               </w:rPr>
             </w:r>
           </w:p>
@@ -8644,14 +8342,12 @@
             </w:pPr>
             <w:r>
               <w:rPr>
-                <w:rFonts w:eastAsia="Calibri" w:cs="CenturyGothic,Bold" w:ascii="CenturyGothic,Bold" w:hAnsi="CenturyGothic,Bold"/>
-                <w:b/>
-                <w:bCs/>
-                <w:kern w:val="0"/>
-                <w:sz w:val="20"/>
-                <w:szCs w:val="20"/>
-                <w:highlight w:val="yellow"/>
-                <w:lang w:val="pt-BR" w:eastAsia="en-US" w:bidi="ar-SA"/>
+                <w:rFonts w:cs="CenturyGothic,Bold" w:ascii="CenturyGothic,Bold" w:hAnsi="CenturyGothic,Bold"/>
+                <w:b/>
+                <w:bCs/>
+                <w:sz w:val="20"/>
+                <w:szCs w:val="20"/>
+                <w:highlight w:val="yellow"/>
               </w:rPr>
             </w:r>
           </w:p>
@@ -8684,6 +8380,38 @@
             </w:pPr>
             <w:r>
               <w:rPr>
+                <w:rFonts w:cs="CenturyGothic,Bold" w:ascii="CenturyGothic,Bold" w:hAnsi="CenturyGothic,Bold"/>
+                <w:b/>
+                <w:bCs/>
+                <w:sz w:val="20"/>
+                <w:szCs w:val="20"/>
+              </w:rPr>
+            </w:r>
+          </w:p>
+        </w:tc>
+        <w:tc>
+          <w:tcPr>
+            <w:tcW w:w="6343" w:type="dxa"/>
+            <w:tcBorders/>
+            <w:vAlign w:val="center"/>
+          </w:tcPr>
+          <w:p>
+            <w:pPr>
+              <w:pStyle w:val="Normal"/>
+              <w:widowControl/>
+              <w:suppressAutoHyphens w:val="true"/>
+              <w:spacing w:lineRule="auto" w:line="240" w:before="0" w:after="0"/>
+              <w:jc w:val="left"/>
+              <w:rPr>
+                <w:rFonts w:ascii="CenturyGothic,Bold" w:hAnsi="CenturyGothic,Bold" w:cs="CenturyGothic,Bold"/>
+                <w:b/>
+                <w:bCs/>
+                <w:sz w:val="20"/>
+                <w:szCs w:val="20"/>
+              </w:rPr>
+            </w:pPr>
+            <w:r>
+              <w:rPr>
                 <w:rFonts w:eastAsia="Calibri" w:cs="CenturyGothic,Bold" w:ascii="CenturyGothic,Bold" w:hAnsi="CenturyGothic,Bold"/>
                 <w:b/>
                 <w:bCs/>
@@ -8692,40 +8420,6 @@
                 <w:szCs w:val="20"/>
                 <w:lang w:val="pt-BR" w:eastAsia="en-US" w:bidi="ar-SA"/>
               </w:rPr>
-            </w:r>
-          </w:p>
-        </w:tc>
-        <w:tc>
-          <w:tcPr>
-            <w:tcW w:w="6343" w:type="dxa"/>
-            <w:tcBorders/>
-            <w:vAlign w:val="center"/>
-          </w:tcPr>
-          <w:p>
-            <w:pPr>
-              <w:pStyle w:val="Normal"/>
-              <w:widowControl/>
-              <w:suppressAutoHyphens w:val="true"/>
-              <w:spacing w:lineRule="auto" w:line="240" w:before="0" w:after="0"/>
-              <w:jc w:val="left"/>
-              <w:rPr>
-                <w:rFonts w:ascii="CenturyGothic,Bold" w:hAnsi="CenturyGothic,Bold" w:cs="CenturyGothic,Bold"/>
-                <w:b/>
-                <w:bCs/>
-                <w:sz w:val="20"/>
-                <w:szCs w:val="20"/>
-              </w:rPr>
-            </w:pPr>
-            <w:r>
-              <w:rPr>
-                <w:rFonts w:eastAsia="Calibri" w:cs="CenturyGothic,Bold" w:ascii="CenturyGothic,Bold" w:hAnsi="CenturyGothic,Bold"/>
-                <w:b/>
-                <w:bCs/>
-                <w:kern w:val="0"/>
-                <w:sz w:val="20"/>
-                <w:szCs w:val="20"/>
-                <w:lang w:val="pt-BR" w:eastAsia="en-US" w:bidi="ar-SA"/>
-              </w:rPr>
               <w:t>CEEP (edital)</w:t>
             </w:r>
           </w:p>
@@ -8753,14 +8447,12 @@
             </w:pPr>
             <w:r>
               <w:rPr>
-                <w:rFonts w:eastAsia="Calibri" w:cs="CenturyGothic,Bold" w:ascii="CenturyGothic,Bold" w:hAnsi="CenturyGothic,Bold"/>
-                <w:b/>
-                <w:bCs/>
-                <w:kern w:val="0"/>
-                <w:sz w:val="20"/>
-                <w:szCs w:val="20"/>
-                <w:highlight w:val="yellow"/>
-                <w:lang w:val="pt-BR" w:eastAsia="en-US" w:bidi="ar-SA"/>
+                <w:rFonts w:cs="CenturyGothic,Bold" w:ascii="CenturyGothic,Bold" w:hAnsi="CenturyGothic,Bold"/>
+                <w:b/>
+                <w:bCs/>
+                <w:sz w:val="20"/>
+                <w:szCs w:val="20"/>
+                <w:highlight w:val="yellow"/>
               </w:rPr>
             </w:r>
           </w:p>
@@ -8788,14 +8480,12 @@
             </w:pPr>
             <w:r>
               <w:rPr>
-                <w:rFonts w:eastAsia="Calibri" w:cs="CenturyGothic,Bold" w:ascii="CenturyGothic,Bold" w:hAnsi="CenturyGothic,Bold"/>
-                <w:b/>
-                <w:bCs/>
-                <w:kern w:val="0"/>
-                <w:sz w:val="20"/>
-                <w:szCs w:val="20"/>
-                <w:highlight w:val="yellow"/>
-                <w:lang w:val="pt-BR" w:eastAsia="en-US" w:bidi="ar-SA"/>
+                <w:rFonts w:cs="CenturyGothic,Bold" w:ascii="CenturyGothic,Bold" w:hAnsi="CenturyGothic,Bold"/>
+                <w:b/>
+                <w:bCs/>
+                <w:sz w:val="20"/>
+                <w:szCs w:val="20"/>
+                <w:highlight w:val="yellow"/>
               </w:rPr>
             </w:r>
           </w:p>
@@ -8823,14 +8513,12 @@
             </w:pPr>
             <w:r>
               <w:rPr>
-                <w:rFonts w:eastAsia="Calibri" w:cs="CenturyGothic,Bold" w:ascii="CenturyGothic,Bold" w:hAnsi="CenturyGothic,Bold"/>
-                <w:b/>
-                <w:bCs/>
-                <w:kern w:val="0"/>
-                <w:sz w:val="20"/>
-                <w:szCs w:val="20"/>
-                <w:highlight w:val="yellow"/>
-                <w:lang w:val="pt-BR" w:eastAsia="en-US" w:bidi="ar-SA"/>
+                <w:rFonts w:cs="CenturyGothic,Bold" w:ascii="CenturyGothic,Bold" w:hAnsi="CenturyGothic,Bold"/>
+                <w:b/>
+                <w:bCs/>
+                <w:sz w:val="20"/>
+                <w:szCs w:val="20"/>
+                <w:highlight w:val="yellow"/>
               </w:rPr>
             </w:r>
           </w:p>
@@ -8858,14 +8546,12 @@
             </w:pPr>
             <w:r>
               <w:rPr>
-                <w:rFonts w:eastAsia="Calibri" w:cs="CenturyGothic,Bold" w:ascii="CenturyGothic,Bold" w:hAnsi="CenturyGothic,Bold"/>
-                <w:b/>
-                <w:bCs/>
-                <w:kern w:val="0"/>
-                <w:sz w:val="20"/>
-                <w:szCs w:val="20"/>
-                <w:highlight w:val="yellow"/>
-                <w:lang w:val="pt-BR" w:eastAsia="en-US" w:bidi="ar-SA"/>
+                <w:rFonts w:cs="CenturyGothic,Bold" w:ascii="CenturyGothic,Bold" w:hAnsi="CenturyGothic,Bold"/>
+                <w:b/>
+                <w:bCs/>
+                <w:sz w:val="20"/>
+                <w:szCs w:val="20"/>
+                <w:highlight w:val="yellow"/>
               </w:rPr>
             </w:r>
           </w:p>
@@ -8898,6 +8584,38 @@
             </w:pPr>
             <w:r>
               <w:rPr>
+                <w:rFonts w:cs="CenturyGothic,Bold" w:ascii="CenturyGothic,Bold" w:hAnsi="CenturyGothic,Bold"/>
+                <w:b/>
+                <w:bCs/>
+                <w:sz w:val="20"/>
+                <w:szCs w:val="20"/>
+              </w:rPr>
+            </w:r>
+          </w:p>
+        </w:tc>
+        <w:tc>
+          <w:tcPr>
+            <w:tcW w:w="6343" w:type="dxa"/>
+            <w:tcBorders/>
+            <w:vAlign w:val="center"/>
+          </w:tcPr>
+          <w:p>
+            <w:pPr>
+              <w:pStyle w:val="Normal"/>
+              <w:widowControl/>
+              <w:suppressAutoHyphens w:val="true"/>
+              <w:spacing w:lineRule="auto" w:line="240" w:before="0" w:after="0"/>
+              <w:jc w:val="left"/>
+              <w:rPr>
+                <w:rFonts w:ascii="CenturyGothic,Bold" w:hAnsi="CenturyGothic,Bold" w:cs="CenturyGothic,Bold"/>
+                <w:b/>
+                <w:bCs/>
+                <w:sz w:val="20"/>
+                <w:szCs w:val="20"/>
+              </w:rPr>
+            </w:pPr>
+            <w:r>
+              <w:rPr>
                 <w:rFonts w:eastAsia="Calibri" w:cs="CenturyGothic,Bold" w:ascii="CenturyGothic,Bold" w:hAnsi="CenturyGothic,Bold"/>
                 <w:b/>
                 <w:bCs/>
@@ -8906,40 +8624,6 @@
                 <w:szCs w:val="20"/>
                 <w:lang w:val="pt-BR" w:eastAsia="en-US" w:bidi="ar-SA"/>
               </w:rPr>
-            </w:r>
-          </w:p>
-        </w:tc>
-        <w:tc>
-          <w:tcPr>
-            <w:tcW w:w="6343" w:type="dxa"/>
-            <w:tcBorders/>
-            <w:vAlign w:val="center"/>
-          </w:tcPr>
-          <w:p>
-            <w:pPr>
-              <w:pStyle w:val="Normal"/>
-              <w:widowControl/>
-              <w:suppressAutoHyphens w:val="true"/>
-              <w:spacing w:lineRule="auto" w:line="240" w:before="0" w:after="0"/>
-              <w:jc w:val="left"/>
-              <w:rPr>
-                <w:rFonts w:ascii="CenturyGothic,Bold" w:hAnsi="CenturyGothic,Bold" w:cs="CenturyGothic,Bold"/>
-                <w:b/>
-                <w:bCs/>
-                <w:sz w:val="20"/>
-                <w:szCs w:val="20"/>
-              </w:rPr>
-            </w:pPr>
-            <w:r>
-              <w:rPr>
-                <w:rFonts w:eastAsia="Calibri" w:cs="CenturyGothic,Bold" w:ascii="CenturyGothic,Bold" w:hAnsi="CenturyGothic,Bold"/>
-                <w:b/>
-                <w:bCs/>
-                <w:kern w:val="0"/>
-                <w:sz w:val="20"/>
-                <w:szCs w:val="20"/>
-                <w:lang w:val="pt-BR" w:eastAsia="en-US" w:bidi="ar-SA"/>
-              </w:rPr>
               <w:t>TCE (edital)</w:t>
             </w:r>
           </w:p>
@@ -8967,14 +8651,12 @@
             </w:pPr>
             <w:r>
               <w:rPr>
-                <w:rFonts w:eastAsia="Calibri" w:cs="CenturyGothic,Bold" w:ascii="CenturyGothic,Bold" w:hAnsi="CenturyGothic,Bold"/>
-                <w:b/>
-                <w:bCs/>
-                <w:kern w:val="0"/>
-                <w:sz w:val="20"/>
-                <w:szCs w:val="20"/>
-                <w:highlight w:val="yellow"/>
-                <w:lang w:val="pt-BR" w:eastAsia="en-US" w:bidi="ar-SA"/>
+                <w:rFonts w:cs="CenturyGothic,Bold" w:ascii="CenturyGothic,Bold" w:hAnsi="CenturyGothic,Bold"/>
+                <w:b/>
+                <w:bCs/>
+                <w:sz w:val="20"/>
+                <w:szCs w:val="20"/>
+                <w:highlight w:val="yellow"/>
               </w:rPr>
             </w:r>
           </w:p>
@@ -9002,14 +8684,12 @@
             </w:pPr>
             <w:r>
               <w:rPr>
-                <w:rFonts w:eastAsia="Calibri" w:cs="CenturyGothic,Bold" w:ascii="CenturyGothic,Bold" w:hAnsi="CenturyGothic,Bold"/>
-                <w:b/>
-                <w:bCs/>
-                <w:kern w:val="0"/>
-                <w:sz w:val="20"/>
-                <w:szCs w:val="20"/>
-                <w:highlight w:val="yellow"/>
-                <w:lang w:val="pt-BR" w:eastAsia="en-US" w:bidi="ar-SA"/>
+                <w:rFonts w:cs="CenturyGothic,Bold" w:ascii="CenturyGothic,Bold" w:hAnsi="CenturyGothic,Bold"/>
+                <w:b/>
+                <w:bCs/>
+                <w:sz w:val="20"/>
+                <w:szCs w:val="20"/>
+                <w:highlight w:val="yellow"/>
               </w:rPr>
             </w:r>
           </w:p>
@@ -9037,14 +8717,12 @@
             </w:pPr>
             <w:r>
               <w:rPr>
-                <w:rFonts w:eastAsia="Calibri" w:cs="CenturyGothic,Bold" w:ascii="CenturyGothic,Bold" w:hAnsi="CenturyGothic,Bold"/>
-                <w:b/>
-                <w:bCs/>
-                <w:kern w:val="0"/>
-                <w:sz w:val="20"/>
-                <w:szCs w:val="20"/>
-                <w:highlight w:val="yellow"/>
-                <w:lang w:val="pt-BR" w:eastAsia="en-US" w:bidi="ar-SA"/>
+                <w:rFonts w:cs="CenturyGothic,Bold" w:ascii="CenturyGothic,Bold" w:hAnsi="CenturyGothic,Bold"/>
+                <w:b/>
+                <w:bCs/>
+                <w:sz w:val="20"/>
+                <w:szCs w:val="20"/>
+                <w:highlight w:val="yellow"/>
               </w:rPr>
             </w:r>
           </w:p>
@@ -9072,14 +8750,12 @@
             </w:pPr>
             <w:r>
               <w:rPr>
-                <w:rFonts w:eastAsia="Calibri" w:cs="CenturyGothic,Bold" w:ascii="CenturyGothic,Bold" w:hAnsi="CenturyGothic,Bold"/>
-                <w:b/>
-                <w:bCs/>
-                <w:kern w:val="0"/>
-                <w:sz w:val="20"/>
-                <w:szCs w:val="20"/>
-                <w:highlight w:val="yellow"/>
-                <w:lang w:val="pt-BR" w:eastAsia="en-US" w:bidi="ar-SA"/>
+                <w:rFonts w:cs="CenturyGothic,Bold" w:ascii="CenturyGothic,Bold" w:hAnsi="CenturyGothic,Bold"/>
+                <w:b/>
+                <w:bCs/>
+                <w:sz w:val="20"/>
+                <w:szCs w:val="20"/>
+                <w:highlight w:val="yellow"/>
               </w:rPr>
             </w:r>
           </w:p>
@@ -9198,14 +8874,12 @@
             </w:pPr>
             <w:r>
               <w:rPr>
-                <w:rFonts w:eastAsia="Calibri" w:cs="CenturyGothic,Bold" w:ascii="CenturyGothic,Bold" w:hAnsi="CenturyGothic,Bold"/>
-                <w:b/>
-                <w:bCs/>
-                <w:kern w:val="0"/>
-                <w:sz w:val="20"/>
-                <w:szCs w:val="20"/>
-                <w:highlight w:val="yellow"/>
-                <w:lang w:val="pt-BR" w:eastAsia="en-US" w:bidi="ar-SA"/>
+                <w:rFonts w:cs="CenturyGothic,Bold" w:ascii="CenturyGothic,Bold" w:hAnsi="CenturyGothic,Bold"/>
+                <w:b/>
+                <w:bCs/>
+                <w:sz w:val="20"/>
+                <w:szCs w:val="20"/>
+                <w:highlight w:val="yellow"/>
               </w:rPr>
             </w:r>
           </w:p>
@@ -9233,14 +8907,12 @@
             </w:pPr>
             <w:r>
               <w:rPr>
-                <w:rFonts w:eastAsia="Calibri" w:cs="CenturyGothic,Bold" w:ascii="CenturyGothic,Bold" w:hAnsi="CenturyGothic,Bold"/>
-                <w:b/>
-                <w:bCs/>
-                <w:kern w:val="0"/>
-                <w:sz w:val="20"/>
-                <w:szCs w:val="20"/>
-                <w:highlight w:val="yellow"/>
-                <w:lang w:val="pt-BR" w:eastAsia="en-US" w:bidi="ar-SA"/>
+                <w:rFonts w:cs="CenturyGothic,Bold" w:ascii="CenturyGothic,Bold" w:hAnsi="CenturyGothic,Bold"/>
+                <w:b/>
+                <w:bCs/>
+                <w:sz w:val="20"/>
+                <w:szCs w:val="20"/>
+                <w:highlight w:val="yellow"/>
               </w:rPr>
             </w:r>
           </w:p>
@@ -9268,14 +8940,12 @@
             </w:pPr>
             <w:r>
               <w:rPr>
-                <w:rFonts w:eastAsia="Calibri" w:cs="CenturyGothic,Bold" w:ascii="CenturyGothic,Bold" w:hAnsi="CenturyGothic,Bold"/>
-                <w:b/>
-                <w:bCs/>
-                <w:kern w:val="0"/>
-                <w:sz w:val="20"/>
-                <w:szCs w:val="20"/>
-                <w:highlight w:val="yellow"/>
-                <w:lang w:val="pt-BR" w:eastAsia="en-US" w:bidi="ar-SA"/>
+                <w:rFonts w:cs="CenturyGothic,Bold" w:ascii="CenturyGothic,Bold" w:hAnsi="CenturyGothic,Bold"/>
+                <w:b/>
+                <w:bCs/>
+                <w:sz w:val="20"/>
+                <w:szCs w:val="20"/>
+                <w:highlight w:val="yellow"/>
               </w:rPr>
             </w:r>
           </w:p>
@@ -9304,14 +8974,12 @@
             </w:pPr>
             <w:r>
               <w:rPr>
-                <w:rFonts w:eastAsia="Calibri" w:cs="CenturyGothic,Bold" w:ascii="CenturyGothic,Bold" w:hAnsi="CenturyGothic,Bold"/>
-                <w:b/>
-                <w:bCs/>
-                <w:kern w:val="0"/>
-                <w:sz w:val="20"/>
-                <w:szCs w:val="20"/>
-                <w:highlight w:val="yellow"/>
-                <w:lang w:val="pt-BR" w:eastAsia="en-US" w:bidi="ar-SA"/>
+                <w:rFonts w:cs="CenturyGothic,Bold" w:ascii="CenturyGothic,Bold" w:hAnsi="CenturyGothic,Bold"/>
+                <w:b/>
+                <w:bCs/>
+                <w:sz w:val="20"/>
+                <w:szCs w:val="20"/>
+                <w:highlight w:val="yellow"/>
               </w:rPr>
             </w:r>
           </w:p>
@@ -9344,6 +9012,38 @@
             </w:pPr>
             <w:r>
               <w:rPr>
+                <w:rFonts w:cs="CenturyGothic,Bold" w:ascii="CenturyGothic,Bold" w:hAnsi="CenturyGothic,Bold"/>
+                <w:b/>
+                <w:bCs/>
+                <w:sz w:val="20"/>
+                <w:szCs w:val="20"/>
+              </w:rPr>
+            </w:r>
+          </w:p>
+        </w:tc>
+        <w:tc>
+          <w:tcPr>
+            <w:tcW w:w="6343" w:type="dxa"/>
+            <w:tcBorders/>
+            <w:vAlign w:val="center"/>
+          </w:tcPr>
+          <w:p>
+            <w:pPr>
+              <w:pStyle w:val="Normal"/>
+              <w:widowControl/>
+              <w:suppressAutoHyphens w:val="true"/>
+              <w:spacing w:lineRule="auto" w:line="240" w:before="0" w:after="0"/>
+              <w:jc w:val="left"/>
+              <w:rPr>
+                <w:rFonts w:ascii="CenturyGothic,Bold" w:hAnsi="CenturyGothic,Bold" w:cs="CenturyGothic,Bold"/>
+                <w:b/>
+                <w:bCs/>
+                <w:sz w:val="20"/>
+                <w:szCs w:val="20"/>
+              </w:rPr>
+            </w:pPr>
+            <w:r>
+              <w:rPr>
                 <w:rFonts w:eastAsia="Calibri" w:cs="CenturyGothic,Bold" w:ascii="CenturyGothic,Bold" w:hAnsi="CenturyGothic,Bold"/>
                 <w:b/>
                 <w:bCs/>
@@ -9352,40 +9052,6 @@
                 <w:szCs w:val="20"/>
                 <w:lang w:val="pt-BR" w:eastAsia="en-US" w:bidi="ar-SA"/>
               </w:rPr>
-            </w:r>
-          </w:p>
-        </w:tc>
-        <w:tc>
-          <w:tcPr>
-            <w:tcW w:w="6343" w:type="dxa"/>
-            <w:tcBorders/>
-            <w:vAlign w:val="center"/>
-          </w:tcPr>
-          <w:p>
-            <w:pPr>
-              <w:pStyle w:val="Normal"/>
-              <w:widowControl/>
-              <w:suppressAutoHyphens w:val="true"/>
-              <w:spacing w:lineRule="auto" w:line="240" w:before="0" w:after="0"/>
-              <w:jc w:val="left"/>
-              <w:rPr>
-                <w:rFonts w:ascii="CenturyGothic,Bold" w:hAnsi="CenturyGothic,Bold" w:cs="CenturyGothic,Bold"/>
-                <w:b/>
-                <w:bCs/>
-                <w:sz w:val="20"/>
-                <w:szCs w:val="20"/>
-              </w:rPr>
-            </w:pPr>
-            <w:r>
-              <w:rPr>
-                <w:rFonts w:eastAsia="Calibri" w:cs="CenturyGothic,Bold" w:ascii="CenturyGothic,Bold" w:hAnsi="CenturyGothic,Bold"/>
-                <w:b/>
-                <w:bCs/>
-                <w:kern w:val="0"/>
-                <w:sz w:val="20"/>
-                <w:szCs w:val="20"/>
-                <w:lang w:val="pt-BR" w:eastAsia="en-US" w:bidi="ar-SA"/>
-              </w:rPr>
               <w:t>CNPJ/CPF (TR)</w:t>
             </w:r>
           </w:p>
@@ -9412,13 +9078,11 @@
             </w:pPr>
             <w:r>
               <w:rPr>
-                <w:rFonts w:eastAsia="Calibri" w:cs="CenturyGothic,Bold" w:ascii="CenturyGothic,Bold" w:hAnsi="CenturyGothic,Bold"/>
-                <w:b/>
-                <w:bCs/>
-                <w:kern w:val="0"/>
-                <w:sz w:val="20"/>
-                <w:szCs w:val="20"/>
-                <w:lang w:val="pt-BR" w:eastAsia="en-US" w:bidi="ar-SA"/>
+                <w:rFonts w:cs="CenturyGothic,Bold" w:ascii="CenturyGothic,Bold" w:hAnsi="CenturyGothic,Bold"/>
+                <w:b/>
+                <w:bCs/>
+                <w:sz w:val="20"/>
+                <w:szCs w:val="20"/>
               </w:rPr>
             </w:r>
           </w:p>
@@ -9445,13 +9109,11 @@
             </w:pPr>
             <w:r>
               <w:rPr>
-                <w:rFonts w:eastAsia="Calibri" w:cs="CenturyGothic,Bold" w:ascii="CenturyGothic,Bold" w:hAnsi="CenturyGothic,Bold"/>
-                <w:b/>
-                <w:bCs/>
-                <w:kern w:val="0"/>
-                <w:sz w:val="20"/>
-                <w:szCs w:val="20"/>
-                <w:lang w:val="pt-BR" w:eastAsia="en-US" w:bidi="ar-SA"/>
+                <w:rFonts w:cs="CenturyGothic,Bold" w:ascii="CenturyGothic,Bold" w:hAnsi="CenturyGothic,Bold"/>
+                <w:b/>
+                <w:bCs/>
+                <w:sz w:val="20"/>
+                <w:szCs w:val="20"/>
               </w:rPr>
             </w:r>
           </w:p>
@@ -9478,13 +9140,11 @@
             </w:pPr>
             <w:r>
               <w:rPr>
-                <w:rFonts w:eastAsia="Calibri" w:cs="CenturyGothic,Bold" w:ascii="CenturyGothic,Bold" w:hAnsi="CenturyGothic,Bold"/>
-                <w:b/>
-                <w:bCs/>
-                <w:kern w:val="0"/>
-                <w:sz w:val="20"/>
-                <w:szCs w:val="20"/>
-                <w:lang w:val="pt-BR" w:eastAsia="en-US" w:bidi="ar-SA"/>
+                <w:rFonts w:cs="CenturyGothic,Bold" w:ascii="CenturyGothic,Bold" w:hAnsi="CenturyGothic,Bold"/>
+                <w:b/>
+                <w:bCs/>
+                <w:sz w:val="20"/>
+                <w:szCs w:val="20"/>
               </w:rPr>
             </w:r>
           </w:p>
@@ -9512,13 +9172,11 @@
             </w:pPr>
             <w:r>
               <w:rPr>
-                <w:rFonts w:eastAsia="Calibri" w:cs="CenturyGothic,Bold" w:ascii="CenturyGothic,Bold" w:hAnsi="CenturyGothic,Bold"/>
-                <w:b/>
-                <w:bCs/>
-                <w:kern w:val="0"/>
-                <w:sz w:val="20"/>
-                <w:szCs w:val="20"/>
-                <w:lang w:val="pt-BR" w:eastAsia="en-US" w:bidi="ar-SA"/>
+                <w:rFonts w:cs="CenturyGothic,Bold" w:ascii="CenturyGothic,Bold" w:hAnsi="CenturyGothic,Bold"/>
+                <w:b/>
+                <w:bCs/>
+                <w:sz w:val="20"/>
+                <w:szCs w:val="20"/>
               </w:rPr>
             </w:r>
           </w:p>
@@ -9551,6 +9209,39 @@
             </w:pPr>
             <w:r>
               <w:rPr>
+                <w:rFonts w:cs="CenturyGothic,Bold" w:ascii="CenturyGothic,Bold" w:hAnsi="CenturyGothic,Bold"/>
+                <w:b/>
+                <w:bCs/>
+                <w:sz w:val="20"/>
+                <w:szCs w:val="20"/>
+              </w:rPr>
+            </w:r>
+          </w:p>
+        </w:tc>
+        <w:tc>
+          <w:tcPr>
+            <w:tcW w:w="6343" w:type="dxa"/>
+            <w:tcBorders/>
+            <w:vAlign w:val="center"/>
+          </w:tcPr>
+          <w:p>
+            <w:pPr>
+              <w:pStyle w:val="Normal"/>
+              <w:widowControl/>
+              <w:suppressAutoHyphens w:val="true"/>
+              <w:spacing w:lineRule="auto" w:line="240" w:before="0" w:after="0"/>
+              <w:jc w:val="left"/>
+              <w:rPr>
+                <w:rFonts w:ascii="CenturyGothic,Bold" w:hAnsi="CenturyGothic,Bold" w:cs="CenturyGothic,Bold"/>
+                <w:b/>
+                <w:bCs/>
+                <w:sz w:val="20"/>
+                <w:szCs w:val="20"/>
+                <w:highlight w:val="yellow"/>
+              </w:rPr>
+            </w:pPr>
+            <w:r>
+              <w:rPr>
                 <w:rFonts w:eastAsia="Calibri" w:cs="CenturyGothic,Bold" w:ascii="CenturyGothic,Bold" w:hAnsi="CenturyGothic,Bold"/>
                 <w:b/>
                 <w:bCs/>
@@ -9559,41 +9250,6 @@
                 <w:szCs w:val="20"/>
                 <w:lang w:val="pt-BR" w:eastAsia="en-US" w:bidi="ar-SA"/>
               </w:rPr>
-            </w:r>
-          </w:p>
-        </w:tc>
-        <w:tc>
-          <w:tcPr>
-            <w:tcW w:w="6343" w:type="dxa"/>
-            <w:tcBorders/>
-            <w:vAlign w:val="center"/>
-          </w:tcPr>
-          <w:p>
-            <w:pPr>
-              <w:pStyle w:val="Normal"/>
-              <w:widowControl/>
-              <w:suppressAutoHyphens w:val="true"/>
-              <w:spacing w:lineRule="auto" w:line="240" w:before="0" w:after="0"/>
-              <w:jc w:val="left"/>
-              <w:rPr>
-                <w:rFonts w:ascii="CenturyGothic,Bold" w:hAnsi="CenturyGothic,Bold" w:cs="CenturyGothic,Bold"/>
-                <w:b/>
-                <w:bCs/>
-                <w:sz w:val="20"/>
-                <w:szCs w:val="20"/>
-                <w:highlight w:val="yellow"/>
-              </w:rPr>
-            </w:pPr>
-            <w:r>
-              <w:rPr>
-                <w:rFonts w:eastAsia="Calibri" w:cs="CenturyGothic,Bold" w:ascii="CenturyGothic,Bold" w:hAnsi="CenturyGothic,Bold"/>
-                <w:b/>
-                <w:bCs/>
-                <w:kern w:val="0"/>
-                <w:sz w:val="20"/>
-                <w:szCs w:val="20"/>
-                <w:lang w:val="pt-BR" w:eastAsia="en-US" w:bidi="ar-SA"/>
-              </w:rPr>
               <w:t>CND Federal (TR)</w:t>
             </w:r>
           </w:p>
@@ -9621,14 +9277,12 @@
             </w:pPr>
             <w:r>
               <w:rPr>
-                <w:rFonts w:eastAsia="Calibri" w:cs="CenturyGothic,Bold" w:ascii="CenturyGothic,Bold" w:hAnsi="CenturyGothic,Bold"/>
-                <w:b/>
-                <w:bCs/>
-                <w:kern w:val="0"/>
-                <w:sz w:val="20"/>
-                <w:szCs w:val="20"/>
-                <w:highlight w:val="yellow"/>
-                <w:lang w:val="pt-BR" w:eastAsia="en-US" w:bidi="ar-SA"/>
+                <w:rFonts w:cs="CenturyGothic,Bold" w:ascii="CenturyGothic,Bold" w:hAnsi="CenturyGothic,Bold"/>
+                <w:b/>
+                <w:bCs/>
+                <w:sz w:val="20"/>
+                <w:szCs w:val="20"/>
+                <w:highlight w:val="yellow"/>
               </w:rPr>
             </w:r>
           </w:p>
@@ -9656,14 +9310,12 @@
             </w:pPr>
             <w:r>
               <w:rPr>
-                <w:rFonts w:eastAsia="Calibri" w:cs="CenturyGothic,Bold" w:ascii="CenturyGothic,Bold" w:hAnsi="CenturyGothic,Bold"/>
-                <w:b/>
-                <w:bCs/>
-                <w:kern w:val="0"/>
-                <w:sz w:val="20"/>
-                <w:szCs w:val="20"/>
-                <w:highlight w:val="yellow"/>
-                <w:lang w:val="pt-BR" w:eastAsia="en-US" w:bidi="ar-SA"/>
+                <w:rFonts w:cs="CenturyGothic,Bold" w:ascii="CenturyGothic,Bold" w:hAnsi="CenturyGothic,Bold"/>
+                <w:b/>
+                <w:bCs/>
+                <w:sz w:val="20"/>
+                <w:szCs w:val="20"/>
+                <w:highlight w:val="yellow"/>
               </w:rPr>
             </w:r>
           </w:p>
@@ -9691,14 +9343,12 @@
             </w:pPr>
             <w:r>
               <w:rPr>
-                <w:rFonts w:eastAsia="Calibri" w:cs="CenturyGothic,Bold" w:ascii="CenturyGothic,Bold" w:hAnsi="CenturyGothic,Bold"/>
-                <w:b/>
-                <w:bCs/>
-                <w:kern w:val="0"/>
-                <w:sz w:val="20"/>
-                <w:szCs w:val="20"/>
-                <w:highlight w:val="yellow"/>
-                <w:lang w:val="pt-BR" w:eastAsia="en-US" w:bidi="ar-SA"/>
+                <w:rFonts w:cs="CenturyGothic,Bold" w:ascii="CenturyGothic,Bold" w:hAnsi="CenturyGothic,Bold"/>
+                <w:b/>
+                <w:bCs/>
+                <w:sz w:val="20"/>
+                <w:szCs w:val="20"/>
+                <w:highlight w:val="yellow"/>
               </w:rPr>
             </w:r>
           </w:p>
@@ -9727,14 +9377,12 @@
             </w:pPr>
             <w:r>
               <w:rPr>
-                <w:rFonts w:eastAsia="Calibri" w:cs="CenturyGothic,Bold" w:ascii="CenturyGothic,Bold" w:hAnsi="CenturyGothic,Bold"/>
-                <w:b/>
-                <w:bCs/>
-                <w:kern w:val="0"/>
-                <w:sz w:val="20"/>
-                <w:szCs w:val="20"/>
-                <w:highlight w:val="yellow"/>
-                <w:lang w:val="pt-BR" w:eastAsia="en-US" w:bidi="ar-SA"/>
+                <w:rFonts w:cs="CenturyGothic,Bold" w:ascii="CenturyGothic,Bold" w:hAnsi="CenturyGothic,Bold"/>
+                <w:b/>
+                <w:bCs/>
+                <w:sz w:val="20"/>
+                <w:szCs w:val="20"/>
+                <w:highlight w:val="yellow"/>
               </w:rPr>
             </w:r>
           </w:p>
@@ -9767,6 +9415,38 @@
             </w:pPr>
             <w:r>
               <w:rPr>
+                <w:rFonts w:cs="CenturyGothic,Bold" w:ascii="CenturyGothic,Bold" w:hAnsi="CenturyGothic,Bold"/>
+                <w:b/>
+                <w:bCs/>
+                <w:sz w:val="20"/>
+                <w:szCs w:val="20"/>
+              </w:rPr>
+            </w:r>
+          </w:p>
+        </w:tc>
+        <w:tc>
+          <w:tcPr>
+            <w:tcW w:w="6343" w:type="dxa"/>
+            <w:tcBorders/>
+            <w:vAlign w:val="center"/>
+          </w:tcPr>
+          <w:p>
+            <w:pPr>
+              <w:pStyle w:val="Normal"/>
+              <w:widowControl/>
+              <w:suppressAutoHyphens w:val="true"/>
+              <w:spacing w:lineRule="auto" w:line="240" w:before="0" w:after="0"/>
+              <w:jc w:val="left"/>
+              <w:rPr>
+                <w:rFonts w:ascii="CenturyGothic,Bold" w:hAnsi="CenturyGothic,Bold" w:cs="CenturyGothic,Bold"/>
+                <w:b/>
+                <w:bCs/>
+                <w:sz w:val="20"/>
+                <w:szCs w:val="20"/>
+              </w:rPr>
+            </w:pPr>
+            <w:r>
+              <w:rPr>
                 <w:rFonts w:eastAsia="Calibri" w:cs="CenturyGothic,Bold" w:ascii="CenturyGothic,Bold" w:hAnsi="CenturyGothic,Bold"/>
                 <w:b/>
                 <w:bCs/>
@@ -9775,40 +9455,6 @@
                 <w:szCs w:val="20"/>
                 <w:lang w:val="pt-BR" w:eastAsia="en-US" w:bidi="ar-SA"/>
               </w:rPr>
-            </w:r>
-          </w:p>
-        </w:tc>
-        <w:tc>
-          <w:tcPr>
-            <w:tcW w:w="6343" w:type="dxa"/>
-            <w:tcBorders/>
-            <w:vAlign w:val="center"/>
-          </w:tcPr>
-          <w:p>
-            <w:pPr>
-              <w:pStyle w:val="Normal"/>
-              <w:widowControl/>
-              <w:suppressAutoHyphens w:val="true"/>
-              <w:spacing w:lineRule="auto" w:line="240" w:before="0" w:after="0"/>
-              <w:jc w:val="left"/>
-              <w:rPr>
-                <w:rFonts w:ascii="CenturyGothic,Bold" w:hAnsi="CenturyGothic,Bold" w:cs="CenturyGothic,Bold"/>
-                <w:b/>
-                <w:bCs/>
-                <w:sz w:val="20"/>
-                <w:szCs w:val="20"/>
-              </w:rPr>
-            </w:pPr>
-            <w:r>
-              <w:rPr>
-                <w:rFonts w:eastAsia="Calibri" w:cs="CenturyGothic,Bold" w:ascii="CenturyGothic,Bold" w:hAnsi="CenturyGothic,Bold"/>
-                <w:b/>
-                <w:bCs/>
-                <w:kern w:val="0"/>
-                <w:sz w:val="20"/>
-                <w:szCs w:val="20"/>
-                <w:lang w:val="pt-BR" w:eastAsia="en-US" w:bidi="ar-SA"/>
-              </w:rPr>
               <w:t>CRF – FGTS (TR)</w:t>
             </w:r>
           </w:p>
@@ -9836,14 +9482,12 @@
             </w:pPr>
             <w:r>
               <w:rPr>
-                <w:rFonts w:eastAsia="Calibri" w:cs="CenturyGothic,Bold" w:ascii="CenturyGothic,Bold" w:hAnsi="CenturyGothic,Bold"/>
-                <w:b/>
-                <w:bCs/>
-                <w:kern w:val="0"/>
-                <w:sz w:val="20"/>
-                <w:szCs w:val="20"/>
-                <w:highlight w:val="yellow"/>
-                <w:lang w:val="pt-BR" w:eastAsia="en-US" w:bidi="ar-SA"/>
+                <w:rFonts w:cs="CenturyGothic,Bold" w:ascii="CenturyGothic,Bold" w:hAnsi="CenturyGothic,Bold"/>
+                <w:b/>
+                <w:bCs/>
+                <w:sz w:val="20"/>
+                <w:szCs w:val="20"/>
+                <w:highlight w:val="yellow"/>
               </w:rPr>
             </w:r>
           </w:p>
@@ -9871,14 +9515,12 @@
             </w:pPr>
             <w:r>
               <w:rPr>
-                <w:rFonts w:eastAsia="Calibri" w:cs="CenturyGothic,Bold" w:ascii="CenturyGothic,Bold" w:hAnsi="CenturyGothic,Bold"/>
-                <w:b/>
-                <w:bCs/>
-                <w:kern w:val="0"/>
-                <w:sz w:val="20"/>
-                <w:szCs w:val="20"/>
-                <w:highlight w:val="yellow"/>
-                <w:lang w:val="pt-BR" w:eastAsia="en-US" w:bidi="ar-SA"/>
+                <w:rFonts w:cs="CenturyGothic,Bold" w:ascii="CenturyGothic,Bold" w:hAnsi="CenturyGothic,Bold"/>
+                <w:b/>
+                <w:bCs/>
+                <w:sz w:val="20"/>
+                <w:szCs w:val="20"/>
+                <w:highlight w:val="yellow"/>
               </w:rPr>
             </w:r>
           </w:p>
@@ -9906,14 +9548,12 @@
             </w:pPr>
             <w:r>
               <w:rPr>
-                <w:rFonts w:eastAsia="Calibri" w:cs="CenturyGothic,Bold" w:ascii="CenturyGothic,Bold" w:hAnsi="CenturyGothic,Bold"/>
-                <w:b/>
-                <w:bCs/>
-                <w:kern w:val="0"/>
-                <w:sz w:val="20"/>
-                <w:szCs w:val="20"/>
-                <w:highlight w:val="yellow"/>
-                <w:lang w:val="pt-BR" w:eastAsia="en-US" w:bidi="ar-SA"/>
+                <w:rFonts w:cs="CenturyGothic,Bold" w:ascii="CenturyGothic,Bold" w:hAnsi="CenturyGothic,Bold"/>
+                <w:b/>
+                <w:bCs/>
+                <w:sz w:val="20"/>
+                <w:szCs w:val="20"/>
+                <w:highlight w:val="yellow"/>
               </w:rPr>
             </w:r>
           </w:p>
@@ -9941,14 +9581,12 @@
             </w:pPr>
             <w:r>
               <w:rPr>
-                <w:rFonts w:eastAsia="Calibri" w:cs="CenturyGothic,Bold" w:ascii="CenturyGothic,Bold" w:hAnsi="CenturyGothic,Bold"/>
-                <w:b/>
-                <w:bCs/>
-                <w:kern w:val="0"/>
-                <w:sz w:val="20"/>
-                <w:szCs w:val="20"/>
-                <w:highlight w:val="yellow"/>
-                <w:lang w:val="pt-BR" w:eastAsia="en-US" w:bidi="ar-SA"/>
+                <w:rFonts w:cs="CenturyGothic,Bold" w:ascii="CenturyGothic,Bold" w:hAnsi="CenturyGothic,Bold"/>
+                <w:b/>
+                <w:bCs/>
+                <w:sz w:val="20"/>
+                <w:szCs w:val="20"/>
+                <w:highlight w:val="yellow"/>
               </w:rPr>
             </w:r>
           </w:p>
@@ -9981,6 +9619,38 @@
             </w:pPr>
             <w:r>
               <w:rPr>
+                <w:rFonts w:cs="CenturyGothic,Bold" w:ascii="CenturyGothic,Bold" w:hAnsi="CenturyGothic,Bold"/>
+                <w:b/>
+                <w:bCs/>
+                <w:sz w:val="20"/>
+                <w:szCs w:val="20"/>
+              </w:rPr>
+            </w:r>
+          </w:p>
+        </w:tc>
+        <w:tc>
+          <w:tcPr>
+            <w:tcW w:w="6343" w:type="dxa"/>
+            <w:tcBorders/>
+            <w:vAlign w:val="center"/>
+          </w:tcPr>
+          <w:p>
+            <w:pPr>
+              <w:pStyle w:val="Normal"/>
+              <w:widowControl/>
+              <w:suppressAutoHyphens w:val="true"/>
+              <w:spacing w:lineRule="auto" w:line="240" w:before="0" w:after="0"/>
+              <w:jc w:val="left"/>
+              <w:rPr>
+                <w:rFonts w:ascii="CenturyGothic,Bold" w:hAnsi="CenturyGothic,Bold" w:cs="CenturyGothic,Bold"/>
+                <w:b/>
+                <w:bCs/>
+                <w:sz w:val="20"/>
+                <w:szCs w:val="20"/>
+              </w:rPr>
+            </w:pPr>
+            <w:r>
+              <w:rPr>
                 <w:rFonts w:eastAsia="Calibri" w:cs="CenturyGothic,Bold" w:ascii="CenturyGothic,Bold" w:hAnsi="CenturyGothic,Bold"/>
                 <w:b/>
                 <w:bCs/>
@@ -9989,40 +9659,6 @@
                 <w:szCs w:val="20"/>
                 <w:lang w:val="pt-BR" w:eastAsia="en-US" w:bidi="ar-SA"/>
               </w:rPr>
-            </w:r>
-          </w:p>
-        </w:tc>
-        <w:tc>
-          <w:tcPr>
-            <w:tcW w:w="6343" w:type="dxa"/>
-            <w:tcBorders/>
-            <w:vAlign w:val="center"/>
-          </w:tcPr>
-          <w:p>
-            <w:pPr>
-              <w:pStyle w:val="Normal"/>
-              <w:widowControl/>
-              <w:suppressAutoHyphens w:val="true"/>
-              <w:spacing w:lineRule="auto" w:line="240" w:before="0" w:after="0"/>
-              <w:jc w:val="left"/>
-              <w:rPr>
-                <w:rFonts w:ascii="CenturyGothic,Bold" w:hAnsi="CenturyGothic,Bold" w:cs="CenturyGothic,Bold"/>
-                <w:b/>
-                <w:bCs/>
-                <w:sz w:val="20"/>
-                <w:szCs w:val="20"/>
-              </w:rPr>
-            </w:pPr>
-            <w:r>
-              <w:rPr>
-                <w:rFonts w:eastAsia="Calibri" w:cs="CenturyGothic,Bold" w:ascii="CenturyGothic,Bold" w:hAnsi="CenturyGothic,Bold"/>
-                <w:b/>
-                <w:bCs/>
-                <w:kern w:val="0"/>
-                <w:sz w:val="20"/>
-                <w:szCs w:val="20"/>
-                <w:lang w:val="pt-BR" w:eastAsia="en-US" w:bidi="ar-SA"/>
-              </w:rPr>
               <w:t>CNDT – Trabalhista (TR)</w:t>
             </w:r>
           </w:p>
@@ -10050,14 +9686,12 @@
             </w:pPr>
             <w:r>
               <w:rPr>
-                <w:rFonts w:eastAsia="Calibri" w:cs="CenturyGothic,Bold" w:ascii="CenturyGothic,Bold" w:hAnsi="CenturyGothic,Bold"/>
-                <w:b/>
-                <w:bCs/>
-                <w:kern w:val="0"/>
-                <w:sz w:val="20"/>
-                <w:szCs w:val="20"/>
-                <w:highlight w:val="yellow"/>
-                <w:lang w:val="pt-BR" w:eastAsia="en-US" w:bidi="ar-SA"/>
+                <w:rFonts w:cs="CenturyGothic,Bold" w:ascii="CenturyGothic,Bold" w:hAnsi="CenturyGothic,Bold"/>
+                <w:b/>
+                <w:bCs/>
+                <w:sz w:val="20"/>
+                <w:szCs w:val="20"/>
+                <w:highlight w:val="yellow"/>
               </w:rPr>
             </w:r>
           </w:p>
@@ -10085,14 +9719,12 @@
             </w:pPr>
             <w:r>
               <w:rPr>
-                <w:rFonts w:eastAsia="Calibri" w:cs="CenturyGothic,Bold" w:ascii="CenturyGothic,Bold" w:hAnsi="CenturyGothic,Bold"/>
-                <w:b/>
-                <w:bCs/>
-                <w:kern w:val="0"/>
-                <w:sz w:val="20"/>
-                <w:szCs w:val="20"/>
-                <w:highlight w:val="yellow"/>
-                <w:lang w:val="pt-BR" w:eastAsia="en-US" w:bidi="ar-SA"/>
+                <w:rFonts w:cs="CenturyGothic,Bold" w:ascii="CenturyGothic,Bold" w:hAnsi="CenturyGothic,Bold"/>
+                <w:b/>
+                <w:bCs/>
+                <w:sz w:val="20"/>
+                <w:szCs w:val="20"/>
+                <w:highlight w:val="yellow"/>
               </w:rPr>
             </w:r>
           </w:p>
@@ -10120,14 +9752,12 @@
             </w:pPr>
             <w:r>
               <w:rPr>
-                <w:rFonts w:eastAsia="Calibri" w:cs="CenturyGothic,Bold" w:ascii="CenturyGothic,Bold" w:hAnsi="CenturyGothic,Bold"/>
-                <w:b/>
-                <w:bCs/>
-                <w:kern w:val="0"/>
-                <w:sz w:val="20"/>
-                <w:szCs w:val="20"/>
-                <w:highlight w:val="yellow"/>
-                <w:lang w:val="pt-BR" w:eastAsia="en-US" w:bidi="ar-SA"/>
+                <w:rFonts w:cs="CenturyGothic,Bold" w:ascii="CenturyGothic,Bold" w:hAnsi="CenturyGothic,Bold"/>
+                <w:b/>
+                <w:bCs/>
+                <w:sz w:val="20"/>
+                <w:szCs w:val="20"/>
+                <w:highlight w:val="yellow"/>
               </w:rPr>
             </w:r>
           </w:p>
@@ -10155,14 +9785,12 @@
             </w:pPr>
             <w:r>
               <w:rPr>
-                <w:rFonts w:eastAsia="Calibri" w:cs="CenturyGothic,Bold" w:ascii="CenturyGothic,Bold" w:hAnsi="CenturyGothic,Bold"/>
-                <w:b/>
-                <w:bCs/>
-                <w:kern w:val="0"/>
-                <w:sz w:val="20"/>
-                <w:szCs w:val="20"/>
-                <w:highlight w:val="yellow"/>
-                <w:lang w:val="pt-BR" w:eastAsia="en-US" w:bidi="ar-SA"/>
+                <w:rFonts w:cs="CenturyGothic,Bold" w:ascii="CenturyGothic,Bold" w:hAnsi="CenturyGothic,Bold"/>
+                <w:b/>
+                <w:bCs/>
+                <w:sz w:val="20"/>
+                <w:szCs w:val="20"/>
+                <w:highlight w:val="yellow"/>
               </w:rPr>
             </w:r>
           </w:p>
@@ -10195,6 +9823,38 @@
             </w:pPr>
             <w:r>
               <w:rPr>
+                <w:rFonts w:cs="CenturyGothic,Bold" w:ascii="CenturyGothic,Bold" w:hAnsi="CenturyGothic,Bold"/>
+                <w:b/>
+                <w:bCs/>
+                <w:sz w:val="20"/>
+                <w:szCs w:val="20"/>
+              </w:rPr>
+            </w:r>
+          </w:p>
+        </w:tc>
+        <w:tc>
+          <w:tcPr>
+            <w:tcW w:w="6343" w:type="dxa"/>
+            <w:tcBorders/>
+            <w:vAlign w:val="center"/>
+          </w:tcPr>
+          <w:p>
+            <w:pPr>
+              <w:pStyle w:val="Normal"/>
+              <w:widowControl/>
+              <w:suppressAutoHyphens w:val="true"/>
+              <w:spacing w:lineRule="auto" w:line="240" w:before="0" w:after="0"/>
+              <w:jc w:val="left"/>
+              <w:rPr>
+                <w:rFonts w:ascii="CenturyGothic,Bold" w:hAnsi="CenturyGothic,Bold" w:cs="CenturyGothic,Bold"/>
+                <w:b/>
+                <w:bCs/>
+                <w:sz w:val="20"/>
+                <w:szCs w:val="20"/>
+              </w:rPr>
+            </w:pPr>
+            <w:r>
+              <w:rPr>
                 <w:rFonts w:eastAsia="Calibri" w:cs="CenturyGothic,Bold" w:ascii="CenturyGothic,Bold" w:hAnsi="CenturyGothic,Bold"/>
                 <w:b/>
                 <w:bCs/>
@@ -10203,40 +9863,6 @@
                 <w:szCs w:val="20"/>
                 <w:lang w:val="pt-BR" w:eastAsia="en-US" w:bidi="ar-SA"/>
               </w:rPr>
-            </w:r>
-          </w:p>
-        </w:tc>
-        <w:tc>
-          <w:tcPr>
-            <w:tcW w:w="6343" w:type="dxa"/>
-            <w:tcBorders/>
-            <w:vAlign w:val="center"/>
-          </w:tcPr>
-          <w:p>
-            <w:pPr>
-              <w:pStyle w:val="Normal"/>
-              <w:widowControl/>
-              <w:suppressAutoHyphens w:val="true"/>
-              <w:spacing w:lineRule="auto" w:line="240" w:before="0" w:after="0"/>
-              <w:jc w:val="left"/>
-              <w:rPr>
-                <w:rFonts w:ascii="CenturyGothic,Bold" w:hAnsi="CenturyGothic,Bold" w:cs="CenturyGothic,Bold"/>
-                <w:b/>
-                <w:bCs/>
-                <w:sz w:val="20"/>
-                <w:szCs w:val="20"/>
-              </w:rPr>
-            </w:pPr>
-            <w:r>
-              <w:rPr>
-                <w:rFonts w:eastAsia="Calibri" w:cs="CenturyGothic,Bold" w:ascii="CenturyGothic,Bold" w:hAnsi="CenturyGothic,Bold"/>
-                <w:b/>
-                <w:bCs/>
-                <w:kern w:val="0"/>
-                <w:sz w:val="20"/>
-                <w:szCs w:val="20"/>
-                <w:lang w:val="pt-BR" w:eastAsia="en-US" w:bidi="ar-SA"/>
-              </w:rPr>
               <w:t>Inscr. Est. e/ou Mun. (TR)</w:t>
             </w:r>
           </w:p>
@@ -10264,14 +9890,12 @@
             </w:pPr>
             <w:r>
               <w:rPr>
-                <w:rFonts w:eastAsia="Calibri" w:cs="CenturyGothic,Bold" w:ascii="CenturyGothic,Bold" w:hAnsi="CenturyGothic,Bold"/>
-                <w:b/>
-                <w:bCs/>
-                <w:kern w:val="0"/>
-                <w:sz w:val="20"/>
-                <w:szCs w:val="20"/>
-                <w:highlight w:val="yellow"/>
-                <w:lang w:val="pt-BR" w:eastAsia="en-US" w:bidi="ar-SA"/>
+                <w:rFonts w:cs="CenturyGothic,Bold" w:ascii="CenturyGothic,Bold" w:hAnsi="CenturyGothic,Bold"/>
+                <w:b/>
+                <w:bCs/>
+                <w:sz w:val="20"/>
+                <w:szCs w:val="20"/>
+                <w:highlight w:val="yellow"/>
               </w:rPr>
             </w:r>
           </w:p>
@@ -10299,14 +9923,12 @@
             </w:pPr>
             <w:r>
               <w:rPr>
-                <w:rFonts w:eastAsia="Calibri" w:cs="CenturyGothic,Bold" w:ascii="CenturyGothic,Bold" w:hAnsi="CenturyGothic,Bold"/>
-                <w:b/>
-                <w:bCs/>
-                <w:kern w:val="0"/>
-                <w:sz w:val="20"/>
-                <w:szCs w:val="20"/>
-                <w:highlight w:val="yellow"/>
-                <w:lang w:val="pt-BR" w:eastAsia="en-US" w:bidi="ar-SA"/>
+                <w:rFonts w:cs="CenturyGothic,Bold" w:ascii="CenturyGothic,Bold" w:hAnsi="CenturyGothic,Bold"/>
+                <w:b/>
+                <w:bCs/>
+                <w:sz w:val="20"/>
+                <w:szCs w:val="20"/>
+                <w:highlight w:val="yellow"/>
               </w:rPr>
             </w:r>
           </w:p>
@@ -10334,14 +9956,12 @@
             </w:pPr>
             <w:r>
               <w:rPr>
-                <w:rFonts w:eastAsia="Calibri" w:cs="CenturyGothic,Bold" w:ascii="CenturyGothic,Bold" w:hAnsi="CenturyGothic,Bold"/>
-                <w:b/>
-                <w:bCs/>
-                <w:kern w:val="0"/>
-                <w:sz w:val="20"/>
-                <w:szCs w:val="20"/>
-                <w:highlight w:val="yellow"/>
-                <w:lang w:val="pt-BR" w:eastAsia="en-US" w:bidi="ar-SA"/>
+                <w:rFonts w:cs="CenturyGothic,Bold" w:ascii="CenturyGothic,Bold" w:hAnsi="CenturyGothic,Bold"/>
+                <w:b/>
+                <w:bCs/>
+                <w:sz w:val="20"/>
+                <w:szCs w:val="20"/>
+                <w:highlight w:val="yellow"/>
               </w:rPr>
             </w:r>
           </w:p>
@@ -10369,14 +9989,12 @@
             </w:pPr>
             <w:r>
               <w:rPr>
-                <w:rFonts w:eastAsia="Calibri" w:cs="CenturyGothic,Bold" w:ascii="CenturyGothic,Bold" w:hAnsi="CenturyGothic,Bold"/>
-                <w:b/>
-                <w:bCs/>
-                <w:kern w:val="0"/>
-                <w:sz w:val="20"/>
-                <w:szCs w:val="20"/>
-                <w:highlight w:val="yellow"/>
-                <w:lang w:val="pt-BR" w:eastAsia="en-US" w:bidi="ar-SA"/>
+                <w:rFonts w:cs="CenturyGothic,Bold" w:ascii="CenturyGothic,Bold" w:hAnsi="CenturyGothic,Bold"/>
+                <w:b/>
+                <w:bCs/>
+                <w:sz w:val="20"/>
+                <w:szCs w:val="20"/>
+                <w:highlight w:val="yellow"/>
               </w:rPr>
             </w:r>
           </w:p>
@@ -10409,6 +10027,38 @@
             </w:pPr>
             <w:r>
               <w:rPr>
+                <w:rFonts w:cs="CenturyGothic,Bold" w:ascii="CenturyGothic,Bold" w:hAnsi="CenturyGothic,Bold"/>
+                <w:b/>
+                <w:bCs/>
+                <w:sz w:val="20"/>
+                <w:szCs w:val="20"/>
+              </w:rPr>
+            </w:r>
+          </w:p>
+        </w:tc>
+        <w:tc>
+          <w:tcPr>
+            <w:tcW w:w="6343" w:type="dxa"/>
+            <w:tcBorders/>
+            <w:vAlign w:val="center"/>
+          </w:tcPr>
+          <w:p>
+            <w:pPr>
+              <w:pStyle w:val="Normal"/>
+              <w:widowControl/>
+              <w:suppressAutoHyphens w:val="true"/>
+              <w:spacing w:lineRule="auto" w:line="240" w:before="0" w:after="0"/>
+              <w:jc w:val="left"/>
+              <w:rPr>
+                <w:rFonts w:ascii="CenturyGothic,Bold" w:hAnsi="CenturyGothic,Bold" w:cs="CenturyGothic,Bold"/>
+                <w:b/>
+                <w:bCs/>
+                <w:sz w:val="20"/>
+                <w:szCs w:val="20"/>
+              </w:rPr>
+            </w:pPr>
+            <w:r>
+              <w:rPr>
                 <w:rFonts w:eastAsia="Calibri" w:cs="CenturyGothic,Bold" w:ascii="CenturyGothic,Bold" w:hAnsi="CenturyGothic,Bold"/>
                 <w:b/>
                 <w:bCs/>
@@ -10417,40 +10067,6 @@
                 <w:szCs w:val="20"/>
                 <w:lang w:val="pt-BR" w:eastAsia="en-US" w:bidi="ar-SA"/>
               </w:rPr>
-            </w:r>
-          </w:p>
-        </w:tc>
-        <w:tc>
-          <w:tcPr>
-            <w:tcW w:w="6343" w:type="dxa"/>
-            <w:tcBorders/>
-            <w:vAlign w:val="center"/>
-          </w:tcPr>
-          <w:p>
-            <w:pPr>
-              <w:pStyle w:val="Normal"/>
-              <w:widowControl/>
-              <w:suppressAutoHyphens w:val="true"/>
-              <w:spacing w:lineRule="auto" w:line="240" w:before="0" w:after="0"/>
-              <w:jc w:val="left"/>
-              <w:rPr>
-                <w:rFonts w:ascii="CenturyGothic,Bold" w:hAnsi="CenturyGothic,Bold" w:cs="CenturyGothic,Bold"/>
-                <w:b/>
-                <w:bCs/>
-                <w:sz w:val="20"/>
-                <w:szCs w:val="20"/>
-              </w:rPr>
-            </w:pPr>
-            <w:r>
-              <w:rPr>
-                <w:rFonts w:eastAsia="Calibri" w:cs="CenturyGothic,Bold" w:ascii="CenturyGothic,Bold" w:hAnsi="CenturyGothic,Bold"/>
-                <w:b/>
-                <w:bCs/>
-                <w:kern w:val="0"/>
-                <w:sz w:val="20"/>
-                <w:szCs w:val="20"/>
-                <w:lang w:val="pt-BR" w:eastAsia="en-US" w:bidi="ar-SA"/>
-              </w:rPr>
               <w:t>Reg. Fiscal Est ou Mun. (TR)</w:t>
             </w:r>
           </w:p>
@@ -10478,14 +10094,12 @@
             </w:pPr>
             <w:r>
               <w:rPr>
-                <w:rFonts w:eastAsia="Calibri" w:cs="CenturyGothic,Bold" w:ascii="CenturyGothic,Bold" w:hAnsi="CenturyGothic,Bold"/>
-                <w:b/>
-                <w:bCs/>
-                <w:kern w:val="0"/>
-                <w:sz w:val="20"/>
-                <w:szCs w:val="20"/>
-                <w:highlight w:val="yellow"/>
-                <w:lang w:val="pt-BR" w:eastAsia="en-US" w:bidi="ar-SA"/>
+                <w:rFonts w:cs="CenturyGothic,Bold" w:ascii="CenturyGothic,Bold" w:hAnsi="CenturyGothic,Bold"/>
+                <w:b/>
+                <w:bCs/>
+                <w:sz w:val="20"/>
+                <w:szCs w:val="20"/>
+                <w:highlight w:val="yellow"/>
               </w:rPr>
             </w:r>
           </w:p>
@@ -10513,14 +10127,12 @@
             </w:pPr>
             <w:r>
               <w:rPr>
-                <w:rFonts w:eastAsia="Calibri" w:cs="CenturyGothic,Bold" w:ascii="CenturyGothic,Bold" w:hAnsi="CenturyGothic,Bold"/>
-                <w:b/>
-                <w:bCs/>
-                <w:kern w:val="0"/>
-                <w:sz w:val="20"/>
-                <w:szCs w:val="20"/>
-                <w:highlight w:val="yellow"/>
-                <w:lang w:val="pt-BR" w:eastAsia="en-US" w:bidi="ar-SA"/>
+                <w:rFonts w:cs="CenturyGothic,Bold" w:ascii="CenturyGothic,Bold" w:hAnsi="CenturyGothic,Bold"/>
+                <w:b/>
+                <w:bCs/>
+                <w:sz w:val="20"/>
+                <w:szCs w:val="20"/>
+                <w:highlight w:val="yellow"/>
               </w:rPr>
             </w:r>
           </w:p>
@@ -10548,14 +10160,12 @@
             </w:pPr>
             <w:r>
               <w:rPr>
-                <w:rFonts w:eastAsia="Calibri" w:cs="CenturyGothic,Bold" w:ascii="CenturyGothic,Bold" w:hAnsi="CenturyGothic,Bold"/>
-                <w:b/>
-                <w:bCs/>
-                <w:kern w:val="0"/>
-                <w:sz w:val="20"/>
-                <w:szCs w:val="20"/>
-                <w:highlight w:val="yellow"/>
-                <w:lang w:val="pt-BR" w:eastAsia="en-US" w:bidi="ar-SA"/>
+                <w:rFonts w:cs="CenturyGothic,Bold" w:ascii="CenturyGothic,Bold" w:hAnsi="CenturyGothic,Bold"/>
+                <w:b/>
+                <w:bCs/>
+                <w:sz w:val="20"/>
+                <w:szCs w:val="20"/>
+                <w:highlight w:val="yellow"/>
               </w:rPr>
             </w:r>
           </w:p>
@@ -10583,14 +10193,12 @@
             </w:pPr>
             <w:r>
               <w:rPr>
-                <w:rFonts w:eastAsia="Calibri" w:cs="CenturyGothic,Bold" w:ascii="CenturyGothic,Bold" w:hAnsi="CenturyGothic,Bold"/>
-                <w:b/>
-                <w:bCs/>
-                <w:kern w:val="0"/>
-                <w:sz w:val="20"/>
-                <w:szCs w:val="20"/>
-                <w:highlight w:val="yellow"/>
-                <w:lang w:val="pt-BR" w:eastAsia="en-US" w:bidi="ar-SA"/>
+                <w:rFonts w:cs="CenturyGothic,Bold" w:ascii="CenturyGothic,Bold" w:hAnsi="CenturyGothic,Bold"/>
+                <w:b/>
+                <w:bCs/>
+                <w:sz w:val="20"/>
+                <w:szCs w:val="20"/>
+                <w:highlight w:val="yellow"/>
               </w:rPr>
             </w:r>
           </w:p>
@@ -10623,6 +10231,38 @@
             </w:pPr>
             <w:r>
               <w:rPr>
+                <w:rFonts w:cs="CenturyGothic,Bold" w:ascii="CenturyGothic,Bold" w:hAnsi="CenturyGothic,Bold"/>
+                <w:b/>
+                <w:bCs/>
+                <w:sz w:val="20"/>
+                <w:szCs w:val="20"/>
+              </w:rPr>
+            </w:r>
+          </w:p>
+        </w:tc>
+        <w:tc>
+          <w:tcPr>
+            <w:tcW w:w="6343" w:type="dxa"/>
+            <w:tcBorders/>
+            <w:vAlign w:val="center"/>
+          </w:tcPr>
+          <w:p>
+            <w:pPr>
+              <w:pStyle w:val="Normal"/>
+              <w:widowControl/>
+              <w:suppressAutoHyphens w:val="true"/>
+              <w:spacing w:lineRule="auto" w:line="240" w:before="0" w:after="0"/>
+              <w:jc w:val="left"/>
+              <w:rPr>
+                <w:rFonts w:ascii="CenturyGothic,Bold" w:hAnsi="CenturyGothic,Bold" w:cs="CenturyGothic,Bold"/>
+                <w:b/>
+                <w:bCs/>
+                <w:sz w:val="20"/>
+                <w:szCs w:val="20"/>
+              </w:rPr>
+            </w:pPr>
+            <w:r>
+              <w:rPr>
                 <w:rFonts w:eastAsia="Calibri" w:cs="CenturyGothic,Bold" w:ascii="CenturyGothic,Bold" w:hAnsi="CenturyGothic,Bold"/>
                 <w:b/>
                 <w:bCs/>
@@ -10631,40 +10271,6 @@
                 <w:szCs w:val="20"/>
                 <w:lang w:val="pt-BR" w:eastAsia="en-US" w:bidi="ar-SA"/>
               </w:rPr>
-            </w:r>
-          </w:p>
-        </w:tc>
-        <w:tc>
-          <w:tcPr>
-            <w:tcW w:w="6343" w:type="dxa"/>
-            <w:tcBorders/>
-            <w:vAlign w:val="center"/>
-          </w:tcPr>
-          <w:p>
-            <w:pPr>
-              <w:pStyle w:val="Normal"/>
-              <w:widowControl/>
-              <w:suppressAutoHyphens w:val="true"/>
-              <w:spacing w:lineRule="auto" w:line="240" w:before="0" w:after="0"/>
-              <w:jc w:val="left"/>
-              <w:rPr>
-                <w:rFonts w:ascii="CenturyGothic,Bold" w:hAnsi="CenturyGothic,Bold" w:cs="CenturyGothic,Bold"/>
-                <w:b/>
-                <w:bCs/>
-                <w:sz w:val="20"/>
-                <w:szCs w:val="20"/>
-              </w:rPr>
-            </w:pPr>
-            <w:r>
-              <w:rPr>
-                <w:rFonts w:eastAsia="Calibri" w:cs="CenturyGothic,Bold" w:ascii="CenturyGothic,Bold" w:hAnsi="CenturyGothic,Bold"/>
-                <w:b/>
-                <w:bCs/>
-                <w:kern w:val="0"/>
-                <w:sz w:val="20"/>
-                <w:szCs w:val="20"/>
-                <w:lang w:val="pt-BR" w:eastAsia="en-US" w:bidi="ar-SA"/>
-              </w:rPr>
               <w:t>Declaração isenção tributos, se for o caso (TR)</w:t>
             </w:r>
           </w:p>
@@ -10692,14 +10298,12 @@
             </w:pPr>
             <w:r>
               <w:rPr>
-                <w:rFonts w:eastAsia="Calibri" w:cs="CenturyGothic,Bold" w:ascii="CenturyGothic,Bold" w:hAnsi="CenturyGothic,Bold"/>
-                <w:b/>
-                <w:bCs/>
-                <w:kern w:val="0"/>
-                <w:sz w:val="20"/>
-                <w:szCs w:val="20"/>
-                <w:highlight w:val="yellow"/>
-                <w:lang w:val="pt-BR" w:eastAsia="en-US" w:bidi="ar-SA"/>
+                <w:rFonts w:cs="CenturyGothic,Bold" w:ascii="CenturyGothic,Bold" w:hAnsi="CenturyGothic,Bold"/>
+                <w:b/>
+                <w:bCs/>
+                <w:sz w:val="20"/>
+                <w:szCs w:val="20"/>
+                <w:highlight w:val="yellow"/>
               </w:rPr>
             </w:r>
           </w:p>
@@ -10727,14 +10331,12 @@
             </w:pPr>
             <w:r>
               <w:rPr>
-                <w:rFonts w:eastAsia="Calibri" w:cs="CenturyGothic,Bold" w:ascii="CenturyGothic,Bold" w:hAnsi="CenturyGothic,Bold"/>
-                <w:b/>
-                <w:bCs/>
-                <w:kern w:val="0"/>
-                <w:sz w:val="20"/>
-                <w:szCs w:val="20"/>
-                <w:highlight w:val="yellow"/>
-                <w:lang w:val="pt-BR" w:eastAsia="en-US" w:bidi="ar-SA"/>
+                <w:rFonts w:cs="CenturyGothic,Bold" w:ascii="CenturyGothic,Bold" w:hAnsi="CenturyGothic,Bold"/>
+                <w:b/>
+                <w:bCs/>
+                <w:sz w:val="20"/>
+                <w:szCs w:val="20"/>
+                <w:highlight w:val="yellow"/>
               </w:rPr>
             </w:r>
           </w:p>
@@ -10762,14 +10364,12 @@
             </w:pPr>
             <w:r>
               <w:rPr>
-                <w:rFonts w:eastAsia="Calibri" w:cs="CenturyGothic,Bold" w:ascii="CenturyGothic,Bold" w:hAnsi="CenturyGothic,Bold"/>
-                <w:b/>
-                <w:bCs/>
-                <w:kern w:val="0"/>
-                <w:sz w:val="20"/>
-                <w:szCs w:val="20"/>
-                <w:highlight w:val="yellow"/>
-                <w:lang w:val="pt-BR" w:eastAsia="en-US" w:bidi="ar-SA"/>
+                <w:rFonts w:cs="CenturyGothic,Bold" w:ascii="CenturyGothic,Bold" w:hAnsi="CenturyGothic,Bold"/>
+                <w:b/>
+                <w:bCs/>
+                <w:sz w:val="20"/>
+                <w:szCs w:val="20"/>
+                <w:highlight w:val="yellow"/>
               </w:rPr>
             </w:r>
           </w:p>
@@ -10797,14 +10397,12 @@
             </w:pPr>
             <w:r>
               <w:rPr>
-                <w:rFonts w:eastAsia="Calibri" w:cs="CenturyGothic,Bold" w:ascii="CenturyGothic,Bold" w:hAnsi="CenturyGothic,Bold"/>
-                <w:b/>
-                <w:bCs/>
-                <w:kern w:val="0"/>
-                <w:sz w:val="20"/>
-                <w:szCs w:val="20"/>
-                <w:highlight w:val="yellow"/>
-                <w:lang w:val="pt-BR" w:eastAsia="en-US" w:bidi="ar-SA"/>
+                <w:rFonts w:cs="CenturyGothic,Bold" w:ascii="CenturyGothic,Bold" w:hAnsi="CenturyGothic,Bold"/>
+                <w:b/>
+                <w:bCs/>
+                <w:sz w:val="20"/>
+                <w:szCs w:val="20"/>
+                <w:highlight w:val="yellow"/>
               </w:rPr>
             </w:r>
           </w:p>
@@ -10837,6 +10435,38 @@
             </w:pPr>
             <w:r>
               <w:rPr>
+                <w:rFonts w:cs="CenturyGothic,Bold" w:ascii="CenturyGothic,Bold" w:hAnsi="CenturyGothic,Bold"/>
+                <w:b/>
+                <w:bCs/>
+                <w:sz w:val="20"/>
+                <w:szCs w:val="20"/>
+              </w:rPr>
+            </w:r>
+          </w:p>
+        </w:tc>
+        <w:tc>
+          <w:tcPr>
+            <w:tcW w:w="6343" w:type="dxa"/>
+            <w:tcBorders/>
+            <w:vAlign w:val="center"/>
+          </w:tcPr>
+          <w:p>
+            <w:pPr>
+              <w:pStyle w:val="Normal"/>
+              <w:widowControl/>
+              <w:suppressAutoHyphens w:val="true"/>
+              <w:spacing w:lineRule="auto" w:line="240" w:before="0" w:after="0"/>
+              <w:jc w:val="left"/>
+              <w:rPr>
+                <w:rFonts w:ascii="CenturyGothic,Bold" w:hAnsi="CenturyGothic,Bold" w:cs="CenturyGothic,Bold"/>
+                <w:b/>
+                <w:bCs/>
+                <w:sz w:val="20"/>
+                <w:szCs w:val="20"/>
+              </w:rPr>
+            </w:pPr>
+            <w:r>
+              <w:rPr>
                 <w:rFonts w:eastAsia="Calibri" w:cs="CenturyGothic,Bold" w:ascii="CenturyGothic,Bold" w:hAnsi="CenturyGothic,Bold"/>
                 <w:b/>
                 <w:bCs/>
@@ -10845,40 +10475,6 @@
                 <w:szCs w:val="20"/>
                 <w:lang w:val="pt-BR" w:eastAsia="en-US" w:bidi="ar-SA"/>
               </w:rPr>
-            </w:r>
-          </w:p>
-        </w:tc>
-        <w:tc>
-          <w:tcPr>
-            <w:tcW w:w="6343" w:type="dxa"/>
-            <w:tcBorders/>
-            <w:vAlign w:val="center"/>
-          </w:tcPr>
-          <w:p>
-            <w:pPr>
-              <w:pStyle w:val="Normal"/>
-              <w:widowControl/>
-              <w:suppressAutoHyphens w:val="true"/>
-              <w:spacing w:lineRule="auto" w:line="240" w:before="0" w:after="0"/>
-              <w:jc w:val="left"/>
-              <w:rPr>
-                <w:rFonts w:ascii="CenturyGothic,Bold" w:hAnsi="CenturyGothic,Bold" w:cs="CenturyGothic,Bold"/>
-                <w:b/>
-                <w:bCs/>
-                <w:sz w:val="20"/>
-                <w:szCs w:val="20"/>
-              </w:rPr>
-            </w:pPr>
-            <w:r>
-              <w:rPr>
-                <w:rFonts w:eastAsia="Calibri" w:cs="CenturyGothic,Bold" w:ascii="CenturyGothic,Bold" w:hAnsi="CenturyGothic,Bold"/>
-                <w:b/>
-                <w:bCs/>
-                <w:kern w:val="0"/>
-                <w:sz w:val="20"/>
-                <w:szCs w:val="20"/>
-                <w:lang w:val="pt-BR" w:eastAsia="en-US" w:bidi="ar-SA"/>
-              </w:rPr>
               <w:t>Cert. Neg. Insolvência (TR, se pessoa física)</w:t>
             </w:r>
           </w:p>
@@ -10906,14 +10502,12 @@
             </w:pPr>
             <w:r>
               <w:rPr>
-                <w:rFonts w:eastAsia="Calibri" w:cs="CenturyGothic,Bold" w:ascii="CenturyGothic,Bold" w:hAnsi="CenturyGothic,Bold"/>
-                <w:b/>
-                <w:bCs/>
-                <w:kern w:val="0"/>
-                <w:sz w:val="20"/>
-                <w:szCs w:val="20"/>
-                <w:highlight w:val="yellow"/>
-                <w:lang w:val="pt-BR" w:eastAsia="en-US" w:bidi="ar-SA"/>
+                <w:rFonts w:cs="CenturyGothic,Bold" w:ascii="CenturyGothic,Bold" w:hAnsi="CenturyGothic,Bold"/>
+                <w:b/>
+                <w:bCs/>
+                <w:sz w:val="20"/>
+                <w:szCs w:val="20"/>
+                <w:highlight w:val="yellow"/>
               </w:rPr>
             </w:r>
           </w:p>
@@ -10941,14 +10535,12 @@
             </w:pPr>
             <w:r>
               <w:rPr>
-                <w:rFonts w:eastAsia="Calibri" w:cs="CenturyGothic,Bold" w:ascii="CenturyGothic,Bold" w:hAnsi="CenturyGothic,Bold"/>
-                <w:b/>
-                <w:bCs/>
-                <w:kern w:val="0"/>
-                <w:sz w:val="20"/>
-                <w:szCs w:val="20"/>
-                <w:highlight w:val="yellow"/>
-                <w:lang w:val="pt-BR" w:eastAsia="en-US" w:bidi="ar-SA"/>
+                <w:rFonts w:cs="CenturyGothic,Bold" w:ascii="CenturyGothic,Bold" w:hAnsi="CenturyGothic,Bold"/>
+                <w:b/>
+                <w:bCs/>
+                <w:sz w:val="20"/>
+                <w:szCs w:val="20"/>
+                <w:highlight w:val="yellow"/>
               </w:rPr>
             </w:r>
           </w:p>
@@ -10976,14 +10568,12 @@
             </w:pPr>
             <w:r>
               <w:rPr>
-                <w:rFonts w:eastAsia="Calibri" w:cs="CenturyGothic,Bold" w:ascii="CenturyGothic,Bold" w:hAnsi="CenturyGothic,Bold"/>
-                <w:b/>
-                <w:bCs/>
-                <w:kern w:val="0"/>
-                <w:sz w:val="20"/>
-                <w:szCs w:val="20"/>
-                <w:highlight w:val="yellow"/>
-                <w:lang w:val="pt-BR" w:eastAsia="en-US" w:bidi="ar-SA"/>
+                <w:rFonts w:cs="CenturyGothic,Bold" w:ascii="CenturyGothic,Bold" w:hAnsi="CenturyGothic,Bold"/>
+                <w:b/>
+                <w:bCs/>
+                <w:sz w:val="20"/>
+                <w:szCs w:val="20"/>
+                <w:highlight w:val="yellow"/>
               </w:rPr>
             </w:r>
           </w:p>
@@ -11011,14 +10601,12 @@
             </w:pPr>
             <w:r>
               <w:rPr>
-                <w:rFonts w:eastAsia="Calibri" w:cs="CenturyGothic,Bold" w:ascii="CenturyGothic,Bold" w:hAnsi="CenturyGothic,Bold"/>
-                <w:b/>
-                <w:bCs/>
-                <w:kern w:val="0"/>
-                <w:sz w:val="20"/>
-                <w:szCs w:val="20"/>
-                <w:highlight w:val="yellow"/>
-                <w:lang w:val="pt-BR" w:eastAsia="en-US" w:bidi="ar-SA"/>
+                <w:rFonts w:cs="CenturyGothic,Bold" w:ascii="CenturyGothic,Bold" w:hAnsi="CenturyGothic,Bold"/>
+                <w:b/>
+                <w:bCs/>
+                <w:sz w:val="20"/>
+                <w:szCs w:val="20"/>
+                <w:highlight w:val="yellow"/>
               </w:rPr>
             </w:r>
           </w:p>
@@ -11051,6 +10639,38 @@
             </w:pPr>
             <w:r>
               <w:rPr>
+                <w:rFonts w:cs="CenturyGothic,Bold" w:ascii="CenturyGothic,Bold" w:hAnsi="CenturyGothic,Bold"/>
+                <w:b/>
+                <w:bCs/>
+                <w:sz w:val="20"/>
+                <w:szCs w:val="20"/>
+              </w:rPr>
+            </w:r>
+          </w:p>
+        </w:tc>
+        <w:tc>
+          <w:tcPr>
+            <w:tcW w:w="6343" w:type="dxa"/>
+            <w:tcBorders/>
+            <w:vAlign w:val="center"/>
+          </w:tcPr>
+          <w:p>
+            <w:pPr>
+              <w:pStyle w:val="Normal"/>
+              <w:widowControl/>
+              <w:suppressAutoHyphens w:val="true"/>
+              <w:spacing w:lineRule="auto" w:line="240" w:before="0" w:after="0"/>
+              <w:jc w:val="left"/>
+              <w:rPr>
+                <w:rFonts w:ascii="CenturyGothic,Bold" w:hAnsi="CenturyGothic,Bold" w:cs="CenturyGothic,Bold"/>
+                <w:b/>
+                <w:bCs/>
+                <w:sz w:val="20"/>
+                <w:szCs w:val="20"/>
+              </w:rPr>
+            </w:pPr>
+            <w:r>
+              <w:rPr>
                 <w:rFonts w:eastAsia="Calibri" w:cs="CenturyGothic,Bold" w:ascii="CenturyGothic,Bold" w:hAnsi="CenturyGothic,Bold"/>
                 <w:b/>
                 <w:bCs/>
@@ -11059,40 +10679,6 @@
                 <w:szCs w:val="20"/>
                 <w:lang w:val="pt-BR" w:eastAsia="en-US" w:bidi="ar-SA"/>
               </w:rPr>
-            </w:r>
-          </w:p>
-        </w:tc>
-        <w:tc>
-          <w:tcPr>
-            <w:tcW w:w="6343" w:type="dxa"/>
-            <w:tcBorders/>
-            <w:vAlign w:val="center"/>
-          </w:tcPr>
-          <w:p>
-            <w:pPr>
-              <w:pStyle w:val="Normal"/>
-              <w:widowControl/>
-              <w:suppressAutoHyphens w:val="true"/>
-              <w:spacing w:lineRule="auto" w:line="240" w:before="0" w:after="0"/>
-              <w:jc w:val="left"/>
-              <w:rPr>
-                <w:rFonts w:ascii="CenturyGothic,Bold" w:hAnsi="CenturyGothic,Bold" w:cs="CenturyGothic,Bold"/>
-                <w:b/>
-                <w:bCs/>
-                <w:sz w:val="20"/>
-                <w:szCs w:val="20"/>
-              </w:rPr>
-            </w:pPr>
-            <w:r>
-              <w:rPr>
-                <w:rFonts w:eastAsia="Calibri" w:cs="CenturyGothic,Bold" w:ascii="CenturyGothic,Bold" w:hAnsi="CenturyGothic,Bold"/>
-                <w:b/>
-                <w:bCs/>
-                <w:kern w:val="0"/>
-                <w:sz w:val="20"/>
-                <w:szCs w:val="20"/>
-                <w:lang w:val="pt-BR" w:eastAsia="en-US" w:bidi="ar-SA"/>
-              </w:rPr>
               <w:t>Cert. Falência (TR)</w:t>
             </w:r>
           </w:p>
@@ -11120,14 +10706,12 @@
             </w:pPr>
             <w:r>
               <w:rPr>
-                <w:rFonts w:eastAsia="Calibri" w:cs="CenturyGothic,Bold" w:ascii="CenturyGothic,Bold" w:hAnsi="CenturyGothic,Bold"/>
-                <w:b/>
-                <w:bCs/>
-                <w:kern w:val="0"/>
-                <w:sz w:val="20"/>
-                <w:szCs w:val="20"/>
-                <w:highlight w:val="yellow"/>
-                <w:lang w:val="pt-BR" w:eastAsia="en-US" w:bidi="ar-SA"/>
+                <w:rFonts w:cs="CenturyGothic,Bold" w:ascii="CenturyGothic,Bold" w:hAnsi="CenturyGothic,Bold"/>
+                <w:b/>
+                <w:bCs/>
+                <w:sz w:val="20"/>
+                <w:szCs w:val="20"/>
+                <w:highlight w:val="yellow"/>
               </w:rPr>
             </w:r>
           </w:p>
@@ -11155,14 +10739,12 @@
             </w:pPr>
             <w:r>
               <w:rPr>
-                <w:rFonts w:eastAsia="Calibri" w:cs="CenturyGothic,Bold" w:ascii="CenturyGothic,Bold" w:hAnsi="CenturyGothic,Bold"/>
-                <w:b/>
-                <w:bCs/>
-                <w:kern w:val="0"/>
-                <w:sz w:val="20"/>
-                <w:szCs w:val="20"/>
-                <w:highlight w:val="yellow"/>
-                <w:lang w:val="pt-BR" w:eastAsia="en-US" w:bidi="ar-SA"/>
+                <w:rFonts w:cs="CenturyGothic,Bold" w:ascii="CenturyGothic,Bold" w:hAnsi="CenturyGothic,Bold"/>
+                <w:b/>
+                <w:bCs/>
+                <w:sz w:val="20"/>
+                <w:szCs w:val="20"/>
+                <w:highlight w:val="yellow"/>
               </w:rPr>
             </w:r>
           </w:p>
@@ -11190,14 +10772,12 @@
             </w:pPr>
             <w:r>
               <w:rPr>
-                <w:rFonts w:eastAsia="Calibri" w:cs="CenturyGothic,Bold" w:ascii="CenturyGothic,Bold" w:hAnsi="CenturyGothic,Bold"/>
-                <w:b/>
-                <w:bCs/>
-                <w:kern w:val="0"/>
-                <w:sz w:val="20"/>
-                <w:szCs w:val="20"/>
-                <w:highlight w:val="yellow"/>
-                <w:lang w:val="pt-BR" w:eastAsia="en-US" w:bidi="ar-SA"/>
+                <w:rFonts w:cs="CenturyGothic,Bold" w:ascii="CenturyGothic,Bold" w:hAnsi="CenturyGothic,Bold"/>
+                <w:b/>
+                <w:bCs/>
+                <w:sz w:val="20"/>
+                <w:szCs w:val="20"/>
+                <w:highlight w:val="yellow"/>
               </w:rPr>
             </w:r>
           </w:p>
@@ -11225,14 +10805,12 @@
             </w:pPr>
             <w:r>
               <w:rPr>
-                <w:rFonts w:eastAsia="Calibri" w:cs="CenturyGothic,Bold" w:ascii="CenturyGothic,Bold" w:hAnsi="CenturyGothic,Bold"/>
-                <w:b/>
-                <w:bCs/>
-                <w:kern w:val="0"/>
-                <w:sz w:val="20"/>
-                <w:szCs w:val="20"/>
-                <w:highlight w:val="yellow"/>
-                <w:lang w:val="pt-BR" w:eastAsia="en-US" w:bidi="ar-SA"/>
+                <w:rFonts w:cs="CenturyGothic,Bold" w:ascii="CenturyGothic,Bold" w:hAnsi="CenturyGothic,Bold"/>
+                <w:b/>
+                <w:bCs/>
+                <w:sz w:val="20"/>
+                <w:szCs w:val="20"/>
+                <w:highlight w:val="yellow"/>
               </w:rPr>
             </w:r>
           </w:p>
@@ -11265,13 +10843,11 @@
             </w:pPr>
             <w:r>
               <w:rPr>
-                <w:rFonts w:eastAsia="Calibri" w:cs="CenturyGothic,Bold" w:ascii="CenturyGothic,Bold" w:hAnsi="CenturyGothic,Bold"/>
-                <w:b/>
-                <w:bCs/>
-                <w:kern w:val="0"/>
-                <w:sz w:val="20"/>
-                <w:szCs w:val="20"/>
-                <w:lang w:val="pt-BR" w:eastAsia="en-US" w:bidi="ar-SA"/>
+                <w:rFonts w:cs="CenturyGothic,Bold" w:ascii="CenturyGothic,Bold" w:hAnsi="CenturyGothic,Bold"/>
+                <w:b/>
+                <w:bCs/>
+                <w:sz w:val="20"/>
+                <w:szCs w:val="20"/>
               </w:rPr>
             </w:r>
           </w:p>
@@ -11348,14 +10924,12 @@
             </w:pPr>
             <w:r>
               <w:rPr>
-                <w:rFonts w:eastAsia="Calibri" w:cs="CenturyGothic,Bold" w:ascii="CenturyGothic,Bold" w:hAnsi="CenturyGothic,Bold"/>
-                <w:b/>
-                <w:bCs/>
-                <w:kern w:val="0"/>
-                <w:sz w:val="20"/>
-                <w:szCs w:val="20"/>
-                <w:highlight w:val="yellow"/>
-                <w:lang w:val="pt-BR" w:eastAsia="en-US" w:bidi="ar-SA"/>
+                <w:rFonts w:cs="CenturyGothic,Bold" w:ascii="CenturyGothic,Bold" w:hAnsi="CenturyGothic,Bold"/>
+                <w:b/>
+                <w:bCs/>
+                <w:sz w:val="20"/>
+                <w:szCs w:val="20"/>
+                <w:highlight w:val="yellow"/>
               </w:rPr>
             </w:r>
           </w:p>
@@ -11383,14 +10957,12 @@
             </w:pPr>
             <w:r>
               <w:rPr>
-                <w:rFonts w:eastAsia="Calibri" w:cs="CenturyGothic,Bold" w:ascii="CenturyGothic,Bold" w:hAnsi="CenturyGothic,Bold"/>
-                <w:b/>
-                <w:bCs/>
-                <w:kern w:val="0"/>
-                <w:sz w:val="20"/>
-                <w:szCs w:val="20"/>
-                <w:highlight w:val="yellow"/>
-                <w:lang w:val="pt-BR" w:eastAsia="en-US" w:bidi="ar-SA"/>
+                <w:rFonts w:cs="CenturyGothic,Bold" w:ascii="CenturyGothic,Bold" w:hAnsi="CenturyGothic,Bold"/>
+                <w:b/>
+                <w:bCs/>
+                <w:sz w:val="20"/>
+                <w:szCs w:val="20"/>
+                <w:highlight w:val="yellow"/>
               </w:rPr>
             </w:r>
           </w:p>
@@ -11418,14 +10990,12 @@
             </w:pPr>
             <w:r>
               <w:rPr>
-                <w:rFonts w:eastAsia="Calibri" w:cs="CenturyGothic,Bold" w:ascii="CenturyGothic,Bold" w:hAnsi="CenturyGothic,Bold"/>
-                <w:b/>
-                <w:bCs/>
-                <w:kern w:val="0"/>
-                <w:sz w:val="20"/>
-                <w:szCs w:val="20"/>
-                <w:highlight w:val="yellow"/>
-                <w:lang w:val="pt-BR" w:eastAsia="en-US" w:bidi="ar-SA"/>
+                <w:rFonts w:cs="CenturyGothic,Bold" w:ascii="CenturyGothic,Bold" w:hAnsi="CenturyGothic,Bold"/>
+                <w:b/>
+                <w:bCs/>
+                <w:sz w:val="20"/>
+                <w:szCs w:val="20"/>
+                <w:highlight w:val="yellow"/>
               </w:rPr>
             </w:r>
           </w:p>
@@ -11453,14 +11023,12 @@
             </w:pPr>
             <w:r>
               <w:rPr>
-                <w:rFonts w:eastAsia="Calibri" w:cs="CenturyGothic,Bold" w:ascii="CenturyGothic,Bold" w:hAnsi="CenturyGothic,Bold"/>
-                <w:b/>
-                <w:bCs/>
-                <w:kern w:val="0"/>
-                <w:sz w:val="20"/>
-                <w:szCs w:val="20"/>
-                <w:highlight w:val="yellow"/>
-                <w:lang w:val="pt-BR" w:eastAsia="en-US" w:bidi="ar-SA"/>
+                <w:rFonts w:cs="CenturyGothic,Bold" w:ascii="CenturyGothic,Bold" w:hAnsi="CenturyGothic,Bold"/>
+                <w:b/>
+                <w:bCs/>
+                <w:sz w:val="20"/>
+                <w:szCs w:val="20"/>
+                <w:highlight w:val="yellow"/>
               </w:rPr>
             </w:r>
           </w:p>
@@ -11493,6 +11061,38 @@
             </w:pPr>
             <w:r>
               <w:rPr>
+                <w:rFonts w:cs="CenturyGothic,Bold" w:ascii="CenturyGothic,Bold" w:hAnsi="CenturyGothic,Bold"/>
+                <w:b/>
+                <w:bCs/>
+                <w:sz w:val="20"/>
+                <w:szCs w:val="20"/>
+              </w:rPr>
+            </w:r>
+          </w:p>
+        </w:tc>
+        <w:tc>
+          <w:tcPr>
+            <w:tcW w:w="6343" w:type="dxa"/>
+            <w:tcBorders/>
+            <w:vAlign w:val="center"/>
+          </w:tcPr>
+          <w:p>
+            <w:pPr>
+              <w:pStyle w:val="Normal"/>
+              <w:widowControl/>
+              <w:suppressAutoHyphens w:val="true"/>
+              <w:spacing w:lineRule="auto" w:line="240" w:before="0" w:after="0"/>
+              <w:jc w:val="left"/>
+              <w:rPr>
+                <w:rFonts w:ascii="CenturyGothic,Bold" w:hAnsi="CenturyGothic,Bold" w:cs="CenturyGothic,Bold"/>
+                <w:b/>
+                <w:bCs/>
+                <w:sz w:val="20"/>
+                <w:szCs w:val="20"/>
+              </w:rPr>
+            </w:pPr>
+            <w:r>
+              <w:rPr>
                 <w:rFonts w:eastAsia="Calibri" w:cs="CenturyGothic,Bold" w:ascii="CenturyGothic,Bold" w:hAnsi="CenturyGothic,Bold"/>
                 <w:b/>
                 <w:bCs/>
@@ -11501,40 +11101,6 @@
                 <w:szCs w:val="20"/>
                 <w:lang w:val="pt-BR" w:eastAsia="en-US" w:bidi="ar-SA"/>
               </w:rPr>
-            </w:r>
-          </w:p>
-        </w:tc>
-        <w:tc>
-          <w:tcPr>
-            <w:tcW w:w="6343" w:type="dxa"/>
-            <w:tcBorders/>
-            <w:vAlign w:val="center"/>
-          </w:tcPr>
-          <w:p>
-            <w:pPr>
-              <w:pStyle w:val="Normal"/>
-              <w:widowControl/>
-              <w:suppressAutoHyphens w:val="true"/>
-              <w:spacing w:lineRule="auto" w:line="240" w:before="0" w:after="0"/>
-              <w:jc w:val="left"/>
-              <w:rPr>
-                <w:rFonts w:ascii="CenturyGothic,Bold" w:hAnsi="CenturyGothic,Bold" w:cs="CenturyGothic,Bold"/>
-                <w:b/>
-                <w:bCs/>
-                <w:sz w:val="20"/>
-                <w:szCs w:val="20"/>
-              </w:rPr>
-            </w:pPr>
-            <w:r>
-              <w:rPr>
-                <w:rFonts w:eastAsia="Calibri" w:cs="CenturyGothic,Bold" w:ascii="CenturyGothic,Bold" w:hAnsi="CenturyGothic,Bold"/>
-                <w:b/>
-                <w:bCs/>
-                <w:kern w:val="0"/>
-                <w:sz w:val="20"/>
-                <w:szCs w:val="20"/>
-                <w:lang w:val="pt-BR" w:eastAsia="en-US" w:bidi="ar-SA"/>
-              </w:rPr>
               <w:t>Registro ent. Profis. (TR)</w:t>
             </w:r>
           </w:p>
@@ -11563,14 +11129,12 @@
             </w:pPr>
             <w:r>
               <w:rPr>
-                <w:rFonts w:eastAsia="Calibri" w:cs="CenturyGothic,Bold" w:ascii="CenturyGothic,Bold" w:hAnsi="CenturyGothic,Bold"/>
-                <w:b/>
-                <w:bCs/>
-                <w:kern w:val="0"/>
-                <w:sz w:val="20"/>
-                <w:szCs w:val="20"/>
-                <w:highlight w:val="yellow"/>
-                <w:lang w:val="pt-BR" w:eastAsia="en-US" w:bidi="ar-SA"/>
+                <w:rFonts w:cs="CenturyGothic,Bold" w:ascii="CenturyGothic,Bold" w:hAnsi="CenturyGothic,Bold"/>
+                <w:b/>
+                <w:bCs/>
+                <w:sz w:val="20"/>
+                <w:szCs w:val="20"/>
+                <w:highlight w:val="yellow"/>
               </w:rPr>
             </w:r>
           </w:p>
@@ -11598,14 +11162,12 @@
             </w:pPr>
             <w:r>
               <w:rPr>
-                <w:rFonts w:eastAsia="Calibri" w:cs="CenturyGothic,Bold" w:ascii="CenturyGothic,Bold" w:hAnsi="CenturyGothic,Bold"/>
-                <w:b/>
-                <w:bCs/>
-                <w:kern w:val="0"/>
-                <w:sz w:val="20"/>
-                <w:szCs w:val="20"/>
-                <w:highlight w:val="yellow"/>
-                <w:lang w:val="pt-BR" w:eastAsia="en-US" w:bidi="ar-SA"/>
+                <w:rFonts w:cs="CenturyGothic,Bold" w:ascii="CenturyGothic,Bold" w:hAnsi="CenturyGothic,Bold"/>
+                <w:b/>
+                <w:bCs/>
+                <w:sz w:val="20"/>
+                <w:szCs w:val="20"/>
+                <w:highlight w:val="yellow"/>
               </w:rPr>
             </w:r>
           </w:p>
@@ -11633,14 +11195,12 @@
             </w:pPr>
             <w:r>
               <w:rPr>
-                <w:rFonts w:eastAsia="Calibri" w:cs="CenturyGothic,Bold" w:ascii="CenturyGothic,Bold" w:hAnsi="CenturyGothic,Bold"/>
-                <w:b/>
-                <w:bCs/>
-                <w:kern w:val="0"/>
-                <w:sz w:val="20"/>
-                <w:szCs w:val="20"/>
-                <w:highlight w:val="yellow"/>
-                <w:lang w:val="pt-BR" w:eastAsia="en-US" w:bidi="ar-SA"/>
+                <w:rFonts w:cs="CenturyGothic,Bold" w:ascii="CenturyGothic,Bold" w:hAnsi="CenturyGothic,Bold"/>
+                <w:b/>
+                <w:bCs/>
+                <w:sz w:val="20"/>
+                <w:szCs w:val="20"/>
+                <w:highlight w:val="yellow"/>
               </w:rPr>
             </w:r>
           </w:p>
@@ -11668,14 +11228,12 @@
             </w:pPr>
             <w:r>
               <w:rPr>
-                <w:rFonts w:eastAsia="Calibri" w:cs="CenturyGothic,Bold" w:ascii="CenturyGothic,Bold" w:hAnsi="CenturyGothic,Bold"/>
-                <w:b/>
-                <w:bCs/>
-                <w:kern w:val="0"/>
-                <w:sz w:val="20"/>
-                <w:szCs w:val="20"/>
-                <w:highlight w:val="yellow"/>
-                <w:lang w:val="pt-BR" w:eastAsia="en-US" w:bidi="ar-SA"/>
+                <w:rFonts w:cs="CenturyGothic,Bold" w:ascii="CenturyGothic,Bold" w:hAnsi="CenturyGothic,Bold"/>
+                <w:b/>
+                <w:bCs/>
+                <w:sz w:val="20"/>
+                <w:szCs w:val="20"/>
+                <w:highlight w:val="yellow"/>
               </w:rPr>
             </w:r>
           </w:p>
@@ -11709,49 +11267,47 @@
             </w:pPr>
             <w:r>
               <w:rPr>
+                <w:rFonts w:cs="CenturyGothic,Bold" w:ascii="CenturyGothic,Bold" w:hAnsi="CenturyGothic,Bold"/>
+                <w:b/>
+                <w:bCs/>
+                <w:sz w:val="20"/>
+                <w:szCs w:val="20"/>
+                <w:highlight w:val="yellow"/>
+              </w:rPr>
+            </w:r>
+          </w:p>
+        </w:tc>
+        <w:tc>
+          <w:tcPr>
+            <w:tcW w:w="6343" w:type="dxa"/>
+            <w:tcBorders/>
+            <w:vAlign w:val="center"/>
+          </w:tcPr>
+          <w:p>
+            <w:pPr>
+              <w:pStyle w:val="Normal"/>
+              <w:widowControl/>
+              <w:suppressAutoHyphens w:val="true"/>
+              <w:spacing w:lineRule="auto" w:line="240" w:before="0" w:after="0"/>
+              <w:jc w:val="left"/>
+              <w:rPr>
+                <w:rFonts w:ascii="CenturyGothic,Bold" w:hAnsi="CenturyGothic,Bold" w:cs="CenturyGothic,Bold"/>
+                <w:b/>
+                <w:bCs/>
+                <w:sz w:val="20"/>
+                <w:szCs w:val="20"/>
+              </w:rPr>
+            </w:pPr>
+            <w:r>
+              <w:rPr>
                 <w:rFonts w:eastAsia="Calibri" w:cs="CenturyGothic,Bold" w:ascii="CenturyGothic,Bold" w:hAnsi="CenturyGothic,Bold"/>
                 <w:b/>
                 <w:bCs/>
                 <w:kern w:val="0"/>
                 <w:sz w:val="20"/>
                 <w:szCs w:val="20"/>
-                <w:highlight w:val="yellow"/>
                 <w:lang w:val="pt-BR" w:eastAsia="en-US" w:bidi="ar-SA"/>
               </w:rPr>
-            </w:r>
-          </w:p>
-        </w:tc>
-        <w:tc>
-          <w:tcPr>
-            <w:tcW w:w="6343" w:type="dxa"/>
-            <w:tcBorders/>
-            <w:vAlign w:val="center"/>
-          </w:tcPr>
-          <w:p>
-            <w:pPr>
-              <w:pStyle w:val="Normal"/>
-              <w:widowControl/>
-              <w:suppressAutoHyphens w:val="true"/>
-              <w:spacing w:lineRule="auto" w:line="240" w:before="0" w:after="0"/>
-              <w:jc w:val="left"/>
-              <w:rPr>
-                <w:rFonts w:ascii="CenturyGothic,Bold" w:hAnsi="CenturyGothic,Bold" w:cs="CenturyGothic,Bold"/>
-                <w:b/>
-                <w:bCs/>
-                <w:sz w:val="20"/>
-                <w:szCs w:val="20"/>
-              </w:rPr>
-            </w:pPr>
-            <w:r>
-              <w:rPr>
-                <w:rFonts w:eastAsia="Calibri" w:cs="CenturyGothic,Bold" w:ascii="CenturyGothic,Bold" w:hAnsi="CenturyGothic,Bold"/>
-                <w:b/>
-                <w:bCs/>
-                <w:kern w:val="0"/>
-                <w:sz w:val="20"/>
-                <w:szCs w:val="20"/>
-                <w:lang w:val="pt-BR" w:eastAsia="en-US" w:bidi="ar-SA"/>
-              </w:rPr>
               <w:t>Atestado Capacidade Técnica (TR)</w:t>
             </w:r>
           </w:p>
@@ -11780,14 +11336,12 @@
             </w:pPr>
             <w:r>
               <w:rPr>
-                <w:rFonts w:eastAsia="Calibri" w:cs="CenturyGothic,Bold" w:ascii="CenturyGothic,Bold" w:hAnsi="CenturyGothic,Bold"/>
-                <w:b/>
-                <w:bCs/>
-                <w:kern w:val="0"/>
-                <w:sz w:val="20"/>
-                <w:szCs w:val="20"/>
-                <w:highlight w:val="yellow"/>
-                <w:lang w:val="pt-BR" w:eastAsia="en-US" w:bidi="ar-SA"/>
+                <w:rFonts w:cs="CenturyGothic,Bold" w:ascii="CenturyGothic,Bold" w:hAnsi="CenturyGothic,Bold"/>
+                <w:b/>
+                <w:bCs/>
+                <w:sz w:val="20"/>
+                <w:szCs w:val="20"/>
+                <w:highlight w:val="yellow"/>
               </w:rPr>
             </w:r>
           </w:p>
@@ -11815,14 +11369,12 @@
             </w:pPr>
             <w:r>
               <w:rPr>
-                <w:rFonts w:eastAsia="Calibri" w:cs="CenturyGothic,Bold" w:ascii="CenturyGothic,Bold" w:hAnsi="CenturyGothic,Bold"/>
-                <w:b/>
-                <w:bCs/>
-                <w:kern w:val="0"/>
-                <w:sz w:val="20"/>
-                <w:szCs w:val="20"/>
-                <w:highlight w:val="yellow"/>
-                <w:lang w:val="pt-BR" w:eastAsia="en-US" w:bidi="ar-SA"/>
+                <w:rFonts w:cs="CenturyGothic,Bold" w:ascii="CenturyGothic,Bold" w:hAnsi="CenturyGothic,Bold"/>
+                <w:b/>
+                <w:bCs/>
+                <w:sz w:val="20"/>
+                <w:szCs w:val="20"/>
+                <w:highlight w:val="yellow"/>
               </w:rPr>
             </w:r>
           </w:p>
@@ -11850,14 +11402,12 @@
             </w:pPr>
             <w:r>
               <w:rPr>
-                <w:rFonts w:eastAsia="Calibri" w:cs="CenturyGothic,Bold" w:ascii="CenturyGothic,Bold" w:hAnsi="CenturyGothic,Bold"/>
-                <w:b/>
-                <w:bCs/>
-                <w:kern w:val="0"/>
-                <w:sz w:val="20"/>
-                <w:szCs w:val="20"/>
-                <w:highlight w:val="yellow"/>
-                <w:lang w:val="pt-BR" w:eastAsia="en-US" w:bidi="ar-SA"/>
+                <w:rFonts w:cs="CenturyGothic,Bold" w:ascii="CenturyGothic,Bold" w:hAnsi="CenturyGothic,Bold"/>
+                <w:b/>
+                <w:bCs/>
+                <w:sz w:val="20"/>
+                <w:szCs w:val="20"/>
+                <w:highlight w:val="yellow"/>
               </w:rPr>
             </w:r>
           </w:p>
@@ -11885,14 +11435,12 @@
             </w:pPr>
             <w:r>
               <w:rPr>
-                <w:rFonts w:eastAsia="Calibri" w:cs="CenturyGothic,Bold" w:ascii="CenturyGothic,Bold" w:hAnsi="CenturyGothic,Bold"/>
-                <w:b/>
-                <w:bCs/>
-                <w:kern w:val="0"/>
-                <w:sz w:val="20"/>
-                <w:szCs w:val="20"/>
-                <w:highlight w:val="yellow"/>
-                <w:lang w:val="pt-BR" w:eastAsia="en-US" w:bidi="ar-SA"/>
+                <w:rFonts w:cs="CenturyGothic,Bold" w:ascii="CenturyGothic,Bold" w:hAnsi="CenturyGothic,Bold"/>
+                <w:b/>
+                <w:bCs/>
+                <w:sz w:val="20"/>
+                <w:szCs w:val="20"/>
+                <w:highlight w:val="yellow"/>
               </w:rPr>
             </w:r>
           </w:p>
@@ -11926,14 +11474,12 @@
             </w:pPr>
             <w:r>
               <w:rPr>
-                <w:rFonts w:eastAsia="Calibri" w:cs="CenturyGothic,Bold" w:ascii="CenturyGothic,Bold" w:hAnsi="CenturyGothic,Bold"/>
-                <w:b/>
-                <w:bCs/>
-                <w:kern w:val="0"/>
-                <w:sz w:val="20"/>
-                <w:szCs w:val="20"/>
-                <w:highlight w:val="yellow"/>
-                <w:lang w:val="pt-BR" w:eastAsia="en-US" w:bidi="ar-SA"/>
+                <w:rFonts w:cs="CenturyGothic,Bold" w:ascii="CenturyGothic,Bold" w:hAnsi="CenturyGothic,Bold"/>
+                <w:b/>
+                <w:bCs/>
+                <w:sz w:val="20"/>
+                <w:szCs w:val="20"/>
+                <w:highlight w:val="yellow"/>
               </w:rPr>
             </w:r>
           </w:p>
@@ -11962,14 +11508,12 @@
             </w:pPr>
             <w:r>
               <w:rPr>
-                <w:rFonts w:eastAsia="Calibri" w:cs="CenturyGothic,Bold" w:ascii="CenturyGothic,Bold" w:hAnsi="CenturyGothic,Bold"/>
-                <w:b/>
-                <w:bCs/>
-                <w:kern w:val="0"/>
-                <w:sz w:val="20"/>
-                <w:szCs w:val="20"/>
-                <w:highlight w:val="yellow"/>
-                <w:lang w:val="pt-BR" w:eastAsia="en-US" w:bidi="ar-SA"/>
+                <w:rFonts w:cs="CenturyGothic,Bold" w:ascii="CenturyGothic,Bold" w:hAnsi="CenturyGothic,Bold"/>
+                <w:b/>
+                <w:bCs/>
+                <w:sz w:val="20"/>
+                <w:szCs w:val="20"/>
+                <w:highlight w:val="yellow"/>
               </w:rPr>
             </w:r>
           </w:p>
@@ -11998,14 +11542,12 @@
             </w:pPr>
             <w:r>
               <w:rPr>
-                <w:rFonts w:eastAsia="Calibri" w:cs="CenturyGothic,Bold" w:ascii="CenturyGothic,Bold" w:hAnsi="CenturyGothic,Bold"/>
-                <w:b/>
-                <w:bCs/>
-                <w:kern w:val="0"/>
-                <w:sz w:val="20"/>
-                <w:szCs w:val="20"/>
-                <w:highlight w:val="yellow"/>
-                <w:lang w:val="pt-BR" w:eastAsia="en-US" w:bidi="ar-SA"/>
+                <w:rFonts w:cs="CenturyGothic,Bold" w:ascii="CenturyGothic,Bold" w:hAnsi="CenturyGothic,Bold"/>
+                <w:b/>
+                <w:bCs/>
+                <w:sz w:val="20"/>
+                <w:szCs w:val="20"/>
+                <w:highlight w:val="yellow"/>
               </w:rPr>
             </w:r>
           </w:p>
@@ -12033,14 +11575,12 @@
             </w:pPr>
             <w:r>
               <w:rPr>
-                <w:rFonts w:eastAsia="Calibri" w:cs="CenturyGothic,Bold" w:ascii="CenturyGothic,Bold" w:hAnsi="CenturyGothic,Bold"/>
-                <w:b/>
-                <w:bCs/>
-                <w:kern w:val="0"/>
-                <w:sz w:val="20"/>
-                <w:szCs w:val="20"/>
-                <w:highlight w:val="yellow"/>
-                <w:lang w:val="pt-BR" w:eastAsia="en-US" w:bidi="ar-SA"/>
+                <w:rFonts w:cs="CenturyGothic,Bold" w:ascii="CenturyGothic,Bold" w:hAnsi="CenturyGothic,Bold"/>
+                <w:b/>
+                <w:bCs/>
+                <w:sz w:val="20"/>
+                <w:szCs w:val="20"/>
+                <w:highlight w:val="yellow"/>
               </w:rPr>
             </w:r>
           </w:p>
@@ -12068,14 +11608,12 @@
             </w:pPr>
             <w:r>
               <w:rPr>
-                <w:rFonts w:eastAsia="Calibri" w:cs="CenturyGothic,Bold" w:ascii="CenturyGothic,Bold" w:hAnsi="CenturyGothic,Bold"/>
-                <w:b/>
-                <w:bCs/>
-                <w:kern w:val="0"/>
-                <w:sz w:val="20"/>
-                <w:szCs w:val="20"/>
-                <w:highlight w:val="yellow"/>
-                <w:lang w:val="pt-BR" w:eastAsia="en-US" w:bidi="ar-SA"/>
+                <w:rFonts w:cs="CenturyGothic,Bold" w:ascii="CenturyGothic,Bold" w:hAnsi="CenturyGothic,Bold"/>
+                <w:b/>
+                <w:bCs/>
+                <w:sz w:val="20"/>
+                <w:szCs w:val="20"/>
+                <w:highlight w:val="yellow"/>
               </w:rPr>
             </w:r>
           </w:p>
@@ -12103,14 +11641,12 @@
             </w:pPr>
             <w:r>
               <w:rPr>
-                <w:rFonts w:eastAsia="Calibri" w:cs="CenturyGothic,Bold" w:ascii="CenturyGothic,Bold" w:hAnsi="CenturyGothic,Bold"/>
-                <w:b/>
-                <w:bCs/>
-                <w:kern w:val="0"/>
-                <w:sz w:val="20"/>
-                <w:szCs w:val="20"/>
-                <w:highlight w:val="yellow"/>
-                <w:lang w:val="pt-BR" w:eastAsia="en-US" w:bidi="ar-SA"/>
+                <w:rFonts w:cs="CenturyGothic,Bold" w:ascii="CenturyGothic,Bold" w:hAnsi="CenturyGothic,Bold"/>
+                <w:b/>
+                <w:bCs/>
+                <w:sz w:val="20"/>
+                <w:szCs w:val="20"/>
+                <w:highlight w:val="yellow"/>
               </w:rPr>
             </w:r>
           </w:p>
@@ -12144,14 +11680,12 @@
             </w:pPr>
             <w:r>
               <w:rPr>
-                <w:rFonts w:eastAsia="Calibri" w:cs="CenturyGothic,Bold" w:ascii="CenturyGothic,Bold" w:hAnsi="CenturyGothic,Bold"/>
-                <w:b/>
-                <w:bCs/>
-                <w:kern w:val="0"/>
-                <w:sz w:val="20"/>
-                <w:szCs w:val="20"/>
-                <w:highlight w:val="yellow"/>
-                <w:lang w:val="pt-BR" w:eastAsia="en-US" w:bidi="ar-SA"/>
+                <w:rFonts w:cs="CenturyGothic,Bold" w:ascii="CenturyGothic,Bold" w:hAnsi="CenturyGothic,Bold"/>
+                <w:b/>
+                <w:bCs/>
+                <w:sz w:val="20"/>
+                <w:szCs w:val="20"/>
+                <w:highlight w:val="yellow"/>
               </w:rPr>
             </w:r>
           </w:p>
@@ -12180,14 +11714,12 @@
             </w:pPr>
             <w:r>
               <w:rPr>
-                <w:rFonts w:eastAsia="Calibri" w:cs="CenturyGothic,Bold" w:ascii="CenturyGothic,Bold" w:hAnsi="CenturyGothic,Bold"/>
-                <w:b/>
-                <w:bCs/>
-                <w:kern w:val="0"/>
-                <w:sz w:val="20"/>
-                <w:szCs w:val="20"/>
-                <w:highlight w:val="yellow"/>
-                <w:lang w:val="pt-BR" w:eastAsia="en-US" w:bidi="ar-SA"/>
+                <w:rFonts w:cs="CenturyGothic,Bold" w:ascii="CenturyGothic,Bold" w:hAnsi="CenturyGothic,Bold"/>
+                <w:b/>
+                <w:bCs/>
+                <w:sz w:val="20"/>
+                <w:szCs w:val="20"/>
+                <w:highlight w:val="yellow"/>
               </w:rPr>
             </w:r>
           </w:p>
@@ -12215,14 +11747,12 @@
             </w:pPr>
             <w:r>
               <w:rPr>
-                <w:rFonts w:eastAsia="Calibri" w:cs="CenturyGothic,Bold" w:ascii="CenturyGothic,Bold" w:hAnsi="CenturyGothic,Bold"/>
-                <w:b/>
-                <w:bCs/>
-                <w:kern w:val="0"/>
-                <w:sz w:val="20"/>
-                <w:szCs w:val="20"/>
-                <w:highlight w:val="yellow"/>
-                <w:lang w:val="pt-BR" w:eastAsia="en-US" w:bidi="ar-SA"/>
+                <w:rFonts w:cs="CenturyGothic,Bold" w:ascii="CenturyGothic,Bold" w:hAnsi="CenturyGothic,Bold"/>
+                <w:b/>
+                <w:bCs/>
+                <w:sz w:val="20"/>
+                <w:szCs w:val="20"/>
+                <w:highlight w:val="yellow"/>
               </w:rPr>
             </w:r>
           </w:p>
@@ -12250,14 +11780,12 @@
             </w:pPr>
             <w:r>
               <w:rPr>
-                <w:rFonts w:eastAsia="Calibri" w:cs="CenturyGothic,Bold" w:ascii="CenturyGothic,Bold" w:hAnsi="CenturyGothic,Bold"/>
-                <w:b/>
-                <w:bCs/>
-                <w:kern w:val="0"/>
-                <w:sz w:val="20"/>
-                <w:szCs w:val="20"/>
-                <w:highlight w:val="yellow"/>
-                <w:lang w:val="pt-BR" w:eastAsia="en-US" w:bidi="ar-SA"/>
+                <w:rFonts w:cs="CenturyGothic,Bold" w:ascii="CenturyGothic,Bold" w:hAnsi="CenturyGothic,Bold"/>
+                <w:b/>
+                <w:bCs/>
+                <w:sz w:val="20"/>
+                <w:szCs w:val="20"/>
+                <w:highlight w:val="yellow"/>
               </w:rPr>
             </w:r>
           </w:p>
@@ -12285,14 +11813,12 @@
             </w:pPr>
             <w:r>
               <w:rPr>
-                <w:rFonts w:eastAsia="Calibri" w:cs="CenturyGothic,Bold" w:ascii="CenturyGothic,Bold" w:hAnsi="CenturyGothic,Bold"/>
-                <w:b/>
-                <w:bCs/>
-                <w:kern w:val="0"/>
-                <w:sz w:val="20"/>
-                <w:szCs w:val="20"/>
-                <w:highlight w:val="yellow"/>
-                <w:lang w:val="pt-BR" w:eastAsia="en-US" w:bidi="ar-SA"/>
+                <w:rFonts w:cs="CenturyGothic,Bold" w:ascii="CenturyGothic,Bold" w:hAnsi="CenturyGothic,Bold"/>
+                <w:b/>
+                <w:bCs/>
+                <w:sz w:val="20"/>
+                <w:szCs w:val="20"/>
+                <w:highlight w:val="yellow"/>
               </w:rPr>
             </w:r>
           </w:p>
@@ -12320,14 +11846,12 @@
             </w:pPr>
             <w:r>
               <w:rPr>
-                <w:rFonts w:eastAsia="Calibri" w:cs="CenturyGothic,Bold" w:ascii="CenturyGothic,Bold" w:hAnsi="CenturyGothic,Bold"/>
-                <w:b/>
-                <w:bCs/>
-                <w:kern w:val="0"/>
-                <w:sz w:val="20"/>
-                <w:szCs w:val="20"/>
-                <w:highlight w:val="yellow"/>
-                <w:lang w:val="pt-BR" w:eastAsia="en-US" w:bidi="ar-SA"/>
+                <w:rFonts w:cs="CenturyGothic,Bold" w:ascii="CenturyGothic,Bold" w:hAnsi="CenturyGothic,Bold"/>
+                <w:b/>
+                <w:bCs/>
+                <w:sz w:val="20"/>
+                <w:szCs w:val="20"/>
+                <w:highlight w:val="yellow"/>
               </w:rPr>
             </w:r>
           </w:p>
@@ -12361,14 +11885,12 @@
             </w:pPr>
             <w:r>
               <w:rPr>
-                <w:rFonts w:eastAsia="Calibri" w:cs="CenturyGothic,Bold" w:ascii="CenturyGothic,Bold" w:hAnsi="CenturyGothic,Bold"/>
-                <w:b/>
-                <w:bCs/>
-                <w:kern w:val="0"/>
-                <w:sz w:val="20"/>
-                <w:szCs w:val="20"/>
-                <w:highlight w:val="yellow"/>
-                <w:lang w:val="pt-BR" w:eastAsia="en-US" w:bidi="ar-SA"/>
+                <w:rFonts w:cs="CenturyGothic,Bold" w:ascii="CenturyGothic,Bold" w:hAnsi="CenturyGothic,Bold"/>
+                <w:b/>
+                <w:bCs/>
+                <w:sz w:val="20"/>
+                <w:szCs w:val="20"/>
+                <w:highlight w:val="yellow"/>
               </w:rPr>
             </w:r>
           </w:p>
@@ -12397,14 +11919,12 @@
             </w:pPr>
             <w:r>
               <w:rPr>
-                <w:rFonts w:eastAsia="Calibri" w:cs="CenturyGothic,Bold" w:ascii="CenturyGothic,Bold" w:hAnsi="CenturyGothic,Bold"/>
-                <w:b/>
-                <w:bCs/>
-                <w:kern w:val="0"/>
-                <w:sz w:val="20"/>
-                <w:szCs w:val="20"/>
-                <w:highlight w:val="yellow"/>
-                <w:lang w:val="pt-BR" w:eastAsia="en-US" w:bidi="ar-SA"/>
+                <w:rFonts w:cs="CenturyGothic,Bold" w:ascii="CenturyGothic,Bold" w:hAnsi="CenturyGothic,Bold"/>
+                <w:b/>
+                <w:bCs/>
+                <w:sz w:val="20"/>
+                <w:szCs w:val="20"/>
+                <w:highlight w:val="yellow"/>
               </w:rPr>
             </w:r>
           </w:p>
@@ -12432,14 +11952,12 @@
             </w:pPr>
             <w:r>
               <w:rPr>
-                <w:rFonts w:eastAsia="Calibri" w:cs="CenturyGothic,Bold" w:ascii="CenturyGothic,Bold" w:hAnsi="CenturyGothic,Bold"/>
-                <w:b/>
-                <w:bCs/>
-                <w:kern w:val="0"/>
-                <w:sz w:val="20"/>
-                <w:szCs w:val="20"/>
-                <w:highlight w:val="yellow"/>
-                <w:lang w:val="pt-BR" w:eastAsia="en-US" w:bidi="ar-SA"/>
+                <w:rFonts w:cs="CenturyGothic,Bold" w:ascii="CenturyGothic,Bold" w:hAnsi="CenturyGothic,Bold"/>
+                <w:b/>
+                <w:bCs/>
+                <w:sz w:val="20"/>
+                <w:szCs w:val="20"/>
+                <w:highlight w:val="yellow"/>
               </w:rPr>
             </w:r>
           </w:p>
@@ -12467,14 +11985,12 @@
             </w:pPr>
             <w:r>
               <w:rPr>
-                <w:rFonts w:eastAsia="Calibri" w:cs="CenturyGothic,Bold" w:ascii="CenturyGothic,Bold" w:hAnsi="CenturyGothic,Bold"/>
-                <w:b/>
-                <w:bCs/>
-                <w:kern w:val="0"/>
-                <w:sz w:val="20"/>
-                <w:szCs w:val="20"/>
-                <w:highlight w:val="yellow"/>
-                <w:lang w:val="pt-BR" w:eastAsia="en-US" w:bidi="ar-SA"/>
+                <w:rFonts w:cs="CenturyGothic,Bold" w:ascii="CenturyGothic,Bold" w:hAnsi="CenturyGothic,Bold"/>
+                <w:b/>
+                <w:bCs/>
+                <w:sz w:val="20"/>
+                <w:szCs w:val="20"/>
+                <w:highlight w:val="yellow"/>
               </w:rPr>
             </w:r>
           </w:p>
@@ -12502,14 +12018,12 @@
             </w:pPr>
             <w:r>
               <w:rPr>
-                <w:rFonts w:eastAsia="Calibri" w:cs="CenturyGothic,Bold" w:ascii="CenturyGothic,Bold" w:hAnsi="CenturyGothic,Bold"/>
-                <w:b/>
-                <w:bCs/>
-                <w:kern w:val="0"/>
-                <w:sz w:val="20"/>
-                <w:szCs w:val="20"/>
-                <w:highlight w:val="yellow"/>
-                <w:lang w:val="pt-BR" w:eastAsia="en-US" w:bidi="ar-SA"/>
+                <w:rFonts w:cs="CenturyGothic,Bold" w:ascii="CenturyGothic,Bold" w:hAnsi="CenturyGothic,Bold"/>
+                <w:b/>
+                <w:bCs/>
+                <w:sz w:val="20"/>
+                <w:szCs w:val="20"/>
+                <w:highlight w:val="yellow"/>
               </w:rPr>
             </w:r>
           </w:p>
@@ -12537,14 +12051,12 @@
             </w:pPr>
             <w:r>
               <w:rPr>
-                <w:rFonts w:eastAsia="Calibri" w:cs="CenturyGothic,Bold" w:ascii="CenturyGothic,Bold" w:hAnsi="CenturyGothic,Bold"/>
-                <w:b/>
-                <w:bCs/>
-                <w:kern w:val="0"/>
-                <w:sz w:val="20"/>
-                <w:szCs w:val="20"/>
-                <w:highlight w:val="yellow"/>
-                <w:lang w:val="pt-BR" w:eastAsia="en-US" w:bidi="ar-SA"/>
+                <w:rFonts w:cs="CenturyGothic,Bold" w:ascii="CenturyGothic,Bold" w:hAnsi="CenturyGothic,Bold"/>
+                <w:b/>
+                <w:bCs/>
+                <w:sz w:val="20"/>
+                <w:szCs w:val="20"/>
+                <w:highlight w:val="yellow"/>
               </w:rPr>
             </w:r>
           </w:p>
@@ -12650,14 +12162,12 @@
             </w:pPr>
             <w:r>
               <w:rPr>
-                <w:rFonts w:eastAsia="Calibri" w:cs="CenturyGothic,Bold" w:ascii="CenturyGothic,Bold" w:hAnsi="CenturyGothic,Bold"/>
-                <w:b/>
-                <w:bCs/>
-                <w:kern w:val="0"/>
-                <w:sz w:val="20"/>
-                <w:szCs w:val="20"/>
-                <w:highlight w:val="yellow"/>
-                <w:lang w:val="pt-BR" w:eastAsia="en-US" w:bidi="ar-SA"/>
+                <w:rFonts w:cs="CenturyGothic,Bold" w:ascii="CenturyGothic,Bold" w:hAnsi="CenturyGothic,Bold"/>
+                <w:b/>
+                <w:bCs/>
+                <w:sz w:val="20"/>
+                <w:szCs w:val="20"/>
+                <w:highlight w:val="yellow"/>
               </w:rPr>
             </w:r>
           </w:p>
@@ -12685,14 +12195,12 @@
             </w:pPr>
             <w:r>
               <w:rPr>
-                <w:rFonts w:eastAsia="Calibri" w:cs="CenturyGothic,Bold" w:ascii="CenturyGothic,Bold" w:hAnsi="CenturyGothic,Bold"/>
-                <w:b/>
-                <w:bCs/>
-                <w:kern w:val="0"/>
-                <w:sz w:val="20"/>
-                <w:szCs w:val="20"/>
-                <w:highlight w:val="yellow"/>
-                <w:lang w:val="pt-BR" w:eastAsia="en-US" w:bidi="ar-SA"/>
+                <w:rFonts w:cs="CenturyGothic,Bold" w:ascii="CenturyGothic,Bold" w:hAnsi="CenturyGothic,Bold"/>
+                <w:b/>
+                <w:bCs/>
+                <w:sz w:val="20"/>
+                <w:szCs w:val="20"/>
+                <w:highlight w:val="yellow"/>
               </w:rPr>
             </w:r>
           </w:p>
@@ -12720,14 +12228,12 @@
             </w:pPr>
             <w:r>
               <w:rPr>
-                <w:rFonts w:eastAsia="Calibri" w:cs="CenturyGothic,Bold" w:ascii="CenturyGothic,Bold" w:hAnsi="CenturyGothic,Bold"/>
-                <w:b/>
-                <w:bCs/>
-                <w:kern w:val="0"/>
-                <w:sz w:val="20"/>
-                <w:szCs w:val="20"/>
-                <w:highlight w:val="yellow"/>
-                <w:lang w:val="pt-BR" w:eastAsia="en-US" w:bidi="ar-SA"/>
+                <w:rFonts w:cs="CenturyGothic,Bold" w:ascii="CenturyGothic,Bold" w:hAnsi="CenturyGothic,Bold"/>
+                <w:b/>
+                <w:bCs/>
+                <w:sz w:val="20"/>
+                <w:szCs w:val="20"/>
+                <w:highlight w:val="yellow"/>
               </w:rPr>
             </w:r>
           </w:p>
@@ -12755,14 +12261,12 @@
             </w:pPr>
             <w:r>
               <w:rPr>
-                <w:rFonts w:eastAsia="Calibri" w:cs="CenturyGothic,Bold" w:ascii="CenturyGothic,Bold" w:hAnsi="CenturyGothic,Bold"/>
-                <w:b/>
-                <w:bCs/>
-                <w:kern w:val="0"/>
-                <w:sz w:val="20"/>
-                <w:szCs w:val="20"/>
-                <w:highlight w:val="yellow"/>
-                <w:lang w:val="pt-BR" w:eastAsia="en-US" w:bidi="ar-SA"/>
+                <w:rFonts w:cs="CenturyGothic,Bold" w:ascii="CenturyGothic,Bold" w:hAnsi="CenturyGothic,Bold"/>
+                <w:b/>
+                <w:bCs/>
+                <w:sz w:val="20"/>
+                <w:szCs w:val="20"/>
+                <w:highlight w:val="yellow"/>
               </w:rPr>
             </w:r>
           </w:p>
@@ -12797,13 +12301,11 @@
             </w:pPr>
             <w:r>
               <w:rPr>
-                <w:rFonts w:eastAsia="Calibri" w:cs="CenturyGothic,Bold" w:ascii="CenturyGothic,Bold" w:hAnsi="CenturyGothic,Bold"/>
-                <w:b/>
-                <w:bCs/>
-                <w:kern w:val="0"/>
-                <w:sz w:val="20"/>
-                <w:szCs w:val="20"/>
-                <w:lang w:val="pt-BR" w:eastAsia="en-US" w:bidi="ar-SA"/>
+                <w:rFonts w:cs="CenturyGothic,Bold" w:ascii="CenturyGothic,Bold" w:hAnsi="CenturyGothic,Bold"/>
+                <w:b/>
+                <w:bCs/>
+                <w:sz w:val="20"/>
+                <w:szCs w:val="20"/>
               </w:rPr>
             </w:r>
           </w:p>
@@ -12880,14 +12382,12 @@
             </w:pPr>
             <w:r>
               <w:rPr>
-                <w:rFonts w:eastAsia="Calibri" w:cs="CenturyGothic,Bold" w:ascii="CenturyGothic,Bold" w:hAnsi="CenturyGothic,Bold"/>
-                <w:b/>
-                <w:bCs/>
-                <w:kern w:val="0"/>
-                <w:sz w:val="20"/>
-                <w:szCs w:val="20"/>
-                <w:highlight w:val="yellow"/>
-                <w:lang w:val="pt-BR" w:eastAsia="en-US" w:bidi="ar-SA"/>
+                <w:rFonts w:cs="CenturyGothic,Bold" w:ascii="CenturyGothic,Bold" w:hAnsi="CenturyGothic,Bold"/>
+                <w:b/>
+                <w:bCs/>
+                <w:sz w:val="20"/>
+                <w:szCs w:val="20"/>
+                <w:highlight w:val="yellow"/>
               </w:rPr>
             </w:r>
           </w:p>
@@ -12915,14 +12415,12 @@
             </w:pPr>
             <w:r>
               <w:rPr>
-                <w:rFonts w:eastAsia="Calibri" w:cs="CenturyGothic,Bold" w:ascii="CenturyGothic,Bold" w:hAnsi="CenturyGothic,Bold"/>
-                <w:b/>
-                <w:bCs/>
-                <w:kern w:val="0"/>
-                <w:sz w:val="20"/>
-                <w:szCs w:val="20"/>
-                <w:highlight w:val="yellow"/>
-                <w:lang w:val="pt-BR" w:eastAsia="en-US" w:bidi="ar-SA"/>
+                <w:rFonts w:cs="CenturyGothic,Bold" w:ascii="CenturyGothic,Bold" w:hAnsi="CenturyGothic,Bold"/>
+                <w:b/>
+                <w:bCs/>
+                <w:sz w:val="20"/>
+                <w:szCs w:val="20"/>
+                <w:highlight w:val="yellow"/>
               </w:rPr>
             </w:r>
           </w:p>
@@ -12950,14 +12448,12 @@
             </w:pPr>
             <w:r>
               <w:rPr>
-                <w:rFonts w:eastAsia="Calibri" w:cs="CenturyGothic,Bold" w:ascii="CenturyGothic,Bold" w:hAnsi="CenturyGothic,Bold"/>
-                <w:b/>
-                <w:bCs/>
-                <w:kern w:val="0"/>
-                <w:sz w:val="20"/>
-                <w:szCs w:val="20"/>
-                <w:highlight w:val="yellow"/>
-                <w:lang w:val="pt-BR" w:eastAsia="en-US" w:bidi="ar-SA"/>
+                <w:rFonts w:cs="CenturyGothic,Bold" w:ascii="CenturyGothic,Bold" w:hAnsi="CenturyGothic,Bold"/>
+                <w:b/>
+                <w:bCs/>
+                <w:sz w:val="20"/>
+                <w:szCs w:val="20"/>
+                <w:highlight w:val="yellow"/>
               </w:rPr>
             </w:r>
           </w:p>
@@ -12985,14 +12481,12 @@
             </w:pPr>
             <w:r>
               <w:rPr>
-                <w:rFonts w:eastAsia="Calibri" w:cs="CenturyGothic,Bold" w:ascii="CenturyGothic,Bold" w:hAnsi="CenturyGothic,Bold"/>
-                <w:b/>
-                <w:bCs/>
-                <w:kern w:val="0"/>
-                <w:sz w:val="20"/>
-                <w:szCs w:val="20"/>
-                <w:highlight w:val="yellow"/>
-                <w:lang w:val="pt-BR" w:eastAsia="en-US" w:bidi="ar-SA"/>
+                <w:rFonts w:cs="CenturyGothic,Bold" w:ascii="CenturyGothic,Bold" w:hAnsi="CenturyGothic,Bold"/>
+                <w:b/>
+                <w:bCs/>
+                <w:sz w:val="20"/>
+                <w:szCs w:val="20"/>
+                <w:highlight w:val="yellow"/>
               </w:rPr>
             </w:r>
           </w:p>
@@ -13026,49 +12520,47 @@
             </w:pPr>
             <w:r>
               <w:rPr>
+                <w:rFonts w:cs="CenturyGothic,Bold" w:ascii="CenturyGothic,Bold" w:hAnsi="CenturyGothic,Bold"/>
+                <w:b/>
+                <w:bCs/>
+                <w:sz w:val="20"/>
+                <w:szCs w:val="20"/>
+                <w:highlight w:val="yellow"/>
+              </w:rPr>
+            </w:r>
+          </w:p>
+        </w:tc>
+        <w:tc>
+          <w:tcPr>
+            <w:tcW w:w="6343" w:type="dxa"/>
+            <w:tcBorders/>
+            <w:vAlign w:val="center"/>
+          </w:tcPr>
+          <w:p>
+            <w:pPr>
+              <w:pStyle w:val="Normal"/>
+              <w:widowControl/>
+              <w:suppressAutoHyphens w:val="true"/>
+              <w:spacing w:lineRule="auto" w:line="240" w:before="0" w:after="0"/>
+              <w:jc w:val="left"/>
+              <w:rPr>
+                <w:rFonts w:ascii="CenturyGothic,Bold" w:hAnsi="CenturyGothic,Bold" w:cs="CenturyGothic,Bold"/>
+                <w:b/>
+                <w:bCs/>
+                <w:sz w:val="20"/>
+                <w:szCs w:val="20"/>
+              </w:rPr>
+            </w:pPr>
+            <w:r>
+              <w:rPr>
                 <w:rFonts w:eastAsia="Calibri" w:cs="CenturyGothic,Bold" w:ascii="CenturyGothic,Bold" w:hAnsi="CenturyGothic,Bold"/>
                 <w:b/>
                 <w:bCs/>
                 <w:kern w:val="0"/>
                 <w:sz w:val="20"/>
                 <w:szCs w:val="20"/>
-                <w:highlight w:val="yellow"/>
                 <w:lang w:val="pt-BR" w:eastAsia="en-US" w:bidi="ar-SA"/>
               </w:rPr>
-            </w:r>
-          </w:p>
-        </w:tc>
-        <w:tc>
-          <w:tcPr>
-            <w:tcW w:w="6343" w:type="dxa"/>
-            <w:tcBorders/>
-            <w:vAlign w:val="center"/>
-          </w:tcPr>
-          <w:p>
-            <w:pPr>
-              <w:pStyle w:val="Normal"/>
-              <w:widowControl/>
-              <w:suppressAutoHyphens w:val="true"/>
-              <w:spacing w:lineRule="auto" w:line="240" w:before="0" w:after="0"/>
-              <w:jc w:val="left"/>
-              <w:rPr>
-                <w:rFonts w:ascii="CenturyGothic,Bold" w:hAnsi="CenturyGothic,Bold" w:cs="CenturyGothic,Bold"/>
-                <w:b/>
-                <w:bCs/>
-                <w:sz w:val="20"/>
-                <w:szCs w:val="20"/>
-              </w:rPr>
-            </w:pPr>
-            <w:r>
-              <w:rPr>
-                <w:rFonts w:eastAsia="Calibri" w:cs="CenturyGothic,Bold" w:ascii="CenturyGothic,Bold" w:hAnsi="CenturyGothic,Bold"/>
-                <w:b/>
-                <w:bCs/>
-                <w:kern w:val="0"/>
-                <w:sz w:val="20"/>
-                <w:szCs w:val="20"/>
-                <w:lang w:val="pt-BR" w:eastAsia="en-US" w:bidi="ar-SA"/>
-              </w:rPr>
               <w:t>Marca (edital)</w:t>
             </w:r>
           </w:p>
@@ -13096,14 +12588,12 @@
             </w:pPr>
             <w:r>
               <w:rPr>
-                <w:rFonts w:eastAsia="Calibri" w:cs="CenturyGothic,Bold" w:ascii="CenturyGothic,Bold" w:hAnsi="CenturyGothic,Bold"/>
-                <w:b/>
-                <w:bCs/>
-                <w:kern w:val="0"/>
-                <w:sz w:val="20"/>
-                <w:szCs w:val="20"/>
-                <w:highlight w:val="yellow"/>
-                <w:lang w:val="pt-BR" w:eastAsia="en-US" w:bidi="ar-SA"/>
+                <w:rFonts w:cs="CenturyGothic,Bold" w:ascii="CenturyGothic,Bold" w:hAnsi="CenturyGothic,Bold"/>
+                <w:b/>
+                <w:bCs/>
+                <w:sz w:val="20"/>
+                <w:szCs w:val="20"/>
+                <w:highlight w:val="yellow"/>
               </w:rPr>
             </w:r>
           </w:p>
@@ -13131,14 +12621,12 @@
             </w:pPr>
             <w:r>
               <w:rPr>
-                <w:rFonts w:eastAsia="Calibri" w:cs="CenturyGothic,Bold" w:ascii="CenturyGothic,Bold" w:hAnsi="CenturyGothic,Bold"/>
-                <w:b/>
-                <w:bCs/>
-                <w:kern w:val="0"/>
-                <w:sz w:val="20"/>
-                <w:szCs w:val="20"/>
-                <w:highlight w:val="yellow"/>
-                <w:lang w:val="pt-BR" w:eastAsia="en-US" w:bidi="ar-SA"/>
+                <w:rFonts w:cs="CenturyGothic,Bold" w:ascii="CenturyGothic,Bold" w:hAnsi="CenturyGothic,Bold"/>
+                <w:b/>
+                <w:bCs/>
+                <w:sz w:val="20"/>
+                <w:szCs w:val="20"/>
+                <w:highlight w:val="yellow"/>
               </w:rPr>
             </w:r>
           </w:p>
@@ -13166,14 +12654,12 @@
             </w:pPr>
             <w:r>
               <w:rPr>
-                <w:rFonts w:eastAsia="Calibri" w:cs="CenturyGothic,Bold" w:ascii="CenturyGothic,Bold" w:hAnsi="CenturyGothic,Bold"/>
-                <w:b/>
-                <w:bCs/>
-                <w:kern w:val="0"/>
-                <w:sz w:val="20"/>
-                <w:szCs w:val="20"/>
-                <w:highlight w:val="yellow"/>
-                <w:lang w:val="pt-BR" w:eastAsia="en-US" w:bidi="ar-SA"/>
+                <w:rFonts w:cs="CenturyGothic,Bold" w:ascii="CenturyGothic,Bold" w:hAnsi="CenturyGothic,Bold"/>
+                <w:b/>
+                <w:bCs/>
+                <w:sz w:val="20"/>
+                <w:szCs w:val="20"/>
+                <w:highlight w:val="yellow"/>
               </w:rPr>
             </w:r>
           </w:p>
@@ -13201,14 +12687,12 @@
             </w:pPr>
             <w:r>
               <w:rPr>
-                <w:rFonts w:eastAsia="Calibri" w:cs="CenturyGothic,Bold" w:ascii="CenturyGothic,Bold" w:hAnsi="CenturyGothic,Bold"/>
-                <w:b/>
-                <w:bCs/>
-                <w:kern w:val="0"/>
-                <w:sz w:val="20"/>
-                <w:szCs w:val="20"/>
-                <w:highlight w:val="yellow"/>
-                <w:lang w:val="pt-BR" w:eastAsia="en-US" w:bidi="ar-SA"/>
+                <w:rFonts w:cs="CenturyGothic,Bold" w:ascii="CenturyGothic,Bold" w:hAnsi="CenturyGothic,Bold"/>
+                <w:b/>
+                <w:bCs/>
+                <w:sz w:val="20"/>
+                <w:szCs w:val="20"/>
+                <w:highlight w:val="yellow"/>
               </w:rPr>
             </w:r>
           </w:p>
@@ -13277,15 +12761,15 @@
         <w:tblLook w:val="04a0" w:noHBand="0" w:noVBand="1" w:firstColumn="1" w:lastRow="0" w:lastColumn="0" w:firstRow="1"/>
       </w:tblPr>
       <w:tblGrid>
-        <w:gridCol w:w="4864"/>
-        <w:gridCol w:w="4151"/>
+        <w:gridCol w:w="4863"/>
+        <w:gridCol w:w="4152"/>
         <w:gridCol w:w="2184"/>
       </w:tblGrid>
       <w:tr>
         <w:trPr/>
         <w:tc>
           <w:tcPr>
-            <w:tcW w:w="4864" w:type="dxa"/>
+            <w:tcW w:w="4863" w:type="dxa"/>
             <w:tcBorders>
               <w:top w:val="single" w:sz="8" w:space="0" w:color="000000"/>
               <w:left w:val="single" w:sz="8" w:space="0" w:color="000000"/>
@@ -13315,7 +12799,7 @@
         </w:tc>
         <w:tc>
           <w:tcPr>
-            <w:tcW w:w="4151" w:type="dxa"/>
+            <w:tcW w:w="4152" w:type="dxa"/>
             <w:tcBorders>
               <w:top w:val="single" w:sz="8" w:space="0" w:color="000000"/>
               <w:left w:val="single" w:sz="8" w:space="0" w:color="000000"/>
@@ -13376,7 +12860,7 @@
         <w:trPr/>
         <w:tc>
           <w:tcPr>
-            <w:tcW w:w="4864" w:type="dxa"/>
+            <w:tcW w:w="4863" w:type="dxa"/>
             <w:tcBorders>
               <w:top w:val="single" w:sz="8" w:space="0" w:color="000000"/>
               <w:left w:val="single" w:sz="8" w:space="0" w:color="000000"/>
@@ -13420,7 +12904,7 @@
         </w:tc>
         <w:tc>
           <w:tcPr>
-            <w:tcW w:w="4151" w:type="dxa"/>
+            <w:tcW w:w="4152" w:type="dxa"/>
             <w:tcBorders>
               <w:top w:val="single" w:sz="8" w:space="0" w:color="000000"/>
               <w:left w:val="single" w:sz="8" w:space="0" w:color="000000"/>
@@ -13471,7 +12955,7 @@
         <w:trPr/>
         <w:tc>
           <w:tcPr>
-            <w:tcW w:w="4864" w:type="dxa"/>
+            <w:tcW w:w="4863" w:type="dxa"/>
             <w:tcBorders>
               <w:top w:val="single" w:sz="8" w:space="0" w:color="000000"/>
               <w:left w:val="single" w:sz="8" w:space="0" w:color="000000"/>
@@ -13498,7 +12982,7 @@
         </w:tc>
         <w:tc>
           <w:tcPr>
-            <w:tcW w:w="4151" w:type="dxa"/>
+            <w:tcW w:w="4152" w:type="dxa"/>
             <w:tcBorders>
               <w:top w:val="single" w:sz="8" w:space="0" w:color="000000"/>
               <w:left w:val="single" w:sz="8" w:space="0" w:color="000000"/>
@@ -13545,7 +13029,25 @@
                 <w:sz w:val="20"/>
                 <w:szCs w:val="16"/>
               </w:rPr>
-              <w:t>{{ valor_total_previsto }}</w:t>
+              <w:t>{{ valor_total_previsto</w:t>
+            </w:r>
+            <w:r>
+              <w:rPr>
+                <w:rFonts w:cs="CenturyGothic,Bold" w:ascii="Arial;sans-serif" w:hAnsi="Arial;sans-serif"/>
+                <w:bCs/>
+                <w:sz w:val="20"/>
+                <w:szCs w:val="16"/>
+              </w:rPr>
+              <w:t>_brl</w:t>
+            </w:r>
+            <w:r>
+              <w:rPr>
+                <w:rFonts w:cs="CenturyGothic,Bold" w:ascii="Arial;sans-serif" w:hAnsi="Arial;sans-serif"/>
+                <w:bCs/>
+                <w:sz w:val="20"/>
+                <w:szCs w:val="16"/>
+              </w:rPr>
+              <w:t xml:space="preserve"> }}</w:t>
             </w:r>
           </w:p>
         </w:tc>
@@ -15023,7 +14525,25 @@
                 <w:sz w:val="16"/>
                 <w:szCs w:val="16"/>
               </w:rPr>
-              <w:t>{{ item.valor_unitario_previsto }}</w:t>
+              <w:t>{{ item.valor_unitario_previsto</w:t>
+            </w:r>
+            <w:r>
+              <w:rPr>
+                <w:rFonts w:cs="CenturyGothic,Bold"/>
+                <w:bCs/>
+                <w:sz w:val="16"/>
+                <w:szCs w:val="16"/>
+              </w:rPr>
+              <w:t>_brl</w:t>
+            </w:r>
+            <w:r>
+              <w:rPr>
+                <w:rFonts w:cs="CenturyGothic,Bold"/>
+                <w:bCs/>
+                <w:sz w:val="16"/>
+                <w:szCs w:val="16"/>
+              </w:rPr>
+              <w:t xml:space="preserve"> }}</w:t>
             </w:r>
           </w:p>
         </w:tc>
@@ -15303,7 +14823,7 @@
   <w:comment w:id="0" w:author="Kleber" w:date="2024-08-14T08:02:00Z" w:initials="K">
     <w:p>
       <w:pPr>
-        <w:overflowPunct w:val="true"/>
+        <w:overflowPunct w:val="false"/>
         <w:spacing w:lineRule="auto" w:line="240" w:before="0" w:after="0"/>
         <w:rPr/>
       </w:pPr>
@@ -15321,7 +14841,7 @@
   <w:comment w:id="1" w:author="Kleber" w:date="2025-06-18T11:03:00Z" w:initials="K">
     <w:p>
       <w:pPr>
-        <w:overflowPunct w:val="true"/>
+        <w:overflowPunct w:val="false"/>
         <w:spacing w:lineRule="auto" w:line="240" w:before="0" w:after="0"/>
         <w:rPr/>
       </w:pPr>

--- a/app/compras/templates_docs/CONFERENCIA_PREGAO.docx
+++ b/app/compras/templates_docs/CONFERENCIA_PREGAO.docx
@@ -12761,15 +12761,15 @@
         <w:tblLook w:val="04a0" w:noHBand="0" w:noVBand="1" w:firstColumn="1" w:lastRow="0" w:lastColumn="0" w:firstRow="1"/>
       </w:tblPr>
       <w:tblGrid>
-        <w:gridCol w:w="4863"/>
-        <w:gridCol w:w="4152"/>
+        <w:gridCol w:w="4862"/>
+        <w:gridCol w:w="4153"/>
         <w:gridCol w:w="2184"/>
       </w:tblGrid>
       <w:tr>
         <w:trPr/>
         <w:tc>
           <w:tcPr>
-            <w:tcW w:w="4863" w:type="dxa"/>
+            <w:tcW w:w="4862" w:type="dxa"/>
             <w:tcBorders>
               <w:top w:val="single" w:sz="8" w:space="0" w:color="000000"/>
               <w:left w:val="single" w:sz="8" w:space="0" w:color="000000"/>
@@ -12799,7 +12799,7 @@
         </w:tc>
         <w:tc>
           <w:tcPr>
-            <w:tcW w:w="4152" w:type="dxa"/>
+            <w:tcW w:w="4153" w:type="dxa"/>
             <w:tcBorders>
               <w:top w:val="single" w:sz="8" w:space="0" w:color="000000"/>
               <w:left w:val="single" w:sz="8" w:space="0" w:color="000000"/>
@@ -12860,7 +12860,7 @@
         <w:trPr/>
         <w:tc>
           <w:tcPr>
-            <w:tcW w:w="4863" w:type="dxa"/>
+            <w:tcW w:w="4862" w:type="dxa"/>
             <w:tcBorders>
               <w:top w:val="single" w:sz="8" w:space="0" w:color="000000"/>
               <w:left w:val="single" w:sz="8" w:space="0" w:color="000000"/>
@@ -12904,7 +12904,7 @@
         </w:tc>
         <w:tc>
           <w:tcPr>
-            <w:tcW w:w="4152" w:type="dxa"/>
+            <w:tcW w:w="4153" w:type="dxa"/>
             <w:tcBorders>
               <w:top w:val="single" w:sz="8" w:space="0" w:color="000000"/>
               <w:left w:val="single" w:sz="8" w:space="0" w:color="000000"/>
@@ -12955,7 +12955,7 @@
         <w:trPr/>
         <w:tc>
           <w:tcPr>
-            <w:tcW w:w="4863" w:type="dxa"/>
+            <w:tcW w:w="4862" w:type="dxa"/>
             <w:tcBorders>
               <w:top w:val="single" w:sz="8" w:space="0" w:color="000000"/>
               <w:left w:val="single" w:sz="8" w:space="0" w:color="000000"/>
@@ -12982,7 +12982,7 @@
         </w:tc>
         <w:tc>
           <w:tcPr>
-            <w:tcW w:w="4152" w:type="dxa"/>
+            <w:tcW w:w="4153" w:type="dxa"/>
             <w:tcBorders>
               <w:top w:val="single" w:sz="8" w:space="0" w:color="000000"/>
               <w:left w:val="single" w:sz="8" w:space="0" w:color="000000"/>
@@ -13029,25 +13029,7 @@
                 <w:sz w:val="20"/>
                 <w:szCs w:val="16"/>
               </w:rPr>
-              <w:t>{{ valor_total_previsto</w:t>
-            </w:r>
-            <w:r>
-              <w:rPr>
-                <w:rFonts w:cs="CenturyGothic,Bold" w:ascii="Arial;sans-serif" w:hAnsi="Arial;sans-serif"/>
-                <w:bCs/>
-                <w:sz w:val="20"/>
-                <w:szCs w:val="16"/>
-              </w:rPr>
-              <w:t>_brl</w:t>
-            </w:r>
-            <w:r>
-              <w:rPr>
-                <w:rFonts w:cs="CenturyGothic,Bold" w:ascii="Arial;sans-serif" w:hAnsi="Arial;sans-serif"/>
-                <w:bCs/>
-                <w:sz w:val="20"/>
-                <w:szCs w:val="16"/>
-              </w:rPr>
-              <w:t xml:space="preserve"> }}</w:t>
+              <w:t>{{ valor_total_previsto_brl }}</w:t>
             </w:r>
           </w:p>
         </w:tc>
@@ -13100,16 +13082,17 @@
         <w:tblLook w:val="04a0" w:noHBand="0" w:noVBand="1" w:firstColumn="1" w:lastRow="0" w:lastColumn="0" w:firstRow="1"/>
       </w:tblPr>
       <w:tblGrid>
-        <w:gridCol w:w="5414"/>
-        <w:gridCol w:w="1980"/>
-        <w:gridCol w:w="1351"/>
-        <w:gridCol w:w="2453"/>
+        <w:gridCol w:w="3649"/>
+        <w:gridCol w:w="1856"/>
+        <w:gridCol w:w="2160"/>
+        <w:gridCol w:w="1350"/>
+        <w:gridCol w:w="2183"/>
       </w:tblGrid>
       <w:tr>
         <w:trPr/>
         <w:tc>
           <w:tcPr>
-            <w:tcW w:w="5414" w:type="dxa"/>
+            <w:tcW w:w="3649" w:type="dxa"/>
             <w:tcBorders>
               <w:top w:val="single" w:sz="8" w:space="0" w:color="000000"/>
               <w:left w:val="single" w:sz="8" w:space="0" w:color="000000"/>
@@ -13148,14 +13131,256 @@
         </w:tc>
         <w:tc>
           <w:tcPr>
-            <w:tcW w:w="1980" w:type="dxa"/>
+            <w:tcW w:w="1856" w:type="dxa"/>
+            <w:tcBorders>
+              <w:top w:val="single" w:sz="8" w:space="0" w:color="000000"/>
+              <w:left w:val="single" w:sz="8" w:space="0" w:color="000000"/>
+              <w:bottom w:val="single" w:sz="8" w:space="0" w:color="000000"/>
+            </w:tcBorders>
+          </w:tcPr>
+          <w:p>
+            <w:pPr>
+              <w:pStyle w:val="Contedodatabela"/>
+              <w:widowControl/>
+              <w:suppressAutoHyphens w:val="true"/>
+              <w:bidi w:val="0"/>
+              <w:spacing w:lineRule="auto" w:line="240" w:before="0" w:after="200"/>
+              <w:jc w:val="center"/>
+              <w:rPr>
+                <w:rFonts w:ascii="Calibri" w:hAnsi="Calibri" w:eastAsia="Calibri" w:cs="" w:asciiTheme="minorHAnsi" w:cstheme="minorBidi" w:eastAsiaTheme="minorHAnsi" w:hAnsiTheme="minorHAnsi"/>
+                <w:color w:val="auto"/>
+                <w:kern w:val="0"/>
+                <w:sz w:val="16"/>
+                <w:szCs w:val="22"/>
+                <w:lang w:val="pt-BR" w:eastAsia="en-US" w:bidi="ar-SA"/>
+              </w:rPr>
+            </w:pPr>
+            <w:r>
+              <w:rPr>
+                <w:rFonts w:eastAsia="Calibri" w:cs="" w:cstheme="minorBidi" w:eastAsiaTheme="minorHAnsi" w:ascii="Calibri" w:hAnsi="Calibri"/>
+                <w:color w:val="auto"/>
+                <w:kern w:val="0"/>
+                <w:sz w:val="16"/>
+                <w:szCs w:val="22"/>
+                <w:lang w:val="pt-BR" w:eastAsia="en-US" w:bidi="ar-SA"/>
+              </w:rPr>
+              <w:t>TERMO DE   REFERÊNCIA</w:t>
+            </w:r>
+          </w:p>
+          <w:p>
+            <w:pPr>
+              <w:pStyle w:val="Contedodatabela"/>
+              <w:widowControl/>
+              <w:suppressAutoHyphens w:val="true"/>
+              <w:bidi w:val="0"/>
+              <w:spacing w:lineRule="auto" w:line="240" w:before="57" w:after="257"/>
+              <w:jc w:val="left"/>
+              <w:rPr>
+                <w:sz w:val="16"/>
+                <w:szCs w:val="16"/>
+              </w:rPr>
+            </w:pPr>
+            <w:r>
+              <w:rPr>
+                <w:rFonts w:cstheme="minorBidi" w:eastAsiaTheme="minorHAnsi"/>
+                <w:sz w:val="16"/>
+                <w:szCs w:val="16"/>
+              </w:rPr>
+              <w:t xml:space="preserve">[    ] </w:t>
+            </w:r>
+            <w:r>
+              <w:rPr>
+                <w:rFonts w:cstheme="minorBidi" w:eastAsiaTheme="minorHAnsi"/>
+                <w:sz w:val="16"/>
+                <w:szCs w:val="16"/>
+              </w:rPr>
+              <w:t>8.32 Consórcio</w:t>
+            </w:r>
+          </w:p>
+          <w:p>
+            <w:pPr>
+              <w:pStyle w:val="Contedodatabela"/>
+              <w:widowControl/>
+              <w:suppressAutoHyphens w:val="true"/>
+              <w:bidi w:val="0"/>
+              <w:spacing w:lineRule="auto" w:line="240" w:before="57" w:after="257"/>
+              <w:jc w:val="left"/>
+              <w:rPr>
+                <w:sz w:val="16"/>
+                <w:szCs w:val="16"/>
+              </w:rPr>
+            </w:pPr>
+            <w:r>
+              <w:rPr>
+                <w:sz w:val="16"/>
+                <w:szCs w:val="16"/>
+              </w:rPr>
+              <w:t>[    ] 8.3</w:t>
+            </w:r>
+            <w:r>
+              <w:rPr>
+                <w:sz w:val="16"/>
+                <w:szCs w:val="16"/>
+              </w:rPr>
+              <w:t>3</w:t>
+            </w:r>
+            <w:r>
+              <w:rPr>
+                <w:sz w:val="16"/>
+                <w:szCs w:val="16"/>
+              </w:rPr>
+              <w:t xml:space="preserve"> C</w:t>
+            </w:r>
+            <w:r>
+              <w:rPr>
+                <w:sz w:val="16"/>
+                <w:szCs w:val="16"/>
+              </w:rPr>
+              <w:t>ooperativa</w:t>
+            </w:r>
+          </w:p>
+          <w:p>
+            <w:pPr>
+              <w:pStyle w:val="Contedodatabela"/>
+              <w:widowControl/>
+              <w:suppressAutoHyphens w:val="true"/>
+              <w:bidi w:val="0"/>
+              <w:spacing w:lineRule="auto" w:line="240" w:before="57" w:after="257"/>
+              <w:jc w:val="left"/>
+              <w:rPr>
+                <w:sz w:val="16"/>
+                <w:szCs w:val="16"/>
+              </w:rPr>
+            </w:pPr>
+            <w:r>
+              <w:rPr>
+                <w:sz w:val="16"/>
+                <w:szCs w:val="16"/>
+              </w:rPr>
+              <w:t xml:space="preserve">[    ] </w:t>
+            </w:r>
+            <w:r>
+              <w:rPr>
+                <w:sz w:val="16"/>
+                <w:szCs w:val="16"/>
+              </w:rPr>
+              <w:t>4.</w:t>
+            </w:r>
+            <w:r>
+              <w:rPr>
+                <w:sz w:val="16"/>
+                <w:szCs w:val="16"/>
+              </w:rPr>
+              <w:t>4 Garantia</w:t>
+            </w:r>
+          </w:p>
+          <w:p>
+            <w:pPr>
+              <w:pStyle w:val="Contedodatabela"/>
+              <w:widowControl/>
+              <w:suppressAutoHyphens w:val="true"/>
+              <w:bidi w:val="0"/>
+              <w:spacing w:lineRule="auto" w:line="240" w:before="57" w:after="257"/>
+              <w:jc w:val="left"/>
+              <w:rPr>
+                <w:sz w:val="16"/>
+                <w:szCs w:val="16"/>
+              </w:rPr>
+            </w:pPr>
+            <w:r>
+              <w:rPr>
+                <w:sz w:val="16"/>
+                <w:szCs w:val="16"/>
+              </w:rPr>
+              <w:t xml:space="preserve">[    ] </w:t>
+            </w:r>
+            <w:r>
+              <w:rPr>
+                <w:sz w:val="16"/>
+                <w:szCs w:val="16"/>
+              </w:rPr>
+              <w:t>4.7 Vistoria</w:t>
+            </w:r>
+          </w:p>
+          <w:p>
+            <w:pPr>
+              <w:pStyle w:val="Contedodatabela"/>
+              <w:widowControl/>
+              <w:suppressAutoHyphens w:val="true"/>
+              <w:bidi w:val="0"/>
+              <w:spacing w:lineRule="auto" w:line="240" w:before="0" w:after="200"/>
+              <w:jc w:val="left"/>
+              <w:rPr>
+                <w:rFonts w:ascii="Calibri" w:hAnsi="Calibri" w:eastAsia="Calibri" w:cs="" w:asciiTheme="minorHAnsi" w:cstheme="minorBidi" w:eastAsiaTheme="minorHAnsi" w:hAnsiTheme="minorHAnsi"/>
+                <w:color w:val="auto"/>
+                <w:kern w:val="0"/>
+                <w:sz w:val="16"/>
+                <w:szCs w:val="22"/>
+                <w:lang w:val="pt-BR" w:eastAsia="en-US" w:bidi="ar-SA"/>
+              </w:rPr>
+            </w:pPr>
+            <w:r>
+              <w:rPr>
+                <w:rFonts w:eastAsia="Calibri" w:cs="" w:cstheme="minorBidi" w:eastAsiaTheme="minorHAnsi" w:ascii="Calibri" w:hAnsi="Calibri"/>
+                <w:color w:val="auto"/>
+                <w:kern w:val="0"/>
+                <w:sz w:val="16"/>
+                <w:szCs w:val="22"/>
+                <w:lang w:val="pt-BR" w:eastAsia="en-US" w:bidi="ar-SA"/>
+              </w:rPr>
+            </w:r>
+          </w:p>
+          <w:p>
+            <w:pPr>
+              <w:pStyle w:val="Contedodatabela"/>
+              <w:widowControl/>
+              <w:suppressAutoHyphens w:val="true"/>
+              <w:bidi w:val="0"/>
+              <w:spacing w:lineRule="auto" w:line="240" w:before="0" w:after="200"/>
+              <w:jc w:val="left"/>
+              <w:rPr>
+                <w:rFonts w:ascii="Calibri" w:hAnsi="Calibri" w:eastAsia="Calibri" w:cs="" w:asciiTheme="minorHAnsi" w:cstheme="minorBidi" w:eastAsiaTheme="minorHAnsi" w:hAnsiTheme="minorHAnsi"/>
+                <w:color w:val="auto"/>
+                <w:kern w:val="0"/>
+                <w:sz w:val="16"/>
+                <w:szCs w:val="22"/>
+                <w:lang w:val="pt-BR" w:eastAsia="en-US" w:bidi="ar-SA"/>
+              </w:rPr>
+            </w:pPr>
+            <w:r>
+              <w:rPr>
+                <w:rFonts w:eastAsia="Calibri" w:cs="" w:cstheme="minorBidi" w:eastAsiaTheme="minorHAnsi" w:ascii="Calibri" w:hAnsi="Calibri"/>
+                <w:color w:val="auto"/>
+                <w:kern w:val="0"/>
+                <w:sz w:val="16"/>
+                <w:szCs w:val="22"/>
+                <w:lang w:val="pt-BR" w:eastAsia="en-US" w:bidi="ar-SA"/>
+              </w:rPr>
+              <w:t>CONTRATO</w:t>
+              <w:br/>
+            </w:r>
+            <w:r>
+              <w:rPr>
+                <w:rFonts w:eastAsia="Calibri" w:cs="" w:cstheme="minorBidi" w:eastAsiaTheme="minorHAnsi" w:ascii="Calibri" w:hAnsi="Calibri"/>
+                <w:color w:val="auto"/>
+                <w:kern w:val="0"/>
+                <w:sz w:val="16"/>
+                <w:szCs w:val="16"/>
+                <w:lang w:val="pt-BR" w:eastAsia="en-US" w:bidi="ar-SA"/>
+              </w:rPr>
+              <w:t>[    ] 7.10.4 Garantia</w:t>
+            </w:r>
+          </w:p>
+        </w:tc>
+        <w:tc>
+          <w:tcPr>
+            <w:tcW w:w="2160" w:type="dxa"/>
             <w:tcBorders>
               <w:top w:val="single" w:sz="8" w:space="0" w:color="000000"/>
               <w:left w:val="single" w:sz="8" w:space="0" w:color="000000"/>
               <w:bottom w:val="single" w:sz="8" w:space="0" w:color="000000"/>
               <w:right w:val="single" w:sz="8" w:space="0" w:color="000000"/>
             </w:tcBorders>
-            <w:vAlign w:val="center"/>
           </w:tcPr>
           <w:p>
             <w:pPr>
@@ -13164,7 +13389,7 @@
               <w:suppressAutoHyphens w:val="true"/>
               <w:bidi w:val="0"/>
               <w:spacing w:lineRule="auto" w:line="240" w:before="0" w:after="200"/>
-              <w:jc w:val="left"/>
+              <w:jc w:val="center"/>
               <w:rPr>
                 <w:rFonts w:ascii="Calibri" w:hAnsi="Calibri" w:eastAsia="Calibri" w:cs="" w:asciiTheme="minorHAnsi" w:cstheme="minorBidi" w:eastAsiaTheme="minorHAnsi" w:hAnsiTheme="minorHAnsi"/>
                 <w:color w:val="auto"/>
@@ -13183,6 +13408,7 @@
                 <w:szCs w:val="22"/>
                 <w:lang w:val="pt-BR" w:eastAsia="en-US" w:bidi="ar-SA"/>
               </w:rPr>
+              <w:t>EDITAL</w:t>
             </w:r>
           </w:p>
           <w:p>
@@ -13191,18 +13417,8 @@
               <w:widowControl/>
               <w:suppressAutoHyphens w:val="true"/>
               <w:bidi w:val="0"/>
-              <w:spacing w:lineRule="auto" w:line="240" w:before="0" w:after="200"/>
-              <w:jc w:val="left"/>
-              <w:rPr>
-                <w:rFonts w:ascii="Calibri" w:hAnsi="Calibri" w:eastAsia="Calibri" w:cs="" w:asciiTheme="minorHAnsi" w:cstheme="minorBidi" w:eastAsiaTheme="minorHAnsi" w:hAnsiTheme="minorHAnsi"/>
-                <w:color w:val="auto"/>
-                <w:kern w:val="0"/>
-                <w:sz w:val="16"/>
-                <w:szCs w:val="22"/>
-                <w:lang w:val="pt-BR" w:eastAsia="en-US" w:bidi="ar-SA"/>
-              </w:rPr>
-            </w:pPr>
-            <w:r>
+              <w:spacing w:lineRule="auto" w:line="240" w:before="57" w:after="257"/>
+              <w:jc w:val="left"/>
               <w:rPr>
                 <w:rFonts w:eastAsia="Calibri" w:cs="" w:cstheme="minorBidi" w:eastAsiaTheme="minorHAnsi"/>
                 <w:color w:val="auto"/>
@@ -13211,25 +13427,6 @@
                 <w:szCs w:val="22"/>
                 <w:lang w:val="pt-BR" w:eastAsia="en-US" w:bidi="ar-SA"/>
               </w:rPr>
-              <w:t>TR | Edital</w:t>
-            </w:r>
-          </w:p>
-          <w:p>
-            <w:pPr>
-              <w:pStyle w:val="Contedodatabela"/>
-              <w:widowControl/>
-              <w:suppressAutoHyphens w:val="true"/>
-              <w:bidi w:val="0"/>
-              <w:spacing w:lineRule="auto" w:line="240" w:before="0" w:after="200"/>
-              <w:jc w:val="left"/>
-              <w:rPr>
-                <w:rFonts w:ascii="Calibri" w:hAnsi="Calibri" w:eastAsia="Calibri" w:cs="" w:asciiTheme="minorHAnsi" w:cstheme="minorBidi" w:eastAsiaTheme="minorHAnsi" w:hAnsiTheme="minorHAnsi"/>
-                <w:color w:val="auto"/>
-                <w:kern w:val="0"/>
-                <w:sz w:val="16"/>
-                <w:szCs w:val="22"/>
-                <w:lang w:val="pt-BR" w:eastAsia="en-US" w:bidi="ar-SA"/>
-              </w:rPr>
             </w:pPr>
             <w:r>
               <w:rPr>
@@ -13240,7 +13437,7 @@
                 <w:szCs w:val="22"/>
                 <w:lang w:val="pt-BR" w:eastAsia="en-US" w:bidi="ar-SA"/>
               </w:rPr>
-              <w:t xml:space="preserve">☐ ☐ </w:t>
+              <w:t xml:space="preserve">[    ] 3.7.10  </w:t>
             </w:r>
             <w:r>
               <w:rPr>
@@ -13251,29 +13448,182 @@
                 <w:szCs w:val="22"/>
                 <w:lang w:val="pt-BR" w:eastAsia="en-US" w:bidi="ar-SA"/>
               </w:rPr>
-              <w:t>Exclusivo</w:t>
-              <w:br/>
-              <w:t>ME/EPP/MEI</w:t>
+              <w:t xml:space="preserve">3.8.2 </w:t>
+            </w:r>
+            <w:r>
+              <w:rPr>
+                <w:rFonts w:eastAsia="Calibri" w:cs="" w:cstheme="minorBidi" w:eastAsiaTheme="minorHAnsi"/>
+                <w:color w:val="auto"/>
+                <w:kern w:val="0"/>
+                <w:sz w:val="16"/>
+                <w:szCs w:val="22"/>
+                <w:lang w:val="pt-BR" w:eastAsia="en-US" w:bidi="ar-SA"/>
+              </w:rPr>
+              <w:t>C</w:t>
+            </w:r>
+            <w:r>
+              <w:rPr>
+                <w:rFonts w:eastAsia="Calibri" w:cs="" w:cstheme="minorBidi" w:eastAsiaTheme="minorHAnsi"/>
+                <w:color w:val="auto"/>
+                <w:kern w:val="0"/>
+                <w:sz w:val="16"/>
+                <w:szCs w:val="22"/>
+                <w:lang w:val="pt-BR" w:eastAsia="en-US" w:bidi="ar-SA"/>
+              </w:rPr>
+              <w:t xml:space="preserve">onsórcio </w:t>
               <w:br/>
               <w:br/>
-              <w:t>☐ ☐ Consórcio</w:t>
-              <w:br/>
-              <w:br/>
-              <w:t>☐ ☐ Cooperativa</w:t>
-              <w:br/>
-            </w:r>
-          </w:p>
-        </w:tc>
-        <w:tc>
-          <w:tcPr>
-            <w:tcW w:w="1351" w:type="dxa"/>
+              <w:t xml:space="preserve">[   ] 3.8.1 </w:t>
+            </w:r>
+            <w:r>
+              <w:rPr>
+                <w:rFonts w:eastAsia="Calibri" w:cs="" w:cstheme="minorBidi" w:eastAsiaTheme="minorHAnsi"/>
+                <w:color w:val="auto"/>
+                <w:kern w:val="0"/>
+                <w:sz w:val="16"/>
+                <w:szCs w:val="22"/>
+                <w:lang w:val="pt-BR" w:eastAsia="en-US" w:bidi="ar-SA"/>
+              </w:rPr>
+              <w:t>C</w:t>
+            </w:r>
+            <w:r>
+              <w:rPr>
+                <w:rFonts w:eastAsia="Calibri" w:cs="" w:cstheme="minorBidi" w:eastAsiaTheme="minorHAnsi"/>
+                <w:color w:val="auto"/>
+                <w:kern w:val="0"/>
+                <w:sz w:val="16"/>
+                <w:szCs w:val="22"/>
+                <w:lang w:val="pt-BR" w:eastAsia="en-US" w:bidi="ar-SA"/>
+              </w:rPr>
+              <w:t>ooperativa</w:t>
+            </w:r>
+          </w:p>
+          <w:p>
+            <w:pPr>
+              <w:pStyle w:val="Contedodatabela"/>
+              <w:widowControl/>
+              <w:suppressAutoHyphens w:val="true"/>
+              <w:bidi w:val="0"/>
+              <w:spacing w:lineRule="auto" w:line="240" w:before="57" w:after="257"/>
+              <w:jc w:val="left"/>
+              <w:rPr>
+                <w:sz w:val="16"/>
+                <w:szCs w:val="16"/>
+              </w:rPr>
+            </w:pPr>
+            <w:r>
+              <w:rPr>
+                <w:sz w:val="16"/>
+                <w:szCs w:val="16"/>
+              </w:rPr>
+              <w:t xml:space="preserve">[    ] </w:t>
+            </w:r>
+            <w:r>
+              <w:rPr>
+                <w:sz w:val="16"/>
+                <w:szCs w:val="16"/>
+              </w:rPr>
+              <w:t xml:space="preserve">7.10.4 Garantia </w:t>
+            </w:r>
+            <w:r>
+              <w:rPr>
+                <w:sz w:val="16"/>
+                <w:szCs w:val="16"/>
+              </w:rPr>
+              <w:t>Engª</w:t>
+            </w:r>
+            <w:r>
+              <w:rPr>
+                <w:sz w:val="16"/>
+                <w:szCs w:val="16"/>
+              </w:rPr>
+              <w:t xml:space="preserve"> </w:t>
+            </w:r>
+          </w:p>
+          <w:p>
+            <w:pPr>
+              <w:pStyle w:val="Contedodatabela"/>
+              <w:widowControl/>
+              <w:suppressAutoHyphens w:val="true"/>
+              <w:bidi w:val="0"/>
+              <w:spacing w:lineRule="auto" w:line="240" w:before="57" w:after="257"/>
+              <w:jc w:val="left"/>
+              <w:rPr/>
+            </w:pPr>
+            <w:r>
+              <w:rPr>
+                <w:sz w:val="16"/>
+                <w:szCs w:val="16"/>
+              </w:rPr>
+              <w:t xml:space="preserve">[    ] </w:t>
+            </w:r>
+            <w:r>
+              <w:rPr>
+                <w:sz w:val="16"/>
+                <w:szCs w:val="16"/>
+              </w:rPr>
+              <w:t>8.10 Vistoria</w:t>
+            </w:r>
+          </w:p>
+          <w:p>
+            <w:pPr>
+              <w:pStyle w:val="Contedodatabela"/>
+              <w:widowControl/>
+              <w:suppressAutoHyphens w:val="true"/>
+              <w:bidi w:val="0"/>
+              <w:spacing w:lineRule="auto" w:line="240" w:before="57" w:after="257"/>
+              <w:jc w:val="left"/>
+              <w:rPr>
+                <w:sz w:val="16"/>
+                <w:szCs w:val="16"/>
+              </w:rPr>
+            </w:pPr>
+            <w:r>
+              <w:rPr>
+                <w:sz w:val="16"/>
+                <w:szCs w:val="16"/>
+              </w:rPr>
+            </w:r>
+          </w:p>
+          <w:p>
+            <w:pPr>
+              <w:pStyle w:val="Contedodatabela"/>
+              <w:widowControl/>
+              <w:suppressAutoHyphens w:val="true"/>
+              <w:bidi w:val="0"/>
+              <w:spacing w:lineRule="auto" w:line="240" w:before="57" w:after="257"/>
+              <w:jc w:val="left"/>
+              <w:rPr>
+                <w:rFonts w:eastAsia="Calibri" w:cs="" w:cstheme="minorBidi" w:eastAsiaTheme="minorHAnsi"/>
+                <w:color w:val="auto"/>
+                <w:kern w:val="0"/>
+                <w:sz w:val="16"/>
+                <w:szCs w:val="22"/>
+                <w:lang w:val="pt-BR" w:eastAsia="en-US" w:bidi="ar-SA"/>
+              </w:rPr>
+            </w:pPr>
+            <w:r>
+              <w:rPr>
+                <w:rFonts w:eastAsia="Calibri" w:cs="" w:cstheme="minorBidi" w:eastAsiaTheme="minorHAnsi"/>
+                <w:color w:val="auto"/>
+                <w:kern w:val="0"/>
+                <w:sz w:val="16"/>
+                <w:szCs w:val="22"/>
+                <w:lang w:val="pt-BR" w:eastAsia="en-US" w:bidi="ar-SA"/>
+              </w:rPr>
+              <w:t>[   ]  3.5 Exclusivo EPP</w:t>
+            </w:r>
+          </w:p>
+        </w:tc>
+        <w:tc>
+          <w:tcPr>
+            <w:tcW w:w="1350" w:type="dxa"/>
             <w:tcBorders>
               <w:top w:val="single" w:sz="8" w:space="0" w:color="000000"/>
               <w:left w:val="single" w:sz="8" w:space="0" w:color="000000"/>
               <w:bottom w:val="single" w:sz="8" w:space="0" w:color="000000"/>
               <w:right w:val="single" w:sz="8" w:space="0" w:color="000000"/>
             </w:tcBorders>
-            <w:vAlign w:val="center"/>
           </w:tcPr>
           <w:p>
             <w:pPr>
@@ -13488,7 +13838,7 @@
         </w:tc>
         <w:tc>
           <w:tcPr>
-            <w:tcW w:w="2453" w:type="dxa"/>
+            <w:tcW w:w="2183" w:type="dxa"/>
             <w:tcBorders>
               <w:top w:val="single" w:sz="8" w:space="0" w:color="000000"/>
               <w:left w:val="single" w:sz="8" w:space="0" w:color="000000"/>
@@ -13847,6 +14197,16 @@
           <w:szCs w:val="16"/>
         </w:rPr>
       </w:pPr>
+      <w:r>
+        <w:rPr>
+          <w:rFonts w:cs="CenturyGothic,Bold" w:ascii="CenturyGothic,Bold" w:hAnsi="CenturyGothic,Bold"/>
+          <w:b/>
+          <w:bCs/>
+          <w:sz w:val="16"/>
+          <w:szCs w:val="16"/>
+        </w:rPr>
+        <w:br/>
+      </w:r>
       <w:r>
         <w:rPr>
           <w:rFonts w:cs="CenturyGothic,Bold" w:ascii="CenturyGothic,Bold" w:hAnsi="CenturyGothic,Bold"/>
@@ -14525,25 +14885,7 @@
                 <w:sz w:val="16"/>
                 <w:szCs w:val="16"/>
               </w:rPr>
-              <w:t>{{ item.valor_unitario_previsto</w:t>
-            </w:r>
-            <w:r>
-              <w:rPr>
-                <w:rFonts w:cs="CenturyGothic,Bold"/>
-                <w:bCs/>
-                <w:sz w:val="16"/>
-                <w:szCs w:val="16"/>
-              </w:rPr>
-              <w:t>_brl</w:t>
-            </w:r>
-            <w:r>
-              <w:rPr>
-                <w:rFonts w:cs="CenturyGothic,Bold"/>
-                <w:bCs/>
-                <w:sz w:val="16"/>
-                <w:szCs w:val="16"/>
-              </w:rPr>
-              <w:t xml:space="preserve"> }}</w:t>
+              <w:t>{{ item.valor_unitario_previsto_brl }}</w:t>
             </w:r>
           </w:p>
         </w:tc>
@@ -14823,7 +15165,7 @@
   <w:comment w:id="0" w:author="Kleber" w:date="2024-08-14T08:02:00Z" w:initials="K">
     <w:p>
       <w:pPr>
-        <w:overflowPunct w:val="false"/>
+        <w:overflowPunct w:val="true"/>
         <w:spacing w:lineRule="auto" w:line="240" w:before="0" w:after="0"/>
         <w:rPr/>
       </w:pPr>
@@ -14841,7 +15183,7 @@
   <w:comment w:id="1" w:author="Kleber" w:date="2025-06-18T11:03:00Z" w:initials="K">
     <w:p>
       <w:pPr>
-        <w:overflowPunct w:val="false"/>
+        <w:overflowPunct w:val="true"/>
         <w:spacing w:lineRule="auto" w:line="240" w:before="0" w:after="0"/>
         <w:rPr/>
       </w:pPr>
